--- a/more.docx
+++ b/more.docx
@@ -1,6 +1,6 @@
 
 <file path=word/document.xml><?xml version="1.0" encoding="utf-8"?>
-<w:document xmlns:wpc="http://schemas.microsoft.com/office/word/2010/wordprocessingCanvas" xmlns:cx="http://schemas.microsoft.com/office/drawing/2014/chartex" xmlns:cx1="http://schemas.microsoft.com/office/drawing/2015/9/8/chartex" xmlns:cx2="http://schemas.microsoft.com/office/drawing/2015/10/21/chartex" xmlns:cx3="http://schemas.microsoft.com/office/drawing/2016/5/9/chartex" xmlns:cx4="http://schemas.microsoft.com/office/drawing/2016/5/10/chartex" xmlns:cx5="http://schemas.microsoft.com/office/drawing/2016/5/11/chartex" xmlns:cx6="http://schemas.microsoft.com/office/drawing/2016/5/12/chartex" xmlns:cx7="http://schemas.microsoft.com/office/drawing/2016/5/13/chartex" xmlns:cx8="http://schemas.microsoft.com/office/drawing/2016/5/14/chartex" xmlns:mc="http://schemas.openxmlformats.org/markup-compatibility/2006" xmlns:aink="http://schemas.microsoft.com/office/drawing/2016/ink" xmlns:am3d="http://schemas.microsoft.com/office/drawing/2017/model3d" xmlns:o="urn:schemas-microsoft-com:office:office" xmlns:r="http://schemas.openxmlformats.org/officeDocument/2006/relationships" xmlns:m="http://schemas.openxmlformats.org/officeDocument/2006/math" xmlns:v="urn:schemas-microsoft-com:vml" xmlns:wp14="http://schemas.microsoft.com/office/word/2010/wordprocessingDrawing" xmlns:wp="http://schemas.openxmlformats.org/drawingml/2006/wordprocessingDrawing" xmlns:w10="urn:schemas-microsoft-com:office:word" xmlns:w="http://schemas.openxmlformats.org/wordprocessingml/2006/main" xmlns:w14="http://schemas.microsoft.com/office/word/2010/wordml" xmlns:w15="http://schemas.microsoft.com/office/word/2012/wordml" xmlns:w16cex="http://schemas.microsoft.com/office/word/2018/wordml/cex" xmlns:w16cid="http://schemas.microsoft.com/office/word/2016/wordml/cid" xmlns:w16="http://schemas.microsoft.com/office/word/2018/wordml" xmlns:w16sdtdh="http://schemas.microsoft.com/office/word/2020/wordml/sdtdatahash" xmlns:w16se="http://schemas.microsoft.com/office/word/2015/wordml/symex" xmlns:wpg="http://schemas.microsoft.com/office/word/2010/wordprocessingGroup" xmlns:wpi="http://schemas.microsoft.com/office/word/2010/wordprocessingInk" xmlns:wne="http://schemas.microsoft.com/office/word/2006/wordml" xmlns:wps="http://schemas.microsoft.com/office/word/2010/wordprocessingShape" mc:Ignorable="w14 w15 w16se w16cid w16 w16cex w16sdtdh wp14">
+<w:document xmlns:wpc="http://schemas.microsoft.com/office/word/2010/wordprocessingCanvas" xmlns:cx="http://schemas.microsoft.com/office/drawing/2014/chartex" xmlns:cx1="http://schemas.microsoft.com/office/drawing/2015/9/8/chartex" xmlns:cx2="http://schemas.microsoft.com/office/drawing/2015/10/21/chartex" xmlns:cx3="http://schemas.microsoft.com/office/drawing/2016/5/9/chartex" xmlns:cx4="http://schemas.microsoft.com/office/drawing/2016/5/10/chartex" xmlns:cx5="http://schemas.microsoft.com/office/drawing/2016/5/11/chartex" xmlns:cx6="http://schemas.microsoft.com/office/drawing/2016/5/12/chartex" xmlns:cx7="http://schemas.microsoft.com/office/drawing/2016/5/13/chartex" xmlns:cx8="http://schemas.microsoft.com/office/drawing/2016/5/14/chartex" xmlns:mc="http://schemas.openxmlformats.org/markup-compatibility/2006" xmlns:aink="http://schemas.microsoft.com/office/drawing/2016/ink" xmlns:am3d="http://schemas.microsoft.com/office/drawing/2017/model3d" xmlns:o="urn:schemas-microsoft-com:office:office" xmlns:oel="http://schemas.microsoft.com/office/2019/extlst" xmlns:r="http://schemas.openxmlformats.org/officeDocument/2006/relationships" xmlns:m="http://schemas.openxmlformats.org/officeDocument/2006/math" xmlns:v="urn:schemas-microsoft-com:vml" xmlns:wp14="http://schemas.microsoft.com/office/word/2010/wordprocessingDrawing" xmlns:wp="http://schemas.openxmlformats.org/drawingml/2006/wordprocessingDrawing" xmlns:w10="urn:schemas-microsoft-com:office:word" xmlns:w="http://schemas.openxmlformats.org/wordprocessingml/2006/main" xmlns:w14="http://schemas.microsoft.com/office/word/2010/wordml" xmlns:w15="http://schemas.microsoft.com/office/word/2012/wordml" xmlns:w16cex="http://schemas.microsoft.com/office/word/2018/wordml/cex" xmlns:w16cid="http://schemas.microsoft.com/office/word/2016/wordml/cid" xmlns:w16="http://schemas.microsoft.com/office/word/2018/wordml" xmlns:w16du="http://schemas.microsoft.com/office/word/2023/wordml/word16du" xmlns:w16sdtdh="http://schemas.microsoft.com/office/word/2020/wordml/sdtdatahash" xmlns:w16sdtfl="http://schemas.microsoft.com/office/word/2024/wordml/sdtformatlock" xmlns:w16se="http://schemas.microsoft.com/office/word/2015/wordml/symex" xmlns:wpg="http://schemas.microsoft.com/office/word/2010/wordprocessingGroup" xmlns:wpi="http://schemas.microsoft.com/office/word/2010/wordprocessingInk" xmlns:wne="http://schemas.microsoft.com/office/word/2006/wordml" xmlns:wps="http://schemas.microsoft.com/office/word/2010/wordprocessingShape" mc:Ignorable="w14 w15 w16se w16cid w16 w16cex w16sdtdh w16sdtfl w16du wp14">
   <w:body>
     <w:p>
       <w:pPr>
@@ -87,7 +87,21 @@
         <w:rPr>
           <w:rStyle w:val="Strong"/>
         </w:rPr>
-        <w:t>static type checker</w:t>
+        <w:t xml:space="preserve">static </w:t>
+      </w:r>
+      <w:proofErr w:type="gramStart"/>
+      <w:r>
+        <w:rPr>
+          <w:rStyle w:val="Strong"/>
+        </w:rPr>
+        <w:t>type</w:t>
+      </w:r>
+      <w:proofErr w:type="gramEnd"/>
+      <w:r>
+        <w:rPr>
+          <w:rStyle w:val="Strong"/>
+        </w:rPr>
+        <w:t xml:space="preserve"> checker</w:t>
       </w:r>
       <w:r>
         <w:t>.</w:t>
@@ -179,8 +193,13 @@
       <w:pPr>
         <w:pStyle w:val="NormalWeb"/>
       </w:pPr>
-      <w:r>
-        <w:t xml:space="preserve">Converts your </w:t>
+      <w:proofErr w:type="gramStart"/>
+      <w:r>
+        <w:t>Converts</w:t>
+      </w:r>
+      <w:proofErr w:type="gramEnd"/>
+      <w:r>
+        <w:t xml:space="preserve"> your </w:t>
       </w:r>
       <w:r>
         <w:rPr>
@@ -247,8 +266,13 @@
           <w:numId w:val="4"/>
         </w:numPr>
       </w:pPr>
-      <w:r>
-        <w:t>a variable assignment</w:t>
+      <w:proofErr w:type="gramStart"/>
+      <w:r>
+        <w:t>a variable</w:t>
+      </w:r>
+      <w:proofErr w:type="gramEnd"/>
+      <w:r>
+        <w:t xml:space="preserve"> assignment</w:t>
       </w:r>
     </w:p>
     <w:p>
@@ -535,9 +559,22 @@
       <w:pPr>
         <w:pStyle w:val="NormalWeb"/>
       </w:pPr>
+      <w:proofErr w:type="gramStart"/>
       <w:r>
         <w:lastRenderedPageBreak/>
-        <w:t>Looks inside every imported module so types match.</w:t>
+        <w:t>Looks</w:t>
+      </w:r>
+      <w:proofErr w:type="gramEnd"/>
+      <w:r>
+        <w:t xml:space="preserve"> inside every imported module so </w:t>
+      </w:r>
+      <w:proofErr w:type="gramStart"/>
+      <w:r>
+        <w:t>types</w:t>
+      </w:r>
+      <w:proofErr w:type="gramEnd"/>
+      <w:r>
+        <w:t xml:space="preserve"> match.</w:t>
       </w:r>
     </w:p>
     <w:p>
@@ -667,39 +704,45 @@
         <w:rPr>
           <w:rStyle w:val="HTMLCode"/>
         </w:rPr>
-        <w:t>.</w:t>
+        <w:t>.pyi</w:t>
+      </w:r>
+      <w:proofErr w:type="gramEnd"/>
+      <w:r>
+        <w:t xml:space="preserve"> </w:t>
+      </w:r>
+      <w:r>
+        <w:t>interface/</w:t>
+      </w:r>
+      <w:r>
+        <w:t xml:space="preserve">stub to check the return type of </w:t>
       </w:r>
       <w:proofErr w:type="spellStart"/>
       <w:r>
         <w:rPr>
           <w:rStyle w:val="HTMLCode"/>
         </w:rPr>
-        <w:t>pyi</w:t>
+        <w:t>get_</w:t>
+      </w:r>
+      <w:proofErr w:type="gramStart"/>
+      <w:r>
+        <w:rPr>
+          <w:rStyle w:val="HTMLCode"/>
+        </w:rPr>
+        <w:t>user</w:t>
       </w:r>
       <w:proofErr w:type="spellEnd"/>
+      <w:r>
+        <w:rPr>
+          <w:rStyle w:val="HTMLCode"/>
+        </w:rPr>
+        <w:t>(</w:t>
+      </w:r>
       <w:proofErr w:type="gramEnd"/>
       <w:r>
-        <w:t xml:space="preserve"> </w:t>
-      </w:r>
-      <w:r>
-        <w:t>interface/</w:t>
-      </w:r>
-      <w:r>
-        <w:t xml:space="preserve">stub to check the return type of </w:t>
-      </w:r>
-      <w:proofErr w:type="spellStart"/>
-      <w:r>
-        <w:rPr>
-          <w:rStyle w:val="HTMLCode"/>
-        </w:rPr>
-        <w:t>get_user</w:t>
-      </w:r>
-      <w:proofErr w:type="spellEnd"/>
-      <w:r>
-        <w:rPr>
-          <w:rStyle w:val="HTMLCode"/>
-        </w:rPr>
-        <w:t>()</w:t>
+        <w:rPr>
+          <w:rStyle w:val="HTMLCode"/>
+        </w:rPr>
+        <w:t>)</w:t>
       </w:r>
       <w:r>
         <w:t>.</w:t>
@@ -1033,6 +1076,7 @@
         <w:t xml:space="preserve">: List[int]) -&gt; </w:t>
       </w:r>
       <w:proofErr w:type="spellStart"/>
+      <w:proofErr w:type="gramStart"/>
       <w:r>
         <w:rPr>
           <w:rFonts w:ascii="Courier New" w:eastAsia="Times New Roman" w:hAnsi="Courier New" w:cs="Courier New"/>
@@ -1050,7 +1094,17 @@
           <w:sz w:val="20"/>
           <w:szCs w:val="20"/>
         </w:rPr>
-        <w:t>[str, int]:</w:t>
+        <w:t>[</w:t>
+      </w:r>
+      <w:proofErr w:type="gramEnd"/>
+      <w:r>
+        <w:rPr>
+          <w:rFonts w:ascii="Courier New" w:eastAsia="Times New Roman" w:hAnsi="Courier New" w:cs="Courier New"/>
+          <w:color w:val="E6E8F0"/>
+          <w:sz w:val="20"/>
+          <w:szCs w:val="20"/>
+        </w:rPr>
+        <w:t>str, int]:</w:t>
       </w:r>
     </w:p>
     <w:p>
@@ -1100,7 +1154,31 @@
           <w:sz w:val="20"/>
           <w:szCs w:val="20"/>
         </w:rPr>
-        <w:t># No implementation here, just the type signature</w:t>
+        <w:t xml:space="preserve"># No implementation here, just the </w:t>
+      </w:r>
+      <w:proofErr w:type="gramStart"/>
+      <w:r>
+        <w:rPr>
+          <w:rFonts w:ascii="Courier New" w:eastAsia="Times New Roman" w:hAnsi="Courier New" w:cs="Courier New"/>
+          <w:i/>
+          <w:iCs/>
+          <w:color w:val="9AA0A6"/>
+          <w:sz w:val="20"/>
+          <w:szCs w:val="20"/>
+        </w:rPr>
+        <w:t>type</w:t>
+      </w:r>
+      <w:proofErr w:type="gramEnd"/>
+      <w:r>
+        <w:rPr>
+          <w:rFonts w:ascii="Courier New" w:eastAsia="Times New Roman" w:hAnsi="Courier New" w:cs="Courier New"/>
+          <w:i/>
+          <w:iCs/>
+          <w:color w:val="9AA0A6"/>
+          <w:sz w:val="20"/>
+          <w:szCs w:val="20"/>
+        </w:rPr>
+        <w:t xml:space="preserve"> signature</w:t>
       </w:r>
     </w:p>
     <w:p>
@@ -1123,7 +1201,6 @@
         </w:rPr>
         <w:t>Tools then use this </w:t>
       </w:r>
-      <w:proofErr w:type="spellStart"/>
       <w:r>
         <w:rPr>
           <w:rFonts w:ascii="Courier New" w:eastAsia="Times New Roman" w:hAnsi="Courier New" w:cs="Courier New"/>
@@ -1135,7 +1212,6 @@
         </w:rPr>
         <w:t>pyi</w:t>
       </w:r>
-      <w:proofErr w:type="spellEnd"/>
       <w:r>
         <w:rPr>
           <w:rFonts w:ascii="Arial" w:eastAsia="Times New Roman" w:hAnsi="Arial" w:cs="Arial"/>
@@ -1193,7 +1269,15 @@
         <w:pStyle w:val="NormalWeb"/>
       </w:pPr>
       <w:r>
-        <w:t>Matches your hints vs how you actually use data.</w:t>
+        <w:t xml:space="preserve">Matches your hints vs how you </w:t>
+      </w:r>
+      <w:proofErr w:type="gramStart"/>
+      <w:r>
+        <w:t>actually use</w:t>
+      </w:r>
+      <w:proofErr w:type="gramEnd"/>
+      <w:r>
+        <w:t xml:space="preserve"> data.</w:t>
       </w:r>
     </w:p>
     <w:p>
@@ -1337,7 +1421,14 @@
         <w:rPr>
           <w:rStyle w:val="hljs-string"/>
         </w:rPr>
-        <w:t>"20"</w:t>
+        <w:t>"20</w:t>
+      </w:r>
+      <w:proofErr w:type="gramStart"/>
+      <w:r>
+        <w:rPr>
+          <w:rStyle w:val="hljs-string"/>
+        </w:rPr>
+        <w:t>"</w:t>
       </w:r>
       <w:r>
         <w:rPr>
@@ -1345,6 +1436,7 @@
         </w:rPr>
         <w:t xml:space="preserve">)   </w:t>
       </w:r>
+      <w:proofErr w:type="gramEnd"/>
       <w:r>
         <w:rPr>
           <w:rStyle w:val="hljs-comment"/>
@@ -1544,20 +1636,20 @@
         <w:rPr>
           <w:rStyle w:val="HTMLCode"/>
         </w:rPr>
-        <w:t>(</w:t>
+        <w:t xml:space="preserve">()  </w:t>
+      </w:r>
+      <w:r>
+        <w:rPr>
+          <w:rStyle w:val="hljs-comment"/>
+        </w:rPr>
+        <w:t>#</w:t>
       </w:r>
       <w:proofErr w:type="gramEnd"/>
       <w:r>
         <w:rPr>
-          <w:rStyle w:val="HTMLCode"/>
-        </w:rPr>
-        <w:t xml:space="preserve">)  </w:t>
-      </w:r>
-      <w:r>
-        <w:rPr>
           <w:rStyle w:val="hljs-comment"/>
         </w:rPr>
-        <w:t># inferred: int</w:t>
+        <w:t xml:space="preserve"> inferred: int</w:t>
       </w:r>
     </w:p>
     <w:p>
@@ -1584,12 +1676,18 @@
         <w:t>age.upper</w:t>
       </w:r>
       <w:proofErr w:type="spellEnd"/>
+      <w:r>
+        <w:rPr>
+          <w:rStyle w:val="HTMLCode"/>
+        </w:rPr>
+        <w:t xml:space="preserve">()   </w:t>
+      </w:r>
       <w:proofErr w:type="gramEnd"/>
       <w:r>
         <w:rPr>
           <w:rStyle w:val="HTMLCode"/>
         </w:rPr>
-        <w:t xml:space="preserve">()      </w:t>
+        <w:t xml:space="preserve">   </w:t>
       </w:r>
       <w:r>
         <w:rPr>
@@ -1660,18 +1758,8 @@
           <w:b/>
           <w:bCs/>
         </w:rPr>
-        <w:t>.</w:t>
-      </w:r>
-      <w:proofErr w:type="spellStart"/>
-      <w:r>
-        <w:rPr>
-          <w:rStyle w:val="HTMLCode"/>
-          <w:b/>
-          <w:bCs/>
-        </w:rPr>
-        <w:t>pyi</w:t>
-      </w:r>
-      <w:proofErr w:type="spellEnd"/>
+        <w:t>.pyi</w:t>
+      </w:r>
       <w:proofErr w:type="gramEnd"/>
       <w:r>
         <w:rPr>
@@ -2141,17 +2229,33 @@
           <w:rStyle w:val="HTMLCode"/>
         </w:rPr>
       </w:pPr>
+      <w:proofErr w:type="gramStart"/>
       <w:r>
         <w:rPr>
           <w:rStyle w:val="hljs-attribute"/>
         </w:rPr>
         <w:t>pip</w:t>
       </w:r>
-      <w:r>
-        <w:rPr>
-          <w:rStyle w:val="HTMLCode"/>
-        </w:rPr>
-        <w:t xml:space="preserve"> install </w:t>
+      <w:proofErr w:type="gramEnd"/>
+      <w:r>
+        <w:rPr>
+          <w:rStyle w:val="HTMLCode"/>
+        </w:rPr>
+        <w:t xml:space="preserve"> </w:t>
+      </w:r>
+      <w:proofErr w:type="gramStart"/>
+      <w:r>
+        <w:rPr>
+          <w:rStyle w:val="HTMLCode"/>
+        </w:rPr>
+        <w:t>install</w:t>
+      </w:r>
+      <w:proofErr w:type="gramEnd"/>
+      <w:r>
+        <w:rPr>
+          <w:rStyle w:val="HTMLCode"/>
+        </w:rPr>
+        <w:t xml:space="preserve"> </w:t>
       </w:r>
       <w:proofErr w:type="spellStart"/>
       <w:r>
@@ -2334,7 +2438,21 @@
         <w:rPr>
           <w:rStyle w:val="hljs-string"/>
         </w:rPr>
-        <w:t>"susamay"</w:t>
+        <w:t>"</w:t>
+      </w:r>
+      <w:proofErr w:type="spellStart"/>
+      <w:r>
+        <w:rPr>
+          <w:rStyle w:val="hljs-string"/>
+        </w:rPr>
+        <w:t>susamay</w:t>
+      </w:r>
+      <w:proofErr w:type="spellEnd"/>
+      <w:r>
+        <w:rPr>
+          <w:rStyle w:val="hljs-string"/>
+        </w:rPr>
+        <w:t>"</w:t>
       </w:r>
       <w:r>
         <w:rPr>
@@ -2346,7 +2464,14 @@
         <w:rPr>
           <w:rStyle w:val="hljs-string"/>
         </w:rPr>
-        <w:t>"twenty"</w:t>
+        <w:t>"twenty</w:t>
+      </w:r>
+      <w:proofErr w:type="gramStart"/>
+      <w:r>
+        <w:rPr>
+          <w:rStyle w:val="hljs-string"/>
+        </w:rPr>
+        <w:t>"</w:t>
       </w:r>
       <w:r>
         <w:rPr>
@@ -2358,7 +2483,14 @@
         <w:rPr>
           <w:rStyle w:val="hljs-comment"/>
         </w:rPr>
-        <w:t xml:space="preserve"># </w:t>
+        <w:t>#</w:t>
+      </w:r>
+      <w:proofErr w:type="gramEnd"/>
+      <w:r>
+        <w:rPr>
+          <w:rStyle w:val="hljs-comment"/>
+        </w:rPr>
+        <w:t xml:space="preserve"> </w:t>
       </w:r>
       <w:r>
         <w:rPr>
@@ -2595,6 +2727,26 @@
         <w:t xml:space="preserve"> .</w:t>
       </w:r>
       <w:proofErr w:type="gramEnd"/>
+      <w:r>
+        <w:rPr>
+          <w:rStyle w:val="HTMLCode"/>
+        </w:rPr>
+        <w:t xml:space="preserve">   (like </w:t>
+      </w:r>
+      <w:proofErr w:type="spellStart"/>
+      <w:r>
+        <w:rPr>
+          <w:rStyle w:val="HTMLCode"/>
+        </w:rPr>
+        <w:t>mypy</w:t>
+      </w:r>
+      <w:proofErr w:type="spellEnd"/>
+      <w:r>
+        <w:rPr>
+          <w:rStyle w:val="HTMLCode"/>
+        </w:rPr>
+        <w:t xml:space="preserve"> --strict file2.py)</w:t>
+      </w:r>
     </w:p>
     <w:p>
       <w:r>
@@ -2639,6 +2791,9 @@
       </w:r>
       <w:proofErr w:type="spellEnd"/>
       <w:r>
+        <w:t xml:space="preserve"> Type Checker</w:t>
+      </w:r>
+      <w:r>
         <w:t>” extension → highlights errors live</w:t>
       </w:r>
     </w:p>
@@ -3240,7 +3395,21 @@
         <w:rPr>
           <w:rStyle w:val="hljs-string"/>
         </w:rPr>
-        <w:t>"susamay"</w:t>
+        <w:t>"</w:t>
+      </w:r>
+      <w:proofErr w:type="spellStart"/>
+      <w:r>
+        <w:rPr>
+          <w:rStyle w:val="hljs-string"/>
+        </w:rPr>
+        <w:t>susamay</w:t>
+      </w:r>
+      <w:proofErr w:type="spellEnd"/>
+      <w:r>
+        <w:rPr>
+          <w:rStyle w:val="hljs-string"/>
+        </w:rPr>
+        <w:t>"</w:t>
       </w:r>
       <w:r>
         <w:rPr>
@@ -3252,7 +3421,14 @@
         <w:rPr>
           <w:rStyle w:val="hljs-string"/>
         </w:rPr>
-        <w:t>"twenty"</w:t>
+        <w:t>"twenty</w:t>
+      </w:r>
+      <w:proofErr w:type="gramStart"/>
+      <w:r>
+        <w:rPr>
+          <w:rStyle w:val="hljs-string"/>
+        </w:rPr>
+        <w:t>"</w:t>
       </w:r>
       <w:r>
         <w:rPr>
@@ -3263,13 +3439,23 @@
       <w:r>
         <w:rPr>
           <w:rStyle w:val="hljs-comment"/>
-        </w:rPr>
-        <w:t># type: ignore[</w:t>
+          <w:highlight w:val="yellow"/>
+        </w:rPr>
+        <w:t>#</w:t>
+      </w:r>
+      <w:proofErr w:type="gramEnd"/>
+      <w:r>
+        <w:rPr>
+          <w:rStyle w:val="hljs-comment"/>
+          <w:highlight w:val="yellow"/>
+        </w:rPr>
+        <w:t xml:space="preserve"> type: ignore[</w:t>
       </w:r>
       <w:proofErr w:type="spellStart"/>
       <w:r>
         <w:rPr>
           <w:rStyle w:val="hljs-comment"/>
+          <w:highlight w:val="yellow"/>
         </w:rPr>
         <w:t>arg</w:t>
       </w:r>
@@ -3277,18 +3463,21 @@
       <w:r>
         <w:rPr>
           <w:rStyle w:val="hljs-comment"/>
+          <w:highlight w:val="yellow"/>
         </w:rPr>
         <w:t>-</w:t>
       </w:r>
       <w:r>
         <w:rPr>
           <w:rStyle w:val="hljs-builtin"/>
+          <w:highlight w:val="yellow"/>
         </w:rPr>
         <w:t>type</w:t>
       </w:r>
       <w:r>
         <w:rPr>
           <w:rStyle w:val="HTMLCode"/>
+          <w:highlight w:val="yellow"/>
         </w:rPr>
         <w:t>]</w:t>
       </w:r>
@@ -3556,12 +3745,14 @@
         </w:rPr>
         <w:t xml:space="preserve">        </w:t>
       </w:r>
+      <w:proofErr w:type="gramStart"/>
       <w:r>
         <w:rPr>
           <w:rStyle w:val="hljs-keyword"/>
         </w:rPr>
         <w:t>return</w:t>
       </w:r>
+      <w:proofErr w:type="gramEnd"/>
       <w:r>
         <w:rPr>
           <w:rStyle w:val="HTMLCode"/>
@@ -3688,12 +3879,14 @@
         </w:rPr>
         <w:t xml:space="preserve">    </w:t>
       </w:r>
+      <w:proofErr w:type="gramStart"/>
       <w:r>
         <w:rPr>
           <w:rStyle w:val="hljs-keyword"/>
         </w:rPr>
         <w:t>return</w:t>
       </w:r>
+      <w:proofErr w:type="gramEnd"/>
       <w:r>
         <w:rPr>
           <w:rStyle w:val="HTMLCode"/>
@@ -3762,7 +3955,21 @@
         <w:rPr>
           <w:rStyle w:val="hljs-string"/>
         </w:rPr>
-        <w:t>"Susamay"</w:t>
+        <w:t>"</w:t>
+      </w:r>
+      <w:proofErr w:type="spellStart"/>
+      <w:r>
+        <w:rPr>
+          <w:rStyle w:val="hljs-string"/>
+        </w:rPr>
+        <w:t>Susamay</w:t>
+      </w:r>
+      <w:proofErr w:type="spellEnd"/>
+      <w:r>
+        <w:rPr>
+          <w:rStyle w:val="hljs-string"/>
+        </w:rPr>
+        <w:t>"</w:t>
       </w:r>
       <w:r>
         <w:rPr>
@@ -3774,7 +3981,14 @@
         <w:rPr>
           <w:rStyle w:val="hljs-string"/>
         </w:rPr>
-        <w:t>"twenty"</w:t>
+        <w:t>"twenty</w:t>
+      </w:r>
+      <w:proofErr w:type="gramStart"/>
+      <w:r>
+        <w:rPr>
+          <w:rStyle w:val="hljs-string"/>
+        </w:rPr>
+        <w:t>"</w:t>
       </w:r>
       <w:r>
         <w:rPr>
@@ -3786,7 +4000,14 @@
         <w:rPr>
           <w:rStyle w:val="hljs-comment"/>
         </w:rPr>
-        <w:t># age: wrong type</w:t>
+        <w:t>#</w:t>
+      </w:r>
+      <w:proofErr w:type="gramEnd"/>
+      <w:r>
+        <w:rPr>
+          <w:rStyle w:val="hljs-comment"/>
+        </w:rPr>
+        <w:t xml:space="preserve"> age: wrong type</w:t>
       </w:r>
     </w:p>
     <w:p>
@@ -3822,7 +4043,21 @@
         <w:rPr>
           <w:rStyle w:val="hljs-string"/>
         </w:rPr>
-        <w:t>"Susamay"</w:t>
+        <w:t>"</w:t>
+      </w:r>
+      <w:proofErr w:type="spellStart"/>
+      <w:r>
+        <w:rPr>
+          <w:rStyle w:val="hljs-string"/>
+        </w:rPr>
+        <w:t>Susamay</w:t>
+      </w:r>
+      <w:proofErr w:type="spellEnd"/>
+      <w:r>
+        <w:rPr>
+          <w:rStyle w:val="hljs-string"/>
+        </w:rPr>
+        <w:t>"</w:t>
       </w:r>
       <w:r>
         <w:rPr>
@@ -3842,6 +4077,7 @@
         </w:rPr>
         <w:t xml:space="preserve">, </w:t>
       </w:r>
+      <w:proofErr w:type="gramStart"/>
       <w:r>
         <w:rPr>
           <w:rStyle w:val="hljs-number"/>
@@ -3858,7 +4094,14 @@
         <w:rPr>
           <w:rStyle w:val="hljs-comment"/>
         </w:rPr>
-        <w:t># email: wrong type</w:t>
+        <w:t>#</w:t>
+      </w:r>
+      <w:proofErr w:type="gramEnd"/>
+      <w:r>
+        <w:rPr>
+          <w:rStyle w:val="hljs-comment"/>
+        </w:rPr>
+        <w:t xml:space="preserve"> email: wrong type</w:t>
       </w:r>
     </w:p>
     <w:p>
@@ -3945,6 +4188,64 @@
       <w:proofErr w:type="spellEnd"/>
       <w:r>
         <w:t xml:space="preserve"> instantly shows every place that breaks, preventing hidden runtime bugs.</w:t>
+      </w:r>
+    </w:p>
+    <w:p>
+      <w:pPr>
+        <w:pStyle w:val="NormalWeb"/>
+      </w:pPr>
+    </w:p>
+    <w:p>
+      <w:pPr>
+        <w:pStyle w:val="NormalWeb"/>
+      </w:pPr>
+      <w:proofErr w:type="spellStart"/>
+      <w:r>
+        <w:rPr>
+          <w:b/>
+          <w:bCs/>
+        </w:rPr>
+        <w:t>Pyright</w:t>
+      </w:r>
+      <w:proofErr w:type="spellEnd"/>
+      <w:r>
+        <w:rPr>
+          <w:b/>
+          <w:bCs/>
+        </w:rPr>
+        <w:t>/</w:t>
+      </w:r>
+      <w:proofErr w:type="spellStart"/>
+      <w:r>
+        <w:rPr>
+          <w:b/>
+          <w:bCs/>
+        </w:rPr>
+        <w:t>Pylance</w:t>
+      </w:r>
+      <w:proofErr w:type="spellEnd"/>
+      <w:r>
+        <w:t> is</w:t>
+      </w:r>
+      <w:r>
+        <w:t xml:space="preserve"> supported with l</w:t>
+      </w:r>
+      <w:r>
+        <w:t>anguage server</w:t>
+      </w:r>
+      <w:r>
+        <w:t xml:space="preserve"> often favored for its speed and interactive capabilities, making it ideal for modern development environments</w:t>
+      </w:r>
+      <w:r>
+        <w:t xml:space="preserve"> (like </w:t>
+      </w:r>
+      <w:proofErr w:type="spellStart"/>
+      <w:r>
+        <w:t>vscode</w:t>
+      </w:r>
+      <w:proofErr w:type="spellEnd"/>
+      <w:r>
+        <w:t xml:space="preserve"> ide).</w:t>
       </w:r>
     </w:p>
     <w:p>
@@ -4052,35 +4353,27 @@
     </w:p>
     <w:tbl>
       <w:tblPr>
+        <w:tblStyle w:val="PlainTable5"/>
         <w:tblW w:w="0" w:type="auto"/>
-        <w:tblCellSpacing w:w="15" w:type="dxa"/>
-        <w:tblCellMar>
-          <w:top w:w="15" w:type="dxa"/>
-          <w:left w:w="15" w:type="dxa"/>
-          <w:bottom w:w="15" w:type="dxa"/>
-          <w:right w:w="15" w:type="dxa"/>
-        </w:tblCellMar>
         <w:tblLook w:val="04A0" w:firstRow="1" w:lastRow="0" w:firstColumn="1" w:lastColumn="0" w:noHBand="0" w:noVBand="1"/>
       </w:tblPr>
       <w:tblGrid>
-        <w:gridCol w:w="1935"/>
-        <w:gridCol w:w="2513"/>
-        <w:gridCol w:w="2455"/>
+        <w:gridCol w:w="2050"/>
+        <w:gridCol w:w="2669"/>
+        <w:gridCol w:w="2966"/>
       </w:tblGrid>
       <w:tr>
         <w:trPr>
-          <w:tblHeader/>
-          <w:tblCellSpacing w:w="15" w:type="dxa"/>
+          <w:cnfStyle w:val="100000000000" w:firstRow="1" w:lastRow="0" w:firstColumn="0" w:lastColumn="0" w:oddVBand="0" w:evenVBand="0" w:oddHBand="0" w:evenHBand="0" w:firstRowFirstColumn="0" w:firstRowLastColumn="0" w:lastRowFirstColumn="0" w:lastRowLastColumn="0"/>
         </w:trPr>
         <w:tc>
           <w:tcPr>
+            <w:cnfStyle w:val="001000000100" w:firstRow="0" w:lastRow="0" w:firstColumn="1" w:lastColumn="0" w:oddVBand="0" w:evenVBand="0" w:oddHBand="0" w:evenHBand="0" w:firstRowFirstColumn="1" w:firstRowLastColumn="0" w:lastRowFirstColumn="0" w:lastRowLastColumn="0"/>
             <w:tcW w:w="0" w:type="auto"/>
-            <w:vAlign w:val="center"/>
-            <w:hideMark/>
-          </w:tcPr>
-          <w:p>
-            <w:pPr>
-              <w:spacing w:after="0" w:line="240" w:lineRule="auto"/>
+            <w:hideMark/>
+          </w:tcPr>
+          <w:p>
+            <w:pPr>
               <w:jc w:val="center"/>
               <w:rPr>
                 <w:rFonts w:ascii="Times New Roman" w:eastAsia="Times New Roman" w:hAnsi="Times New Roman" w:cs="Times New Roman"/>
@@ -4105,13 +4398,12 @@
         <w:tc>
           <w:tcPr>
             <w:tcW w:w="0" w:type="auto"/>
-            <w:vAlign w:val="center"/>
-            <w:hideMark/>
-          </w:tcPr>
-          <w:p>
-            <w:pPr>
-              <w:spacing w:after="0" w:line="240" w:lineRule="auto"/>
+            <w:hideMark/>
+          </w:tcPr>
+          <w:p>
+            <w:pPr>
               <w:jc w:val="center"/>
+              <w:cnfStyle w:val="100000000000" w:firstRow="1" w:lastRow="0" w:firstColumn="0" w:lastColumn="0" w:oddVBand="0" w:evenVBand="0" w:oddHBand="0" w:evenHBand="0" w:firstRowFirstColumn="0" w:firstRowLastColumn="0" w:lastRowFirstColumn="0" w:lastRowLastColumn="0"/>
               <w:rPr>
                 <w:rFonts w:ascii="Times New Roman" w:eastAsia="Times New Roman" w:hAnsi="Times New Roman" w:cs="Times New Roman"/>
                 <w:b/>
@@ -4135,13 +4427,12 @@
         <w:tc>
           <w:tcPr>
             <w:tcW w:w="0" w:type="auto"/>
-            <w:vAlign w:val="center"/>
-            <w:hideMark/>
-          </w:tcPr>
-          <w:p>
-            <w:pPr>
-              <w:spacing w:after="0" w:line="240" w:lineRule="auto"/>
+            <w:hideMark/>
+          </w:tcPr>
+          <w:p>
+            <w:pPr>
               <w:jc w:val="center"/>
+              <w:cnfStyle w:val="100000000000" w:firstRow="1" w:lastRow="0" w:firstColumn="0" w:lastColumn="0" w:oddVBand="0" w:evenVBand="0" w:oddHBand="0" w:evenHBand="0" w:firstRowFirstColumn="0" w:firstRowLastColumn="0" w:lastRowFirstColumn="0" w:lastRowLastColumn="0"/>
               <w:rPr>
                 <w:rFonts w:ascii="Times New Roman" w:eastAsia="Times New Roman" w:hAnsi="Times New Roman" w:cs="Times New Roman"/>
                 <w:b/>
@@ -4165,17 +4456,16 @@
       </w:tr>
       <w:tr>
         <w:trPr>
-          <w:tblCellSpacing w:w="15" w:type="dxa"/>
+          <w:cnfStyle w:val="000000100000" w:firstRow="0" w:lastRow="0" w:firstColumn="0" w:lastColumn="0" w:oddVBand="0" w:evenVBand="0" w:oddHBand="1" w:evenHBand="0" w:firstRowFirstColumn="0" w:firstRowLastColumn="0" w:lastRowFirstColumn="0" w:lastRowLastColumn="0"/>
         </w:trPr>
         <w:tc>
           <w:tcPr>
+            <w:cnfStyle w:val="001000000000" w:firstRow="0" w:lastRow="0" w:firstColumn="1" w:lastColumn="0" w:oddVBand="0" w:evenVBand="0" w:oddHBand="0" w:evenHBand="0" w:firstRowFirstColumn="0" w:firstRowLastColumn="0" w:lastRowFirstColumn="0" w:lastRowLastColumn="0"/>
             <w:tcW w:w="0" w:type="auto"/>
-            <w:vAlign w:val="center"/>
-            <w:hideMark/>
-          </w:tcPr>
-          <w:p>
-            <w:pPr>
-              <w:spacing w:after="0" w:line="240" w:lineRule="auto"/>
+            <w:hideMark/>
+          </w:tcPr>
+          <w:p>
+            <w:pPr>
               <w:rPr>
                 <w:rFonts w:ascii="Times New Roman" w:eastAsia="Times New Roman" w:hAnsi="Times New Roman" w:cs="Times New Roman"/>
                 <w:sz w:val="24"/>
@@ -4195,12 +4485,11 @@
         <w:tc>
           <w:tcPr>
             <w:tcW w:w="0" w:type="auto"/>
-            <w:vAlign w:val="center"/>
-            <w:hideMark/>
-          </w:tcPr>
-          <w:p>
-            <w:pPr>
-              <w:spacing w:after="0" w:line="240" w:lineRule="auto"/>
+            <w:hideMark/>
+          </w:tcPr>
+          <w:p>
+            <w:pPr>
+              <w:cnfStyle w:val="000000100000" w:firstRow="0" w:lastRow="0" w:firstColumn="0" w:lastColumn="0" w:oddVBand="0" w:evenVBand="0" w:oddHBand="1" w:evenHBand="0" w:firstRowFirstColumn="0" w:firstRowLastColumn="0" w:lastRowFirstColumn="0" w:lastRowLastColumn="0"/>
               <w:rPr>
                 <w:rFonts w:ascii="Times New Roman" w:eastAsia="Times New Roman" w:hAnsi="Times New Roman" w:cs="Times New Roman"/>
                 <w:sz w:val="24"/>
@@ -4220,12 +4509,11 @@
         <w:tc>
           <w:tcPr>
             <w:tcW w:w="0" w:type="auto"/>
-            <w:vAlign w:val="center"/>
-            <w:hideMark/>
-          </w:tcPr>
-          <w:p>
-            <w:pPr>
-              <w:spacing w:after="0" w:line="240" w:lineRule="auto"/>
+            <w:hideMark/>
+          </w:tcPr>
+          <w:p>
+            <w:pPr>
+              <w:cnfStyle w:val="000000100000" w:firstRow="0" w:lastRow="0" w:firstColumn="0" w:lastColumn="0" w:oddVBand="0" w:evenVBand="0" w:oddHBand="1" w:evenHBand="0" w:firstRowFirstColumn="0" w:firstRowLastColumn="0" w:lastRowFirstColumn="0" w:lastRowLastColumn="0"/>
               <w:rPr>
                 <w:rFonts w:ascii="Times New Roman" w:eastAsia="Times New Roman" w:hAnsi="Times New Roman" w:cs="Times New Roman"/>
                 <w:sz w:val="24"/>
@@ -4239,230 +4527,1005 @@
                 <w:szCs w:val="24"/>
               </w:rPr>
               <w:t>String</w:t>
+            </w:r>
+          </w:p>
+        </w:tc>
+      </w:tr>
+      <w:tr>
+        <w:tc>
+          <w:tcPr>
+            <w:cnfStyle w:val="001000000000" w:firstRow="0" w:lastRow="0" w:firstColumn="1" w:lastColumn="0" w:oddVBand="0" w:evenVBand="0" w:oddHBand="0" w:evenHBand="0" w:firstRowFirstColumn="0" w:firstRowLastColumn="0" w:lastRowFirstColumn="0" w:lastRowLastColumn="0"/>
+            <w:tcW w:w="0" w:type="auto"/>
+            <w:hideMark/>
+          </w:tcPr>
+          <w:p>
+            <w:pPr>
+              <w:rPr>
+                <w:rFonts w:ascii="Times New Roman" w:eastAsia="Times New Roman" w:hAnsi="Times New Roman" w:cs="Times New Roman"/>
+                <w:sz w:val="24"/>
+                <w:szCs w:val="24"/>
+              </w:rPr>
+            </w:pPr>
+            <w:r>
+              <w:rPr>
+                <w:rFonts w:ascii="Times New Roman" w:eastAsia="Times New Roman" w:hAnsi="Times New Roman" w:cs="Times New Roman"/>
+                <w:sz w:val="24"/>
+                <w:szCs w:val="24"/>
+              </w:rPr>
+              <w:t>Usage</w:t>
+            </w:r>
+          </w:p>
+        </w:tc>
+        <w:tc>
+          <w:tcPr>
+            <w:tcW w:w="0" w:type="auto"/>
+            <w:hideMark/>
+          </w:tcPr>
+          <w:p>
+            <w:pPr>
+              <w:cnfStyle w:val="000000000000" w:firstRow="0" w:lastRow="0" w:firstColumn="0" w:lastColumn="0" w:oddVBand="0" w:evenVBand="0" w:oddHBand="0" w:evenHBand="0" w:firstRowFirstColumn="0" w:firstRowLastColumn="0" w:lastRowFirstColumn="0" w:lastRowLastColumn="0"/>
+              <w:rPr>
+                <w:rFonts w:ascii="Times New Roman" w:eastAsia="Times New Roman" w:hAnsi="Times New Roman" w:cs="Times New Roman"/>
+                <w:sz w:val="24"/>
+                <w:szCs w:val="24"/>
+              </w:rPr>
+            </w:pPr>
+            <w:r>
+              <w:rPr>
+                <w:rFonts w:ascii="Times New Roman" w:eastAsia="Times New Roman" w:hAnsi="Times New Roman" w:cs="Times New Roman"/>
+                <w:sz w:val="24"/>
+                <w:szCs w:val="24"/>
+              </w:rPr>
+              <w:t>Code runtime</w:t>
+            </w:r>
+          </w:p>
+        </w:tc>
+        <w:tc>
+          <w:tcPr>
+            <w:tcW w:w="0" w:type="auto"/>
+            <w:hideMark/>
+          </w:tcPr>
+          <w:p>
+            <w:pPr>
+              <w:cnfStyle w:val="000000000000" w:firstRow="0" w:lastRow="0" w:firstColumn="0" w:lastColumn="0" w:oddVBand="0" w:evenVBand="0" w:oddHBand="0" w:evenHBand="0" w:firstRowFirstColumn="0" w:firstRowLastColumn="0" w:lastRowFirstColumn="0" w:lastRowLastColumn="0"/>
+              <w:rPr>
+                <w:rFonts w:ascii="Times New Roman" w:eastAsia="Times New Roman" w:hAnsi="Times New Roman" w:cs="Times New Roman"/>
+                <w:sz w:val="24"/>
+                <w:szCs w:val="24"/>
+              </w:rPr>
+            </w:pPr>
+            <w:r>
+              <w:rPr>
+                <w:rFonts w:ascii="Times New Roman" w:eastAsia="Times New Roman" w:hAnsi="Times New Roman" w:cs="Times New Roman"/>
+                <w:sz w:val="24"/>
+                <w:szCs w:val="24"/>
+              </w:rPr>
+              <w:t>Communication/storage</w:t>
             </w:r>
           </w:p>
         </w:tc>
       </w:tr>
       <w:tr>
         <w:trPr>
-          <w:tblCellSpacing w:w="15" w:type="dxa"/>
+          <w:cnfStyle w:val="000000100000" w:firstRow="0" w:lastRow="0" w:firstColumn="0" w:lastColumn="0" w:oddVBand="0" w:evenVBand="0" w:oddHBand="1" w:evenHBand="0" w:firstRowFirstColumn="0" w:firstRowLastColumn="0" w:lastRowFirstColumn="0" w:lastRowLastColumn="0"/>
         </w:trPr>
         <w:tc>
           <w:tcPr>
+            <w:cnfStyle w:val="001000000000" w:firstRow="0" w:lastRow="0" w:firstColumn="1" w:lastColumn="0" w:oddVBand="0" w:evenVBand="0" w:oddHBand="0" w:evenHBand="0" w:firstRowFirstColumn="0" w:firstRowLastColumn="0" w:lastRowFirstColumn="0" w:lastRowLastColumn="0"/>
             <w:tcW w:w="0" w:type="auto"/>
-            <w:vAlign w:val="center"/>
-            <w:hideMark/>
-          </w:tcPr>
-          <w:p>
-            <w:pPr>
-              <w:spacing w:after="0" w:line="240" w:lineRule="auto"/>
-              <w:rPr>
-                <w:rFonts w:ascii="Times New Roman" w:eastAsia="Times New Roman" w:hAnsi="Times New Roman" w:cs="Times New Roman"/>
-                <w:sz w:val="24"/>
-                <w:szCs w:val="24"/>
-              </w:rPr>
-            </w:pPr>
-            <w:r>
-              <w:rPr>
-                <w:rFonts w:ascii="Times New Roman" w:eastAsia="Times New Roman" w:hAnsi="Times New Roman" w:cs="Times New Roman"/>
-                <w:sz w:val="24"/>
-                <w:szCs w:val="24"/>
-              </w:rPr>
-              <w:t>Usage</w:t>
+            <w:hideMark/>
+          </w:tcPr>
+          <w:p>
+            <w:pPr>
+              <w:rPr>
+                <w:rFonts w:ascii="Times New Roman" w:eastAsia="Times New Roman" w:hAnsi="Times New Roman" w:cs="Times New Roman"/>
+                <w:sz w:val="24"/>
+                <w:szCs w:val="24"/>
+              </w:rPr>
+            </w:pPr>
+            <w:r>
+              <w:rPr>
+                <w:rFonts w:ascii="Times New Roman" w:eastAsia="Times New Roman" w:hAnsi="Times New Roman" w:cs="Times New Roman"/>
+                <w:sz w:val="24"/>
+                <w:szCs w:val="24"/>
+              </w:rPr>
+              <w:t>Comments allowed</w:t>
             </w:r>
           </w:p>
         </w:tc>
         <w:tc>
           <w:tcPr>
             <w:tcW w:w="0" w:type="auto"/>
-            <w:vAlign w:val="center"/>
-            <w:hideMark/>
-          </w:tcPr>
-          <w:p>
-            <w:pPr>
-              <w:spacing w:after="0" w:line="240" w:lineRule="auto"/>
-              <w:rPr>
-                <w:rFonts w:ascii="Times New Roman" w:eastAsia="Times New Roman" w:hAnsi="Times New Roman" w:cs="Times New Roman"/>
-                <w:sz w:val="24"/>
-                <w:szCs w:val="24"/>
-              </w:rPr>
-            </w:pPr>
-            <w:r>
-              <w:rPr>
-                <w:rFonts w:ascii="Times New Roman" w:eastAsia="Times New Roman" w:hAnsi="Times New Roman" w:cs="Times New Roman"/>
-                <w:sz w:val="24"/>
-                <w:szCs w:val="24"/>
-              </w:rPr>
-              <w:t>Code runtime</w:t>
+            <w:hideMark/>
+          </w:tcPr>
+          <w:p>
+            <w:pPr>
+              <w:cnfStyle w:val="000000100000" w:firstRow="0" w:lastRow="0" w:firstColumn="0" w:lastColumn="0" w:oddVBand="0" w:evenVBand="0" w:oddHBand="1" w:evenHBand="0" w:firstRowFirstColumn="0" w:firstRowLastColumn="0" w:lastRowFirstColumn="0" w:lastRowLastColumn="0"/>
+              <w:rPr>
+                <w:rFonts w:ascii="Times New Roman" w:eastAsia="Times New Roman" w:hAnsi="Times New Roman" w:cs="Times New Roman"/>
+                <w:sz w:val="24"/>
+                <w:szCs w:val="24"/>
+              </w:rPr>
+            </w:pPr>
+            <w:r>
+              <w:rPr>
+                <w:rFonts w:ascii="Times New Roman" w:eastAsia="Times New Roman" w:hAnsi="Times New Roman" w:cs="Times New Roman"/>
+                <w:sz w:val="24"/>
+                <w:szCs w:val="24"/>
+              </w:rPr>
+              <w:t>Yes</w:t>
             </w:r>
           </w:p>
         </w:tc>
         <w:tc>
           <w:tcPr>
             <w:tcW w:w="0" w:type="auto"/>
-            <w:vAlign w:val="center"/>
-            <w:hideMark/>
-          </w:tcPr>
-          <w:p>
-            <w:pPr>
-              <w:spacing w:after="0" w:line="240" w:lineRule="auto"/>
-              <w:rPr>
-                <w:rFonts w:ascii="Times New Roman" w:eastAsia="Times New Roman" w:hAnsi="Times New Roman" w:cs="Times New Roman"/>
-                <w:sz w:val="24"/>
-                <w:szCs w:val="24"/>
-              </w:rPr>
-            </w:pPr>
-            <w:r>
-              <w:rPr>
-                <w:rFonts w:ascii="Times New Roman" w:eastAsia="Times New Roman" w:hAnsi="Times New Roman" w:cs="Times New Roman"/>
-                <w:sz w:val="24"/>
-                <w:szCs w:val="24"/>
-              </w:rPr>
-              <w:t>Communication/storage</w:t>
+            <w:hideMark/>
+          </w:tcPr>
+          <w:p>
+            <w:pPr>
+              <w:cnfStyle w:val="000000100000" w:firstRow="0" w:lastRow="0" w:firstColumn="0" w:lastColumn="0" w:oddVBand="0" w:evenVBand="0" w:oddHBand="1" w:evenHBand="0" w:firstRowFirstColumn="0" w:firstRowLastColumn="0" w:lastRowFirstColumn="0" w:lastRowLastColumn="0"/>
+              <w:rPr>
+                <w:rFonts w:ascii="Times New Roman" w:eastAsia="Times New Roman" w:hAnsi="Times New Roman" w:cs="Times New Roman"/>
+                <w:sz w:val="24"/>
+                <w:szCs w:val="24"/>
+              </w:rPr>
+            </w:pPr>
+            <w:r>
+              <w:rPr>
+                <w:rFonts w:ascii="Segoe UI Emoji" w:eastAsia="Times New Roman" w:hAnsi="Segoe UI Emoji" w:cs="Segoe UI Emoji"/>
+                <w:sz w:val="24"/>
+                <w:szCs w:val="24"/>
+              </w:rPr>
+              <w:t>❌</w:t>
+            </w:r>
+            <w:r>
+              <w:rPr>
+                <w:rFonts w:ascii="Times New Roman" w:eastAsia="Times New Roman" w:hAnsi="Times New Roman" w:cs="Times New Roman"/>
+                <w:sz w:val="24"/>
+                <w:szCs w:val="24"/>
+              </w:rPr>
+              <w:t xml:space="preserve"> No</w:t>
+            </w:r>
+            <w:r>
+              <w:rPr>
+                <w:rFonts w:ascii="Times New Roman" w:eastAsia="Times New Roman" w:hAnsi="Times New Roman" w:cs="Times New Roman"/>
+                <w:sz w:val="24"/>
+                <w:szCs w:val="24"/>
+              </w:rPr>
+              <w:t xml:space="preserve">, </w:t>
+            </w:r>
+            <w:proofErr w:type="gramStart"/>
+            <w:r>
+              <w:rPr>
+                <w:rFonts w:ascii="Times New Roman" w:eastAsia="Times New Roman" w:hAnsi="Times New Roman" w:cs="Times New Roman"/>
+                <w:sz w:val="24"/>
+                <w:szCs w:val="24"/>
+              </w:rPr>
+              <w:t>need</w:t>
+            </w:r>
+            <w:r>
+              <w:rPr>
+                <w:rFonts w:ascii="Times New Roman" w:eastAsia="Times New Roman" w:hAnsi="Times New Roman" w:cs="Times New Roman"/>
+                <w:sz w:val="24"/>
+                <w:szCs w:val="24"/>
+              </w:rPr>
+              <w:t xml:space="preserve"> .</w:t>
+            </w:r>
+            <w:proofErr w:type="spellStart"/>
+            <w:r>
+              <w:rPr>
+                <w:rFonts w:ascii="Times New Roman" w:eastAsia="Times New Roman" w:hAnsi="Times New Roman" w:cs="Times New Roman"/>
+                <w:sz w:val="24"/>
+                <w:szCs w:val="24"/>
+              </w:rPr>
+              <w:t>jsonc</w:t>
+            </w:r>
+            <w:proofErr w:type="spellEnd"/>
+            <w:proofErr w:type="gramEnd"/>
+            <w:r>
+              <w:rPr>
+                <w:rFonts w:ascii="Times New Roman" w:eastAsia="Times New Roman" w:hAnsi="Times New Roman" w:cs="Times New Roman"/>
+                <w:sz w:val="24"/>
+                <w:szCs w:val="24"/>
+              </w:rPr>
+              <w:t xml:space="preserve"> // /*…*/</w:t>
+            </w:r>
+          </w:p>
+        </w:tc>
+      </w:tr>
+      <w:tr>
+        <w:tc>
+          <w:tcPr>
+            <w:cnfStyle w:val="001000000000" w:firstRow="0" w:lastRow="0" w:firstColumn="1" w:lastColumn="0" w:oddVBand="0" w:evenVBand="0" w:oddHBand="0" w:evenHBand="0" w:firstRowFirstColumn="0" w:firstRowLastColumn="0" w:lastRowFirstColumn="0" w:lastRowLastColumn="0"/>
+            <w:tcW w:w="0" w:type="auto"/>
+            <w:hideMark/>
+          </w:tcPr>
+          <w:p>
+            <w:pPr>
+              <w:rPr>
+                <w:rFonts w:ascii="Times New Roman" w:eastAsia="Times New Roman" w:hAnsi="Times New Roman" w:cs="Times New Roman"/>
+                <w:sz w:val="24"/>
+                <w:szCs w:val="24"/>
+              </w:rPr>
+            </w:pPr>
+            <w:r>
+              <w:rPr>
+                <w:rFonts w:ascii="Times New Roman" w:eastAsia="Times New Roman" w:hAnsi="Times New Roman" w:cs="Times New Roman"/>
+                <w:sz w:val="24"/>
+                <w:szCs w:val="24"/>
+              </w:rPr>
+              <w:t>Keys</w:t>
+            </w:r>
+          </w:p>
+        </w:tc>
+        <w:tc>
+          <w:tcPr>
+            <w:tcW w:w="0" w:type="auto"/>
+            <w:hideMark/>
+          </w:tcPr>
+          <w:p>
+            <w:pPr>
+              <w:cnfStyle w:val="000000000000" w:firstRow="0" w:lastRow="0" w:firstColumn="0" w:lastColumn="0" w:oddVBand="0" w:evenVBand="0" w:oddHBand="0" w:evenHBand="0" w:firstRowFirstColumn="0" w:firstRowLastColumn="0" w:lastRowFirstColumn="0" w:lastRowLastColumn="0"/>
+              <w:rPr>
+                <w:rFonts w:ascii="Times New Roman" w:eastAsia="Times New Roman" w:hAnsi="Times New Roman" w:cs="Times New Roman"/>
+                <w:sz w:val="24"/>
+                <w:szCs w:val="24"/>
+              </w:rPr>
+            </w:pPr>
+            <w:r>
+              <w:rPr>
+                <w:rFonts w:ascii="Times New Roman" w:eastAsia="Times New Roman" w:hAnsi="Times New Roman" w:cs="Times New Roman"/>
+                <w:sz w:val="24"/>
+                <w:szCs w:val="24"/>
+              </w:rPr>
+              <w:t xml:space="preserve">Can be any </w:t>
+            </w:r>
+            <w:proofErr w:type="spellStart"/>
+            <w:r>
+              <w:rPr>
+                <w:rFonts w:ascii="Times New Roman" w:eastAsia="Times New Roman" w:hAnsi="Times New Roman" w:cs="Times New Roman"/>
+                <w:sz w:val="24"/>
+                <w:szCs w:val="24"/>
+              </w:rPr>
+              <w:t>hashable</w:t>
+            </w:r>
+            <w:proofErr w:type="spellEnd"/>
+            <w:r>
+              <w:rPr>
+                <w:rFonts w:ascii="Times New Roman" w:eastAsia="Times New Roman" w:hAnsi="Times New Roman" w:cs="Times New Roman"/>
+                <w:sz w:val="24"/>
+                <w:szCs w:val="24"/>
+              </w:rPr>
+              <w:t xml:space="preserve"> type</w:t>
+            </w:r>
+          </w:p>
+        </w:tc>
+        <w:tc>
+          <w:tcPr>
+            <w:tcW w:w="0" w:type="auto"/>
+            <w:hideMark/>
+          </w:tcPr>
+          <w:p>
+            <w:pPr>
+              <w:cnfStyle w:val="000000000000" w:firstRow="0" w:lastRow="0" w:firstColumn="0" w:lastColumn="0" w:oddVBand="0" w:evenVBand="0" w:oddHBand="0" w:evenHBand="0" w:firstRowFirstColumn="0" w:firstRowLastColumn="0" w:lastRowFirstColumn="0" w:lastRowLastColumn="0"/>
+              <w:rPr>
+                <w:rFonts w:ascii="Times New Roman" w:eastAsia="Times New Roman" w:hAnsi="Times New Roman" w:cs="Times New Roman"/>
+                <w:sz w:val="24"/>
+                <w:szCs w:val="24"/>
+              </w:rPr>
+            </w:pPr>
+            <w:r>
+              <w:rPr>
+                <w:rFonts w:ascii="Times New Roman" w:eastAsia="Times New Roman" w:hAnsi="Times New Roman" w:cs="Times New Roman"/>
+                <w:sz w:val="24"/>
+                <w:szCs w:val="24"/>
+              </w:rPr>
+              <w:t>Must be strings</w:t>
             </w:r>
           </w:p>
         </w:tc>
       </w:tr>
       <w:tr>
         <w:trPr>
-          <w:tblCellSpacing w:w="15" w:type="dxa"/>
+          <w:cnfStyle w:val="000000100000" w:firstRow="0" w:lastRow="0" w:firstColumn="0" w:lastColumn="0" w:oddVBand="0" w:evenVBand="0" w:oddHBand="1" w:evenHBand="0" w:firstRowFirstColumn="0" w:firstRowLastColumn="0" w:lastRowFirstColumn="0" w:lastRowLastColumn="0"/>
         </w:trPr>
         <w:tc>
           <w:tcPr>
+            <w:cnfStyle w:val="001000000000" w:firstRow="0" w:lastRow="0" w:firstColumn="1" w:lastColumn="0" w:oddVBand="0" w:evenVBand="0" w:oddHBand="0" w:evenHBand="0" w:firstRowFirstColumn="0" w:firstRowLastColumn="0" w:lastRowFirstColumn="0" w:lastRowLastColumn="0"/>
             <w:tcW w:w="0" w:type="auto"/>
-            <w:vAlign w:val="center"/>
-            <w:hideMark/>
-          </w:tcPr>
-          <w:p>
-            <w:pPr>
-              <w:spacing w:after="0" w:line="240" w:lineRule="auto"/>
-              <w:rPr>
-                <w:rFonts w:ascii="Times New Roman" w:eastAsia="Times New Roman" w:hAnsi="Times New Roman" w:cs="Times New Roman"/>
-                <w:sz w:val="24"/>
-                <w:szCs w:val="24"/>
-              </w:rPr>
-            </w:pPr>
-            <w:r>
-              <w:rPr>
-                <w:rFonts w:ascii="Times New Roman" w:eastAsia="Times New Roman" w:hAnsi="Times New Roman" w:cs="Times New Roman"/>
-                <w:sz w:val="24"/>
-                <w:szCs w:val="24"/>
-              </w:rPr>
-              <w:t>Comments allowed</w:t>
+            <w:hideMark/>
+          </w:tcPr>
+          <w:p>
+            <w:pPr>
+              <w:rPr>
+                <w:rFonts w:ascii="Times New Roman" w:eastAsia="Times New Roman" w:hAnsi="Times New Roman" w:cs="Times New Roman"/>
+                <w:sz w:val="24"/>
+                <w:szCs w:val="24"/>
+              </w:rPr>
+            </w:pPr>
+            <w:r>
+              <w:rPr>
+                <w:rFonts w:ascii="Times New Roman" w:eastAsia="Times New Roman" w:hAnsi="Times New Roman" w:cs="Times New Roman"/>
+                <w:sz w:val="24"/>
+                <w:szCs w:val="24"/>
+              </w:rPr>
+              <w:t>Booleans</w:t>
             </w:r>
           </w:p>
         </w:tc>
         <w:tc>
           <w:tcPr>
             <w:tcW w:w="0" w:type="auto"/>
-            <w:vAlign w:val="center"/>
-            <w:hideMark/>
-          </w:tcPr>
-          <w:p>
-            <w:pPr>
-              <w:spacing w:after="0" w:line="240" w:lineRule="auto"/>
-              <w:rPr>
-                <w:rFonts w:ascii="Times New Roman" w:eastAsia="Times New Roman" w:hAnsi="Times New Roman" w:cs="Times New Roman"/>
-                <w:sz w:val="24"/>
-                <w:szCs w:val="24"/>
-              </w:rPr>
-            </w:pPr>
-            <w:r>
-              <w:rPr>
-                <w:rFonts w:ascii="Times New Roman" w:eastAsia="Times New Roman" w:hAnsi="Times New Roman" w:cs="Times New Roman"/>
-                <w:sz w:val="24"/>
-                <w:szCs w:val="24"/>
-              </w:rPr>
-              <w:t>Yes</w:t>
+            <w:hideMark/>
+          </w:tcPr>
+          <w:p>
+            <w:pPr>
+              <w:cnfStyle w:val="000000100000" w:firstRow="0" w:lastRow="0" w:firstColumn="0" w:lastColumn="0" w:oddVBand="0" w:evenVBand="0" w:oddHBand="1" w:evenHBand="0" w:firstRowFirstColumn="0" w:firstRowLastColumn="0" w:lastRowFirstColumn="0" w:lastRowLastColumn="0"/>
+              <w:rPr>
+                <w:rFonts w:ascii="Times New Roman" w:eastAsia="Times New Roman" w:hAnsi="Times New Roman" w:cs="Times New Roman"/>
+                <w:sz w:val="24"/>
+                <w:szCs w:val="24"/>
+              </w:rPr>
+            </w:pPr>
+            <w:r>
+              <w:rPr>
+                <w:rFonts w:ascii="Courier New" w:eastAsia="Times New Roman" w:hAnsi="Courier New" w:cs="Courier New"/>
+                <w:sz w:val="20"/>
+                <w:szCs w:val="20"/>
+              </w:rPr>
+              <w:t>True/False</w:t>
             </w:r>
           </w:p>
         </w:tc>
         <w:tc>
           <w:tcPr>
             <w:tcW w:w="0" w:type="auto"/>
-            <w:vAlign w:val="center"/>
-            <w:hideMark/>
-          </w:tcPr>
-          <w:p>
-            <w:pPr>
-              <w:spacing w:after="0" w:line="240" w:lineRule="auto"/>
-              <w:rPr>
-                <w:rFonts w:ascii="Times New Roman" w:eastAsia="Times New Roman" w:hAnsi="Times New Roman" w:cs="Times New Roman"/>
-                <w:sz w:val="24"/>
-                <w:szCs w:val="24"/>
-              </w:rPr>
-            </w:pPr>
-            <w:r>
-              <w:rPr>
-                <w:rFonts w:ascii="Segoe UI Emoji" w:eastAsia="Times New Roman" w:hAnsi="Segoe UI Emoji" w:cs="Segoe UI Emoji"/>
-                <w:sz w:val="24"/>
-                <w:szCs w:val="24"/>
-              </w:rPr>
-              <w:t>❌</w:t>
-            </w:r>
-            <w:r>
-              <w:rPr>
-                <w:rFonts w:ascii="Times New Roman" w:eastAsia="Times New Roman" w:hAnsi="Times New Roman" w:cs="Times New Roman"/>
-                <w:sz w:val="24"/>
-                <w:szCs w:val="24"/>
-              </w:rPr>
-              <w:t xml:space="preserve"> No</w:t>
+            <w:hideMark/>
+          </w:tcPr>
+          <w:p>
+            <w:pPr>
+              <w:cnfStyle w:val="000000100000" w:firstRow="0" w:lastRow="0" w:firstColumn="0" w:lastColumn="0" w:oddVBand="0" w:evenVBand="0" w:oddHBand="1" w:evenHBand="0" w:firstRowFirstColumn="0" w:firstRowLastColumn="0" w:lastRowFirstColumn="0" w:lastRowLastColumn="0"/>
+              <w:rPr>
+                <w:rFonts w:ascii="Times New Roman" w:eastAsia="Times New Roman" w:hAnsi="Times New Roman" w:cs="Times New Roman"/>
+                <w:sz w:val="24"/>
+                <w:szCs w:val="24"/>
+              </w:rPr>
+            </w:pPr>
+            <w:r>
+              <w:rPr>
+                <w:rFonts w:ascii="Courier New" w:eastAsia="Times New Roman" w:hAnsi="Courier New" w:cs="Courier New"/>
+                <w:sz w:val="20"/>
+                <w:szCs w:val="20"/>
+              </w:rPr>
+              <w:t>true/false</w:t>
+            </w:r>
+            <w:r>
+              <w:rPr>
+                <w:rFonts w:ascii="Times New Roman" w:eastAsia="Times New Roman" w:hAnsi="Times New Roman" w:cs="Times New Roman"/>
+                <w:sz w:val="24"/>
+                <w:szCs w:val="24"/>
+              </w:rPr>
+              <w:t xml:space="preserve"> (lowercase)</w:t>
+            </w:r>
+          </w:p>
+        </w:tc>
+      </w:tr>
+      <w:tr>
+        <w:tc>
+          <w:tcPr>
+            <w:cnfStyle w:val="001000000000" w:firstRow="0" w:lastRow="0" w:firstColumn="1" w:lastColumn="0" w:oddVBand="0" w:evenVBand="0" w:oddHBand="0" w:evenHBand="0" w:firstRowFirstColumn="0" w:firstRowLastColumn="0" w:lastRowFirstColumn="0" w:lastRowLastColumn="0"/>
+            <w:tcW w:w="0" w:type="auto"/>
+            <w:hideMark/>
+          </w:tcPr>
+          <w:p>
+            <w:pPr>
+              <w:rPr>
+                <w:rFonts w:ascii="Times New Roman" w:eastAsia="Times New Roman" w:hAnsi="Times New Roman" w:cs="Times New Roman"/>
+                <w:sz w:val="24"/>
+                <w:szCs w:val="24"/>
+              </w:rPr>
+            </w:pPr>
+            <w:r>
+              <w:rPr>
+                <w:rFonts w:ascii="Times New Roman" w:eastAsia="Times New Roman" w:hAnsi="Times New Roman" w:cs="Times New Roman"/>
+                <w:sz w:val="24"/>
+                <w:szCs w:val="24"/>
+              </w:rPr>
+              <w:t>Null value</w:t>
+            </w:r>
+          </w:p>
+        </w:tc>
+        <w:tc>
+          <w:tcPr>
+            <w:tcW w:w="0" w:type="auto"/>
+            <w:hideMark/>
+          </w:tcPr>
+          <w:p>
+            <w:pPr>
+              <w:cnfStyle w:val="000000000000" w:firstRow="0" w:lastRow="0" w:firstColumn="0" w:lastColumn="0" w:oddVBand="0" w:evenVBand="0" w:oddHBand="0" w:evenHBand="0" w:firstRowFirstColumn="0" w:firstRowLastColumn="0" w:lastRowFirstColumn="0" w:lastRowLastColumn="0"/>
+              <w:rPr>
+                <w:rFonts w:ascii="Times New Roman" w:eastAsia="Times New Roman" w:hAnsi="Times New Roman" w:cs="Times New Roman"/>
+                <w:sz w:val="24"/>
+                <w:szCs w:val="24"/>
+              </w:rPr>
+            </w:pPr>
+            <w:r>
+              <w:rPr>
+                <w:rFonts w:ascii="Courier New" w:eastAsia="Times New Roman" w:hAnsi="Courier New" w:cs="Courier New"/>
+                <w:sz w:val="20"/>
+                <w:szCs w:val="20"/>
+              </w:rPr>
+              <w:t>None</w:t>
+            </w:r>
+          </w:p>
+        </w:tc>
+        <w:tc>
+          <w:tcPr>
+            <w:tcW w:w="0" w:type="auto"/>
+            <w:hideMark/>
+          </w:tcPr>
+          <w:p>
+            <w:pPr>
+              <w:cnfStyle w:val="000000000000" w:firstRow="0" w:lastRow="0" w:firstColumn="0" w:lastColumn="0" w:oddVBand="0" w:evenVBand="0" w:oddHBand="0" w:evenHBand="0" w:firstRowFirstColumn="0" w:firstRowLastColumn="0" w:lastRowFirstColumn="0" w:lastRowLastColumn="0"/>
+              <w:rPr>
+                <w:rFonts w:ascii="Times New Roman" w:eastAsia="Times New Roman" w:hAnsi="Times New Roman" w:cs="Times New Roman"/>
+                <w:sz w:val="24"/>
+                <w:szCs w:val="24"/>
+              </w:rPr>
+            </w:pPr>
+            <w:r>
+              <w:rPr>
+                <w:rFonts w:ascii="Courier New" w:eastAsia="Times New Roman" w:hAnsi="Courier New" w:cs="Courier New"/>
+                <w:sz w:val="20"/>
+                <w:szCs w:val="20"/>
+              </w:rPr>
+              <w:t>null</w:t>
             </w:r>
           </w:p>
         </w:tc>
       </w:tr>
       <w:tr>
         <w:trPr>
-          <w:tblCellSpacing w:w="15" w:type="dxa"/>
+          <w:cnfStyle w:val="000000100000" w:firstRow="0" w:lastRow="0" w:firstColumn="0" w:lastColumn="0" w:oddVBand="0" w:evenVBand="0" w:oddHBand="1" w:evenHBand="0" w:firstRowFirstColumn="0" w:firstRowLastColumn="0" w:lastRowFirstColumn="0" w:lastRowLastColumn="0"/>
         </w:trPr>
         <w:tc>
           <w:tcPr>
+            <w:cnfStyle w:val="001000000000" w:firstRow="0" w:lastRow="0" w:firstColumn="1" w:lastColumn="0" w:oddVBand="0" w:evenVBand="0" w:oddHBand="0" w:evenHBand="0" w:firstRowFirstColumn="0" w:firstRowLastColumn="0" w:lastRowFirstColumn="0" w:lastRowLastColumn="0"/>
             <w:tcW w:w="0" w:type="auto"/>
-            <w:vAlign w:val="center"/>
-            <w:hideMark/>
-          </w:tcPr>
-          <w:p>
-            <w:pPr>
-              <w:spacing w:after="0" w:line="240" w:lineRule="auto"/>
-              <w:rPr>
-                <w:rFonts w:ascii="Times New Roman" w:eastAsia="Times New Roman" w:hAnsi="Times New Roman" w:cs="Times New Roman"/>
-                <w:sz w:val="24"/>
-                <w:szCs w:val="24"/>
-              </w:rPr>
-            </w:pPr>
-            <w:r>
-              <w:rPr>
-                <w:rFonts w:ascii="Times New Roman" w:eastAsia="Times New Roman" w:hAnsi="Times New Roman" w:cs="Times New Roman"/>
-                <w:sz w:val="24"/>
-                <w:szCs w:val="24"/>
-              </w:rPr>
-              <w:t>Keys</w:t>
+            <w:hideMark/>
+          </w:tcPr>
+          <w:p>
+            <w:pPr>
+              <w:rPr>
+                <w:rFonts w:ascii="Times New Roman" w:eastAsia="Times New Roman" w:hAnsi="Times New Roman" w:cs="Times New Roman"/>
+                <w:sz w:val="24"/>
+                <w:szCs w:val="24"/>
+              </w:rPr>
+            </w:pPr>
+            <w:r>
+              <w:rPr>
+                <w:rFonts w:ascii="Times New Roman" w:eastAsia="Times New Roman" w:hAnsi="Times New Roman" w:cs="Times New Roman"/>
+                <w:sz w:val="24"/>
+                <w:szCs w:val="24"/>
+              </w:rPr>
+              <w:t>Trailing comma</w:t>
             </w:r>
           </w:p>
         </w:tc>
         <w:tc>
           <w:tcPr>
             <w:tcW w:w="0" w:type="auto"/>
-            <w:vAlign w:val="center"/>
-            <w:hideMark/>
-          </w:tcPr>
-          <w:p>
-            <w:pPr>
-              <w:spacing w:after="0" w:line="240" w:lineRule="auto"/>
-              <w:rPr>
-                <w:rFonts w:ascii="Times New Roman" w:eastAsia="Times New Roman" w:hAnsi="Times New Roman" w:cs="Times New Roman"/>
-                <w:sz w:val="24"/>
-                <w:szCs w:val="24"/>
-              </w:rPr>
-            </w:pPr>
-            <w:r>
-              <w:rPr>
-                <w:rFonts w:ascii="Times New Roman" w:eastAsia="Times New Roman" w:hAnsi="Times New Roman" w:cs="Times New Roman"/>
-                <w:sz w:val="24"/>
-                <w:szCs w:val="24"/>
-              </w:rPr>
-              <w:t xml:space="preserve">Can be any </w:t>
-            </w:r>
+            <w:hideMark/>
+          </w:tcPr>
+          <w:p>
+            <w:pPr>
+              <w:cnfStyle w:val="000000100000" w:firstRow="0" w:lastRow="0" w:firstColumn="0" w:lastColumn="0" w:oddVBand="0" w:evenVBand="0" w:oddHBand="1" w:evenHBand="0" w:firstRowFirstColumn="0" w:firstRowLastColumn="0" w:lastRowFirstColumn="0" w:lastRowLastColumn="0"/>
+              <w:rPr>
+                <w:rFonts w:ascii="Times New Roman" w:eastAsia="Times New Roman" w:hAnsi="Times New Roman" w:cs="Times New Roman"/>
+                <w:sz w:val="24"/>
+                <w:szCs w:val="24"/>
+              </w:rPr>
+            </w:pPr>
+            <w:r>
+              <w:rPr>
+                <w:rFonts w:ascii="Times New Roman" w:eastAsia="Times New Roman" w:hAnsi="Times New Roman" w:cs="Times New Roman"/>
+                <w:sz w:val="24"/>
+                <w:szCs w:val="24"/>
+              </w:rPr>
+              <w:t>Allowed</w:t>
+            </w:r>
+          </w:p>
+        </w:tc>
+        <w:tc>
+          <w:tcPr>
+            <w:tcW w:w="0" w:type="auto"/>
+            <w:hideMark/>
+          </w:tcPr>
+          <w:p>
+            <w:pPr>
+              <w:cnfStyle w:val="000000100000" w:firstRow="0" w:lastRow="0" w:firstColumn="0" w:lastColumn="0" w:oddVBand="0" w:evenVBand="0" w:oddHBand="1" w:evenHBand="0" w:firstRowFirstColumn="0" w:firstRowLastColumn="0" w:lastRowFirstColumn="0" w:lastRowLastColumn="0"/>
+              <w:rPr>
+                <w:rFonts w:ascii="Times New Roman" w:eastAsia="Times New Roman" w:hAnsi="Times New Roman" w:cs="Times New Roman"/>
+                <w:sz w:val="24"/>
+                <w:szCs w:val="24"/>
+              </w:rPr>
+            </w:pPr>
+            <w:r>
+              <w:rPr>
+                <w:rFonts w:ascii="Segoe UI Emoji" w:eastAsia="Times New Roman" w:hAnsi="Segoe UI Emoji" w:cs="Segoe UI Emoji"/>
+                <w:sz w:val="24"/>
+                <w:szCs w:val="24"/>
+              </w:rPr>
+              <w:t>❌</w:t>
+            </w:r>
+            <w:r>
+              <w:rPr>
+                <w:rFonts w:ascii="Times New Roman" w:eastAsia="Times New Roman" w:hAnsi="Times New Roman" w:cs="Times New Roman"/>
+                <w:sz w:val="24"/>
+                <w:szCs w:val="24"/>
+              </w:rPr>
+              <w:t xml:space="preserve"> Not allowed</w:t>
+            </w:r>
+          </w:p>
+        </w:tc>
+      </w:tr>
+      <w:tr>
+        <w:tc>
+          <w:tcPr>
+            <w:cnfStyle w:val="001000000000" w:firstRow="0" w:lastRow="0" w:firstColumn="1" w:lastColumn="0" w:oddVBand="0" w:evenVBand="0" w:oddHBand="0" w:evenHBand="0" w:firstRowFirstColumn="0" w:firstRowLastColumn="0" w:lastRowFirstColumn="0" w:lastRowLastColumn="0"/>
+            <w:tcW w:w="0" w:type="auto"/>
+            <w:hideMark/>
+          </w:tcPr>
+          <w:p>
+            <w:pPr>
+              <w:rPr>
+                <w:rFonts w:ascii="Times New Roman" w:eastAsia="Times New Roman" w:hAnsi="Times New Roman" w:cs="Times New Roman"/>
+                <w:sz w:val="24"/>
+                <w:szCs w:val="24"/>
+              </w:rPr>
+            </w:pPr>
+            <w:r>
+              <w:rPr>
+                <w:rFonts w:ascii="Times New Roman" w:eastAsia="Times New Roman" w:hAnsi="Times New Roman" w:cs="Times New Roman"/>
+                <w:sz w:val="24"/>
+                <w:szCs w:val="24"/>
+              </w:rPr>
+              <w:t>Functions</w:t>
+            </w:r>
+          </w:p>
+        </w:tc>
+        <w:tc>
+          <w:tcPr>
+            <w:tcW w:w="0" w:type="auto"/>
+            <w:hideMark/>
+          </w:tcPr>
+          <w:p>
+            <w:pPr>
+              <w:cnfStyle w:val="000000000000" w:firstRow="0" w:lastRow="0" w:firstColumn="0" w:lastColumn="0" w:oddVBand="0" w:evenVBand="0" w:oddHBand="0" w:evenHBand="0" w:firstRowFirstColumn="0" w:firstRowLastColumn="0" w:lastRowFirstColumn="0" w:lastRowLastColumn="0"/>
+              <w:rPr>
+                <w:rFonts w:ascii="Times New Roman" w:eastAsia="Times New Roman" w:hAnsi="Times New Roman" w:cs="Times New Roman"/>
+                <w:sz w:val="24"/>
+                <w:szCs w:val="24"/>
+              </w:rPr>
+            </w:pPr>
+            <w:r>
+              <w:rPr>
+                <w:rFonts w:ascii="Times New Roman" w:eastAsia="Times New Roman" w:hAnsi="Times New Roman" w:cs="Times New Roman"/>
+                <w:sz w:val="24"/>
+                <w:szCs w:val="24"/>
+              </w:rPr>
+              <w:t>Allowed</w:t>
+            </w:r>
+          </w:p>
+        </w:tc>
+        <w:tc>
+          <w:tcPr>
+            <w:tcW w:w="0" w:type="auto"/>
+            <w:hideMark/>
+          </w:tcPr>
+          <w:p>
+            <w:pPr>
+              <w:cnfStyle w:val="000000000000" w:firstRow="0" w:lastRow="0" w:firstColumn="0" w:lastColumn="0" w:oddVBand="0" w:evenVBand="0" w:oddHBand="0" w:evenHBand="0" w:firstRowFirstColumn="0" w:firstRowLastColumn="0" w:lastRowFirstColumn="0" w:lastRowLastColumn="0"/>
+              <w:rPr>
+                <w:rFonts w:ascii="Times New Roman" w:eastAsia="Times New Roman" w:hAnsi="Times New Roman" w:cs="Times New Roman"/>
+                <w:sz w:val="24"/>
+                <w:szCs w:val="24"/>
+              </w:rPr>
+            </w:pPr>
+            <w:r>
+              <w:rPr>
+                <w:rFonts w:ascii="Segoe UI Emoji" w:eastAsia="Times New Roman" w:hAnsi="Segoe UI Emoji" w:cs="Segoe UI Emoji"/>
+                <w:sz w:val="24"/>
+                <w:szCs w:val="24"/>
+              </w:rPr>
+              <w:t>❌</w:t>
+            </w:r>
+            <w:r>
+              <w:rPr>
+                <w:rFonts w:ascii="Times New Roman" w:eastAsia="Times New Roman" w:hAnsi="Times New Roman" w:cs="Times New Roman"/>
+                <w:sz w:val="24"/>
+                <w:szCs w:val="24"/>
+              </w:rPr>
+              <w:t xml:space="preserve"> Not allowed</w:t>
+            </w:r>
+          </w:p>
+        </w:tc>
+      </w:tr>
+    </w:tbl>
+    <w:p/>
+    <w:p>
+      <w:proofErr w:type="spellStart"/>
+      <w:r>
+        <w:t>Data_dict</w:t>
+      </w:r>
+      <w:proofErr w:type="spellEnd"/>
+      <w:r>
+        <w:t xml:space="preserve"> = {</w:t>
+      </w:r>
+    </w:p>
+    <w:p>
+      <w:r>
+        <w:t xml:space="preserve">    "name": "Sam</w:t>
+      </w:r>
+      <w:proofErr w:type="gramStart"/>
+      <w:r>
+        <w:t>",</w:t>
+      </w:r>
+      <w:r>
+        <w:t xml:space="preserve">  #</w:t>
+      </w:r>
+      <w:proofErr w:type="gramEnd"/>
+      <w:r>
+        <w:t xml:space="preserve"> single or double comma</w:t>
+      </w:r>
+    </w:p>
+    <w:p>
+      <w:r>
+        <w:t xml:space="preserve">    "age": 25,</w:t>
+      </w:r>
+    </w:p>
+    <w:p>
+      <w:r>
+        <w:lastRenderedPageBreak/>
+        <w:t xml:space="preserve">    "active": True</w:t>
+      </w:r>
+    </w:p>
+    <w:p>
+      <w:r>
+        <w:t>}</w:t>
+      </w:r>
+    </w:p>
+    <w:p>
+      <w:proofErr w:type="spellStart"/>
+      <w:r>
+        <w:t>json_data</w:t>
+      </w:r>
+      <w:proofErr w:type="spellEnd"/>
+      <w:r>
+        <w:t xml:space="preserve"> </w:t>
+      </w:r>
+      <w:proofErr w:type="gramStart"/>
+      <w:r>
+        <w:t>= '{</w:t>
+      </w:r>
+      <w:proofErr w:type="gramEnd"/>
+      <w:r>
+        <w:rPr>
+          <w:highlight w:val="yellow"/>
+        </w:rPr>
+        <w:t>"</w:t>
+      </w:r>
+      <w:r>
+        <w:t>name</w:t>
+      </w:r>
+      <w:r>
+        <w:rPr>
+          <w:highlight w:val="yellow"/>
+        </w:rPr>
+        <w:t>"</w:t>
+      </w:r>
+      <w:r>
+        <w:t xml:space="preserve">: "Sam", "age": 25, "active": </w:t>
+      </w:r>
+      <w:proofErr w:type="gramStart"/>
+      <w:r>
+        <w:t>true}'</w:t>
+      </w:r>
+      <w:proofErr w:type="gramEnd"/>
+    </w:p>
+    <w:p/>
+    <w:p>
+      <w:pPr>
+        <w:pStyle w:val="Heading3"/>
+      </w:pPr>
+      <w:r>
+        <w:t xml:space="preserve">JSON → </w:t>
+      </w:r>
+      <w:proofErr w:type="spellStart"/>
+      <w:r>
+        <w:t>dict</w:t>
+      </w:r>
+      <w:proofErr w:type="spellEnd"/>
+    </w:p>
+    <w:p>
+      <w:pPr>
+        <w:pStyle w:val="HTMLPreformatted"/>
+        <w:rPr>
+          <w:rStyle w:val="HTMLCode"/>
+        </w:rPr>
+      </w:pPr>
+      <w:r>
+        <w:rPr>
+          <w:rStyle w:val="hljs-keyword"/>
+        </w:rPr>
+        <w:t>import</w:t>
+      </w:r>
+      <w:r>
+        <w:rPr>
+          <w:rStyle w:val="HTMLCode"/>
+        </w:rPr>
+        <w:t xml:space="preserve"> </w:t>
+      </w:r>
+      <w:proofErr w:type="spellStart"/>
+      <w:r>
+        <w:rPr>
+          <w:rStyle w:val="HTMLCode"/>
+        </w:rPr>
+        <w:t>json</w:t>
+      </w:r>
+      <w:proofErr w:type="spellEnd"/>
+    </w:p>
+    <w:p>
+      <w:pPr>
+        <w:pStyle w:val="HTMLPreformatted"/>
+        <w:rPr>
+          <w:rStyle w:val="HTMLCode"/>
+        </w:rPr>
+      </w:pPr>
+      <w:r>
+        <w:rPr>
+          <w:rStyle w:val="HTMLCode"/>
+        </w:rPr>
+        <w:t xml:space="preserve">d = </w:t>
+      </w:r>
+      <w:proofErr w:type="spellStart"/>
+      <w:proofErr w:type="gramStart"/>
+      <w:r>
+        <w:rPr>
+          <w:rStyle w:val="HTMLCode"/>
+        </w:rPr>
+        <w:t>json.loads</w:t>
+      </w:r>
+      <w:proofErr w:type="spellEnd"/>
+      <w:r>
+        <w:rPr>
+          <w:rStyle w:val="HTMLCode"/>
+        </w:rPr>
+        <w:t>(</w:t>
+      </w:r>
+      <w:r>
+        <w:rPr>
+          <w:rStyle w:val="hljs-string"/>
+        </w:rPr>
+        <w:t>'{</w:t>
+      </w:r>
+      <w:proofErr w:type="gramEnd"/>
+      <w:r>
+        <w:rPr>
+          <w:rStyle w:val="hljs-string"/>
+        </w:rPr>
+        <w:t xml:space="preserve">"a": </w:t>
+      </w:r>
+      <w:proofErr w:type="gramStart"/>
+      <w:r>
+        <w:rPr>
+          <w:rStyle w:val="hljs-string"/>
+        </w:rPr>
+        <w:t>1}'</w:t>
+      </w:r>
+      <w:proofErr w:type="gramEnd"/>
+      <w:r>
+        <w:rPr>
+          <w:rStyle w:val="HTMLCode"/>
+        </w:rPr>
+        <w:t>)</w:t>
+      </w:r>
+    </w:p>
+    <w:p>
+      <w:pPr>
+        <w:pStyle w:val="Heading3"/>
+      </w:pPr>
+      <w:proofErr w:type="spellStart"/>
+      <w:r>
+        <w:t>dict</w:t>
+      </w:r>
+      <w:proofErr w:type="spellEnd"/>
+      <w:r>
+        <w:t xml:space="preserve"> → JSON</w:t>
+      </w:r>
+    </w:p>
+    <w:p>
+      <w:pPr>
+        <w:pStyle w:val="HTMLPreformatted"/>
+        <w:rPr>
+          <w:rStyle w:val="HTMLCode"/>
+        </w:rPr>
+      </w:pPr>
+      <w:r>
+        <w:rPr>
+          <w:rStyle w:val="hljs-keyword"/>
+        </w:rPr>
+        <w:t>import</w:t>
+      </w:r>
+      <w:r>
+        <w:rPr>
+          <w:rStyle w:val="HTMLCode"/>
+        </w:rPr>
+        <w:t xml:space="preserve"> </w:t>
+      </w:r>
+      <w:proofErr w:type="spellStart"/>
+      <w:r>
+        <w:rPr>
+          <w:rStyle w:val="HTMLCode"/>
+        </w:rPr>
+        <w:t>json</w:t>
+      </w:r>
+      <w:proofErr w:type="spellEnd"/>
+    </w:p>
+    <w:p>
+      <w:pPr>
+        <w:pStyle w:val="HTMLPreformatted"/>
+        <w:rPr>
+          <w:rStyle w:val="HTMLCode"/>
+        </w:rPr>
+      </w:pPr>
+      <w:r>
+        <w:rPr>
+          <w:rStyle w:val="HTMLCode"/>
+        </w:rPr>
+        <w:t xml:space="preserve">s = </w:t>
+      </w:r>
+      <w:proofErr w:type="spellStart"/>
+      <w:proofErr w:type="gramStart"/>
+      <w:r>
+        <w:rPr>
+          <w:rStyle w:val="HTMLCode"/>
+        </w:rPr>
+        <w:t>json.dumps</w:t>
+      </w:r>
+      <w:proofErr w:type="spellEnd"/>
+      <w:proofErr w:type="gramEnd"/>
+      <w:r>
+        <w:rPr>
+          <w:rStyle w:val="HTMLCode"/>
+        </w:rPr>
+        <w:t>({</w:t>
+      </w:r>
+      <w:r>
+        <w:rPr>
+          <w:rStyle w:val="hljs-string"/>
+        </w:rPr>
+        <w:t>"a"</w:t>
+      </w:r>
+      <w:r>
+        <w:rPr>
+          <w:rStyle w:val="HTMLCode"/>
+        </w:rPr>
+        <w:t xml:space="preserve">: </w:t>
+      </w:r>
+      <w:proofErr w:type="gramStart"/>
+      <w:r>
+        <w:rPr>
+          <w:rStyle w:val="hljs-number"/>
+        </w:rPr>
+        <w:t>1</w:t>
+      </w:r>
+      <w:r>
+        <w:rPr>
+          <w:rStyle w:val="HTMLCode"/>
+        </w:rPr>
+        <w:t>})</w:t>
+      </w:r>
+      <w:r>
+        <w:rPr>
+          <w:rStyle w:val="HTMLCode"/>
+        </w:rPr>
+        <w:t xml:space="preserve"> </w:t>
+      </w:r>
+      <w:r>
+        <w:rPr>
+          <w:rStyle w:val="HTMLCode"/>
+        </w:rPr>
+        <w:t>#</w:t>
+      </w:r>
+      <w:proofErr w:type="gramEnd"/>
+      <w:r>
+        <w:rPr>
+          <w:rStyle w:val="HTMLCode"/>
+        </w:rPr>
+        <w:t xml:space="preserve"> dump to </w:t>
+      </w:r>
+      <w:proofErr w:type="spellStart"/>
+      <w:r>
+        <w:rPr>
+          <w:rStyle w:val="HTMLCode"/>
+        </w:rPr>
+        <w:t>json</w:t>
+      </w:r>
+      <w:proofErr w:type="spellEnd"/>
+      <w:r>
+        <w:rPr>
+          <w:rStyle w:val="HTMLCode"/>
+        </w:rPr>
+        <w:t>, s for string form, aka Serialization</w:t>
+      </w:r>
+    </w:p>
+    <w:p>
+      <w:r>
+        <w:pict w14:anchorId="64769067">
+          <v:rect id="_x0000_i1040" style="width:0;height:1.5pt" o:hralign="center" o:hrstd="t" o:hr="t" fillcolor="#a0a0a0" stroked="f"/>
+        </w:pict>
+      </w:r>
+    </w:p>
+    <w:tbl>
+      <w:tblPr>
+        <w:tblStyle w:val="PlainTable1"/>
+        <w:tblW w:w="0" w:type="auto"/>
+        <w:tblLook w:val="04A0" w:firstRow="1" w:lastRow="0" w:firstColumn="1" w:lastColumn="0" w:noHBand="0" w:noVBand="1"/>
+      </w:tblPr>
+      <w:tblGrid>
+        <w:gridCol w:w="2010"/>
+        <w:gridCol w:w="3817"/>
+      </w:tblGrid>
+      <w:tr>
+        <w:trPr>
+          <w:cnfStyle w:val="100000000000" w:firstRow="1" w:lastRow="0" w:firstColumn="0" w:lastColumn="0" w:oddVBand="0" w:evenVBand="0" w:oddHBand="0" w:evenHBand="0" w:firstRowFirstColumn="0" w:firstRowLastColumn="0" w:lastRowFirstColumn="0" w:lastRowLastColumn="0"/>
+        </w:trPr>
+        <w:tc>
+          <w:tcPr>
+            <w:cnfStyle w:val="001000000000" w:firstRow="0" w:lastRow="0" w:firstColumn="1" w:lastColumn="0" w:oddVBand="0" w:evenVBand="0" w:oddHBand="0" w:evenHBand="0" w:firstRowFirstColumn="0" w:firstRowLastColumn="0" w:lastRowFirstColumn="0" w:lastRowLastColumn="0"/>
+            <w:tcW w:w="0" w:type="auto"/>
+            <w:hideMark/>
+          </w:tcPr>
+          <w:p>
+            <w:pPr>
+              <w:jc w:val="center"/>
+              <w:rPr>
+                <w:rFonts w:ascii="Times New Roman" w:eastAsia="Times New Roman" w:hAnsi="Times New Roman" w:cs="Times New Roman"/>
+                <w:b w:val="0"/>
+                <w:bCs w:val="0"/>
+                <w:sz w:val="24"/>
+                <w:szCs w:val="24"/>
+              </w:rPr>
+            </w:pPr>
+            <w:r>
+              <w:rPr>
+                <w:rFonts w:ascii="Times New Roman" w:eastAsia="Times New Roman" w:hAnsi="Times New Roman" w:cs="Times New Roman"/>
+                <w:sz w:val="24"/>
+                <w:szCs w:val="24"/>
+              </w:rPr>
+              <w:t>Task</w:t>
+            </w:r>
+          </w:p>
+        </w:tc>
+        <w:tc>
+          <w:tcPr>
+            <w:tcW w:w="0" w:type="auto"/>
+            <w:hideMark/>
+          </w:tcPr>
+          <w:p>
+            <w:pPr>
+              <w:jc w:val="center"/>
+              <w:cnfStyle w:val="100000000000" w:firstRow="1" w:lastRow="0" w:firstColumn="0" w:lastColumn="0" w:oddVBand="0" w:evenVBand="0" w:oddHBand="0" w:evenHBand="0" w:firstRowFirstColumn="0" w:firstRowLastColumn="0" w:lastRowFirstColumn="0" w:lastRowLastColumn="0"/>
+              <w:rPr>
+                <w:rFonts w:ascii="Times New Roman" w:eastAsia="Times New Roman" w:hAnsi="Times New Roman" w:cs="Times New Roman"/>
+                <w:b w:val="0"/>
+                <w:bCs w:val="0"/>
+                <w:sz w:val="24"/>
+                <w:szCs w:val="24"/>
+              </w:rPr>
+            </w:pPr>
             <w:proofErr w:type="spellStart"/>
             <w:r>
               <w:rPr>
@@ -4470,7 +5533,7 @@
                 <w:sz w:val="24"/>
                 <w:szCs w:val="24"/>
               </w:rPr>
-              <w:t>hashable</w:t>
+              <w:t>Pydantic</w:t>
             </w:r>
             <w:proofErr w:type="spellEnd"/>
             <w:r>
@@ -4479,74 +5542,55 @@
                 <w:sz w:val="24"/>
                 <w:szCs w:val="24"/>
               </w:rPr>
-              <w:t xml:space="preserve"> type</w:t>
-            </w:r>
-          </w:p>
-        </w:tc>
-        <w:tc>
-          <w:tcPr>
-            <w:tcW w:w="0" w:type="auto"/>
-            <w:vAlign w:val="center"/>
-            <w:hideMark/>
-          </w:tcPr>
-          <w:p>
-            <w:pPr>
-              <w:spacing w:after="0" w:line="240" w:lineRule="auto"/>
-              <w:rPr>
-                <w:rFonts w:ascii="Times New Roman" w:eastAsia="Times New Roman" w:hAnsi="Times New Roman" w:cs="Times New Roman"/>
-                <w:sz w:val="24"/>
-                <w:szCs w:val="24"/>
-              </w:rPr>
-            </w:pPr>
-            <w:r>
-              <w:rPr>
-                <w:rFonts w:ascii="Times New Roman" w:eastAsia="Times New Roman" w:hAnsi="Times New Roman" w:cs="Times New Roman"/>
-                <w:sz w:val="24"/>
-                <w:szCs w:val="24"/>
-              </w:rPr>
-              <w:t>Must be strings</w:t>
+              <w:t xml:space="preserve"> </w:t>
+            </w:r>
+            <w:r>
+              <w:rPr>
+                <w:rFonts w:ascii="Times New Roman" w:eastAsia="Times New Roman" w:hAnsi="Times New Roman" w:cs="Times New Roman"/>
+                <w:sz w:val="24"/>
+                <w:szCs w:val="24"/>
+              </w:rPr>
+              <w:t>v2 Syntax</w:t>
             </w:r>
           </w:p>
         </w:tc>
       </w:tr>
       <w:tr>
         <w:trPr>
-          <w:tblCellSpacing w:w="15" w:type="dxa"/>
+          <w:cnfStyle w:val="000000100000" w:firstRow="0" w:lastRow="0" w:firstColumn="0" w:lastColumn="0" w:oddVBand="0" w:evenVBand="0" w:oddHBand="1" w:evenHBand="0" w:firstRowFirstColumn="0" w:firstRowLastColumn="0" w:lastRowFirstColumn="0" w:lastRowLastColumn="0"/>
         </w:trPr>
         <w:tc>
           <w:tcPr>
+            <w:cnfStyle w:val="001000000000" w:firstRow="0" w:lastRow="0" w:firstColumn="1" w:lastColumn="0" w:oddVBand="0" w:evenVBand="0" w:oddHBand="0" w:evenHBand="0" w:firstRowFirstColumn="0" w:firstRowLastColumn="0" w:lastRowFirstColumn="0" w:lastRowLastColumn="0"/>
             <w:tcW w:w="0" w:type="auto"/>
-            <w:vAlign w:val="center"/>
-            <w:hideMark/>
-          </w:tcPr>
-          <w:p>
-            <w:pPr>
-              <w:spacing w:after="0" w:line="240" w:lineRule="auto"/>
-              <w:rPr>
-                <w:rFonts w:ascii="Times New Roman" w:eastAsia="Times New Roman" w:hAnsi="Times New Roman" w:cs="Times New Roman"/>
-                <w:sz w:val="24"/>
-                <w:szCs w:val="24"/>
-              </w:rPr>
-            </w:pPr>
-            <w:r>
-              <w:rPr>
-                <w:rFonts w:ascii="Times New Roman" w:eastAsia="Times New Roman" w:hAnsi="Times New Roman" w:cs="Times New Roman"/>
-                <w:sz w:val="24"/>
-                <w:szCs w:val="24"/>
-              </w:rPr>
-              <w:t>Booleans</w:t>
+            <w:hideMark/>
+          </w:tcPr>
+          <w:p>
+            <w:pPr>
+              <w:rPr>
+                <w:rFonts w:ascii="Times New Roman" w:eastAsia="Times New Roman" w:hAnsi="Times New Roman" w:cs="Times New Roman"/>
+                <w:sz w:val="24"/>
+                <w:szCs w:val="24"/>
+              </w:rPr>
+            </w:pPr>
+            <w:r>
+              <w:rPr>
+                <w:rFonts w:ascii="Times New Roman" w:eastAsia="Times New Roman" w:hAnsi="Times New Roman" w:cs="Times New Roman"/>
+                <w:sz w:val="24"/>
+                <w:szCs w:val="24"/>
+              </w:rPr>
+              <w:t>Create model</w:t>
             </w:r>
           </w:p>
         </w:tc>
         <w:tc>
           <w:tcPr>
             <w:tcW w:w="0" w:type="auto"/>
-            <w:vAlign w:val="center"/>
-            <w:hideMark/>
-          </w:tcPr>
-          <w:p>
-            <w:pPr>
-              <w:spacing w:after="0" w:line="240" w:lineRule="auto"/>
+            <w:hideMark/>
+          </w:tcPr>
+          <w:p>
+            <w:pPr>
+              <w:cnfStyle w:val="000000100000" w:firstRow="0" w:lastRow="0" w:firstColumn="0" w:lastColumn="0" w:oddVBand="0" w:evenVBand="0" w:oddHBand="1" w:evenHBand="0" w:firstRowFirstColumn="0" w:firstRowLastColumn="0" w:lastRowFirstColumn="0" w:lastRowLastColumn="0"/>
               <w:rPr>
                 <w:rFonts w:ascii="Times New Roman" w:eastAsia="Times New Roman" w:hAnsi="Times New Roman" w:cs="Times New Roman"/>
                 <w:sz w:val="24"/>
@@ -4559,1132 +5603,435 @@
                 <w:sz w:val="20"/>
                 <w:szCs w:val="20"/>
               </w:rPr>
-              <w:t>True/False</w:t>
-            </w:r>
-          </w:p>
-        </w:tc>
-        <w:tc>
-          <w:tcPr>
-            <w:tcW w:w="0" w:type="auto"/>
-            <w:vAlign w:val="center"/>
-            <w:hideMark/>
-          </w:tcPr>
-          <w:p>
-            <w:pPr>
-              <w:spacing w:after="0" w:line="240" w:lineRule="auto"/>
-              <w:rPr>
-                <w:rFonts w:ascii="Times New Roman" w:eastAsia="Times New Roman" w:hAnsi="Times New Roman" w:cs="Times New Roman"/>
-                <w:sz w:val="24"/>
-                <w:szCs w:val="24"/>
-              </w:rPr>
-            </w:pPr>
+              <w:t>class M(</w:t>
+            </w:r>
+            <w:proofErr w:type="spellStart"/>
             <w:r>
               <w:rPr>
                 <w:rFonts w:ascii="Courier New" w:eastAsia="Times New Roman" w:hAnsi="Courier New" w:cs="Courier New"/>
                 <w:sz w:val="20"/>
                 <w:szCs w:val="20"/>
               </w:rPr>
-              <w:t>true/false</w:t>
-            </w:r>
-            <w:r>
-              <w:rPr>
-                <w:rFonts w:ascii="Times New Roman" w:eastAsia="Times New Roman" w:hAnsi="Times New Roman" w:cs="Times New Roman"/>
-                <w:sz w:val="24"/>
-                <w:szCs w:val="24"/>
-              </w:rPr>
-              <w:t xml:space="preserve"> (lowercase)</w:t>
+              <w:t>BaseModel</w:t>
+            </w:r>
+            <w:proofErr w:type="spellEnd"/>
+            <w:r>
+              <w:rPr>
+                <w:rFonts w:ascii="Courier New" w:eastAsia="Times New Roman" w:hAnsi="Courier New" w:cs="Courier New"/>
+                <w:sz w:val="20"/>
+                <w:szCs w:val="20"/>
+              </w:rPr>
+              <w:t>): ...</w:t>
+            </w:r>
+          </w:p>
+        </w:tc>
+      </w:tr>
+      <w:tr>
+        <w:tc>
+          <w:tcPr>
+            <w:cnfStyle w:val="001000000000" w:firstRow="0" w:lastRow="0" w:firstColumn="1" w:lastColumn="0" w:oddVBand="0" w:evenVBand="0" w:oddHBand="0" w:evenHBand="0" w:firstRowFirstColumn="0" w:firstRowLastColumn="0" w:lastRowFirstColumn="0" w:lastRowLastColumn="0"/>
+            <w:tcW w:w="0" w:type="auto"/>
+            <w:hideMark/>
+          </w:tcPr>
+          <w:p>
+            <w:pPr>
+              <w:rPr>
+                <w:rFonts w:ascii="Times New Roman" w:eastAsia="Times New Roman" w:hAnsi="Times New Roman" w:cs="Times New Roman"/>
+                <w:sz w:val="24"/>
+                <w:szCs w:val="24"/>
+              </w:rPr>
+            </w:pPr>
+            <w:r>
+              <w:rPr>
+                <w:rFonts w:ascii="Times New Roman" w:eastAsia="Times New Roman" w:hAnsi="Times New Roman" w:cs="Times New Roman"/>
+                <w:sz w:val="24"/>
+                <w:szCs w:val="24"/>
+              </w:rPr>
+              <w:t>Field constraints</w:t>
+            </w:r>
+          </w:p>
+        </w:tc>
+        <w:tc>
+          <w:tcPr>
+            <w:tcW w:w="0" w:type="auto"/>
+            <w:hideMark/>
+          </w:tcPr>
+          <w:p>
+            <w:pPr>
+              <w:cnfStyle w:val="000000000000" w:firstRow="0" w:lastRow="0" w:firstColumn="0" w:lastColumn="0" w:oddVBand="0" w:evenVBand="0" w:oddHBand="0" w:evenHBand="0" w:firstRowFirstColumn="0" w:firstRowLastColumn="0" w:lastRowFirstColumn="0" w:lastRowLastColumn="0"/>
+              <w:rPr>
+                <w:rFonts w:ascii="Times New Roman" w:eastAsia="Times New Roman" w:hAnsi="Times New Roman" w:cs="Times New Roman"/>
+                <w:sz w:val="24"/>
+                <w:szCs w:val="24"/>
+              </w:rPr>
+            </w:pPr>
+            <w:proofErr w:type="gramStart"/>
+            <w:r>
+              <w:rPr>
+                <w:rFonts w:ascii="Courier New" w:eastAsia="Times New Roman" w:hAnsi="Courier New" w:cs="Courier New"/>
+                <w:sz w:val="20"/>
+                <w:szCs w:val="20"/>
+              </w:rPr>
+              <w:t>Field(</w:t>
+            </w:r>
+            <w:proofErr w:type="gramEnd"/>
+            <w:r>
+              <w:rPr>
+                <w:rFonts w:ascii="Courier New" w:eastAsia="Times New Roman" w:hAnsi="Courier New" w:cs="Courier New"/>
+                <w:sz w:val="20"/>
+                <w:szCs w:val="20"/>
+              </w:rPr>
+              <w:t xml:space="preserve">..., </w:t>
+            </w:r>
+            <w:proofErr w:type="spellStart"/>
+            <w:r>
+              <w:rPr>
+                <w:rFonts w:ascii="Courier New" w:eastAsia="Times New Roman" w:hAnsi="Courier New" w:cs="Courier New"/>
+                <w:sz w:val="20"/>
+                <w:szCs w:val="20"/>
+              </w:rPr>
+              <w:t>ge</w:t>
+            </w:r>
+            <w:proofErr w:type="spellEnd"/>
+            <w:r>
+              <w:rPr>
+                <w:rFonts w:ascii="Courier New" w:eastAsia="Times New Roman" w:hAnsi="Courier New" w:cs="Courier New"/>
+                <w:sz w:val="20"/>
+                <w:szCs w:val="20"/>
+              </w:rPr>
+              <w:t>=0)</w:t>
             </w:r>
           </w:p>
         </w:tc>
       </w:tr>
       <w:tr>
         <w:trPr>
-          <w:tblCellSpacing w:w="15" w:type="dxa"/>
+          <w:cnfStyle w:val="000000100000" w:firstRow="0" w:lastRow="0" w:firstColumn="0" w:lastColumn="0" w:oddVBand="0" w:evenVBand="0" w:oddHBand="1" w:evenHBand="0" w:firstRowFirstColumn="0" w:firstRowLastColumn="0" w:lastRowFirstColumn="0" w:lastRowLastColumn="0"/>
         </w:trPr>
         <w:tc>
           <w:tcPr>
+            <w:cnfStyle w:val="001000000000" w:firstRow="0" w:lastRow="0" w:firstColumn="1" w:lastColumn="0" w:oddVBand="0" w:evenVBand="0" w:oddHBand="0" w:evenHBand="0" w:firstRowFirstColumn="0" w:firstRowLastColumn="0" w:lastRowFirstColumn="0" w:lastRowLastColumn="0"/>
             <w:tcW w:w="0" w:type="auto"/>
-            <w:vAlign w:val="center"/>
-            <w:hideMark/>
-          </w:tcPr>
-          <w:p>
-            <w:pPr>
-              <w:spacing w:after="0" w:line="240" w:lineRule="auto"/>
-              <w:rPr>
-                <w:rFonts w:ascii="Times New Roman" w:eastAsia="Times New Roman" w:hAnsi="Times New Roman" w:cs="Times New Roman"/>
-                <w:sz w:val="24"/>
-                <w:szCs w:val="24"/>
-              </w:rPr>
-            </w:pPr>
-            <w:r>
-              <w:rPr>
-                <w:rFonts w:ascii="Times New Roman" w:eastAsia="Times New Roman" w:hAnsi="Times New Roman" w:cs="Times New Roman"/>
-                <w:sz w:val="24"/>
-                <w:szCs w:val="24"/>
-              </w:rPr>
-              <w:t>Null value</w:t>
-            </w:r>
+            <w:hideMark/>
+          </w:tcPr>
+          <w:p>
+            <w:pPr>
+              <w:rPr>
+                <w:rFonts w:ascii="Times New Roman" w:eastAsia="Times New Roman" w:hAnsi="Times New Roman" w:cs="Times New Roman"/>
+                <w:sz w:val="24"/>
+                <w:szCs w:val="24"/>
+              </w:rPr>
+            </w:pPr>
+            <w:r>
+              <w:rPr>
+                <w:rFonts w:ascii="Times New Roman" w:eastAsia="Times New Roman" w:hAnsi="Times New Roman" w:cs="Times New Roman"/>
+                <w:sz w:val="24"/>
+                <w:szCs w:val="24"/>
+              </w:rPr>
+              <w:t xml:space="preserve">Validate raw </w:t>
+            </w:r>
+            <w:proofErr w:type="spellStart"/>
+            <w:r>
+              <w:rPr>
+                <w:rFonts w:ascii="Times New Roman" w:eastAsia="Times New Roman" w:hAnsi="Times New Roman" w:cs="Times New Roman"/>
+                <w:sz w:val="24"/>
+                <w:szCs w:val="24"/>
+              </w:rPr>
+              <w:t>dict</w:t>
+            </w:r>
+            <w:proofErr w:type="spellEnd"/>
           </w:p>
         </w:tc>
         <w:tc>
           <w:tcPr>
             <w:tcW w:w="0" w:type="auto"/>
-            <w:vAlign w:val="center"/>
-            <w:hideMark/>
-          </w:tcPr>
-          <w:p>
-            <w:pPr>
-              <w:spacing w:after="0" w:line="240" w:lineRule="auto"/>
-              <w:rPr>
-                <w:rFonts w:ascii="Times New Roman" w:eastAsia="Times New Roman" w:hAnsi="Times New Roman" w:cs="Times New Roman"/>
-                <w:sz w:val="24"/>
-                <w:szCs w:val="24"/>
-              </w:rPr>
-            </w:pPr>
+            <w:hideMark/>
+          </w:tcPr>
+          <w:p>
+            <w:pPr>
+              <w:cnfStyle w:val="000000100000" w:firstRow="0" w:lastRow="0" w:firstColumn="0" w:lastColumn="0" w:oddVBand="0" w:evenVBand="0" w:oddHBand="1" w:evenHBand="0" w:firstRowFirstColumn="0" w:firstRowLastColumn="0" w:lastRowFirstColumn="0" w:lastRowLastColumn="0"/>
+              <w:rPr>
+                <w:rFonts w:ascii="Times New Roman" w:eastAsia="Times New Roman" w:hAnsi="Times New Roman" w:cs="Times New Roman"/>
+                <w:sz w:val="24"/>
+                <w:szCs w:val="24"/>
+              </w:rPr>
+            </w:pPr>
+            <w:proofErr w:type="spellStart"/>
             <w:r>
               <w:rPr>
                 <w:rFonts w:ascii="Courier New" w:eastAsia="Times New Roman" w:hAnsi="Courier New" w:cs="Courier New"/>
                 <w:sz w:val="20"/>
                 <w:szCs w:val="20"/>
               </w:rPr>
-              <w:t>None</w:t>
-            </w:r>
-          </w:p>
-        </w:tc>
-        <w:tc>
-          <w:tcPr>
-            <w:tcW w:w="0" w:type="auto"/>
-            <w:vAlign w:val="center"/>
-            <w:hideMark/>
-          </w:tcPr>
-          <w:p>
-            <w:pPr>
-              <w:spacing w:after="0" w:line="240" w:lineRule="auto"/>
-              <w:rPr>
-                <w:rFonts w:ascii="Times New Roman" w:eastAsia="Times New Roman" w:hAnsi="Times New Roman" w:cs="Times New Roman"/>
-                <w:sz w:val="24"/>
-                <w:szCs w:val="24"/>
-              </w:rPr>
-            </w:pPr>
+              <w:t>model_validate</w:t>
+            </w:r>
+            <w:proofErr w:type="spellEnd"/>
             <w:r>
               <w:rPr>
                 <w:rFonts w:ascii="Courier New" w:eastAsia="Times New Roman" w:hAnsi="Courier New" w:cs="Courier New"/>
                 <w:sz w:val="20"/>
                 <w:szCs w:val="20"/>
               </w:rPr>
-              <w:t>null</w:t>
+              <w:t>(data)</w:t>
+            </w:r>
+          </w:p>
+        </w:tc>
+      </w:tr>
+      <w:tr>
+        <w:tc>
+          <w:tcPr>
+            <w:cnfStyle w:val="001000000000" w:firstRow="0" w:lastRow="0" w:firstColumn="1" w:lastColumn="0" w:oddVBand="0" w:evenVBand="0" w:oddHBand="0" w:evenHBand="0" w:firstRowFirstColumn="0" w:firstRowLastColumn="0" w:lastRowFirstColumn="0" w:lastRowLastColumn="0"/>
+            <w:tcW w:w="0" w:type="auto"/>
+            <w:hideMark/>
+          </w:tcPr>
+          <w:p>
+            <w:pPr>
+              <w:rPr>
+                <w:rFonts w:ascii="Times New Roman" w:eastAsia="Times New Roman" w:hAnsi="Times New Roman" w:cs="Times New Roman"/>
+                <w:sz w:val="24"/>
+                <w:szCs w:val="24"/>
+              </w:rPr>
+            </w:pPr>
+            <w:r>
+              <w:rPr>
+                <w:rFonts w:ascii="Times New Roman" w:eastAsia="Times New Roman" w:hAnsi="Times New Roman" w:cs="Times New Roman"/>
+                <w:sz w:val="24"/>
+                <w:szCs w:val="24"/>
+              </w:rPr>
+              <w:t>Validate JSON</w:t>
+            </w:r>
+          </w:p>
+        </w:tc>
+        <w:tc>
+          <w:tcPr>
+            <w:tcW w:w="0" w:type="auto"/>
+            <w:hideMark/>
+          </w:tcPr>
+          <w:p>
+            <w:pPr>
+              <w:cnfStyle w:val="000000000000" w:firstRow="0" w:lastRow="0" w:firstColumn="0" w:lastColumn="0" w:oddVBand="0" w:evenVBand="0" w:oddHBand="0" w:evenHBand="0" w:firstRowFirstColumn="0" w:firstRowLastColumn="0" w:lastRowFirstColumn="0" w:lastRowLastColumn="0"/>
+              <w:rPr>
+                <w:rFonts w:ascii="Times New Roman" w:eastAsia="Times New Roman" w:hAnsi="Times New Roman" w:cs="Times New Roman"/>
+                <w:sz w:val="24"/>
+                <w:szCs w:val="24"/>
+              </w:rPr>
+            </w:pPr>
+            <w:proofErr w:type="spellStart"/>
+            <w:r>
+              <w:rPr>
+                <w:rFonts w:ascii="Courier New" w:eastAsia="Times New Roman" w:hAnsi="Courier New" w:cs="Courier New"/>
+                <w:sz w:val="20"/>
+                <w:szCs w:val="20"/>
+              </w:rPr>
+              <w:t>model_validate_json</w:t>
+            </w:r>
+            <w:proofErr w:type="spellEnd"/>
+            <w:r>
+              <w:rPr>
+                <w:rFonts w:ascii="Courier New" w:eastAsia="Times New Roman" w:hAnsi="Courier New" w:cs="Courier New"/>
+                <w:sz w:val="20"/>
+                <w:szCs w:val="20"/>
+              </w:rPr>
+              <w:t>(</w:t>
+            </w:r>
+            <w:proofErr w:type="spellStart"/>
+            <w:r>
+              <w:rPr>
+                <w:rFonts w:ascii="Courier New" w:eastAsia="Times New Roman" w:hAnsi="Courier New" w:cs="Courier New"/>
+                <w:sz w:val="20"/>
+                <w:szCs w:val="20"/>
+              </w:rPr>
+              <w:t>json_str</w:t>
+            </w:r>
+            <w:proofErr w:type="spellEnd"/>
+            <w:r>
+              <w:rPr>
+                <w:rFonts w:ascii="Courier New" w:eastAsia="Times New Roman" w:hAnsi="Courier New" w:cs="Courier New"/>
+                <w:sz w:val="20"/>
+                <w:szCs w:val="20"/>
+              </w:rPr>
+              <w:t>)</w:t>
             </w:r>
           </w:p>
         </w:tc>
       </w:tr>
       <w:tr>
         <w:trPr>
-          <w:tblCellSpacing w:w="15" w:type="dxa"/>
+          <w:cnfStyle w:val="000000100000" w:firstRow="0" w:lastRow="0" w:firstColumn="0" w:lastColumn="0" w:oddVBand="0" w:evenVBand="0" w:oddHBand="1" w:evenHBand="0" w:firstRowFirstColumn="0" w:firstRowLastColumn="0" w:lastRowFirstColumn="0" w:lastRowLastColumn="0"/>
         </w:trPr>
         <w:tc>
           <w:tcPr>
+            <w:cnfStyle w:val="001000000000" w:firstRow="0" w:lastRow="0" w:firstColumn="1" w:lastColumn="0" w:oddVBand="0" w:evenVBand="0" w:oddHBand="0" w:evenHBand="0" w:firstRowFirstColumn="0" w:firstRowLastColumn="0" w:lastRowFirstColumn="0" w:lastRowLastColumn="0"/>
             <w:tcW w:w="0" w:type="auto"/>
-            <w:vAlign w:val="center"/>
-            <w:hideMark/>
-          </w:tcPr>
-          <w:p>
-            <w:pPr>
-              <w:spacing w:after="0" w:line="240" w:lineRule="auto"/>
-              <w:rPr>
-                <w:rFonts w:ascii="Times New Roman" w:eastAsia="Times New Roman" w:hAnsi="Times New Roman" w:cs="Times New Roman"/>
-                <w:sz w:val="24"/>
-                <w:szCs w:val="24"/>
-              </w:rPr>
-            </w:pPr>
-            <w:r>
-              <w:rPr>
-                <w:rFonts w:ascii="Times New Roman" w:eastAsia="Times New Roman" w:hAnsi="Times New Roman" w:cs="Times New Roman"/>
-                <w:sz w:val="24"/>
-                <w:szCs w:val="24"/>
-              </w:rPr>
-              <w:t>Trailing comma</w:t>
+            <w:hideMark/>
+          </w:tcPr>
+          <w:p>
+            <w:pPr>
+              <w:rPr>
+                <w:rFonts w:ascii="Times New Roman" w:eastAsia="Times New Roman" w:hAnsi="Times New Roman" w:cs="Times New Roman"/>
+                <w:sz w:val="24"/>
+                <w:szCs w:val="24"/>
+              </w:rPr>
+            </w:pPr>
+            <w:r>
+              <w:rPr>
+                <w:rFonts w:ascii="Times New Roman" w:eastAsia="Times New Roman" w:hAnsi="Times New Roman" w:cs="Times New Roman"/>
+                <w:sz w:val="24"/>
+                <w:szCs w:val="24"/>
+              </w:rPr>
+              <w:t>Custom validator</w:t>
             </w:r>
           </w:p>
         </w:tc>
         <w:tc>
           <w:tcPr>
             <w:tcW w:w="0" w:type="auto"/>
-            <w:vAlign w:val="center"/>
-            <w:hideMark/>
-          </w:tcPr>
-          <w:p>
-            <w:pPr>
-              <w:spacing w:after="0" w:line="240" w:lineRule="auto"/>
-              <w:rPr>
-                <w:rFonts w:ascii="Times New Roman" w:eastAsia="Times New Roman" w:hAnsi="Times New Roman" w:cs="Times New Roman"/>
-                <w:sz w:val="24"/>
-                <w:szCs w:val="24"/>
-              </w:rPr>
-            </w:pPr>
-            <w:r>
-              <w:rPr>
-                <w:rFonts w:ascii="Times New Roman" w:eastAsia="Times New Roman" w:hAnsi="Times New Roman" w:cs="Times New Roman"/>
-                <w:sz w:val="24"/>
-                <w:szCs w:val="24"/>
-              </w:rPr>
-              <w:t>Allowed</w:t>
-            </w:r>
-          </w:p>
-        </w:tc>
-        <w:tc>
-          <w:tcPr>
+            <w:hideMark/>
+          </w:tcPr>
+          <w:p>
+            <w:pPr>
+              <w:cnfStyle w:val="000000100000" w:firstRow="0" w:lastRow="0" w:firstColumn="0" w:lastColumn="0" w:oddVBand="0" w:evenVBand="0" w:oddHBand="1" w:evenHBand="0" w:firstRowFirstColumn="0" w:firstRowLastColumn="0" w:lastRowFirstColumn="0" w:lastRowLastColumn="0"/>
+              <w:rPr>
+                <w:rFonts w:ascii="Times New Roman" w:eastAsia="Times New Roman" w:hAnsi="Times New Roman" w:cs="Times New Roman"/>
+                <w:sz w:val="24"/>
+                <w:szCs w:val="24"/>
+              </w:rPr>
+            </w:pPr>
+            <w:proofErr w:type="gramStart"/>
+            <w:r>
+              <w:rPr>
+                <w:rFonts w:ascii="Courier New" w:eastAsia="Times New Roman" w:hAnsi="Courier New" w:cs="Courier New"/>
+                <w:sz w:val="20"/>
+                <w:szCs w:val="20"/>
+              </w:rPr>
+              <w:t>@field</w:t>
+            </w:r>
+            <w:proofErr w:type="gramEnd"/>
+            <w:r>
+              <w:rPr>
+                <w:rFonts w:ascii="Courier New" w:eastAsia="Times New Roman" w:hAnsi="Courier New" w:cs="Courier New"/>
+                <w:sz w:val="20"/>
+                <w:szCs w:val="20"/>
+              </w:rPr>
+              <w:t>_validator("field")</w:t>
+            </w:r>
+          </w:p>
+        </w:tc>
+      </w:tr>
+      <w:tr>
+        <w:tc>
+          <w:tcPr>
+            <w:cnfStyle w:val="001000000000" w:firstRow="0" w:lastRow="0" w:firstColumn="1" w:lastColumn="0" w:oddVBand="0" w:evenVBand="0" w:oddHBand="0" w:evenHBand="0" w:firstRowFirstColumn="0" w:firstRowLastColumn="0" w:lastRowFirstColumn="0" w:lastRowLastColumn="0"/>
             <w:tcW w:w="0" w:type="auto"/>
-            <w:vAlign w:val="center"/>
-            <w:hideMark/>
-          </w:tcPr>
-          <w:p>
-            <w:pPr>
-              <w:spacing w:after="0" w:line="240" w:lineRule="auto"/>
-              <w:rPr>
-                <w:rFonts w:ascii="Times New Roman" w:eastAsia="Times New Roman" w:hAnsi="Times New Roman" w:cs="Times New Roman"/>
-                <w:sz w:val="24"/>
-                <w:szCs w:val="24"/>
-              </w:rPr>
-            </w:pPr>
-            <w:r>
-              <w:rPr>
-                <w:rFonts w:ascii="Segoe UI Emoji" w:eastAsia="Times New Roman" w:hAnsi="Segoe UI Emoji" w:cs="Segoe UI Emoji"/>
-                <w:sz w:val="24"/>
-                <w:szCs w:val="24"/>
-              </w:rPr>
-              <w:t>❌</w:t>
-            </w:r>
-            <w:r>
-              <w:rPr>
-                <w:rFonts w:ascii="Times New Roman" w:eastAsia="Times New Roman" w:hAnsi="Times New Roman" w:cs="Times New Roman"/>
-                <w:sz w:val="24"/>
-                <w:szCs w:val="24"/>
-              </w:rPr>
-              <w:t xml:space="preserve"> Not allowed</w:t>
+            <w:hideMark/>
+          </w:tcPr>
+          <w:p>
+            <w:pPr>
+              <w:rPr>
+                <w:rFonts w:ascii="Times New Roman" w:eastAsia="Times New Roman" w:hAnsi="Times New Roman" w:cs="Times New Roman"/>
+                <w:sz w:val="24"/>
+                <w:szCs w:val="24"/>
+              </w:rPr>
+            </w:pPr>
+            <w:r>
+              <w:rPr>
+                <w:rFonts w:ascii="Times New Roman" w:eastAsia="Times New Roman" w:hAnsi="Times New Roman" w:cs="Times New Roman"/>
+                <w:sz w:val="24"/>
+                <w:szCs w:val="24"/>
+              </w:rPr>
+              <w:t>Config</w:t>
+            </w:r>
+          </w:p>
+        </w:tc>
+        <w:tc>
+          <w:tcPr>
+            <w:tcW w:w="0" w:type="auto"/>
+            <w:hideMark/>
+          </w:tcPr>
+          <w:p>
+            <w:pPr>
+              <w:cnfStyle w:val="000000000000" w:firstRow="0" w:lastRow="0" w:firstColumn="0" w:lastColumn="0" w:oddVBand="0" w:evenVBand="0" w:oddHBand="0" w:evenHBand="0" w:firstRowFirstColumn="0" w:firstRowLastColumn="0" w:lastRowFirstColumn="0" w:lastRowLastColumn="0"/>
+              <w:rPr>
+                <w:rFonts w:ascii="Times New Roman" w:eastAsia="Times New Roman" w:hAnsi="Times New Roman" w:cs="Times New Roman"/>
+                <w:sz w:val="24"/>
+                <w:szCs w:val="24"/>
+              </w:rPr>
+            </w:pPr>
+            <w:proofErr w:type="spellStart"/>
+            <w:r>
+              <w:rPr>
+                <w:rFonts w:ascii="Courier New" w:eastAsia="Times New Roman" w:hAnsi="Courier New" w:cs="Courier New"/>
+                <w:sz w:val="20"/>
+                <w:szCs w:val="20"/>
+              </w:rPr>
+              <w:t>model_config</w:t>
+            </w:r>
+            <w:proofErr w:type="spellEnd"/>
+            <w:r>
+              <w:rPr>
+                <w:rFonts w:ascii="Courier New" w:eastAsia="Times New Roman" w:hAnsi="Courier New" w:cs="Courier New"/>
+                <w:sz w:val="20"/>
+                <w:szCs w:val="20"/>
+              </w:rPr>
+              <w:t xml:space="preserve"> = </w:t>
+            </w:r>
+            <w:proofErr w:type="spellStart"/>
+            <w:r>
+              <w:rPr>
+                <w:rFonts w:ascii="Courier New" w:eastAsia="Times New Roman" w:hAnsi="Courier New" w:cs="Courier New"/>
+                <w:sz w:val="20"/>
+                <w:szCs w:val="20"/>
+              </w:rPr>
+              <w:t>ConfigDict</w:t>
+            </w:r>
+            <w:proofErr w:type="spellEnd"/>
+            <w:r>
+              <w:rPr>
+                <w:rFonts w:ascii="Courier New" w:eastAsia="Times New Roman" w:hAnsi="Courier New" w:cs="Courier New"/>
+                <w:sz w:val="20"/>
+                <w:szCs w:val="20"/>
+              </w:rPr>
+              <w:t>(...)</w:t>
             </w:r>
           </w:p>
         </w:tc>
       </w:tr>
       <w:tr>
         <w:trPr>
-          <w:tblCellSpacing w:w="15" w:type="dxa"/>
+          <w:cnfStyle w:val="000000100000" w:firstRow="0" w:lastRow="0" w:firstColumn="0" w:lastColumn="0" w:oddVBand="0" w:evenVBand="0" w:oddHBand="1" w:evenHBand="0" w:firstRowFirstColumn="0" w:firstRowLastColumn="0" w:lastRowFirstColumn="0" w:lastRowLastColumn="0"/>
         </w:trPr>
         <w:tc>
           <w:tcPr>
+            <w:cnfStyle w:val="001000000000" w:firstRow="0" w:lastRow="0" w:firstColumn="1" w:lastColumn="0" w:oddVBand="0" w:evenVBand="0" w:oddHBand="0" w:evenHBand="0" w:firstRowFirstColumn="0" w:firstRowLastColumn="0" w:lastRowFirstColumn="0" w:lastRowLastColumn="0"/>
             <w:tcW w:w="0" w:type="auto"/>
-            <w:vAlign w:val="center"/>
-            <w:hideMark/>
-          </w:tcPr>
-          <w:p>
-            <w:pPr>
-              <w:spacing w:after="0" w:line="240" w:lineRule="auto"/>
-              <w:rPr>
-                <w:rFonts w:ascii="Times New Roman" w:eastAsia="Times New Roman" w:hAnsi="Times New Roman" w:cs="Times New Roman"/>
-                <w:sz w:val="24"/>
-                <w:szCs w:val="24"/>
-              </w:rPr>
-            </w:pPr>
-            <w:r>
-              <w:rPr>
-                <w:rFonts w:ascii="Times New Roman" w:eastAsia="Times New Roman" w:hAnsi="Times New Roman" w:cs="Times New Roman"/>
-                <w:sz w:val="24"/>
-                <w:szCs w:val="24"/>
-              </w:rPr>
-              <w:t>Functions</w:t>
+            <w:hideMark/>
+          </w:tcPr>
+          <w:p>
+            <w:pPr>
+              <w:rPr>
+                <w:rFonts w:ascii="Times New Roman" w:eastAsia="Times New Roman" w:hAnsi="Times New Roman" w:cs="Times New Roman"/>
+                <w:sz w:val="24"/>
+                <w:szCs w:val="24"/>
+              </w:rPr>
+            </w:pPr>
+            <w:r>
+              <w:rPr>
+                <w:rFonts w:ascii="Times New Roman" w:eastAsia="Times New Roman" w:hAnsi="Times New Roman" w:cs="Times New Roman"/>
+                <w:sz w:val="24"/>
+                <w:szCs w:val="24"/>
+              </w:rPr>
+              <w:t>Dump</w:t>
             </w:r>
           </w:p>
         </w:tc>
         <w:tc>
           <w:tcPr>
             <w:tcW w:w="0" w:type="auto"/>
-            <w:vAlign w:val="center"/>
-            <w:hideMark/>
-          </w:tcPr>
-          <w:p>
-            <w:pPr>
-              <w:spacing w:after="0" w:line="240" w:lineRule="auto"/>
-              <w:rPr>
-                <w:rFonts w:ascii="Times New Roman" w:eastAsia="Times New Roman" w:hAnsi="Times New Roman" w:cs="Times New Roman"/>
-                <w:sz w:val="24"/>
-                <w:szCs w:val="24"/>
-              </w:rPr>
-            </w:pPr>
-            <w:r>
-              <w:rPr>
-                <w:rFonts w:ascii="Times New Roman" w:eastAsia="Times New Roman" w:hAnsi="Times New Roman" w:cs="Times New Roman"/>
-                <w:sz w:val="24"/>
-                <w:szCs w:val="24"/>
-              </w:rPr>
-              <w:t>Allowed</w:t>
-            </w:r>
-          </w:p>
-        </w:tc>
-        <w:tc>
-          <w:tcPr>
-            <w:tcW w:w="0" w:type="auto"/>
-            <w:vAlign w:val="center"/>
-            <w:hideMark/>
-          </w:tcPr>
-          <w:p>
-            <w:pPr>
-              <w:spacing w:after="0" w:line="240" w:lineRule="auto"/>
-              <w:rPr>
-                <w:rFonts w:ascii="Times New Roman" w:eastAsia="Times New Roman" w:hAnsi="Times New Roman" w:cs="Times New Roman"/>
-                <w:sz w:val="24"/>
-                <w:szCs w:val="24"/>
-              </w:rPr>
-            </w:pPr>
-            <w:r>
-              <w:rPr>
-                <w:rFonts w:ascii="Segoe UI Emoji" w:eastAsia="Times New Roman" w:hAnsi="Segoe UI Emoji" w:cs="Segoe UI Emoji"/>
-                <w:sz w:val="24"/>
-                <w:szCs w:val="24"/>
-              </w:rPr>
-              <w:t>❌</w:t>
-            </w:r>
-            <w:r>
-              <w:rPr>
-                <w:rFonts w:ascii="Times New Roman" w:eastAsia="Times New Roman" w:hAnsi="Times New Roman" w:cs="Times New Roman"/>
-                <w:sz w:val="24"/>
-                <w:szCs w:val="24"/>
-              </w:rPr>
-              <w:t xml:space="preserve"> Not allowed</w:t>
-            </w:r>
-          </w:p>
-        </w:tc>
-      </w:tr>
-    </w:tbl>
-    <w:p/>
-    <w:p>
-      <w:proofErr w:type="spellStart"/>
-      <w:r>
-        <w:t>Data_dict</w:t>
-      </w:r>
-      <w:proofErr w:type="spellEnd"/>
-      <w:r>
-        <w:t xml:space="preserve"> = {</w:t>
-      </w:r>
-    </w:p>
-    <w:p>
-      <w:r>
-        <w:t xml:space="preserve">    "name": "Sam",</w:t>
-      </w:r>
-    </w:p>
-    <w:p>
-      <w:r>
-        <w:t xml:space="preserve">    "age": 25,</w:t>
-      </w:r>
-    </w:p>
-    <w:p>
-      <w:r>
-        <w:t xml:space="preserve">    "active": True</w:t>
-      </w:r>
-    </w:p>
-    <w:p>
-      <w:r>
-        <w:t>}</w:t>
-      </w:r>
-    </w:p>
-    <w:p>
-      <w:proofErr w:type="spellStart"/>
-      <w:r>
-        <w:lastRenderedPageBreak/>
-        <w:t>json_data</w:t>
-      </w:r>
-      <w:proofErr w:type="spellEnd"/>
-      <w:r>
-        <w:t xml:space="preserve"> = '{"name": "Sam", "age": 25, "active": true}'</w:t>
-      </w:r>
-    </w:p>
-    <w:p/>
-    <w:p>
-      <w:pPr>
-        <w:pStyle w:val="Heading3"/>
-      </w:pPr>
-      <w:r>
-        <w:t xml:space="preserve">JSON → </w:t>
-      </w:r>
-      <w:proofErr w:type="spellStart"/>
-      <w:r>
-        <w:t>dict</w:t>
-      </w:r>
-      <w:proofErr w:type="spellEnd"/>
-    </w:p>
-    <w:p>
-      <w:pPr>
-        <w:pStyle w:val="HTMLPreformatted"/>
-        <w:rPr>
-          <w:rStyle w:val="HTMLCode"/>
-        </w:rPr>
-      </w:pPr>
-      <w:r>
-        <w:rPr>
-          <w:rStyle w:val="hljs-keyword"/>
-        </w:rPr>
-        <w:t>import</w:t>
-      </w:r>
-      <w:r>
-        <w:rPr>
-          <w:rStyle w:val="HTMLCode"/>
-        </w:rPr>
-        <w:t xml:space="preserve"> json</w:t>
-      </w:r>
-    </w:p>
-    <w:p>
-      <w:pPr>
-        <w:pStyle w:val="HTMLPreformatted"/>
-        <w:rPr>
-          <w:rStyle w:val="HTMLCode"/>
-        </w:rPr>
-      </w:pPr>
-      <w:r>
-        <w:rPr>
-          <w:rStyle w:val="HTMLCode"/>
-        </w:rPr>
-        <w:t xml:space="preserve">d = </w:t>
-      </w:r>
-      <w:proofErr w:type="spellStart"/>
-      <w:proofErr w:type="gramStart"/>
-      <w:r>
-        <w:rPr>
-          <w:rStyle w:val="HTMLCode"/>
-        </w:rPr>
-        <w:t>json.loads</w:t>
-      </w:r>
-      <w:proofErr w:type="spellEnd"/>
-      <w:proofErr w:type="gramEnd"/>
-      <w:r>
-        <w:rPr>
-          <w:rStyle w:val="HTMLCode"/>
-        </w:rPr>
-        <w:t>(</w:t>
-      </w:r>
-      <w:r>
-        <w:rPr>
-          <w:rStyle w:val="hljs-string"/>
-        </w:rPr>
-        <w:t>'{"a": 1}'</w:t>
-      </w:r>
-      <w:r>
-        <w:rPr>
-          <w:rStyle w:val="HTMLCode"/>
-        </w:rPr>
-        <w:t>)</w:t>
-      </w:r>
-    </w:p>
-    <w:p>
-      <w:pPr>
-        <w:pStyle w:val="Heading3"/>
-      </w:pPr>
-      <w:proofErr w:type="spellStart"/>
-      <w:r>
-        <w:t>dict</w:t>
-      </w:r>
-      <w:proofErr w:type="spellEnd"/>
-      <w:r>
-        <w:t xml:space="preserve"> → JSON</w:t>
-      </w:r>
-    </w:p>
-    <w:p>
-      <w:pPr>
-        <w:pStyle w:val="HTMLPreformatted"/>
-        <w:rPr>
-          <w:rStyle w:val="HTMLCode"/>
-        </w:rPr>
-      </w:pPr>
-      <w:r>
-        <w:rPr>
-          <w:rStyle w:val="hljs-keyword"/>
-        </w:rPr>
-        <w:t>import</w:t>
-      </w:r>
-      <w:r>
-        <w:rPr>
-          <w:rStyle w:val="HTMLCode"/>
-        </w:rPr>
-        <w:t xml:space="preserve"> json</w:t>
-      </w:r>
-    </w:p>
-    <w:p>
-      <w:pPr>
-        <w:pStyle w:val="HTMLPreformatted"/>
-        <w:rPr>
-          <w:rStyle w:val="HTMLCode"/>
-        </w:rPr>
-      </w:pPr>
-      <w:r>
-        <w:rPr>
-          <w:rStyle w:val="HTMLCode"/>
-        </w:rPr>
-        <w:t xml:space="preserve">s = </w:t>
-      </w:r>
-      <w:proofErr w:type="spellStart"/>
-      <w:proofErr w:type="gramStart"/>
-      <w:r>
-        <w:rPr>
-          <w:rStyle w:val="HTMLCode"/>
-        </w:rPr>
-        <w:t>json.dumps</w:t>
-      </w:r>
-      <w:proofErr w:type="spellEnd"/>
-      <w:proofErr w:type="gramEnd"/>
-      <w:r>
-        <w:rPr>
-          <w:rStyle w:val="HTMLCode"/>
-        </w:rPr>
-        <w:t>({</w:t>
-      </w:r>
-      <w:r>
-        <w:rPr>
-          <w:rStyle w:val="hljs-string"/>
-        </w:rPr>
-        <w:t>"a"</w:t>
-      </w:r>
-      <w:r>
-        <w:rPr>
-          <w:rStyle w:val="HTMLCode"/>
-        </w:rPr>
-        <w:t xml:space="preserve">: </w:t>
-      </w:r>
-      <w:r>
-        <w:rPr>
-          <w:rStyle w:val="hljs-number"/>
-        </w:rPr>
-        <w:t>1</w:t>
-      </w:r>
-      <w:r>
-        <w:rPr>
-          <w:rStyle w:val="HTMLCode"/>
-        </w:rPr>
-        <w:t>})</w:t>
-      </w:r>
-      <w:r>
-        <w:rPr>
-          <w:rStyle w:val="HTMLCode"/>
-        </w:rPr>
-        <w:tab/>
-        <w:t># dump to json</w:t>
-      </w:r>
-    </w:p>
-    <w:p>
-      <w:r>
-        <w:pict w14:anchorId="64769067">
-          <v:rect id="_x0000_i1040" style="width:0;height:1.5pt" o:hralign="center" o:hrstd="t" o:hr="t" fillcolor="#a0a0a0" stroked="f"/>
-        </w:pict>
-      </w:r>
-    </w:p>
-    <w:tbl>
-      <w:tblPr>
-        <w:tblW w:w="0" w:type="auto"/>
-        <w:tblCellSpacing w:w="15" w:type="dxa"/>
-        <w:tblCellMar>
-          <w:top w:w="15" w:type="dxa"/>
-          <w:left w:w="15" w:type="dxa"/>
-          <w:bottom w:w="15" w:type="dxa"/>
-          <w:right w:w="15" w:type="dxa"/>
-        </w:tblCellMar>
-        <w:tblLook w:val="04A0" w:firstRow="1" w:lastRow="0" w:firstColumn="1" w:lastColumn="0" w:noHBand="0" w:noVBand="1"/>
-      </w:tblPr>
-      <w:tblGrid>
-        <w:gridCol w:w="1735"/>
-        <w:gridCol w:w="3676"/>
-      </w:tblGrid>
-      <w:tr>
-        <w:trPr>
-          <w:tblHeader/>
-          <w:tblCellSpacing w:w="15" w:type="dxa"/>
-        </w:trPr>
-        <w:tc>
-          <w:tcPr>
-            <w:tcW w:w="0" w:type="auto"/>
-            <w:vAlign w:val="center"/>
-            <w:hideMark/>
-          </w:tcPr>
-          <w:p>
-            <w:pPr>
-              <w:spacing w:after="0" w:line="240" w:lineRule="auto"/>
-              <w:jc w:val="center"/>
-              <w:rPr>
-                <w:rFonts w:ascii="Times New Roman" w:eastAsia="Times New Roman" w:hAnsi="Times New Roman" w:cs="Times New Roman"/>
-                <w:b/>
-                <w:bCs/>
-                <w:sz w:val="24"/>
-                <w:szCs w:val="24"/>
-              </w:rPr>
-            </w:pPr>
-            <w:r>
-              <w:rPr>
-                <w:rFonts w:ascii="Times New Roman" w:eastAsia="Times New Roman" w:hAnsi="Times New Roman" w:cs="Times New Roman"/>
-                <w:b/>
-                <w:bCs/>
-                <w:sz w:val="24"/>
-                <w:szCs w:val="24"/>
-              </w:rPr>
-              <w:t>Task</w:t>
-            </w:r>
-          </w:p>
-        </w:tc>
-        <w:tc>
-          <w:tcPr>
-            <w:tcW w:w="0" w:type="auto"/>
-            <w:vAlign w:val="center"/>
-            <w:hideMark/>
-          </w:tcPr>
-          <w:p>
-            <w:pPr>
-              <w:spacing w:after="0" w:line="240" w:lineRule="auto"/>
-              <w:jc w:val="center"/>
-              <w:rPr>
-                <w:rFonts w:ascii="Times New Roman" w:eastAsia="Times New Roman" w:hAnsi="Times New Roman" w:cs="Times New Roman"/>
-                <w:b/>
-                <w:bCs/>
-                <w:sz w:val="24"/>
-                <w:szCs w:val="24"/>
-              </w:rPr>
-            </w:pPr>
-            <w:proofErr w:type="spellStart"/>
-            <w:r>
-              <w:rPr>
-                <w:rFonts w:ascii="Times New Roman" w:eastAsia="Times New Roman" w:hAnsi="Times New Roman" w:cs="Times New Roman"/>
-                <w:b/>
-                <w:bCs/>
-                <w:sz w:val="24"/>
-                <w:szCs w:val="24"/>
-              </w:rPr>
-              <w:t>Pydantic</w:t>
-            </w:r>
-            <w:proofErr w:type="spellEnd"/>
-            <w:r>
-              <w:rPr>
-                <w:rFonts w:ascii="Times New Roman" w:eastAsia="Times New Roman" w:hAnsi="Times New Roman" w:cs="Times New Roman"/>
-                <w:b/>
-                <w:bCs/>
-                <w:sz w:val="24"/>
-                <w:szCs w:val="24"/>
-              </w:rPr>
-              <w:t xml:space="preserve"> </w:t>
-            </w:r>
-            <w:r>
-              <w:rPr>
-                <w:rFonts w:ascii="Times New Roman" w:eastAsia="Times New Roman" w:hAnsi="Times New Roman" w:cs="Times New Roman"/>
-                <w:b/>
-                <w:bCs/>
-                <w:sz w:val="24"/>
-                <w:szCs w:val="24"/>
-              </w:rPr>
-              <w:t>v2 Syntax</w:t>
-            </w:r>
-          </w:p>
-        </w:tc>
-      </w:tr>
-      <w:tr>
-        <w:trPr>
-          <w:tblCellSpacing w:w="15" w:type="dxa"/>
-        </w:trPr>
-        <w:tc>
-          <w:tcPr>
-            <w:tcW w:w="0" w:type="auto"/>
-            <w:vAlign w:val="center"/>
-            <w:hideMark/>
-          </w:tcPr>
-          <w:p>
-            <w:pPr>
-              <w:spacing w:after="0" w:line="240" w:lineRule="auto"/>
-              <w:rPr>
-                <w:rFonts w:ascii="Times New Roman" w:eastAsia="Times New Roman" w:hAnsi="Times New Roman" w:cs="Times New Roman"/>
-                <w:sz w:val="24"/>
-                <w:szCs w:val="24"/>
-              </w:rPr>
-            </w:pPr>
-            <w:r>
-              <w:rPr>
-                <w:rFonts w:ascii="Times New Roman" w:eastAsia="Times New Roman" w:hAnsi="Times New Roman" w:cs="Times New Roman"/>
-                <w:sz w:val="24"/>
-                <w:szCs w:val="24"/>
-              </w:rPr>
-              <w:t>Create model</w:t>
-            </w:r>
-          </w:p>
-        </w:tc>
-        <w:tc>
-          <w:tcPr>
-            <w:tcW w:w="0" w:type="auto"/>
-            <w:vAlign w:val="center"/>
-            <w:hideMark/>
-          </w:tcPr>
-          <w:p>
-            <w:pPr>
-              <w:spacing w:after="0" w:line="240" w:lineRule="auto"/>
-              <w:rPr>
-                <w:rFonts w:ascii="Times New Roman" w:eastAsia="Times New Roman" w:hAnsi="Times New Roman" w:cs="Times New Roman"/>
-                <w:sz w:val="24"/>
-                <w:szCs w:val="24"/>
-              </w:rPr>
-            </w:pPr>
-            <w:r>
-              <w:rPr>
-                <w:rFonts w:ascii="Courier New" w:eastAsia="Times New Roman" w:hAnsi="Courier New" w:cs="Courier New"/>
-                <w:sz w:val="20"/>
-                <w:szCs w:val="20"/>
-              </w:rPr>
-              <w:t>class M(</w:t>
-            </w:r>
-            <w:proofErr w:type="spellStart"/>
-            <w:r>
-              <w:rPr>
-                <w:rFonts w:ascii="Courier New" w:eastAsia="Times New Roman" w:hAnsi="Courier New" w:cs="Courier New"/>
-                <w:sz w:val="20"/>
-                <w:szCs w:val="20"/>
-              </w:rPr>
-              <w:t>BaseModel</w:t>
-            </w:r>
-            <w:proofErr w:type="spellEnd"/>
-            <w:r>
-              <w:rPr>
-                <w:rFonts w:ascii="Courier New" w:eastAsia="Times New Roman" w:hAnsi="Courier New" w:cs="Courier New"/>
-                <w:sz w:val="20"/>
-                <w:szCs w:val="20"/>
-              </w:rPr>
-              <w:t>): ...</w:t>
-            </w:r>
-          </w:p>
-        </w:tc>
-      </w:tr>
-      <w:tr>
-        <w:trPr>
-          <w:tblCellSpacing w:w="15" w:type="dxa"/>
-        </w:trPr>
-        <w:tc>
-          <w:tcPr>
-            <w:tcW w:w="0" w:type="auto"/>
-            <w:vAlign w:val="center"/>
-            <w:hideMark/>
-          </w:tcPr>
-          <w:p>
-            <w:pPr>
-              <w:spacing w:after="0" w:line="240" w:lineRule="auto"/>
-              <w:rPr>
-                <w:rFonts w:ascii="Times New Roman" w:eastAsia="Times New Roman" w:hAnsi="Times New Roman" w:cs="Times New Roman"/>
-                <w:sz w:val="24"/>
-                <w:szCs w:val="24"/>
-              </w:rPr>
-            </w:pPr>
-            <w:r>
-              <w:rPr>
-                <w:rFonts w:ascii="Times New Roman" w:eastAsia="Times New Roman" w:hAnsi="Times New Roman" w:cs="Times New Roman"/>
-                <w:sz w:val="24"/>
-                <w:szCs w:val="24"/>
-              </w:rPr>
-              <w:t>Field constraints</w:t>
-            </w:r>
-          </w:p>
-        </w:tc>
-        <w:tc>
-          <w:tcPr>
-            <w:tcW w:w="0" w:type="auto"/>
-            <w:vAlign w:val="center"/>
-            <w:hideMark/>
-          </w:tcPr>
-          <w:p>
-            <w:pPr>
-              <w:spacing w:after="0" w:line="240" w:lineRule="auto"/>
-              <w:rPr>
-                <w:rFonts w:ascii="Times New Roman" w:eastAsia="Times New Roman" w:hAnsi="Times New Roman" w:cs="Times New Roman"/>
-                <w:sz w:val="24"/>
-                <w:szCs w:val="24"/>
-              </w:rPr>
-            </w:pPr>
-            <w:proofErr w:type="gramStart"/>
-            <w:r>
-              <w:rPr>
-                <w:rFonts w:ascii="Courier New" w:eastAsia="Times New Roman" w:hAnsi="Courier New" w:cs="Courier New"/>
-                <w:sz w:val="20"/>
-                <w:szCs w:val="20"/>
-              </w:rPr>
-              <w:t>Field(</w:t>
-            </w:r>
-            <w:proofErr w:type="gramEnd"/>
-            <w:r>
-              <w:rPr>
-                <w:rFonts w:ascii="Courier New" w:eastAsia="Times New Roman" w:hAnsi="Courier New" w:cs="Courier New"/>
-                <w:sz w:val="20"/>
-                <w:szCs w:val="20"/>
-              </w:rPr>
-              <w:t xml:space="preserve">..., </w:t>
-            </w:r>
-            <w:proofErr w:type="spellStart"/>
-            <w:r>
-              <w:rPr>
-                <w:rFonts w:ascii="Courier New" w:eastAsia="Times New Roman" w:hAnsi="Courier New" w:cs="Courier New"/>
-                <w:sz w:val="20"/>
-                <w:szCs w:val="20"/>
-              </w:rPr>
-              <w:t>ge</w:t>
-            </w:r>
-            <w:proofErr w:type="spellEnd"/>
-            <w:r>
-              <w:rPr>
-                <w:rFonts w:ascii="Courier New" w:eastAsia="Times New Roman" w:hAnsi="Courier New" w:cs="Courier New"/>
-                <w:sz w:val="20"/>
-                <w:szCs w:val="20"/>
-              </w:rPr>
-              <w:t>=0)</w:t>
-            </w:r>
-          </w:p>
-        </w:tc>
-      </w:tr>
-      <w:tr>
-        <w:trPr>
-          <w:tblCellSpacing w:w="15" w:type="dxa"/>
-        </w:trPr>
-        <w:tc>
-          <w:tcPr>
-            <w:tcW w:w="0" w:type="auto"/>
-            <w:vAlign w:val="center"/>
-            <w:hideMark/>
-          </w:tcPr>
-          <w:p>
-            <w:pPr>
-              <w:spacing w:after="0" w:line="240" w:lineRule="auto"/>
-              <w:rPr>
-                <w:rFonts w:ascii="Times New Roman" w:eastAsia="Times New Roman" w:hAnsi="Times New Roman" w:cs="Times New Roman"/>
-                <w:sz w:val="24"/>
-                <w:szCs w:val="24"/>
-              </w:rPr>
-            </w:pPr>
-            <w:r>
-              <w:rPr>
-                <w:rFonts w:ascii="Times New Roman" w:eastAsia="Times New Roman" w:hAnsi="Times New Roman" w:cs="Times New Roman"/>
-                <w:sz w:val="24"/>
-                <w:szCs w:val="24"/>
-              </w:rPr>
-              <w:t xml:space="preserve">Validate raw </w:t>
-            </w:r>
-            <w:proofErr w:type="spellStart"/>
-            <w:r>
-              <w:rPr>
-                <w:rFonts w:ascii="Times New Roman" w:eastAsia="Times New Roman" w:hAnsi="Times New Roman" w:cs="Times New Roman"/>
-                <w:sz w:val="24"/>
-                <w:szCs w:val="24"/>
-              </w:rPr>
-              <w:t>dict</w:t>
-            </w:r>
-            <w:proofErr w:type="spellEnd"/>
-          </w:p>
-        </w:tc>
-        <w:tc>
-          <w:tcPr>
-            <w:tcW w:w="0" w:type="auto"/>
-            <w:vAlign w:val="center"/>
-            <w:hideMark/>
-          </w:tcPr>
-          <w:p>
-            <w:pPr>
-              <w:spacing w:after="0" w:line="240" w:lineRule="auto"/>
-              <w:rPr>
-                <w:rFonts w:ascii="Times New Roman" w:eastAsia="Times New Roman" w:hAnsi="Times New Roman" w:cs="Times New Roman"/>
-                <w:sz w:val="24"/>
-                <w:szCs w:val="24"/>
-              </w:rPr>
-            </w:pPr>
-            <w:proofErr w:type="spellStart"/>
-            <w:r>
-              <w:rPr>
-                <w:rFonts w:ascii="Courier New" w:eastAsia="Times New Roman" w:hAnsi="Courier New" w:cs="Courier New"/>
-                <w:sz w:val="20"/>
-                <w:szCs w:val="20"/>
-              </w:rPr>
-              <w:t>model_validate</w:t>
-            </w:r>
-            <w:proofErr w:type="spellEnd"/>
-            <w:r>
-              <w:rPr>
-                <w:rFonts w:ascii="Courier New" w:eastAsia="Times New Roman" w:hAnsi="Courier New" w:cs="Courier New"/>
-                <w:sz w:val="20"/>
-                <w:szCs w:val="20"/>
-              </w:rPr>
-              <w:t>(data)</w:t>
-            </w:r>
-          </w:p>
-        </w:tc>
-      </w:tr>
-      <w:tr>
-        <w:trPr>
-          <w:tblCellSpacing w:w="15" w:type="dxa"/>
-        </w:trPr>
-        <w:tc>
-          <w:tcPr>
-            <w:tcW w:w="0" w:type="auto"/>
-            <w:vAlign w:val="center"/>
-            <w:hideMark/>
-          </w:tcPr>
-          <w:p>
-            <w:pPr>
-              <w:spacing w:after="0" w:line="240" w:lineRule="auto"/>
-              <w:rPr>
-                <w:rFonts w:ascii="Times New Roman" w:eastAsia="Times New Roman" w:hAnsi="Times New Roman" w:cs="Times New Roman"/>
-                <w:sz w:val="24"/>
-                <w:szCs w:val="24"/>
-              </w:rPr>
-            </w:pPr>
-            <w:r>
-              <w:rPr>
-                <w:rFonts w:ascii="Times New Roman" w:eastAsia="Times New Roman" w:hAnsi="Times New Roman" w:cs="Times New Roman"/>
-                <w:sz w:val="24"/>
-                <w:szCs w:val="24"/>
-              </w:rPr>
-              <w:t>Validate JSON</w:t>
-            </w:r>
-          </w:p>
-        </w:tc>
-        <w:tc>
-          <w:tcPr>
-            <w:tcW w:w="0" w:type="auto"/>
-            <w:vAlign w:val="center"/>
-            <w:hideMark/>
-          </w:tcPr>
-          <w:p>
-            <w:pPr>
-              <w:spacing w:after="0" w:line="240" w:lineRule="auto"/>
-              <w:rPr>
-                <w:rFonts w:ascii="Times New Roman" w:eastAsia="Times New Roman" w:hAnsi="Times New Roman" w:cs="Times New Roman"/>
-                <w:sz w:val="24"/>
-                <w:szCs w:val="24"/>
-              </w:rPr>
-            </w:pPr>
-            <w:proofErr w:type="spellStart"/>
-            <w:r>
-              <w:rPr>
-                <w:rFonts w:ascii="Courier New" w:eastAsia="Times New Roman" w:hAnsi="Courier New" w:cs="Courier New"/>
-                <w:sz w:val="20"/>
-                <w:szCs w:val="20"/>
-              </w:rPr>
-              <w:t>model_validate_json</w:t>
-            </w:r>
-            <w:proofErr w:type="spellEnd"/>
-            <w:r>
-              <w:rPr>
-                <w:rFonts w:ascii="Courier New" w:eastAsia="Times New Roman" w:hAnsi="Courier New" w:cs="Courier New"/>
-                <w:sz w:val="20"/>
-                <w:szCs w:val="20"/>
-              </w:rPr>
-              <w:t>(</w:t>
-            </w:r>
-            <w:proofErr w:type="spellStart"/>
-            <w:r>
-              <w:rPr>
-                <w:rFonts w:ascii="Courier New" w:eastAsia="Times New Roman" w:hAnsi="Courier New" w:cs="Courier New"/>
-                <w:sz w:val="20"/>
-                <w:szCs w:val="20"/>
-              </w:rPr>
-              <w:t>json_str</w:t>
-            </w:r>
-            <w:proofErr w:type="spellEnd"/>
-            <w:r>
-              <w:rPr>
-                <w:rFonts w:ascii="Courier New" w:eastAsia="Times New Roman" w:hAnsi="Courier New" w:cs="Courier New"/>
-                <w:sz w:val="20"/>
-                <w:szCs w:val="20"/>
-              </w:rPr>
-              <w:t>)</w:t>
-            </w:r>
-          </w:p>
-        </w:tc>
-      </w:tr>
-      <w:tr>
-        <w:trPr>
-          <w:tblCellSpacing w:w="15" w:type="dxa"/>
-        </w:trPr>
-        <w:tc>
-          <w:tcPr>
-            <w:tcW w:w="0" w:type="auto"/>
-            <w:vAlign w:val="center"/>
-            <w:hideMark/>
-          </w:tcPr>
-          <w:p>
-            <w:pPr>
-              <w:spacing w:after="0" w:line="240" w:lineRule="auto"/>
-              <w:rPr>
-                <w:rFonts w:ascii="Times New Roman" w:eastAsia="Times New Roman" w:hAnsi="Times New Roman" w:cs="Times New Roman"/>
-                <w:sz w:val="24"/>
-                <w:szCs w:val="24"/>
-              </w:rPr>
-            </w:pPr>
-            <w:r>
-              <w:rPr>
-                <w:rFonts w:ascii="Times New Roman" w:eastAsia="Times New Roman" w:hAnsi="Times New Roman" w:cs="Times New Roman"/>
-                <w:sz w:val="24"/>
-                <w:szCs w:val="24"/>
-              </w:rPr>
-              <w:t>Custom validator</w:t>
-            </w:r>
-          </w:p>
-        </w:tc>
-        <w:tc>
-          <w:tcPr>
-            <w:tcW w:w="0" w:type="auto"/>
-            <w:vAlign w:val="center"/>
-            <w:hideMark/>
-          </w:tcPr>
-          <w:p>
-            <w:pPr>
-              <w:spacing w:after="0" w:line="240" w:lineRule="auto"/>
-              <w:rPr>
-                <w:rFonts w:ascii="Times New Roman" w:eastAsia="Times New Roman" w:hAnsi="Times New Roman" w:cs="Times New Roman"/>
-                <w:sz w:val="24"/>
-                <w:szCs w:val="24"/>
-              </w:rPr>
-            </w:pPr>
-            <w:r>
-              <w:rPr>
-                <w:rFonts w:ascii="Courier New" w:eastAsia="Times New Roman" w:hAnsi="Courier New" w:cs="Courier New"/>
-                <w:sz w:val="20"/>
-                <w:szCs w:val="20"/>
-              </w:rPr>
-              <w:t>@</w:t>
-            </w:r>
-            <w:proofErr w:type="gramStart"/>
-            <w:r>
-              <w:rPr>
-                <w:rFonts w:ascii="Courier New" w:eastAsia="Times New Roman" w:hAnsi="Courier New" w:cs="Courier New"/>
-                <w:sz w:val="20"/>
-                <w:szCs w:val="20"/>
-              </w:rPr>
-              <w:t>field</w:t>
-            </w:r>
-            <w:proofErr w:type="gramEnd"/>
-            <w:r>
-              <w:rPr>
-                <w:rFonts w:ascii="Courier New" w:eastAsia="Times New Roman" w:hAnsi="Courier New" w:cs="Courier New"/>
-                <w:sz w:val="20"/>
-                <w:szCs w:val="20"/>
-              </w:rPr>
-              <w:t>_validator("field")</w:t>
-            </w:r>
-          </w:p>
-        </w:tc>
-      </w:tr>
-      <w:tr>
-        <w:trPr>
-          <w:tblCellSpacing w:w="15" w:type="dxa"/>
-        </w:trPr>
-        <w:tc>
-          <w:tcPr>
-            <w:tcW w:w="0" w:type="auto"/>
-            <w:vAlign w:val="center"/>
-            <w:hideMark/>
-          </w:tcPr>
-          <w:p>
-            <w:pPr>
-              <w:spacing w:after="0" w:line="240" w:lineRule="auto"/>
-              <w:rPr>
-                <w:rFonts w:ascii="Times New Roman" w:eastAsia="Times New Roman" w:hAnsi="Times New Roman" w:cs="Times New Roman"/>
-                <w:sz w:val="24"/>
-                <w:szCs w:val="24"/>
-              </w:rPr>
-            </w:pPr>
-            <w:r>
-              <w:rPr>
-                <w:rFonts w:ascii="Times New Roman" w:eastAsia="Times New Roman" w:hAnsi="Times New Roman" w:cs="Times New Roman"/>
-                <w:sz w:val="24"/>
-                <w:szCs w:val="24"/>
-              </w:rPr>
-              <w:t>Config</w:t>
-            </w:r>
-          </w:p>
-        </w:tc>
-        <w:tc>
-          <w:tcPr>
-            <w:tcW w:w="0" w:type="auto"/>
-            <w:vAlign w:val="center"/>
-            <w:hideMark/>
-          </w:tcPr>
-          <w:p>
-            <w:pPr>
-              <w:spacing w:after="0" w:line="240" w:lineRule="auto"/>
-              <w:rPr>
-                <w:rFonts w:ascii="Times New Roman" w:eastAsia="Times New Roman" w:hAnsi="Times New Roman" w:cs="Times New Roman"/>
-                <w:sz w:val="24"/>
-                <w:szCs w:val="24"/>
-              </w:rPr>
-            </w:pPr>
-            <w:proofErr w:type="spellStart"/>
-            <w:r>
-              <w:rPr>
-                <w:rFonts w:ascii="Courier New" w:eastAsia="Times New Roman" w:hAnsi="Courier New" w:cs="Courier New"/>
-                <w:sz w:val="20"/>
-                <w:szCs w:val="20"/>
-              </w:rPr>
-              <w:t>model_config</w:t>
-            </w:r>
-            <w:proofErr w:type="spellEnd"/>
-            <w:r>
-              <w:rPr>
-                <w:rFonts w:ascii="Courier New" w:eastAsia="Times New Roman" w:hAnsi="Courier New" w:cs="Courier New"/>
-                <w:sz w:val="20"/>
-                <w:szCs w:val="20"/>
-              </w:rPr>
-              <w:t xml:space="preserve"> = </w:t>
-            </w:r>
-            <w:proofErr w:type="spellStart"/>
-            <w:r>
-              <w:rPr>
-                <w:rFonts w:ascii="Courier New" w:eastAsia="Times New Roman" w:hAnsi="Courier New" w:cs="Courier New"/>
-                <w:sz w:val="20"/>
-                <w:szCs w:val="20"/>
-              </w:rPr>
-              <w:t>ConfigDict</w:t>
-            </w:r>
-            <w:proofErr w:type="spellEnd"/>
-            <w:r>
-              <w:rPr>
-                <w:rFonts w:ascii="Courier New" w:eastAsia="Times New Roman" w:hAnsi="Courier New" w:cs="Courier New"/>
-                <w:sz w:val="20"/>
-                <w:szCs w:val="20"/>
-              </w:rPr>
-              <w:t>(...)</w:t>
-            </w:r>
-          </w:p>
-        </w:tc>
-      </w:tr>
-      <w:tr>
-        <w:trPr>
-          <w:tblCellSpacing w:w="15" w:type="dxa"/>
-        </w:trPr>
-        <w:tc>
-          <w:tcPr>
-            <w:tcW w:w="0" w:type="auto"/>
-            <w:vAlign w:val="center"/>
-            <w:hideMark/>
-          </w:tcPr>
-          <w:p>
-            <w:pPr>
-              <w:spacing w:after="0" w:line="240" w:lineRule="auto"/>
-              <w:rPr>
-                <w:rFonts w:ascii="Times New Roman" w:eastAsia="Times New Roman" w:hAnsi="Times New Roman" w:cs="Times New Roman"/>
-                <w:sz w:val="24"/>
-                <w:szCs w:val="24"/>
-              </w:rPr>
-            </w:pPr>
-            <w:r>
-              <w:rPr>
-                <w:rFonts w:ascii="Times New Roman" w:eastAsia="Times New Roman" w:hAnsi="Times New Roman" w:cs="Times New Roman"/>
-                <w:sz w:val="24"/>
-                <w:szCs w:val="24"/>
-              </w:rPr>
-              <w:t>Dump</w:t>
-            </w:r>
-          </w:p>
-        </w:tc>
-        <w:tc>
-          <w:tcPr>
-            <w:tcW w:w="0" w:type="auto"/>
-            <w:vAlign w:val="center"/>
-            <w:hideMark/>
-          </w:tcPr>
-          <w:p>
-            <w:pPr>
-              <w:spacing w:after="0" w:line="240" w:lineRule="auto"/>
+            <w:hideMark/>
+          </w:tcPr>
+          <w:p>
+            <w:pPr>
+              <w:cnfStyle w:val="000000100000" w:firstRow="0" w:lastRow="0" w:firstColumn="0" w:lastColumn="0" w:oddVBand="0" w:evenVBand="0" w:oddHBand="1" w:evenHBand="0" w:firstRowFirstColumn="0" w:firstRowLastColumn="0" w:lastRowFirstColumn="0" w:lastRowLastColumn="0"/>
               <w:rPr>
                 <w:rFonts w:ascii="Times New Roman" w:eastAsia="Times New Roman" w:hAnsi="Times New Roman" w:cs="Times New Roman"/>
                 <w:sz w:val="24"/>
@@ -5872,6 +6219,7 @@
                 <w:szCs w:val="24"/>
               </w:rPr>
             </w:pPr>
+            <w:proofErr w:type="gramStart"/>
             <w:r>
               <w:rPr>
                 <w:rFonts w:ascii="Times New Roman" w:eastAsia="Times New Roman" w:hAnsi="Times New Roman" w:cs="Times New Roman"/>
@@ -5882,20 +6230,7 @@
                 <w:szCs w:val="24"/>
                 <w:bdr w:val="none" w:sz="0" w:space="0" w:color="auto" w:frame="1"/>
               </w:rPr>
-              <w:t>@</w:t>
-            </w:r>
-            <w:proofErr w:type="gramStart"/>
-            <w:r>
-              <w:rPr>
-                <w:rFonts w:ascii="Times New Roman" w:eastAsia="Times New Roman" w:hAnsi="Times New Roman" w:cs="Times New Roman"/>
-                <w:b/>
-                <w:bCs/>
-                <w:color w:val="1F1F1F"/>
-                <w:sz w:val="24"/>
-                <w:szCs w:val="24"/>
-                <w:bdr w:val="none" w:sz="0" w:space="0" w:color="auto" w:frame="1"/>
-              </w:rPr>
-              <w:t>field</w:t>
+              <w:t>@field</w:t>
             </w:r>
             <w:proofErr w:type="gramEnd"/>
             <w:r>
@@ -7014,7 +7349,15 @@
         <w:t>str</w:t>
       </w:r>
       <w:r>
-        <w:t>, Field( default=</w:t>
+        <w:t xml:space="preserve">, </w:t>
+      </w:r>
+      <w:proofErr w:type="gramStart"/>
+      <w:r>
+        <w:t>Field( default</w:t>
+      </w:r>
+      <w:proofErr w:type="gramEnd"/>
+      <w:r>
+        <w:t>=</w:t>
       </w:r>
       <w:r>
         <w:rPr>
@@ -7108,6 +7451,17 @@
     <w:p>
       <w:r>
         <w:t>Truth Table</w:t>
+      </w:r>
+    </w:p>
+    <w:p>
+      <w:r>
+        <w:rPr>
+          <w:highlight w:val="green"/>
+        </w:rPr>
+        <w:t>No default = Required. Has default = Not required.</w:t>
+      </w:r>
+      <w:r>
+        <w:t xml:space="preserve"> Optional means-&gt; can be None.</w:t>
       </w:r>
     </w:p>
     <w:p>
@@ -7144,51 +7498,41 @@
     </w:p>
     <w:tbl>
       <w:tblPr>
+        <w:tblStyle w:val="GridTable4-Accent5"/>
         <w:tblW w:w="0" w:type="auto"/>
-        <w:tblCellSpacing w:w="15" w:type="dxa"/>
-        <w:tblCellMar>
-          <w:top w:w="15" w:type="dxa"/>
-          <w:left w:w="15" w:type="dxa"/>
-          <w:bottom w:w="15" w:type="dxa"/>
-          <w:right w:w="15" w:type="dxa"/>
-        </w:tblCellMar>
         <w:tblLook w:val="04A0" w:firstRow="1" w:lastRow="0" w:firstColumn="1" w:lastColumn="0" w:noHBand="0" w:noVBand="1"/>
       </w:tblPr>
       <w:tblGrid>
-        <w:gridCol w:w="4373"/>
-        <w:gridCol w:w="820"/>
-        <w:gridCol w:w="1140"/>
-        <w:gridCol w:w="1541"/>
-        <w:gridCol w:w="1486"/>
+        <w:gridCol w:w="4225"/>
+        <w:gridCol w:w="1129"/>
+        <w:gridCol w:w="1296"/>
+        <w:gridCol w:w="1283"/>
+        <w:gridCol w:w="1417"/>
       </w:tblGrid>
       <w:tr>
         <w:trPr>
-          <w:tblHeader/>
-          <w:tblCellSpacing w:w="15" w:type="dxa"/>
+          <w:cnfStyle w:val="100000000000" w:firstRow="1" w:lastRow="0" w:firstColumn="0" w:lastColumn="0" w:oddVBand="0" w:evenVBand="0" w:oddHBand="0" w:evenHBand="0" w:firstRowFirstColumn="0" w:firstRowLastColumn="0" w:lastRowFirstColumn="0" w:lastRowLastColumn="0"/>
         </w:trPr>
         <w:tc>
           <w:tcPr>
+            <w:cnfStyle w:val="001000000000" w:firstRow="0" w:lastRow="0" w:firstColumn="1" w:lastColumn="0" w:oddVBand="0" w:evenVBand="0" w:oddHBand="0" w:evenHBand="0" w:firstRowFirstColumn="0" w:firstRowLastColumn="0" w:lastRowFirstColumn="0" w:lastRowLastColumn="0"/>
             <w:tcW w:w="0" w:type="auto"/>
-            <w:vAlign w:val="center"/>
-            <w:hideMark/>
-          </w:tcPr>
-          <w:p>
-            <w:pPr>
-              <w:spacing w:after="0" w:line="240" w:lineRule="auto"/>
+            <w:hideMark/>
+          </w:tcPr>
+          <w:p>
+            <w:pPr>
               <w:jc w:val="center"/>
               <w:rPr>
                 <w:rFonts w:ascii="Times New Roman" w:eastAsia="Times New Roman" w:hAnsi="Times New Roman" w:cs="Times New Roman"/>
-                <w:b/>
-                <w:bCs/>
-                <w:sz w:val="24"/>
-                <w:szCs w:val="24"/>
-              </w:rPr>
-            </w:pPr>
-            <w:r>
-              <w:rPr>
-                <w:rFonts w:ascii="Times New Roman" w:eastAsia="Times New Roman" w:hAnsi="Times New Roman" w:cs="Times New Roman"/>
-                <w:b/>
-                <w:bCs/>
+                <w:b w:val="0"/>
+                <w:bCs w:val="0"/>
+                <w:sz w:val="24"/>
+                <w:szCs w:val="24"/>
+              </w:rPr>
+            </w:pPr>
+            <w:r>
+              <w:rPr>
+                <w:rFonts w:ascii="Times New Roman" w:eastAsia="Times New Roman" w:hAnsi="Times New Roman" w:cs="Times New Roman"/>
                 <w:sz w:val="24"/>
                 <w:szCs w:val="24"/>
               </w:rPr>
@@ -7198,27 +7542,24 @@
         </w:tc>
         <w:tc>
           <w:tcPr>
-            <w:tcW w:w="0" w:type="auto"/>
-            <w:vAlign w:val="center"/>
-            <w:hideMark/>
-          </w:tcPr>
-          <w:p>
-            <w:pPr>
-              <w:spacing w:after="0" w:line="240" w:lineRule="auto"/>
+            <w:tcW w:w="1129" w:type="dxa"/>
+            <w:hideMark/>
+          </w:tcPr>
+          <w:p>
+            <w:pPr>
               <w:jc w:val="center"/>
-              <w:rPr>
-                <w:rFonts w:ascii="Times New Roman" w:eastAsia="Times New Roman" w:hAnsi="Times New Roman" w:cs="Times New Roman"/>
-                <w:b/>
-                <w:bCs/>
-                <w:sz w:val="24"/>
-                <w:szCs w:val="24"/>
-              </w:rPr>
-            </w:pPr>
-            <w:r>
-              <w:rPr>
-                <w:rFonts w:ascii="Times New Roman" w:eastAsia="Times New Roman" w:hAnsi="Times New Roman" w:cs="Times New Roman"/>
-                <w:b/>
-                <w:bCs/>
+              <w:cnfStyle w:val="100000000000" w:firstRow="1" w:lastRow="0" w:firstColumn="0" w:lastColumn="0" w:oddVBand="0" w:evenVBand="0" w:oddHBand="0" w:evenHBand="0" w:firstRowFirstColumn="0" w:firstRowLastColumn="0" w:lastRowFirstColumn="0" w:lastRowLastColumn="0"/>
+              <w:rPr>
+                <w:rFonts w:ascii="Times New Roman" w:eastAsia="Times New Roman" w:hAnsi="Times New Roman" w:cs="Times New Roman"/>
+                <w:b w:val="0"/>
+                <w:bCs w:val="0"/>
+                <w:sz w:val="24"/>
+                <w:szCs w:val="24"/>
+              </w:rPr>
+            </w:pPr>
+            <w:r>
+              <w:rPr>
+                <w:rFonts w:ascii="Times New Roman" w:eastAsia="Times New Roman" w:hAnsi="Times New Roman" w:cs="Times New Roman"/>
                 <w:sz w:val="24"/>
                 <w:szCs w:val="24"/>
               </w:rPr>
@@ -7228,57 +7569,59 @@
         </w:tc>
         <w:tc>
           <w:tcPr>
-            <w:tcW w:w="0" w:type="auto"/>
-            <w:vAlign w:val="center"/>
-            <w:hideMark/>
-          </w:tcPr>
-          <w:p>
-            <w:pPr>
-              <w:spacing w:after="0" w:line="240" w:lineRule="auto"/>
+            <w:tcW w:w="1296" w:type="dxa"/>
+            <w:hideMark/>
+          </w:tcPr>
+          <w:p>
+            <w:pPr>
               <w:jc w:val="center"/>
-              <w:rPr>
-                <w:rFonts w:ascii="Times New Roman" w:eastAsia="Times New Roman" w:hAnsi="Times New Roman" w:cs="Times New Roman"/>
-                <w:b/>
-                <w:bCs/>
-                <w:sz w:val="24"/>
-                <w:szCs w:val="24"/>
-              </w:rPr>
-            </w:pPr>
-            <w:r>
-              <w:rPr>
-                <w:rFonts w:ascii="Times New Roman" w:eastAsia="Times New Roman" w:hAnsi="Times New Roman" w:cs="Times New Roman"/>
-                <w:b/>
-                <w:bCs/>
+              <w:cnfStyle w:val="100000000000" w:firstRow="1" w:lastRow="0" w:firstColumn="0" w:lastColumn="0" w:oddVBand="0" w:evenVBand="0" w:oddHBand="0" w:evenHBand="0" w:firstRowFirstColumn="0" w:firstRowLastColumn="0" w:lastRowFirstColumn="0" w:lastRowLastColumn="0"/>
+              <w:rPr>
+                <w:rFonts w:ascii="Times New Roman" w:eastAsia="Times New Roman" w:hAnsi="Times New Roman" w:cs="Times New Roman"/>
+                <w:b w:val="0"/>
+                <w:bCs w:val="0"/>
+                <w:sz w:val="24"/>
+                <w:szCs w:val="24"/>
+              </w:rPr>
+            </w:pPr>
+            <w:r>
+              <w:rPr>
+                <w:rFonts w:ascii="Times New Roman" w:eastAsia="Times New Roman" w:hAnsi="Times New Roman" w:cs="Times New Roman"/>
                 <w:sz w:val="24"/>
                 <w:szCs w:val="24"/>
               </w:rPr>
               <w:t>Required?</w:t>
             </w:r>
-          </w:p>
-        </w:tc>
-        <w:tc>
-          <w:tcPr>
-            <w:tcW w:w="0" w:type="auto"/>
-            <w:vAlign w:val="center"/>
-            <w:hideMark/>
-          </w:tcPr>
-          <w:p>
-            <w:pPr>
-              <w:spacing w:after="0" w:line="240" w:lineRule="auto"/>
+            <w:r>
+              <w:rPr>
+                <w:rFonts w:ascii="Times New Roman" w:eastAsia="Times New Roman" w:hAnsi="Times New Roman" w:cs="Times New Roman"/>
+                <w:sz w:val="24"/>
+                <w:szCs w:val="24"/>
+              </w:rPr>
+              <w:t xml:space="preserve"> (Opposite of default)</w:t>
+            </w:r>
+          </w:p>
+        </w:tc>
+        <w:tc>
+          <w:tcPr>
+            <w:tcW w:w="1067" w:type="dxa"/>
+            <w:hideMark/>
+          </w:tcPr>
+          <w:p>
+            <w:pPr>
               <w:jc w:val="center"/>
-              <w:rPr>
-                <w:rFonts w:ascii="Times New Roman" w:eastAsia="Times New Roman" w:hAnsi="Times New Roman" w:cs="Times New Roman"/>
-                <w:b/>
-                <w:bCs/>
-                <w:sz w:val="24"/>
-                <w:szCs w:val="24"/>
-              </w:rPr>
-            </w:pPr>
-            <w:r>
-              <w:rPr>
-                <w:rFonts w:ascii="Times New Roman" w:eastAsia="Times New Roman" w:hAnsi="Times New Roman" w:cs="Times New Roman"/>
-                <w:b/>
-                <w:bCs/>
+              <w:cnfStyle w:val="100000000000" w:firstRow="1" w:lastRow="0" w:firstColumn="0" w:lastColumn="0" w:oddVBand="0" w:evenVBand="0" w:oddHBand="0" w:evenHBand="0" w:firstRowFirstColumn="0" w:firstRowLastColumn="0" w:lastRowFirstColumn="0" w:lastRowLastColumn="0"/>
+              <w:rPr>
+                <w:rFonts w:ascii="Times New Roman" w:eastAsia="Times New Roman" w:hAnsi="Times New Roman" w:cs="Times New Roman"/>
+                <w:b w:val="0"/>
+                <w:bCs w:val="0"/>
+                <w:sz w:val="24"/>
+                <w:szCs w:val="24"/>
+              </w:rPr>
+            </w:pPr>
+            <w:r>
+              <w:rPr>
+                <w:rFonts w:ascii="Times New Roman" w:eastAsia="Times New Roman" w:hAnsi="Times New Roman" w:cs="Times New Roman"/>
                 <w:sz w:val="24"/>
                 <w:szCs w:val="24"/>
               </w:rPr>
@@ -7287,8 +7630,6 @@
             <w:r>
               <w:rPr>
                 <w:rFonts w:ascii="Courier New" w:eastAsia="Times New Roman" w:hAnsi="Courier New" w:cs="Courier New"/>
-                <w:b/>
-                <w:bCs/>
                 <w:sz w:val="20"/>
                 <w:szCs w:val="20"/>
               </w:rPr>
@@ -7297,38 +7638,54 @@
             <w:r>
               <w:rPr>
                 <w:rFonts w:ascii="Times New Roman" w:eastAsia="Times New Roman" w:hAnsi="Times New Roman" w:cs="Times New Roman"/>
-                <w:b/>
-                <w:bCs/>
                 <w:sz w:val="24"/>
                 <w:szCs w:val="24"/>
               </w:rPr>
               <w:t>?</w:t>
             </w:r>
           </w:p>
-        </w:tc>
-        <w:tc>
-          <w:tcPr>
-            <w:tcW w:w="0" w:type="auto"/>
-            <w:vAlign w:val="center"/>
-            <w:hideMark/>
-          </w:tcPr>
-          <w:p>
-            <w:pPr>
-              <w:spacing w:after="0" w:line="240" w:lineRule="auto"/>
+          <w:p>
+            <w:pPr>
               <w:jc w:val="center"/>
-              <w:rPr>
-                <w:rFonts w:ascii="Times New Roman" w:eastAsia="Times New Roman" w:hAnsi="Times New Roman" w:cs="Times New Roman"/>
-                <w:b/>
-                <w:bCs/>
-                <w:sz w:val="24"/>
-                <w:szCs w:val="24"/>
-              </w:rPr>
-            </w:pPr>
-            <w:r>
-              <w:rPr>
-                <w:rFonts w:ascii="Times New Roman" w:eastAsia="Times New Roman" w:hAnsi="Times New Roman" w:cs="Times New Roman"/>
-                <w:b/>
-                <w:bCs/>
+              <w:cnfStyle w:val="100000000000" w:firstRow="1" w:lastRow="0" w:firstColumn="0" w:lastColumn="0" w:oddVBand="0" w:evenVBand="0" w:oddHBand="0" w:evenHBand="0" w:firstRowFirstColumn="0" w:firstRowLastColumn="0" w:lastRowFirstColumn="0" w:lastRowLastColumn="0"/>
+              <w:rPr>
+                <w:rFonts w:ascii="Times New Roman" w:eastAsia="Times New Roman" w:hAnsi="Times New Roman" w:cs="Times New Roman"/>
+                <w:b w:val="0"/>
+                <w:bCs w:val="0"/>
+                <w:sz w:val="24"/>
+                <w:szCs w:val="24"/>
+              </w:rPr>
+            </w:pPr>
+            <w:r>
+              <w:rPr>
+                <w:rFonts w:ascii="Times New Roman" w:eastAsia="Times New Roman" w:hAnsi="Times New Roman" w:cs="Times New Roman"/>
+                <w:sz w:val="24"/>
+                <w:szCs w:val="24"/>
+              </w:rPr>
+              <w:t>(Optional)</w:t>
+            </w:r>
+          </w:p>
+        </w:tc>
+        <w:tc>
+          <w:tcPr>
+            <w:tcW w:w="1417" w:type="dxa"/>
+            <w:hideMark/>
+          </w:tcPr>
+          <w:p>
+            <w:pPr>
+              <w:jc w:val="center"/>
+              <w:cnfStyle w:val="100000000000" w:firstRow="1" w:lastRow="0" w:firstColumn="0" w:lastColumn="0" w:oddVBand="0" w:evenVBand="0" w:oddHBand="0" w:evenHBand="0" w:firstRowFirstColumn="0" w:firstRowLastColumn="0" w:lastRowFirstColumn="0" w:lastRowLastColumn="0"/>
+              <w:rPr>
+                <w:rFonts w:ascii="Times New Roman" w:eastAsia="Times New Roman" w:hAnsi="Times New Roman" w:cs="Times New Roman"/>
+                <w:b w:val="0"/>
+                <w:bCs w:val="0"/>
+                <w:sz w:val="24"/>
+                <w:szCs w:val="24"/>
+              </w:rPr>
+            </w:pPr>
+            <w:r>
+              <w:rPr>
+                <w:rFonts w:ascii="Times New Roman" w:eastAsia="Times New Roman" w:hAnsi="Times New Roman" w:cs="Times New Roman"/>
                 <w:sz w:val="24"/>
                 <w:szCs w:val="24"/>
               </w:rPr>
@@ -7339,17 +7696,16 @@
       </w:tr>
       <w:tr>
         <w:trPr>
-          <w:tblCellSpacing w:w="15" w:type="dxa"/>
+          <w:cnfStyle w:val="000000100000" w:firstRow="0" w:lastRow="0" w:firstColumn="0" w:lastColumn="0" w:oddVBand="0" w:evenVBand="0" w:oddHBand="1" w:evenHBand="0" w:firstRowFirstColumn="0" w:firstRowLastColumn="0" w:lastRowFirstColumn="0" w:lastRowLastColumn="0"/>
         </w:trPr>
         <w:tc>
           <w:tcPr>
+            <w:cnfStyle w:val="001000000000" w:firstRow="0" w:lastRow="0" w:firstColumn="1" w:lastColumn="0" w:oddVBand="0" w:evenVBand="0" w:oddHBand="0" w:evenHBand="0" w:firstRowFirstColumn="0" w:firstRowLastColumn="0" w:lastRowFirstColumn="0" w:lastRowLastColumn="0"/>
             <w:tcW w:w="0" w:type="auto"/>
-            <w:vAlign w:val="center"/>
-            <w:hideMark/>
-          </w:tcPr>
-          <w:p>
-            <w:pPr>
-              <w:spacing w:after="0" w:line="240" w:lineRule="auto"/>
+            <w:hideMark/>
+          </w:tcPr>
+          <w:p>
+            <w:pPr>
               <w:rPr>
                 <w:rFonts w:ascii="Times New Roman" w:eastAsia="Times New Roman" w:hAnsi="Times New Roman" w:cs="Times New Roman"/>
                 <w:sz w:val="24"/>
@@ -7368,13 +7724,12 @@
         </w:tc>
         <w:tc>
           <w:tcPr>
-            <w:tcW w:w="0" w:type="auto"/>
-            <w:vAlign w:val="center"/>
-            <w:hideMark/>
-          </w:tcPr>
-          <w:p>
-            <w:pPr>
-              <w:spacing w:after="0" w:line="240" w:lineRule="auto"/>
+            <w:tcW w:w="1129" w:type="dxa"/>
+            <w:hideMark/>
+          </w:tcPr>
+          <w:p>
+            <w:pPr>
+              <w:cnfStyle w:val="000000100000" w:firstRow="0" w:lastRow="0" w:firstColumn="0" w:lastColumn="0" w:oddVBand="0" w:evenVBand="0" w:oddHBand="1" w:evenHBand="0" w:firstRowFirstColumn="0" w:firstRowLastColumn="0" w:lastRowFirstColumn="0" w:lastRowLastColumn="0"/>
               <w:rPr>
                 <w:rFonts w:ascii="Times New Roman" w:eastAsia="Times New Roman" w:hAnsi="Times New Roman" w:cs="Times New Roman"/>
                 <w:sz w:val="24"/>
@@ -7393,13 +7748,12 @@
         </w:tc>
         <w:tc>
           <w:tcPr>
-            <w:tcW w:w="0" w:type="auto"/>
-            <w:vAlign w:val="center"/>
-            <w:hideMark/>
-          </w:tcPr>
-          <w:p>
-            <w:pPr>
-              <w:spacing w:after="0" w:line="240" w:lineRule="auto"/>
+            <w:tcW w:w="1296" w:type="dxa"/>
+            <w:hideMark/>
+          </w:tcPr>
+          <w:p>
+            <w:pPr>
+              <w:cnfStyle w:val="000000100000" w:firstRow="0" w:lastRow="0" w:firstColumn="0" w:lastColumn="0" w:oddVBand="0" w:evenVBand="0" w:oddHBand="1" w:evenHBand="0" w:firstRowFirstColumn="0" w:firstRowLastColumn="0" w:lastRowFirstColumn="0" w:lastRowLastColumn="0"/>
               <w:rPr>
                 <w:rFonts w:ascii="Times New Roman" w:eastAsia="Times New Roman" w:hAnsi="Times New Roman" w:cs="Times New Roman"/>
                 <w:sz w:val="24"/>
@@ -7418,13 +7772,12 @@
         </w:tc>
         <w:tc>
           <w:tcPr>
-            <w:tcW w:w="0" w:type="auto"/>
-            <w:vAlign w:val="center"/>
-            <w:hideMark/>
-          </w:tcPr>
-          <w:p>
-            <w:pPr>
-              <w:spacing w:after="0" w:line="240" w:lineRule="auto"/>
+            <w:tcW w:w="1067" w:type="dxa"/>
+            <w:hideMark/>
+          </w:tcPr>
+          <w:p>
+            <w:pPr>
+              <w:cnfStyle w:val="000000100000" w:firstRow="0" w:lastRow="0" w:firstColumn="0" w:lastColumn="0" w:oddVBand="0" w:evenVBand="0" w:oddHBand="1" w:evenHBand="0" w:firstRowFirstColumn="0" w:firstRowLastColumn="0" w:lastRowFirstColumn="0" w:lastRowLastColumn="0"/>
               <w:rPr>
                 <w:rFonts w:ascii="Times New Roman" w:eastAsia="Times New Roman" w:hAnsi="Times New Roman" w:cs="Times New Roman"/>
                 <w:sz w:val="24"/>
@@ -7443,13 +7796,12 @@
         </w:tc>
         <w:tc>
           <w:tcPr>
-            <w:tcW w:w="0" w:type="auto"/>
-            <w:vAlign w:val="center"/>
-            <w:hideMark/>
-          </w:tcPr>
-          <w:p>
-            <w:pPr>
-              <w:spacing w:after="0" w:line="240" w:lineRule="auto"/>
+            <w:tcW w:w="1417" w:type="dxa"/>
+            <w:hideMark/>
+          </w:tcPr>
+          <w:p>
+            <w:pPr>
+              <w:cnfStyle w:val="000000100000" w:firstRow="0" w:lastRow="0" w:firstColumn="0" w:lastColumn="0" w:oddVBand="0" w:evenVBand="0" w:oddHBand="1" w:evenHBand="0" w:firstRowFirstColumn="0" w:firstRowLastColumn="0" w:lastRowFirstColumn="0" w:lastRowLastColumn="0"/>
               <w:rPr>
                 <w:rFonts w:ascii="Times New Roman" w:eastAsia="Times New Roman" w:hAnsi="Times New Roman" w:cs="Times New Roman"/>
                 <w:sz w:val="24"/>
@@ -7486,18 +7838,14 @@
         </w:tc>
       </w:tr>
       <w:tr>
-        <w:trPr>
-          <w:tblCellSpacing w:w="15" w:type="dxa"/>
-        </w:trPr>
-        <w:tc>
-          <w:tcPr>
+        <w:tc>
+          <w:tcPr>
+            <w:cnfStyle w:val="001000000000" w:firstRow="0" w:lastRow="0" w:firstColumn="1" w:lastColumn="0" w:oddVBand="0" w:evenVBand="0" w:oddHBand="0" w:evenHBand="0" w:firstRowFirstColumn="0" w:firstRowLastColumn="0" w:lastRowFirstColumn="0" w:lastRowLastColumn="0"/>
             <w:tcW w:w="0" w:type="auto"/>
-            <w:vAlign w:val="center"/>
-            <w:hideMark/>
-          </w:tcPr>
-          <w:p>
-            <w:pPr>
-              <w:spacing w:after="0" w:line="240" w:lineRule="auto"/>
+            <w:hideMark/>
+          </w:tcPr>
+          <w:p>
+            <w:pPr>
               <w:rPr>
                 <w:rFonts w:ascii="Times New Roman" w:eastAsia="Times New Roman" w:hAnsi="Times New Roman" w:cs="Times New Roman"/>
                 <w:sz w:val="24"/>
@@ -7509,6 +7857,7 @@
                 <w:rFonts w:ascii="Courier New" w:eastAsia="Times New Roman" w:hAnsi="Courier New" w:cs="Courier New"/>
                 <w:sz w:val="20"/>
                 <w:szCs w:val="20"/>
+                <w:highlight w:val="yellow"/>
               </w:rPr>
               <w:t>str = "x"</w:t>
             </w:r>
@@ -7516,13 +7865,12 @@
         </w:tc>
         <w:tc>
           <w:tcPr>
-            <w:tcW w:w="0" w:type="auto"/>
-            <w:vAlign w:val="center"/>
-            <w:hideMark/>
-          </w:tcPr>
-          <w:p>
-            <w:pPr>
-              <w:spacing w:after="0" w:line="240" w:lineRule="auto"/>
+            <w:tcW w:w="1129" w:type="dxa"/>
+            <w:hideMark/>
+          </w:tcPr>
+          <w:p>
+            <w:pPr>
+              <w:cnfStyle w:val="000000000000" w:firstRow="0" w:lastRow="0" w:firstColumn="0" w:lastColumn="0" w:oddVBand="0" w:evenVBand="0" w:oddHBand="0" w:evenHBand="0" w:firstRowFirstColumn="0" w:firstRowLastColumn="0" w:lastRowFirstColumn="0" w:lastRowLastColumn="0"/>
               <w:rPr>
                 <w:rFonts w:ascii="Times New Roman" w:eastAsia="Times New Roman" w:hAnsi="Times New Roman" w:cs="Times New Roman"/>
                 <w:sz w:val="24"/>
@@ -7541,13 +7889,12 @@
         </w:tc>
         <w:tc>
           <w:tcPr>
-            <w:tcW w:w="0" w:type="auto"/>
-            <w:vAlign w:val="center"/>
-            <w:hideMark/>
-          </w:tcPr>
-          <w:p>
-            <w:pPr>
-              <w:spacing w:after="0" w:line="240" w:lineRule="auto"/>
+            <w:tcW w:w="1296" w:type="dxa"/>
+            <w:hideMark/>
+          </w:tcPr>
+          <w:p>
+            <w:pPr>
+              <w:cnfStyle w:val="000000000000" w:firstRow="0" w:lastRow="0" w:firstColumn="0" w:lastColumn="0" w:oddVBand="0" w:evenVBand="0" w:oddHBand="0" w:evenHBand="0" w:firstRowFirstColumn="0" w:firstRowLastColumn="0" w:lastRowFirstColumn="0" w:lastRowLastColumn="0"/>
               <w:rPr>
                 <w:rFonts w:ascii="Times New Roman" w:eastAsia="Times New Roman" w:hAnsi="Times New Roman" w:cs="Times New Roman"/>
                 <w:sz w:val="24"/>
@@ -7566,13 +7913,12 @@
         </w:tc>
         <w:tc>
           <w:tcPr>
-            <w:tcW w:w="0" w:type="auto"/>
-            <w:vAlign w:val="center"/>
-            <w:hideMark/>
-          </w:tcPr>
-          <w:p>
-            <w:pPr>
-              <w:spacing w:after="0" w:line="240" w:lineRule="auto"/>
+            <w:tcW w:w="1067" w:type="dxa"/>
+            <w:hideMark/>
+          </w:tcPr>
+          <w:p>
+            <w:pPr>
+              <w:cnfStyle w:val="000000000000" w:firstRow="0" w:lastRow="0" w:firstColumn="0" w:lastColumn="0" w:oddVBand="0" w:evenVBand="0" w:oddHBand="0" w:evenHBand="0" w:firstRowFirstColumn="0" w:firstRowLastColumn="0" w:lastRowFirstColumn="0" w:lastRowLastColumn="0"/>
               <w:rPr>
                 <w:rFonts w:ascii="Times New Roman" w:eastAsia="Times New Roman" w:hAnsi="Times New Roman" w:cs="Times New Roman"/>
                 <w:sz w:val="24"/>
@@ -7591,13 +7937,12 @@
         </w:tc>
         <w:tc>
           <w:tcPr>
-            <w:tcW w:w="0" w:type="auto"/>
-            <w:vAlign w:val="center"/>
-            <w:hideMark/>
-          </w:tcPr>
-          <w:p>
-            <w:pPr>
-              <w:spacing w:after="0" w:line="240" w:lineRule="auto"/>
+            <w:tcW w:w="1417" w:type="dxa"/>
+            <w:hideMark/>
+          </w:tcPr>
+          <w:p>
+            <w:pPr>
+              <w:cnfStyle w:val="000000000000" w:firstRow="0" w:lastRow="0" w:firstColumn="0" w:lastColumn="0" w:oddVBand="0" w:evenVBand="0" w:oddHBand="0" w:evenHBand="0" w:firstRowFirstColumn="0" w:firstRowLastColumn="0" w:lastRowFirstColumn="0" w:lastRowLastColumn="0"/>
               <w:rPr>
                 <w:rFonts w:ascii="Times New Roman" w:eastAsia="Times New Roman" w:hAnsi="Times New Roman" w:cs="Times New Roman"/>
                 <w:sz w:val="24"/>
@@ -7635,17 +7980,16 @@
       </w:tr>
       <w:tr>
         <w:trPr>
-          <w:tblCellSpacing w:w="15" w:type="dxa"/>
+          <w:cnfStyle w:val="000000100000" w:firstRow="0" w:lastRow="0" w:firstColumn="0" w:lastColumn="0" w:oddVBand="0" w:evenVBand="0" w:oddHBand="1" w:evenHBand="0" w:firstRowFirstColumn="0" w:firstRowLastColumn="0" w:lastRowFirstColumn="0" w:lastRowLastColumn="0"/>
         </w:trPr>
         <w:tc>
           <w:tcPr>
+            <w:cnfStyle w:val="001000000000" w:firstRow="0" w:lastRow="0" w:firstColumn="1" w:lastColumn="0" w:oddVBand="0" w:evenVBand="0" w:oddHBand="0" w:evenHBand="0" w:firstRowFirstColumn="0" w:firstRowLastColumn="0" w:lastRowFirstColumn="0" w:lastRowLastColumn="0"/>
             <w:tcW w:w="0" w:type="auto"/>
-            <w:vAlign w:val="center"/>
-            <w:hideMark/>
-          </w:tcPr>
-          <w:p>
-            <w:pPr>
-              <w:spacing w:after="0" w:line="240" w:lineRule="auto"/>
+            <w:hideMark/>
+          </w:tcPr>
+          <w:p>
+            <w:pPr>
               <w:rPr>
                 <w:rFonts w:ascii="Times New Roman" w:eastAsia="Times New Roman" w:hAnsi="Times New Roman" w:cs="Times New Roman"/>
                 <w:sz w:val="24"/>
@@ -7688,13 +8032,186 @@
         </w:tc>
         <w:tc>
           <w:tcPr>
+            <w:tcW w:w="1129" w:type="dxa"/>
+            <w:hideMark/>
+          </w:tcPr>
+          <w:p>
+            <w:pPr>
+              <w:cnfStyle w:val="000000100000" w:firstRow="0" w:lastRow="0" w:firstColumn="0" w:lastColumn="0" w:oddVBand="0" w:evenVBand="0" w:oddHBand="1" w:evenHBand="0" w:firstRowFirstColumn="0" w:firstRowLastColumn="0" w:lastRowFirstColumn="0" w:lastRowLastColumn="0"/>
+              <w:rPr>
+                <w:rFonts w:ascii="Times New Roman" w:eastAsia="Times New Roman" w:hAnsi="Times New Roman" w:cs="Times New Roman"/>
+                <w:sz w:val="24"/>
+                <w:szCs w:val="24"/>
+              </w:rPr>
+            </w:pPr>
+            <w:r>
+              <w:rPr>
+                <w:rFonts w:ascii="Segoe UI Emoji" w:eastAsia="Times New Roman" w:hAnsi="Segoe UI Emoji" w:cs="Segoe UI Emoji"/>
+                <w:sz w:val="24"/>
+                <w:szCs w:val="24"/>
+              </w:rPr>
+              <w:t>✅</w:t>
+            </w:r>
+          </w:p>
+        </w:tc>
+        <w:tc>
+          <w:tcPr>
+            <w:tcW w:w="1296" w:type="dxa"/>
+            <w:hideMark/>
+          </w:tcPr>
+          <w:p>
+            <w:pPr>
+              <w:cnfStyle w:val="000000100000" w:firstRow="0" w:lastRow="0" w:firstColumn="0" w:lastColumn="0" w:oddVBand="0" w:evenVBand="0" w:oddHBand="1" w:evenHBand="0" w:firstRowFirstColumn="0" w:firstRowLastColumn="0" w:lastRowFirstColumn="0" w:lastRowLastColumn="0"/>
+              <w:rPr>
+                <w:rFonts w:ascii="Times New Roman" w:eastAsia="Times New Roman" w:hAnsi="Times New Roman" w:cs="Times New Roman"/>
+                <w:sz w:val="24"/>
+                <w:szCs w:val="24"/>
+              </w:rPr>
+            </w:pPr>
+            <w:r>
+              <w:rPr>
+                <w:rFonts w:ascii="Segoe UI Emoji" w:eastAsia="Times New Roman" w:hAnsi="Segoe UI Emoji" w:cs="Segoe UI Emoji"/>
+                <w:sz w:val="24"/>
+                <w:szCs w:val="24"/>
+              </w:rPr>
+              <w:t>❌</w:t>
+            </w:r>
+          </w:p>
+        </w:tc>
+        <w:tc>
+          <w:tcPr>
+            <w:tcW w:w="1067" w:type="dxa"/>
+            <w:hideMark/>
+          </w:tcPr>
+          <w:p>
+            <w:pPr>
+              <w:cnfStyle w:val="000000100000" w:firstRow="0" w:lastRow="0" w:firstColumn="0" w:lastColumn="0" w:oddVBand="0" w:evenVBand="0" w:oddHBand="1" w:evenHBand="0" w:firstRowFirstColumn="0" w:firstRowLastColumn="0" w:lastRowFirstColumn="0" w:lastRowLastColumn="0"/>
+              <w:rPr>
+                <w:rFonts w:ascii="Times New Roman" w:eastAsia="Times New Roman" w:hAnsi="Times New Roman" w:cs="Times New Roman"/>
+                <w:sz w:val="24"/>
+                <w:szCs w:val="24"/>
+              </w:rPr>
+            </w:pPr>
+            <w:r>
+              <w:rPr>
+                <w:rFonts w:ascii="Segoe UI Emoji" w:eastAsia="Times New Roman" w:hAnsi="Segoe UI Emoji" w:cs="Segoe UI Emoji"/>
+                <w:sz w:val="24"/>
+                <w:szCs w:val="24"/>
+              </w:rPr>
+              <w:t>❌</w:t>
+            </w:r>
+            <w:r>
+              <w:rPr>
+                <w:rFonts w:ascii="Times New Roman" w:eastAsia="Times New Roman" w:hAnsi="Times New Roman" w:cs="Times New Roman"/>
+                <w:sz w:val="24"/>
+                <w:szCs w:val="24"/>
+              </w:rPr>
+              <w:t xml:space="preserve"> (</w:t>
+            </w:r>
+            <w:r>
+              <w:rPr>
+                <w:rFonts w:ascii="Segoe UI Emoji" w:eastAsia="Times New Roman" w:hAnsi="Segoe UI Emoji" w:cs="Segoe UI Emoji"/>
+                <w:sz w:val="24"/>
+                <w:szCs w:val="24"/>
+              </w:rPr>
+              <w:t>❗</w:t>
+            </w:r>
+            <w:r>
+              <w:rPr>
+                <w:rFonts w:ascii="Times New Roman" w:eastAsia="Times New Roman" w:hAnsi="Times New Roman" w:cs="Times New Roman"/>
+                <w:sz w:val="24"/>
+                <w:szCs w:val="24"/>
+              </w:rPr>
+              <w:t>type mismatch)</w:t>
+            </w:r>
+          </w:p>
+        </w:tc>
+        <w:tc>
+          <w:tcPr>
+            <w:tcW w:w="1417" w:type="dxa"/>
+            <w:hideMark/>
+          </w:tcPr>
+          <w:p>
+            <w:pPr>
+              <w:cnfStyle w:val="000000100000" w:firstRow="0" w:lastRow="0" w:firstColumn="0" w:lastColumn="0" w:oddVBand="0" w:evenVBand="0" w:oddHBand="1" w:evenHBand="0" w:firstRowFirstColumn="0" w:firstRowLastColumn="0" w:lastRowFirstColumn="0" w:lastRowLastColumn="0"/>
+              <w:rPr>
+                <w:rFonts w:ascii="Times New Roman" w:eastAsia="Times New Roman" w:hAnsi="Times New Roman" w:cs="Times New Roman"/>
+                <w:sz w:val="24"/>
+                <w:szCs w:val="24"/>
+              </w:rPr>
+            </w:pPr>
+            <w:r>
+              <w:rPr>
+                <w:rFonts w:ascii="Segoe UI Emoji" w:eastAsia="Times New Roman" w:hAnsi="Segoe UI Emoji" w:cs="Segoe UI Emoji"/>
+                <w:sz w:val="24"/>
+                <w:szCs w:val="24"/>
+              </w:rPr>
+              <w:t>❌</w:t>
+            </w:r>
+            <w:r>
+              <w:rPr>
+                <w:rFonts w:ascii="Segoe UI Emoji" w:eastAsia="Times New Roman" w:hAnsi="Segoe UI Emoji" w:cs="Segoe UI Emoji"/>
+                <w:sz w:val="24"/>
+                <w:szCs w:val="24"/>
+              </w:rPr>
+              <w:t xml:space="preserve"> - </w:t>
+            </w:r>
+            <w:proofErr w:type="spellStart"/>
+            <w:r>
+              <w:rPr>
+                <w:rFonts w:ascii="Segoe UI Emoji" w:eastAsia="Times New Roman" w:hAnsi="Segoe UI Emoji" w:cs="Segoe UI Emoji"/>
+                <w:sz w:val="24"/>
+                <w:szCs w:val="24"/>
+              </w:rPr>
+              <w:t>pyd</w:t>
+            </w:r>
+            <w:proofErr w:type="spellEnd"/>
+            <w:r>
+              <w:rPr>
+                <w:rFonts w:ascii="Segoe UI Emoji" w:eastAsia="Times New Roman" w:hAnsi="Segoe UI Emoji" w:cs="Segoe UI Emoji"/>
+                <w:sz w:val="24"/>
+                <w:szCs w:val="24"/>
+              </w:rPr>
+              <w:t xml:space="preserve"> v2 raises</w:t>
+            </w:r>
+          </w:p>
+        </w:tc>
+      </w:tr>
+      <w:tr>
+        <w:tc>
+          <w:tcPr>
+            <w:cnfStyle w:val="001000000000" w:firstRow="0" w:lastRow="0" w:firstColumn="1" w:lastColumn="0" w:oddVBand="0" w:evenVBand="0" w:oddHBand="0" w:evenHBand="0" w:firstRowFirstColumn="0" w:firstRowLastColumn="0" w:lastRowFirstColumn="0" w:lastRowLastColumn="0"/>
             <w:tcW w:w="0" w:type="auto"/>
-            <w:vAlign w:val="center"/>
-            <w:hideMark/>
-          </w:tcPr>
-          <w:p>
-            <w:pPr>
-              <w:spacing w:after="0" w:line="240" w:lineRule="auto"/>
+            <w:hideMark/>
+          </w:tcPr>
+          <w:p>
+            <w:pPr>
+              <w:rPr>
+                <w:rFonts w:ascii="Times New Roman" w:eastAsia="Times New Roman" w:hAnsi="Times New Roman" w:cs="Times New Roman"/>
+                <w:sz w:val="24"/>
+                <w:szCs w:val="24"/>
+                <w:highlight w:val="yellow"/>
+              </w:rPr>
+            </w:pPr>
+            <w:r>
+              <w:rPr>
+                <w:rFonts w:ascii="Courier New" w:eastAsia="Times New Roman" w:hAnsi="Courier New" w:cs="Courier New"/>
+                <w:sz w:val="20"/>
+                <w:szCs w:val="20"/>
+                <w:highlight w:val="yellow"/>
+              </w:rPr>
+              <w:t>Optional[str]</w:t>
+            </w:r>
+          </w:p>
+        </w:tc>
+        <w:tc>
+          <w:tcPr>
+            <w:tcW w:w="1129" w:type="dxa"/>
+            <w:hideMark/>
+          </w:tcPr>
+          <w:p>
+            <w:pPr>
+              <w:cnfStyle w:val="000000000000" w:firstRow="0" w:lastRow="0" w:firstColumn="0" w:lastColumn="0" w:oddVBand="0" w:evenVBand="0" w:oddHBand="0" w:evenHBand="0" w:firstRowFirstColumn="0" w:firstRowLastColumn="0" w:lastRowFirstColumn="0" w:lastRowLastColumn="0"/>
               <w:rPr>
                 <w:rFonts w:ascii="Times New Roman" w:eastAsia="Times New Roman" w:hAnsi="Times New Roman" w:cs="Times New Roman"/>
                 <w:sz w:val="24"/>
@@ -7707,44 +8224,68 @@
                 <w:sz w:val="24"/>
                 <w:szCs w:val="24"/>
               </w:rPr>
+              <w:t>❌</w:t>
+            </w:r>
+          </w:p>
+        </w:tc>
+        <w:tc>
+          <w:tcPr>
+            <w:tcW w:w="1296" w:type="dxa"/>
+            <w:hideMark/>
+          </w:tcPr>
+          <w:p>
+            <w:pPr>
+              <w:cnfStyle w:val="000000000000" w:firstRow="0" w:lastRow="0" w:firstColumn="0" w:lastColumn="0" w:oddVBand="0" w:evenVBand="0" w:oddHBand="0" w:evenHBand="0" w:firstRowFirstColumn="0" w:firstRowLastColumn="0" w:lastRowFirstColumn="0" w:lastRowLastColumn="0"/>
+              <w:rPr>
+                <w:rFonts w:ascii="Segoe UI Emoji" w:eastAsia="Times New Roman" w:hAnsi="Segoe UI Emoji" w:cs="Segoe UI Emoji"/>
+                <w:sz w:val="24"/>
+                <w:szCs w:val="24"/>
+              </w:rPr>
+            </w:pPr>
+            <w:r>
+              <w:rPr>
+                <w:rFonts w:ascii="Segoe UI Emoji" w:eastAsia="Times New Roman" w:hAnsi="Segoe UI Emoji" w:cs="Segoe UI Emoji"/>
+                <w:sz w:val="24"/>
+                <w:szCs w:val="24"/>
+              </w:rPr>
+              <w:t>❌v1</w:t>
+            </w:r>
+          </w:p>
+          <w:p>
+            <w:pPr>
+              <w:cnfStyle w:val="000000000000" w:firstRow="0" w:lastRow="0" w:firstColumn="0" w:lastColumn="0" w:oddVBand="0" w:evenVBand="0" w:oddHBand="0" w:evenHBand="0" w:firstRowFirstColumn="0" w:firstRowLastColumn="0" w:lastRowFirstColumn="0" w:lastRowLastColumn="0"/>
+              <w:rPr>
+                <w:rFonts w:ascii="Times New Roman" w:eastAsia="Times New Roman" w:hAnsi="Times New Roman" w:cs="Times New Roman"/>
+                <w:sz w:val="24"/>
+                <w:szCs w:val="24"/>
+              </w:rPr>
+            </w:pPr>
+            <w:r>
+              <w:rPr>
+                <w:rFonts w:ascii="Segoe UI Emoji" w:eastAsia="Times New Roman" w:hAnsi="Segoe UI Emoji" w:cs="Segoe UI Emoji"/>
+                <w:sz w:val="24"/>
+                <w:szCs w:val="24"/>
+              </w:rPr>
               <w:t>✅</w:t>
             </w:r>
-          </w:p>
-        </w:tc>
-        <w:tc>
-          <w:tcPr>
-            <w:tcW w:w="0" w:type="auto"/>
-            <w:vAlign w:val="center"/>
-            <w:hideMark/>
-          </w:tcPr>
-          <w:p>
-            <w:pPr>
-              <w:spacing w:after="0" w:line="240" w:lineRule="auto"/>
-              <w:rPr>
-                <w:rFonts w:ascii="Times New Roman" w:eastAsia="Times New Roman" w:hAnsi="Times New Roman" w:cs="Times New Roman"/>
-                <w:sz w:val="24"/>
-                <w:szCs w:val="24"/>
-              </w:rPr>
-            </w:pPr>
             <w:r>
               <w:rPr>
                 <w:rFonts w:ascii="Segoe UI Emoji" w:eastAsia="Times New Roman" w:hAnsi="Segoe UI Emoji" w:cs="Segoe UI Emoji"/>
                 <w:sz w:val="24"/>
                 <w:szCs w:val="24"/>
               </w:rPr>
-              <w:t>❌</w:t>
-            </w:r>
-          </w:p>
-        </w:tc>
-        <w:tc>
-          <w:tcPr>
-            <w:tcW w:w="0" w:type="auto"/>
-            <w:vAlign w:val="center"/>
-            <w:hideMark/>
-          </w:tcPr>
-          <w:p>
-            <w:pPr>
-              <w:spacing w:after="0" w:line="240" w:lineRule="auto"/>
+              <w:t>v2</w:t>
+            </w:r>
+          </w:p>
+        </w:tc>
+        <w:tc>
+          <w:tcPr>
+            <w:tcW w:w="1067" w:type="dxa"/>
+            <w:hideMark/>
+          </w:tcPr>
+          <w:p>
+            <w:pPr>
+              <w:cnfStyle w:val="000000000000" w:firstRow="0" w:lastRow="0" w:firstColumn="0" w:lastColumn="0" w:oddVBand="0" w:evenVBand="0" w:oddHBand="0" w:evenHBand="0" w:firstRowFirstColumn="0" w:firstRowLastColumn="0" w:lastRowFirstColumn="0" w:lastRowLastColumn="0"/>
               <w:rPr>
                 <w:rFonts w:ascii="Times New Roman" w:eastAsia="Times New Roman" w:hAnsi="Times New Roman" w:cs="Times New Roman"/>
                 <w:sz w:val="24"/>
@@ -7757,73 +8298,81 @@
                 <w:sz w:val="24"/>
                 <w:szCs w:val="24"/>
               </w:rPr>
-              <w:t>❌</w:t>
-            </w:r>
-            <w:r>
-              <w:rPr>
-                <w:rFonts w:ascii="Times New Roman" w:eastAsia="Times New Roman" w:hAnsi="Times New Roman" w:cs="Times New Roman"/>
-                <w:sz w:val="24"/>
-                <w:szCs w:val="24"/>
-              </w:rPr>
-              <w:t xml:space="preserve"> (</w:t>
-            </w:r>
-            <w:r>
-              <w:rPr>
-                <w:rFonts w:ascii="Segoe UI Emoji" w:eastAsia="Times New Roman" w:hAnsi="Segoe UI Emoji" w:cs="Segoe UI Emoji"/>
-                <w:sz w:val="24"/>
-                <w:szCs w:val="24"/>
-              </w:rPr>
-              <w:t>❗</w:t>
-            </w:r>
-            <w:r>
-              <w:rPr>
-                <w:rFonts w:ascii="Times New Roman" w:eastAsia="Times New Roman" w:hAnsi="Times New Roman" w:cs="Times New Roman"/>
-                <w:sz w:val="24"/>
-                <w:szCs w:val="24"/>
-              </w:rPr>
-              <w:t>type mismatch)</w:t>
-            </w:r>
-          </w:p>
-        </w:tc>
-        <w:tc>
-          <w:tcPr>
-            <w:tcW w:w="0" w:type="auto"/>
-            <w:vAlign w:val="center"/>
-            <w:hideMark/>
-          </w:tcPr>
-          <w:p>
-            <w:pPr>
-              <w:spacing w:after="0" w:line="240" w:lineRule="auto"/>
-              <w:rPr>
-                <w:rFonts w:ascii="Times New Roman" w:eastAsia="Times New Roman" w:hAnsi="Times New Roman" w:cs="Times New Roman"/>
-                <w:sz w:val="24"/>
-                <w:szCs w:val="24"/>
-              </w:rPr>
-            </w:pPr>
-            <w:r>
-              <w:rPr>
-                <w:rFonts w:ascii="Segoe UI Emoji" w:eastAsia="Times New Roman" w:hAnsi="Segoe UI Emoji" w:cs="Segoe UI Emoji"/>
-                <w:sz w:val="24"/>
-                <w:szCs w:val="24"/>
-              </w:rPr>
-              <w:t>❌</w:t>
+              <w:t>✅</w:t>
+            </w:r>
+          </w:p>
+        </w:tc>
+        <w:tc>
+          <w:tcPr>
+            <w:tcW w:w="1417" w:type="dxa"/>
+            <w:hideMark/>
+          </w:tcPr>
+          <w:p>
+            <w:pPr>
+              <w:cnfStyle w:val="000000000000" w:firstRow="0" w:lastRow="0" w:firstColumn="0" w:lastColumn="0" w:oddVBand="0" w:evenVBand="0" w:oddHBand="0" w:evenHBand="0" w:firstRowFirstColumn="0" w:firstRowLastColumn="0" w:lastRowFirstColumn="0" w:lastRowLastColumn="0"/>
+              <w:rPr>
+                <w:rFonts w:ascii="Times New Roman" w:eastAsia="Times New Roman" w:hAnsi="Times New Roman" w:cs="Times New Roman"/>
+                <w:sz w:val="24"/>
+                <w:szCs w:val="24"/>
+              </w:rPr>
+            </w:pPr>
+            <w:r>
+              <w:rPr>
+                <w:rFonts w:ascii="Courier New" w:eastAsia="Times New Roman" w:hAnsi="Courier New" w:cs="Courier New"/>
+                <w:sz w:val="20"/>
+                <w:szCs w:val="20"/>
+              </w:rPr>
+              <w:t>"</w:t>
+            </w:r>
+            <w:proofErr w:type="spellStart"/>
+            <w:r>
+              <w:rPr>
+                <w:rFonts w:ascii="Courier New" w:eastAsia="Times New Roman" w:hAnsi="Courier New" w:cs="Courier New"/>
+                <w:sz w:val="20"/>
+                <w:szCs w:val="20"/>
+              </w:rPr>
+              <w:t>abc</w:t>
+            </w:r>
+            <w:proofErr w:type="spellEnd"/>
+            <w:r>
+              <w:rPr>
+                <w:rFonts w:ascii="Courier New" w:eastAsia="Times New Roman" w:hAnsi="Courier New" w:cs="Courier New"/>
+                <w:sz w:val="20"/>
+                <w:szCs w:val="20"/>
+              </w:rPr>
+              <w:t>"</w:t>
+            </w:r>
+            <w:r>
+              <w:rPr>
+                <w:rFonts w:ascii="Times New Roman" w:eastAsia="Times New Roman" w:hAnsi="Times New Roman" w:cs="Times New Roman"/>
+                <w:sz w:val="24"/>
+                <w:szCs w:val="24"/>
+              </w:rPr>
+              <w:t xml:space="preserve">, </w:t>
+            </w:r>
+            <w:r>
+              <w:rPr>
+                <w:rFonts w:ascii="Courier New" w:eastAsia="Times New Roman" w:hAnsi="Courier New" w:cs="Courier New"/>
+                <w:sz w:val="20"/>
+                <w:szCs w:val="20"/>
+              </w:rPr>
+              <w:t>None</w:t>
             </w:r>
           </w:p>
         </w:tc>
       </w:tr>
       <w:tr>
         <w:trPr>
-          <w:tblCellSpacing w:w="15" w:type="dxa"/>
+          <w:cnfStyle w:val="000000100000" w:firstRow="0" w:lastRow="0" w:firstColumn="0" w:lastColumn="0" w:oddVBand="0" w:evenVBand="0" w:oddHBand="1" w:evenHBand="0" w:firstRowFirstColumn="0" w:firstRowLastColumn="0" w:lastRowFirstColumn="0" w:lastRowLastColumn="0"/>
         </w:trPr>
         <w:tc>
           <w:tcPr>
+            <w:cnfStyle w:val="001000000000" w:firstRow="0" w:lastRow="0" w:firstColumn="1" w:lastColumn="0" w:oddVBand="0" w:evenVBand="0" w:oddHBand="0" w:evenHBand="0" w:firstRowFirstColumn="0" w:firstRowLastColumn="0" w:lastRowFirstColumn="0" w:lastRowLastColumn="0"/>
             <w:tcW w:w="0" w:type="auto"/>
-            <w:vAlign w:val="center"/>
-            <w:hideMark/>
-          </w:tcPr>
-          <w:p>
-            <w:pPr>
-              <w:spacing w:after="0" w:line="240" w:lineRule="auto"/>
+            <w:hideMark/>
+          </w:tcPr>
+          <w:p>
+            <w:pPr>
               <w:rPr>
                 <w:rFonts w:ascii="Times New Roman" w:eastAsia="Times New Roman" w:hAnsi="Times New Roman" w:cs="Times New Roman"/>
                 <w:sz w:val="24"/>
@@ -7836,19 +8385,18 @@
                 <w:sz w:val="20"/>
                 <w:szCs w:val="20"/>
               </w:rPr>
-              <w:t>Optional[str]</w:t>
-            </w:r>
-          </w:p>
-        </w:tc>
-        <w:tc>
-          <w:tcPr>
-            <w:tcW w:w="0" w:type="auto"/>
-            <w:vAlign w:val="center"/>
-            <w:hideMark/>
-          </w:tcPr>
-          <w:p>
-            <w:pPr>
-              <w:spacing w:after="0" w:line="240" w:lineRule="auto"/>
+              <w:t>Optional[str] = None</w:t>
+            </w:r>
+          </w:p>
+        </w:tc>
+        <w:tc>
+          <w:tcPr>
+            <w:tcW w:w="1129" w:type="dxa"/>
+            <w:hideMark/>
+          </w:tcPr>
+          <w:p>
+            <w:pPr>
+              <w:cnfStyle w:val="000000100000" w:firstRow="0" w:lastRow="0" w:firstColumn="0" w:lastColumn="0" w:oddVBand="0" w:evenVBand="0" w:oddHBand="1" w:evenHBand="0" w:firstRowFirstColumn="0" w:firstRowLastColumn="0" w:lastRowFirstColumn="0" w:lastRowLastColumn="0"/>
               <w:rPr>
                 <w:rFonts w:ascii="Times New Roman" w:eastAsia="Times New Roman" w:hAnsi="Times New Roman" w:cs="Times New Roman"/>
                 <w:sz w:val="24"/>
@@ -7861,19 +8409,42 @@
                 <w:sz w:val="24"/>
                 <w:szCs w:val="24"/>
               </w:rPr>
+              <w:t>✅</w:t>
+            </w:r>
+          </w:p>
+        </w:tc>
+        <w:tc>
+          <w:tcPr>
+            <w:tcW w:w="1296" w:type="dxa"/>
+            <w:hideMark/>
+          </w:tcPr>
+          <w:p>
+            <w:pPr>
+              <w:cnfStyle w:val="000000100000" w:firstRow="0" w:lastRow="0" w:firstColumn="0" w:lastColumn="0" w:oddVBand="0" w:evenVBand="0" w:oddHBand="1" w:evenHBand="0" w:firstRowFirstColumn="0" w:firstRowLastColumn="0" w:lastRowFirstColumn="0" w:lastRowLastColumn="0"/>
+              <w:rPr>
+                <w:rFonts w:ascii="Times New Roman" w:eastAsia="Times New Roman" w:hAnsi="Times New Roman" w:cs="Times New Roman"/>
+                <w:sz w:val="24"/>
+                <w:szCs w:val="24"/>
+              </w:rPr>
+            </w:pPr>
+            <w:r>
+              <w:rPr>
+                <w:rFonts w:ascii="Segoe UI Emoji" w:eastAsia="Times New Roman" w:hAnsi="Segoe UI Emoji" w:cs="Segoe UI Emoji"/>
+                <w:sz w:val="24"/>
+                <w:szCs w:val="24"/>
+              </w:rPr>
               <w:t>❌</w:t>
             </w:r>
           </w:p>
         </w:tc>
         <w:tc>
           <w:tcPr>
-            <w:tcW w:w="0" w:type="auto"/>
-            <w:vAlign w:val="center"/>
-            <w:hideMark/>
-          </w:tcPr>
-          <w:p>
-            <w:pPr>
-              <w:spacing w:after="0" w:line="240" w:lineRule="auto"/>
+            <w:tcW w:w="1067" w:type="dxa"/>
+            <w:hideMark/>
+          </w:tcPr>
+          <w:p>
+            <w:pPr>
+              <w:cnfStyle w:val="000000100000" w:firstRow="0" w:lastRow="0" w:firstColumn="0" w:lastColumn="0" w:oddVBand="0" w:evenVBand="0" w:oddHBand="1" w:evenHBand="0" w:firstRowFirstColumn="0" w:firstRowLastColumn="0" w:lastRowFirstColumn="0" w:lastRowLastColumn="0"/>
               <w:rPr>
                 <w:rFonts w:ascii="Times New Roman" w:eastAsia="Times New Roman" w:hAnsi="Times New Roman" w:cs="Times New Roman"/>
                 <w:sz w:val="24"/>
@@ -7892,38 +8463,12 @@
         </w:tc>
         <w:tc>
           <w:tcPr>
-            <w:tcW w:w="0" w:type="auto"/>
-            <w:vAlign w:val="center"/>
-            <w:hideMark/>
-          </w:tcPr>
-          <w:p>
-            <w:pPr>
-              <w:spacing w:after="0" w:line="240" w:lineRule="auto"/>
-              <w:rPr>
-                <w:rFonts w:ascii="Times New Roman" w:eastAsia="Times New Roman" w:hAnsi="Times New Roman" w:cs="Times New Roman"/>
-                <w:sz w:val="24"/>
-                <w:szCs w:val="24"/>
-              </w:rPr>
-            </w:pPr>
-            <w:r>
-              <w:rPr>
-                <w:rFonts w:ascii="Segoe UI Emoji" w:eastAsia="Times New Roman" w:hAnsi="Segoe UI Emoji" w:cs="Segoe UI Emoji"/>
-                <w:sz w:val="24"/>
-                <w:szCs w:val="24"/>
-              </w:rPr>
-              <w:t>✅</w:t>
-            </w:r>
-          </w:p>
-        </w:tc>
-        <w:tc>
-          <w:tcPr>
-            <w:tcW w:w="0" w:type="auto"/>
-            <w:vAlign w:val="center"/>
-            <w:hideMark/>
-          </w:tcPr>
-          <w:p>
-            <w:pPr>
-              <w:spacing w:after="0" w:line="240" w:lineRule="auto"/>
+            <w:tcW w:w="1417" w:type="dxa"/>
+            <w:hideMark/>
+          </w:tcPr>
+          <w:p>
+            <w:pPr>
+              <w:cnfStyle w:val="000000100000" w:firstRow="0" w:lastRow="0" w:firstColumn="0" w:lastColumn="0" w:oddVBand="0" w:evenVBand="0" w:oddHBand="1" w:evenHBand="0" w:firstRowFirstColumn="0" w:firstRowLastColumn="0" w:lastRowFirstColumn="0" w:lastRowLastColumn="0"/>
               <w:rPr>
                 <w:rFonts w:ascii="Times New Roman" w:eastAsia="Times New Roman" w:hAnsi="Times New Roman" w:cs="Times New Roman"/>
                 <w:sz w:val="24"/>
@@ -7976,18 +8521,14 @@
         </w:tc>
       </w:tr>
       <w:tr>
-        <w:trPr>
-          <w:tblCellSpacing w:w="15" w:type="dxa"/>
-        </w:trPr>
-        <w:tc>
-          <w:tcPr>
+        <w:tc>
+          <w:tcPr>
+            <w:cnfStyle w:val="001000000000" w:firstRow="0" w:lastRow="0" w:firstColumn="1" w:lastColumn="0" w:oddVBand="0" w:evenVBand="0" w:oddHBand="0" w:evenHBand="0" w:firstRowFirstColumn="0" w:firstRowLastColumn="0" w:lastRowFirstColumn="0" w:lastRowLastColumn="0"/>
             <w:tcW w:w="0" w:type="auto"/>
-            <w:vAlign w:val="center"/>
-            <w:hideMark/>
-          </w:tcPr>
-          <w:p>
-            <w:pPr>
-              <w:spacing w:after="0" w:line="240" w:lineRule="auto"/>
+            <w:hideMark/>
+          </w:tcPr>
+          <w:p>
+            <w:pPr>
               <w:rPr>
                 <w:rFonts w:ascii="Times New Roman" w:eastAsia="Times New Roman" w:hAnsi="Times New Roman" w:cs="Times New Roman"/>
                 <w:sz w:val="24"/>
@@ -8000,19 +8541,18 @@
                 <w:sz w:val="20"/>
                 <w:szCs w:val="20"/>
               </w:rPr>
-              <w:t>Optional[str] = None</w:t>
-            </w:r>
-          </w:p>
-        </w:tc>
-        <w:tc>
-          <w:tcPr>
-            <w:tcW w:w="0" w:type="auto"/>
-            <w:vAlign w:val="center"/>
-            <w:hideMark/>
-          </w:tcPr>
-          <w:p>
-            <w:pPr>
-              <w:spacing w:after="0" w:line="240" w:lineRule="auto"/>
+              <w:t>Optional[str] = "x"</w:t>
+            </w:r>
+          </w:p>
+        </w:tc>
+        <w:tc>
+          <w:tcPr>
+            <w:tcW w:w="1129" w:type="dxa"/>
+            <w:hideMark/>
+          </w:tcPr>
+          <w:p>
+            <w:pPr>
+              <w:cnfStyle w:val="000000000000" w:firstRow="0" w:lastRow="0" w:firstColumn="0" w:lastColumn="0" w:oddVBand="0" w:evenVBand="0" w:oddHBand="0" w:evenHBand="0" w:firstRowFirstColumn="0" w:firstRowLastColumn="0" w:lastRowFirstColumn="0" w:lastRowLastColumn="0"/>
               <w:rPr>
                 <w:rFonts w:ascii="Times New Roman" w:eastAsia="Times New Roman" w:hAnsi="Times New Roman" w:cs="Times New Roman"/>
                 <w:sz w:val="24"/>
@@ -8031,13 +8571,12 @@
         </w:tc>
         <w:tc>
           <w:tcPr>
-            <w:tcW w:w="0" w:type="auto"/>
-            <w:vAlign w:val="center"/>
-            <w:hideMark/>
-          </w:tcPr>
-          <w:p>
-            <w:pPr>
-              <w:spacing w:after="0" w:line="240" w:lineRule="auto"/>
+            <w:tcW w:w="1296" w:type="dxa"/>
+            <w:hideMark/>
+          </w:tcPr>
+          <w:p>
+            <w:pPr>
+              <w:cnfStyle w:val="000000000000" w:firstRow="0" w:lastRow="0" w:firstColumn="0" w:lastColumn="0" w:oddVBand="0" w:evenVBand="0" w:oddHBand="0" w:evenHBand="0" w:firstRowFirstColumn="0" w:firstRowLastColumn="0" w:lastRowFirstColumn="0" w:lastRowLastColumn="0"/>
               <w:rPr>
                 <w:rFonts w:ascii="Times New Roman" w:eastAsia="Times New Roman" w:hAnsi="Times New Roman" w:cs="Times New Roman"/>
                 <w:sz w:val="24"/>
@@ -8056,13 +8595,12 @@
         </w:tc>
         <w:tc>
           <w:tcPr>
-            <w:tcW w:w="0" w:type="auto"/>
-            <w:vAlign w:val="center"/>
-            <w:hideMark/>
-          </w:tcPr>
-          <w:p>
-            <w:pPr>
-              <w:spacing w:after="0" w:line="240" w:lineRule="auto"/>
+            <w:tcW w:w="1067" w:type="dxa"/>
+            <w:hideMark/>
+          </w:tcPr>
+          <w:p>
+            <w:pPr>
+              <w:cnfStyle w:val="000000000000" w:firstRow="0" w:lastRow="0" w:firstColumn="0" w:lastColumn="0" w:oddVBand="0" w:evenVBand="0" w:oddHBand="0" w:evenHBand="0" w:firstRowFirstColumn="0" w:firstRowLastColumn="0" w:lastRowFirstColumn="0" w:lastRowLastColumn="0"/>
               <w:rPr>
                 <w:rFonts w:ascii="Times New Roman" w:eastAsia="Times New Roman" w:hAnsi="Times New Roman" w:cs="Times New Roman"/>
                 <w:sz w:val="24"/>
@@ -8081,13 +8619,12 @@
         </w:tc>
         <w:tc>
           <w:tcPr>
-            <w:tcW w:w="0" w:type="auto"/>
-            <w:vAlign w:val="center"/>
-            <w:hideMark/>
-          </w:tcPr>
-          <w:p>
-            <w:pPr>
-              <w:spacing w:after="0" w:line="240" w:lineRule="auto"/>
+            <w:tcW w:w="1417" w:type="dxa"/>
+            <w:hideMark/>
+          </w:tcPr>
+          <w:p>
+            <w:pPr>
+              <w:cnfStyle w:val="000000000000" w:firstRow="0" w:lastRow="0" w:firstColumn="0" w:lastColumn="0" w:oddVBand="0" w:evenVBand="0" w:oddHBand="0" w:evenHBand="0" w:firstRowFirstColumn="0" w:firstRowLastColumn="0" w:lastRowFirstColumn="0" w:lastRowLastColumn="0"/>
               <w:rPr>
                 <w:rFonts w:ascii="Times New Roman" w:eastAsia="Times New Roman" w:hAnsi="Times New Roman" w:cs="Times New Roman"/>
                 <w:sz w:val="24"/>
@@ -8134,6 +8671,22 @@
                 <w:sz w:val="20"/>
                 <w:szCs w:val="20"/>
               </w:rPr>
+              <w:t>"x"</w:t>
+            </w:r>
+            <w:r>
+              <w:rPr>
+                <w:rFonts w:ascii="Times New Roman" w:eastAsia="Times New Roman" w:hAnsi="Times New Roman" w:cs="Times New Roman"/>
+                <w:sz w:val="24"/>
+                <w:szCs w:val="24"/>
+              </w:rPr>
+              <w:t xml:space="preserve">, </w:t>
+            </w:r>
+            <w:r>
+              <w:rPr>
+                <w:rFonts w:ascii="Courier New" w:eastAsia="Times New Roman" w:hAnsi="Courier New" w:cs="Courier New"/>
+                <w:sz w:val="20"/>
+                <w:szCs w:val="20"/>
+              </w:rPr>
               <w:t>None</w:t>
             </w:r>
           </w:p>
@@ -8141,17 +8694,16 @@
       </w:tr>
       <w:tr>
         <w:trPr>
-          <w:tblCellSpacing w:w="15" w:type="dxa"/>
+          <w:cnfStyle w:val="000000100000" w:firstRow="0" w:lastRow="0" w:firstColumn="0" w:lastColumn="0" w:oddVBand="0" w:evenVBand="0" w:oddHBand="1" w:evenHBand="0" w:firstRowFirstColumn="0" w:firstRowLastColumn="0" w:lastRowFirstColumn="0" w:lastRowLastColumn="0"/>
         </w:trPr>
         <w:tc>
           <w:tcPr>
+            <w:cnfStyle w:val="001000000000" w:firstRow="0" w:lastRow="0" w:firstColumn="1" w:lastColumn="0" w:oddVBand="0" w:evenVBand="0" w:oddHBand="0" w:evenHBand="0" w:firstRowFirstColumn="0" w:firstRowLastColumn="0" w:lastRowFirstColumn="0" w:lastRowLastColumn="0"/>
             <w:tcW w:w="0" w:type="auto"/>
-            <w:vAlign w:val="center"/>
-            <w:hideMark/>
-          </w:tcPr>
-          <w:p>
-            <w:pPr>
-              <w:spacing w:after="0" w:line="240" w:lineRule="auto"/>
+            <w:hideMark/>
+          </w:tcPr>
+          <w:p>
+            <w:pPr>
               <w:rPr>
                 <w:rFonts w:ascii="Times New Roman" w:eastAsia="Times New Roman" w:hAnsi="Times New Roman" w:cs="Times New Roman"/>
                 <w:sz w:val="24"/>
@@ -8164,19 +8716,18 @@
                 <w:sz w:val="20"/>
                 <w:szCs w:val="20"/>
               </w:rPr>
-              <w:t>Optional[str] = "x"</w:t>
-            </w:r>
-          </w:p>
-        </w:tc>
-        <w:tc>
-          <w:tcPr>
-            <w:tcW w:w="0" w:type="auto"/>
-            <w:vAlign w:val="center"/>
-            <w:hideMark/>
-          </w:tcPr>
-          <w:p>
-            <w:pPr>
-              <w:spacing w:after="0" w:line="240" w:lineRule="auto"/>
+              <w:t>bool</w:t>
+            </w:r>
+          </w:p>
+        </w:tc>
+        <w:tc>
+          <w:tcPr>
+            <w:tcW w:w="1129" w:type="dxa"/>
+            <w:hideMark/>
+          </w:tcPr>
+          <w:p>
+            <w:pPr>
+              <w:cnfStyle w:val="000000100000" w:firstRow="0" w:lastRow="0" w:firstColumn="0" w:lastColumn="0" w:oddVBand="0" w:evenVBand="0" w:oddHBand="1" w:evenHBand="0" w:firstRowFirstColumn="0" w:firstRowLastColumn="0" w:lastRowFirstColumn="0" w:lastRowLastColumn="0"/>
               <w:rPr>
                 <w:rFonts w:ascii="Times New Roman" w:eastAsia="Times New Roman" w:hAnsi="Times New Roman" w:cs="Times New Roman"/>
                 <w:sz w:val="24"/>
@@ -8189,19 +8740,42 @@
                 <w:sz w:val="24"/>
                 <w:szCs w:val="24"/>
               </w:rPr>
+              <w:t>❌</w:t>
+            </w:r>
+          </w:p>
+        </w:tc>
+        <w:tc>
+          <w:tcPr>
+            <w:tcW w:w="1296" w:type="dxa"/>
+            <w:hideMark/>
+          </w:tcPr>
+          <w:p>
+            <w:pPr>
+              <w:cnfStyle w:val="000000100000" w:firstRow="0" w:lastRow="0" w:firstColumn="0" w:lastColumn="0" w:oddVBand="0" w:evenVBand="0" w:oddHBand="1" w:evenHBand="0" w:firstRowFirstColumn="0" w:firstRowLastColumn="0" w:lastRowFirstColumn="0" w:lastRowLastColumn="0"/>
+              <w:rPr>
+                <w:rFonts w:ascii="Times New Roman" w:eastAsia="Times New Roman" w:hAnsi="Times New Roman" w:cs="Times New Roman"/>
+                <w:sz w:val="24"/>
+                <w:szCs w:val="24"/>
+              </w:rPr>
+            </w:pPr>
+            <w:r>
+              <w:rPr>
+                <w:rFonts w:ascii="Segoe UI Emoji" w:eastAsia="Times New Roman" w:hAnsi="Segoe UI Emoji" w:cs="Segoe UI Emoji"/>
+                <w:sz w:val="24"/>
+                <w:szCs w:val="24"/>
+              </w:rPr>
               <w:t>✅</w:t>
             </w:r>
           </w:p>
         </w:tc>
         <w:tc>
           <w:tcPr>
-            <w:tcW w:w="0" w:type="auto"/>
-            <w:vAlign w:val="center"/>
-            <w:hideMark/>
-          </w:tcPr>
-          <w:p>
-            <w:pPr>
-              <w:spacing w:after="0" w:line="240" w:lineRule="auto"/>
+            <w:tcW w:w="1067" w:type="dxa"/>
+            <w:hideMark/>
+          </w:tcPr>
+          <w:p>
+            <w:pPr>
+              <w:cnfStyle w:val="000000100000" w:firstRow="0" w:lastRow="0" w:firstColumn="0" w:lastColumn="0" w:oddVBand="0" w:evenVBand="0" w:oddHBand="1" w:evenHBand="0" w:firstRowFirstColumn="0" w:firstRowLastColumn="0" w:lastRowFirstColumn="0" w:lastRowLastColumn="0"/>
               <w:rPr>
                 <w:rFonts w:ascii="Times New Roman" w:eastAsia="Times New Roman" w:hAnsi="Times New Roman" w:cs="Times New Roman"/>
                 <w:sz w:val="24"/>
@@ -8220,38 +8794,12 @@
         </w:tc>
         <w:tc>
           <w:tcPr>
-            <w:tcW w:w="0" w:type="auto"/>
-            <w:vAlign w:val="center"/>
-            <w:hideMark/>
-          </w:tcPr>
-          <w:p>
-            <w:pPr>
-              <w:spacing w:after="0" w:line="240" w:lineRule="auto"/>
-              <w:rPr>
-                <w:rFonts w:ascii="Times New Roman" w:eastAsia="Times New Roman" w:hAnsi="Times New Roman" w:cs="Times New Roman"/>
-                <w:sz w:val="24"/>
-                <w:szCs w:val="24"/>
-              </w:rPr>
-            </w:pPr>
-            <w:r>
-              <w:rPr>
-                <w:rFonts w:ascii="Segoe UI Emoji" w:eastAsia="Times New Roman" w:hAnsi="Segoe UI Emoji" w:cs="Segoe UI Emoji"/>
-                <w:sz w:val="24"/>
-                <w:szCs w:val="24"/>
-              </w:rPr>
-              <w:t>✅</w:t>
-            </w:r>
-          </w:p>
-        </w:tc>
-        <w:tc>
-          <w:tcPr>
-            <w:tcW w:w="0" w:type="auto"/>
-            <w:vAlign w:val="center"/>
-            <w:hideMark/>
-          </w:tcPr>
-          <w:p>
-            <w:pPr>
-              <w:spacing w:after="0" w:line="240" w:lineRule="auto"/>
+            <w:tcW w:w="1417" w:type="dxa"/>
+            <w:hideMark/>
+          </w:tcPr>
+          <w:p>
+            <w:pPr>
+              <w:cnfStyle w:val="000000100000" w:firstRow="0" w:lastRow="0" w:firstColumn="0" w:lastColumn="0" w:oddVBand="0" w:evenVBand="0" w:oddHBand="1" w:evenHBand="0" w:firstRowFirstColumn="0" w:firstRowLastColumn="0" w:lastRowFirstColumn="0" w:lastRowLastColumn="0"/>
               <w:rPr>
                 <w:rFonts w:ascii="Times New Roman" w:eastAsia="Times New Roman" w:hAnsi="Times New Roman" w:cs="Times New Roman"/>
                 <w:sz w:val="24"/>
@@ -8264,41 +8812,145 @@
                 <w:sz w:val="20"/>
                 <w:szCs w:val="20"/>
               </w:rPr>
-              <w:t>"</w:t>
-            </w:r>
-            <w:proofErr w:type="spellStart"/>
+              <w:t>True</w:t>
+            </w:r>
+            <w:r>
+              <w:rPr>
+                <w:rFonts w:ascii="Times New Roman" w:eastAsia="Times New Roman" w:hAnsi="Times New Roman" w:cs="Times New Roman"/>
+                <w:sz w:val="24"/>
+                <w:szCs w:val="24"/>
+              </w:rPr>
+              <w:t xml:space="preserve">, </w:t>
+            </w:r>
             <w:r>
               <w:rPr>
                 <w:rFonts w:ascii="Courier New" w:eastAsia="Times New Roman" w:hAnsi="Courier New" w:cs="Courier New"/>
                 <w:sz w:val="20"/>
                 <w:szCs w:val="20"/>
               </w:rPr>
-              <w:t>abc</w:t>
-            </w:r>
-            <w:proofErr w:type="spellEnd"/>
+              <w:t>False</w:t>
+            </w:r>
+          </w:p>
+        </w:tc>
+      </w:tr>
+      <w:tr>
+        <w:tc>
+          <w:tcPr>
+            <w:cnfStyle w:val="001000000000" w:firstRow="0" w:lastRow="0" w:firstColumn="1" w:lastColumn="0" w:oddVBand="0" w:evenVBand="0" w:oddHBand="0" w:evenHBand="0" w:firstRowFirstColumn="0" w:firstRowLastColumn="0" w:lastRowFirstColumn="0" w:lastRowLastColumn="0"/>
+            <w:tcW w:w="0" w:type="auto"/>
+            <w:hideMark/>
+          </w:tcPr>
+          <w:p>
+            <w:pPr>
+              <w:rPr>
+                <w:rFonts w:ascii="Times New Roman" w:eastAsia="Times New Roman" w:hAnsi="Times New Roman" w:cs="Times New Roman"/>
+                <w:sz w:val="24"/>
+                <w:szCs w:val="24"/>
+              </w:rPr>
+            </w:pPr>
             <w:r>
               <w:rPr>
                 <w:rFonts w:ascii="Courier New" w:eastAsia="Times New Roman" w:hAnsi="Courier New" w:cs="Courier New"/>
                 <w:sz w:val="20"/>
                 <w:szCs w:val="20"/>
               </w:rPr>
-              <w:t>"</w:t>
-            </w:r>
-            <w:r>
-              <w:rPr>
-                <w:rFonts w:ascii="Times New Roman" w:eastAsia="Times New Roman" w:hAnsi="Times New Roman" w:cs="Times New Roman"/>
-                <w:sz w:val="24"/>
-                <w:szCs w:val="24"/>
-              </w:rPr>
-              <w:t xml:space="preserve">, </w:t>
-            </w:r>
+              <w:t>bool = False</w:t>
+            </w:r>
+          </w:p>
+        </w:tc>
+        <w:tc>
+          <w:tcPr>
+            <w:tcW w:w="1129" w:type="dxa"/>
+            <w:hideMark/>
+          </w:tcPr>
+          <w:p>
+            <w:pPr>
+              <w:cnfStyle w:val="000000000000" w:firstRow="0" w:lastRow="0" w:firstColumn="0" w:lastColumn="0" w:oddVBand="0" w:evenVBand="0" w:oddHBand="0" w:evenHBand="0" w:firstRowFirstColumn="0" w:firstRowLastColumn="0" w:lastRowFirstColumn="0" w:lastRowLastColumn="0"/>
+              <w:rPr>
+                <w:rFonts w:ascii="Times New Roman" w:eastAsia="Times New Roman" w:hAnsi="Times New Roman" w:cs="Times New Roman"/>
+                <w:sz w:val="24"/>
+                <w:szCs w:val="24"/>
+              </w:rPr>
+            </w:pPr>
+            <w:r>
+              <w:rPr>
+                <w:rFonts w:ascii="Segoe UI Emoji" w:eastAsia="Times New Roman" w:hAnsi="Segoe UI Emoji" w:cs="Segoe UI Emoji"/>
+                <w:sz w:val="24"/>
+                <w:szCs w:val="24"/>
+              </w:rPr>
+              <w:t>✅</w:t>
+            </w:r>
+          </w:p>
+        </w:tc>
+        <w:tc>
+          <w:tcPr>
+            <w:tcW w:w="1296" w:type="dxa"/>
+            <w:hideMark/>
+          </w:tcPr>
+          <w:p>
+            <w:pPr>
+              <w:cnfStyle w:val="000000000000" w:firstRow="0" w:lastRow="0" w:firstColumn="0" w:lastColumn="0" w:oddVBand="0" w:evenVBand="0" w:oddHBand="0" w:evenHBand="0" w:firstRowFirstColumn="0" w:firstRowLastColumn="0" w:lastRowFirstColumn="0" w:lastRowLastColumn="0"/>
+              <w:rPr>
+                <w:rFonts w:ascii="Times New Roman" w:eastAsia="Times New Roman" w:hAnsi="Times New Roman" w:cs="Times New Roman"/>
+                <w:sz w:val="24"/>
+                <w:szCs w:val="24"/>
+              </w:rPr>
+            </w:pPr>
+            <w:r>
+              <w:rPr>
+                <w:rFonts w:ascii="Segoe UI Emoji" w:eastAsia="Times New Roman" w:hAnsi="Segoe UI Emoji" w:cs="Segoe UI Emoji"/>
+                <w:sz w:val="24"/>
+                <w:szCs w:val="24"/>
+              </w:rPr>
+              <w:t>❌</w:t>
+            </w:r>
+          </w:p>
+        </w:tc>
+        <w:tc>
+          <w:tcPr>
+            <w:tcW w:w="1067" w:type="dxa"/>
+            <w:hideMark/>
+          </w:tcPr>
+          <w:p>
+            <w:pPr>
+              <w:cnfStyle w:val="000000000000" w:firstRow="0" w:lastRow="0" w:firstColumn="0" w:lastColumn="0" w:oddVBand="0" w:evenVBand="0" w:oddHBand="0" w:evenHBand="0" w:firstRowFirstColumn="0" w:firstRowLastColumn="0" w:lastRowFirstColumn="0" w:lastRowLastColumn="0"/>
+              <w:rPr>
+                <w:rFonts w:ascii="Times New Roman" w:eastAsia="Times New Roman" w:hAnsi="Times New Roman" w:cs="Times New Roman"/>
+                <w:sz w:val="24"/>
+                <w:szCs w:val="24"/>
+              </w:rPr>
+            </w:pPr>
+            <w:r>
+              <w:rPr>
+                <w:rFonts w:ascii="Segoe UI Emoji" w:eastAsia="Times New Roman" w:hAnsi="Segoe UI Emoji" w:cs="Segoe UI Emoji"/>
+                <w:sz w:val="24"/>
+                <w:szCs w:val="24"/>
+              </w:rPr>
+              <w:t>❌</w:t>
+            </w:r>
+          </w:p>
+        </w:tc>
+        <w:tc>
+          <w:tcPr>
+            <w:tcW w:w="1417" w:type="dxa"/>
+            <w:hideMark/>
+          </w:tcPr>
+          <w:p>
+            <w:pPr>
+              <w:cnfStyle w:val="000000000000" w:firstRow="0" w:lastRow="0" w:firstColumn="0" w:lastColumn="0" w:oddVBand="0" w:evenVBand="0" w:oddHBand="0" w:evenHBand="0" w:firstRowFirstColumn="0" w:firstRowLastColumn="0" w:lastRowFirstColumn="0" w:lastRowLastColumn="0"/>
+              <w:rPr>
+                <w:rFonts w:ascii="Times New Roman" w:eastAsia="Times New Roman" w:hAnsi="Times New Roman" w:cs="Times New Roman"/>
+                <w:sz w:val="24"/>
+                <w:szCs w:val="24"/>
+              </w:rPr>
+            </w:pPr>
             <w:r>
               <w:rPr>
                 <w:rFonts w:ascii="Courier New" w:eastAsia="Times New Roman" w:hAnsi="Courier New" w:cs="Courier New"/>
                 <w:sz w:val="20"/>
                 <w:szCs w:val="20"/>
               </w:rPr>
-              <w:t>"x"</w:t>
+              <w:t>True</w:t>
             </w:r>
             <w:r>
               <w:rPr>
@@ -8314,24 +8966,23 @@
                 <w:sz w:val="20"/>
                 <w:szCs w:val="20"/>
               </w:rPr>
-              <w:t>None</w:t>
+              <w:t>False</w:t>
             </w:r>
           </w:p>
         </w:tc>
       </w:tr>
       <w:tr>
         <w:trPr>
-          <w:tblCellSpacing w:w="15" w:type="dxa"/>
+          <w:cnfStyle w:val="000000100000" w:firstRow="0" w:lastRow="0" w:firstColumn="0" w:lastColumn="0" w:oddVBand="0" w:evenVBand="0" w:oddHBand="1" w:evenHBand="0" w:firstRowFirstColumn="0" w:firstRowLastColumn="0" w:lastRowFirstColumn="0" w:lastRowLastColumn="0"/>
         </w:trPr>
         <w:tc>
           <w:tcPr>
+            <w:cnfStyle w:val="001000000000" w:firstRow="0" w:lastRow="0" w:firstColumn="1" w:lastColumn="0" w:oddVBand="0" w:evenVBand="0" w:oddHBand="0" w:evenHBand="0" w:firstRowFirstColumn="0" w:firstRowLastColumn="0" w:lastRowFirstColumn="0" w:lastRowLastColumn="0"/>
             <w:tcW w:w="0" w:type="auto"/>
-            <w:vAlign w:val="center"/>
-            <w:hideMark/>
-          </w:tcPr>
-          <w:p>
-            <w:pPr>
-              <w:spacing w:after="0" w:line="240" w:lineRule="auto"/>
+            <w:hideMark/>
+          </w:tcPr>
+          <w:p>
+            <w:pPr>
               <w:rPr>
                 <w:rFonts w:ascii="Times New Roman" w:eastAsia="Times New Roman" w:hAnsi="Times New Roman" w:cs="Times New Roman"/>
                 <w:sz w:val="24"/>
@@ -8344,19 +8995,18 @@
                 <w:sz w:val="20"/>
                 <w:szCs w:val="20"/>
               </w:rPr>
-              <w:t>bool</w:t>
-            </w:r>
-          </w:p>
-        </w:tc>
-        <w:tc>
-          <w:tcPr>
-            <w:tcW w:w="0" w:type="auto"/>
-            <w:vAlign w:val="center"/>
-            <w:hideMark/>
-          </w:tcPr>
-          <w:p>
-            <w:pPr>
-              <w:spacing w:after="0" w:line="240" w:lineRule="auto"/>
+              <w:t>Optional[bool]</w:t>
+            </w:r>
+          </w:p>
+        </w:tc>
+        <w:tc>
+          <w:tcPr>
+            <w:tcW w:w="1129" w:type="dxa"/>
+            <w:hideMark/>
+          </w:tcPr>
+          <w:p>
+            <w:pPr>
+              <w:cnfStyle w:val="000000100000" w:firstRow="0" w:lastRow="0" w:firstColumn="0" w:lastColumn="0" w:oddVBand="0" w:evenVBand="0" w:oddHBand="1" w:evenHBand="0" w:firstRowFirstColumn="0" w:firstRowLastColumn="0" w:lastRowFirstColumn="0" w:lastRowLastColumn="0"/>
               <w:rPr>
                 <w:rFonts w:ascii="Times New Roman" w:eastAsia="Times New Roman" w:hAnsi="Times New Roman" w:cs="Times New Roman"/>
                 <w:sz w:val="24"/>
@@ -8375,13 +9025,12 @@
         </w:tc>
         <w:tc>
           <w:tcPr>
-            <w:tcW w:w="0" w:type="auto"/>
-            <w:vAlign w:val="center"/>
-            <w:hideMark/>
-          </w:tcPr>
-          <w:p>
-            <w:pPr>
-              <w:spacing w:after="0" w:line="240" w:lineRule="auto"/>
+            <w:tcW w:w="1296" w:type="dxa"/>
+            <w:hideMark/>
+          </w:tcPr>
+          <w:p>
+            <w:pPr>
+              <w:cnfStyle w:val="000000100000" w:firstRow="0" w:lastRow="0" w:firstColumn="0" w:lastColumn="0" w:oddVBand="0" w:evenVBand="0" w:oddHBand="1" w:evenHBand="0" w:firstRowFirstColumn="0" w:firstRowLastColumn="0" w:lastRowFirstColumn="0" w:lastRowLastColumn="0"/>
               <w:rPr>
                 <w:rFonts w:ascii="Times New Roman" w:eastAsia="Times New Roman" w:hAnsi="Times New Roman" w:cs="Times New Roman"/>
                 <w:sz w:val="24"/>
@@ -8400,13 +9049,12 @@
         </w:tc>
         <w:tc>
           <w:tcPr>
-            <w:tcW w:w="0" w:type="auto"/>
-            <w:vAlign w:val="center"/>
-            <w:hideMark/>
-          </w:tcPr>
-          <w:p>
-            <w:pPr>
-              <w:spacing w:after="0" w:line="240" w:lineRule="auto"/>
+            <w:tcW w:w="1067" w:type="dxa"/>
+            <w:hideMark/>
+          </w:tcPr>
+          <w:p>
+            <w:pPr>
+              <w:cnfStyle w:val="000000100000" w:firstRow="0" w:lastRow="0" w:firstColumn="0" w:lastColumn="0" w:oddVBand="0" w:evenVBand="0" w:oddHBand="1" w:evenHBand="0" w:firstRowFirstColumn="0" w:firstRowLastColumn="0" w:lastRowFirstColumn="0" w:lastRowLastColumn="0"/>
               <w:rPr>
                 <w:rFonts w:ascii="Times New Roman" w:eastAsia="Times New Roman" w:hAnsi="Times New Roman" w:cs="Times New Roman"/>
                 <w:sz w:val="24"/>
@@ -8419,19 +9067,18 @@
                 <w:sz w:val="24"/>
                 <w:szCs w:val="24"/>
               </w:rPr>
-              <w:t>❌</w:t>
-            </w:r>
-          </w:p>
-        </w:tc>
-        <w:tc>
-          <w:tcPr>
-            <w:tcW w:w="0" w:type="auto"/>
-            <w:vAlign w:val="center"/>
-            <w:hideMark/>
-          </w:tcPr>
-          <w:p>
-            <w:pPr>
-              <w:spacing w:after="0" w:line="240" w:lineRule="auto"/>
+              <w:t>✅</w:t>
+            </w:r>
+          </w:p>
+        </w:tc>
+        <w:tc>
+          <w:tcPr>
+            <w:tcW w:w="1417" w:type="dxa"/>
+            <w:hideMark/>
+          </w:tcPr>
+          <w:p>
+            <w:pPr>
+              <w:cnfStyle w:val="000000100000" w:firstRow="0" w:lastRow="0" w:firstColumn="0" w:lastColumn="0" w:oddVBand="0" w:evenVBand="0" w:oddHBand="1" w:evenHBand="0" w:firstRowFirstColumn="0" w:firstRowLastColumn="0" w:lastRowFirstColumn="0" w:lastRowLastColumn="0"/>
               <w:rPr>
                 <w:rFonts w:ascii="Times New Roman" w:eastAsia="Times New Roman" w:hAnsi="Times New Roman" w:cs="Times New Roman"/>
                 <w:sz w:val="24"/>
@@ -8462,22 +9109,191 @@
               </w:rPr>
               <w:t>False</w:t>
             </w:r>
+            <w:r>
+              <w:rPr>
+                <w:rFonts w:ascii="Times New Roman" w:eastAsia="Times New Roman" w:hAnsi="Times New Roman" w:cs="Times New Roman"/>
+                <w:sz w:val="24"/>
+                <w:szCs w:val="24"/>
+              </w:rPr>
+              <w:t xml:space="preserve">, </w:t>
+            </w:r>
+            <w:r>
+              <w:rPr>
+                <w:rFonts w:ascii="Courier New" w:eastAsia="Times New Roman" w:hAnsi="Courier New" w:cs="Courier New"/>
+                <w:sz w:val="20"/>
+                <w:szCs w:val="20"/>
+              </w:rPr>
+              <w:t>None</w:t>
+            </w:r>
+          </w:p>
+        </w:tc>
+      </w:tr>
+      <w:tr>
+        <w:tc>
+          <w:tcPr>
+            <w:cnfStyle w:val="001000000000" w:firstRow="0" w:lastRow="0" w:firstColumn="1" w:lastColumn="0" w:oddVBand="0" w:evenVBand="0" w:oddHBand="0" w:evenHBand="0" w:firstRowFirstColumn="0" w:firstRowLastColumn="0" w:lastRowFirstColumn="0" w:lastRowLastColumn="0"/>
+            <w:tcW w:w="0" w:type="auto"/>
+            <w:hideMark/>
+          </w:tcPr>
+          <w:p>
+            <w:pPr>
+              <w:rPr>
+                <w:rFonts w:ascii="Times New Roman" w:eastAsia="Times New Roman" w:hAnsi="Times New Roman" w:cs="Times New Roman"/>
+                <w:sz w:val="24"/>
+                <w:szCs w:val="24"/>
+              </w:rPr>
+            </w:pPr>
+            <w:r>
+              <w:rPr>
+                <w:rFonts w:ascii="Courier New" w:eastAsia="Times New Roman" w:hAnsi="Courier New" w:cs="Courier New"/>
+                <w:sz w:val="20"/>
+                <w:szCs w:val="20"/>
+              </w:rPr>
+              <w:t>Optional[bool] = None</w:t>
+            </w:r>
+          </w:p>
+        </w:tc>
+        <w:tc>
+          <w:tcPr>
+            <w:tcW w:w="1129" w:type="dxa"/>
+            <w:hideMark/>
+          </w:tcPr>
+          <w:p>
+            <w:pPr>
+              <w:cnfStyle w:val="000000000000" w:firstRow="0" w:lastRow="0" w:firstColumn="0" w:lastColumn="0" w:oddVBand="0" w:evenVBand="0" w:oddHBand="0" w:evenHBand="0" w:firstRowFirstColumn="0" w:firstRowLastColumn="0" w:lastRowFirstColumn="0" w:lastRowLastColumn="0"/>
+              <w:rPr>
+                <w:rFonts w:ascii="Times New Roman" w:eastAsia="Times New Roman" w:hAnsi="Times New Roman" w:cs="Times New Roman"/>
+                <w:sz w:val="24"/>
+                <w:szCs w:val="24"/>
+              </w:rPr>
+            </w:pPr>
+            <w:r>
+              <w:rPr>
+                <w:rFonts w:ascii="Segoe UI Emoji" w:eastAsia="Times New Roman" w:hAnsi="Segoe UI Emoji" w:cs="Segoe UI Emoji"/>
+                <w:sz w:val="24"/>
+                <w:szCs w:val="24"/>
+              </w:rPr>
+              <w:t>✅</w:t>
+            </w:r>
+          </w:p>
+        </w:tc>
+        <w:tc>
+          <w:tcPr>
+            <w:tcW w:w="1296" w:type="dxa"/>
+            <w:hideMark/>
+          </w:tcPr>
+          <w:p>
+            <w:pPr>
+              <w:cnfStyle w:val="000000000000" w:firstRow="0" w:lastRow="0" w:firstColumn="0" w:lastColumn="0" w:oddVBand="0" w:evenVBand="0" w:oddHBand="0" w:evenHBand="0" w:firstRowFirstColumn="0" w:firstRowLastColumn="0" w:lastRowFirstColumn="0" w:lastRowLastColumn="0"/>
+              <w:rPr>
+                <w:rFonts w:ascii="Times New Roman" w:eastAsia="Times New Roman" w:hAnsi="Times New Roman" w:cs="Times New Roman"/>
+                <w:sz w:val="24"/>
+                <w:szCs w:val="24"/>
+              </w:rPr>
+            </w:pPr>
+            <w:r>
+              <w:rPr>
+                <w:rFonts w:ascii="Segoe UI Emoji" w:eastAsia="Times New Roman" w:hAnsi="Segoe UI Emoji" w:cs="Segoe UI Emoji"/>
+                <w:sz w:val="24"/>
+                <w:szCs w:val="24"/>
+              </w:rPr>
+              <w:t>❌</w:t>
+            </w:r>
+          </w:p>
+        </w:tc>
+        <w:tc>
+          <w:tcPr>
+            <w:tcW w:w="1067" w:type="dxa"/>
+            <w:hideMark/>
+          </w:tcPr>
+          <w:p>
+            <w:pPr>
+              <w:cnfStyle w:val="000000000000" w:firstRow="0" w:lastRow="0" w:firstColumn="0" w:lastColumn="0" w:oddVBand="0" w:evenVBand="0" w:oddHBand="0" w:evenHBand="0" w:firstRowFirstColumn="0" w:firstRowLastColumn="0" w:lastRowFirstColumn="0" w:lastRowLastColumn="0"/>
+              <w:rPr>
+                <w:rFonts w:ascii="Times New Roman" w:eastAsia="Times New Roman" w:hAnsi="Times New Roman" w:cs="Times New Roman"/>
+                <w:sz w:val="24"/>
+                <w:szCs w:val="24"/>
+              </w:rPr>
+            </w:pPr>
+            <w:r>
+              <w:rPr>
+                <w:rFonts w:ascii="Segoe UI Emoji" w:eastAsia="Times New Roman" w:hAnsi="Segoe UI Emoji" w:cs="Segoe UI Emoji"/>
+                <w:sz w:val="24"/>
+                <w:szCs w:val="24"/>
+              </w:rPr>
+              <w:t>✅</w:t>
+            </w:r>
+          </w:p>
+        </w:tc>
+        <w:tc>
+          <w:tcPr>
+            <w:tcW w:w="1417" w:type="dxa"/>
+            <w:hideMark/>
+          </w:tcPr>
+          <w:p>
+            <w:pPr>
+              <w:cnfStyle w:val="000000000000" w:firstRow="0" w:lastRow="0" w:firstColumn="0" w:lastColumn="0" w:oddVBand="0" w:evenVBand="0" w:oddHBand="0" w:evenHBand="0" w:firstRowFirstColumn="0" w:firstRowLastColumn="0" w:lastRowFirstColumn="0" w:lastRowLastColumn="0"/>
+              <w:rPr>
+                <w:rFonts w:ascii="Times New Roman" w:eastAsia="Times New Roman" w:hAnsi="Times New Roman" w:cs="Times New Roman"/>
+                <w:sz w:val="24"/>
+                <w:szCs w:val="24"/>
+              </w:rPr>
+            </w:pPr>
+            <w:r>
+              <w:rPr>
+                <w:rFonts w:ascii="Courier New" w:eastAsia="Times New Roman" w:hAnsi="Courier New" w:cs="Courier New"/>
+                <w:sz w:val="20"/>
+                <w:szCs w:val="20"/>
+              </w:rPr>
+              <w:t>True</w:t>
+            </w:r>
+            <w:r>
+              <w:rPr>
+                <w:rFonts w:ascii="Times New Roman" w:eastAsia="Times New Roman" w:hAnsi="Times New Roman" w:cs="Times New Roman"/>
+                <w:sz w:val="24"/>
+                <w:szCs w:val="24"/>
+              </w:rPr>
+              <w:t xml:space="preserve">, </w:t>
+            </w:r>
+            <w:r>
+              <w:rPr>
+                <w:rFonts w:ascii="Courier New" w:eastAsia="Times New Roman" w:hAnsi="Courier New" w:cs="Courier New"/>
+                <w:sz w:val="20"/>
+                <w:szCs w:val="20"/>
+              </w:rPr>
+              <w:t>False</w:t>
+            </w:r>
+            <w:r>
+              <w:rPr>
+                <w:rFonts w:ascii="Times New Roman" w:eastAsia="Times New Roman" w:hAnsi="Times New Roman" w:cs="Times New Roman"/>
+                <w:sz w:val="24"/>
+                <w:szCs w:val="24"/>
+              </w:rPr>
+              <w:t xml:space="preserve">, </w:t>
+            </w:r>
+            <w:r>
+              <w:rPr>
+                <w:rFonts w:ascii="Courier New" w:eastAsia="Times New Roman" w:hAnsi="Courier New" w:cs="Courier New"/>
+                <w:sz w:val="20"/>
+                <w:szCs w:val="20"/>
+              </w:rPr>
+              <w:t>None</w:t>
+            </w:r>
           </w:p>
         </w:tc>
       </w:tr>
       <w:tr>
         <w:trPr>
-          <w:tblCellSpacing w:w="15" w:type="dxa"/>
+          <w:cnfStyle w:val="000000100000" w:firstRow="0" w:lastRow="0" w:firstColumn="0" w:lastColumn="0" w:oddVBand="0" w:evenVBand="0" w:oddHBand="1" w:evenHBand="0" w:firstRowFirstColumn="0" w:firstRowLastColumn="0" w:lastRowFirstColumn="0" w:lastRowLastColumn="0"/>
         </w:trPr>
         <w:tc>
           <w:tcPr>
+            <w:cnfStyle w:val="001000000000" w:firstRow="0" w:lastRow="0" w:firstColumn="1" w:lastColumn="0" w:oddVBand="0" w:evenVBand="0" w:oddHBand="0" w:evenHBand="0" w:firstRowFirstColumn="0" w:firstRowLastColumn="0" w:lastRowFirstColumn="0" w:lastRowLastColumn="0"/>
             <w:tcW w:w="0" w:type="auto"/>
-            <w:vAlign w:val="center"/>
-            <w:hideMark/>
-          </w:tcPr>
-          <w:p>
-            <w:pPr>
-              <w:spacing w:after="0" w:line="240" w:lineRule="auto"/>
+            <w:hideMark/>
+          </w:tcPr>
+          <w:p>
+            <w:pPr>
               <w:rPr>
                 <w:rFonts w:ascii="Times New Roman" w:eastAsia="Times New Roman" w:hAnsi="Times New Roman" w:cs="Times New Roman"/>
                 <w:sz w:val="24"/>
@@ -8490,19 +9306,18 @@
                 <w:sz w:val="20"/>
                 <w:szCs w:val="20"/>
               </w:rPr>
-              <w:t>bool = False</w:t>
-            </w:r>
-          </w:p>
-        </w:tc>
-        <w:tc>
-          <w:tcPr>
-            <w:tcW w:w="0" w:type="auto"/>
-            <w:vAlign w:val="center"/>
-            <w:hideMark/>
-          </w:tcPr>
-          <w:p>
-            <w:pPr>
-              <w:spacing w:after="0" w:line="240" w:lineRule="auto"/>
+              <w:t>List[str]</w:t>
+            </w:r>
+          </w:p>
+        </w:tc>
+        <w:tc>
+          <w:tcPr>
+            <w:tcW w:w="1129" w:type="dxa"/>
+            <w:hideMark/>
+          </w:tcPr>
+          <w:p>
+            <w:pPr>
+              <w:cnfStyle w:val="000000100000" w:firstRow="0" w:lastRow="0" w:firstColumn="0" w:lastColumn="0" w:oddVBand="0" w:evenVBand="0" w:oddHBand="1" w:evenHBand="0" w:firstRowFirstColumn="0" w:firstRowLastColumn="0" w:lastRowFirstColumn="0" w:lastRowLastColumn="0"/>
               <w:rPr>
                 <w:rFonts w:ascii="Times New Roman" w:eastAsia="Times New Roman" w:hAnsi="Times New Roman" w:cs="Times New Roman"/>
                 <w:sz w:val="24"/>
@@ -8515,19 +9330,42 @@
                 <w:sz w:val="24"/>
                 <w:szCs w:val="24"/>
               </w:rPr>
+              <w:t>❌</w:t>
+            </w:r>
+          </w:p>
+        </w:tc>
+        <w:tc>
+          <w:tcPr>
+            <w:tcW w:w="1296" w:type="dxa"/>
+            <w:hideMark/>
+          </w:tcPr>
+          <w:p>
+            <w:pPr>
+              <w:cnfStyle w:val="000000100000" w:firstRow="0" w:lastRow="0" w:firstColumn="0" w:lastColumn="0" w:oddVBand="0" w:evenVBand="0" w:oddHBand="1" w:evenHBand="0" w:firstRowFirstColumn="0" w:firstRowLastColumn="0" w:lastRowFirstColumn="0" w:lastRowLastColumn="0"/>
+              <w:rPr>
+                <w:rFonts w:ascii="Times New Roman" w:eastAsia="Times New Roman" w:hAnsi="Times New Roman" w:cs="Times New Roman"/>
+                <w:sz w:val="24"/>
+                <w:szCs w:val="24"/>
+              </w:rPr>
+            </w:pPr>
+            <w:r>
+              <w:rPr>
+                <w:rFonts w:ascii="Segoe UI Emoji" w:eastAsia="Times New Roman" w:hAnsi="Segoe UI Emoji" w:cs="Segoe UI Emoji"/>
+                <w:sz w:val="24"/>
+                <w:szCs w:val="24"/>
+              </w:rPr>
               <w:t>✅</w:t>
             </w:r>
           </w:p>
         </w:tc>
         <w:tc>
           <w:tcPr>
-            <w:tcW w:w="0" w:type="auto"/>
-            <w:vAlign w:val="center"/>
-            <w:hideMark/>
-          </w:tcPr>
-          <w:p>
-            <w:pPr>
-              <w:spacing w:after="0" w:line="240" w:lineRule="auto"/>
+            <w:tcW w:w="1067" w:type="dxa"/>
+            <w:hideMark/>
+          </w:tcPr>
+          <w:p>
+            <w:pPr>
+              <w:cnfStyle w:val="000000100000" w:firstRow="0" w:lastRow="0" w:firstColumn="0" w:lastColumn="0" w:oddVBand="0" w:evenVBand="0" w:oddHBand="1" w:evenHBand="0" w:firstRowFirstColumn="0" w:firstRowLastColumn="0" w:lastRowFirstColumn="0" w:lastRowLastColumn="0"/>
               <w:rPr>
                 <w:rFonts w:ascii="Times New Roman" w:eastAsia="Times New Roman" w:hAnsi="Times New Roman" w:cs="Times New Roman"/>
                 <w:sz w:val="24"/>
@@ -8546,38 +9384,12 @@
         </w:tc>
         <w:tc>
           <w:tcPr>
-            <w:tcW w:w="0" w:type="auto"/>
-            <w:vAlign w:val="center"/>
-            <w:hideMark/>
-          </w:tcPr>
-          <w:p>
-            <w:pPr>
-              <w:spacing w:after="0" w:line="240" w:lineRule="auto"/>
-              <w:rPr>
-                <w:rFonts w:ascii="Times New Roman" w:eastAsia="Times New Roman" w:hAnsi="Times New Roman" w:cs="Times New Roman"/>
-                <w:sz w:val="24"/>
-                <w:szCs w:val="24"/>
-              </w:rPr>
-            </w:pPr>
-            <w:r>
-              <w:rPr>
-                <w:rFonts w:ascii="Segoe UI Emoji" w:eastAsia="Times New Roman" w:hAnsi="Segoe UI Emoji" w:cs="Segoe UI Emoji"/>
-                <w:sz w:val="24"/>
-                <w:szCs w:val="24"/>
-              </w:rPr>
-              <w:t>❌</w:t>
-            </w:r>
-          </w:p>
-        </w:tc>
-        <w:tc>
-          <w:tcPr>
-            <w:tcW w:w="0" w:type="auto"/>
-            <w:vAlign w:val="center"/>
-            <w:hideMark/>
-          </w:tcPr>
-          <w:p>
-            <w:pPr>
-              <w:spacing w:after="0" w:line="240" w:lineRule="auto"/>
+            <w:tcW w:w="1417" w:type="dxa"/>
+            <w:hideMark/>
+          </w:tcPr>
+          <w:p>
+            <w:pPr>
+              <w:cnfStyle w:val="000000100000" w:firstRow="0" w:lastRow="0" w:firstColumn="0" w:lastColumn="0" w:oddVBand="0" w:evenVBand="0" w:oddHBand="1" w:evenHBand="0" w:firstRowFirstColumn="0" w:firstRowLastColumn="0" w:lastRowFirstColumn="0" w:lastRowLastColumn="0"/>
               <w:rPr>
                 <w:rFonts w:ascii="Times New Roman" w:eastAsia="Times New Roman" w:hAnsi="Times New Roman" w:cs="Times New Roman"/>
                 <w:sz w:val="24"/>
@@ -8590,169 +9402,299 @@
                 <w:sz w:val="20"/>
                 <w:szCs w:val="20"/>
               </w:rPr>
-              <w:t>True</w:t>
-            </w:r>
-            <w:r>
-              <w:rPr>
-                <w:rFonts w:ascii="Times New Roman" w:eastAsia="Times New Roman" w:hAnsi="Times New Roman" w:cs="Times New Roman"/>
-                <w:sz w:val="24"/>
-                <w:szCs w:val="24"/>
-              </w:rPr>
-              <w:t xml:space="preserve">, </w:t>
-            </w:r>
+              <w:t>["a", "b"]</w:t>
+            </w:r>
+          </w:p>
+        </w:tc>
+      </w:tr>
+      <w:tr>
+        <w:tc>
+          <w:tcPr>
+            <w:cnfStyle w:val="001000000000" w:firstRow="0" w:lastRow="0" w:firstColumn="1" w:lastColumn="0" w:oddVBand="0" w:evenVBand="0" w:oddHBand="0" w:evenHBand="0" w:firstRowFirstColumn="0" w:firstRowLastColumn="0" w:lastRowFirstColumn="0" w:lastRowLastColumn="0"/>
+            <w:tcW w:w="0" w:type="auto"/>
+            <w:hideMark/>
+          </w:tcPr>
+          <w:p>
+            <w:pPr>
+              <w:rPr>
+                <w:rFonts w:ascii="Times New Roman" w:eastAsia="Times New Roman" w:hAnsi="Times New Roman" w:cs="Times New Roman"/>
+                <w:sz w:val="24"/>
+                <w:szCs w:val="24"/>
+              </w:rPr>
+            </w:pPr>
             <w:r>
               <w:rPr>
                 <w:rFonts w:ascii="Courier New" w:eastAsia="Times New Roman" w:hAnsi="Courier New" w:cs="Courier New"/>
                 <w:sz w:val="20"/>
                 <w:szCs w:val="20"/>
               </w:rPr>
-              <w:t>False</w:t>
+              <w:t>List[str] = Field(</w:t>
+            </w:r>
+            <w:proofErr w:type="spellStart"/>
+            <w:r>
+              <w:rPr>
+                <w:rFonts w:ascii="Courier New" w:eastAsia="Times New Roman" w:hAnsi="Courier New" w:cs="Courier New"/>
+                <w:sz w:val="20"/>
+                <w:szCs w:val="20"/>
+              </w:rPr>
+              <w:t>default_factory</w:t>
+            </w:r>
+            <w:proofErr w:type="spellEnd"/>
+            <w:r>
+              <w:rPr>
+                <w:rFonts w:ascii="Courier New" w:eastAsia="Times New Roman" w:hAnsi="Courier New" w:cs="Courier New"/>
+                <w:sz w:val="20"/>
+                <w:szCs w:val="20"/>
+              </w:rPr>
+              <w:t>=list)</w:t>
+            </w:r>
+          </w:p>
+        </w:tc>
+        <w:tc>
+          <w:tcPr>
+            <w:tcW w:w="1129" w:type="dxa"/>
+            <w:hideMark/>
+          </w:tcPr>
+          <w:p>
+            <w:pPr>
+              <w:cnfStyle w:val="000000000000" w:firstRow="0" w:lastRow="0" w:firstColumn="0" w:lastColumn="0" w:oddVBand="0" w:evenVBand="0" w:oddHBand="0" w:evenHBand="0" w:firstRowFirstColumn="0" w:firstRowLastColumn="0" w:lastRowFirstColumn="0" w:lastRowLastColumn="0"/>
+              <w:rPr>
+                <w:rFonts w:ascii="Times New Roman" w:eastAsia="Times New Roman" w:hAnsi="Times New Roman" w:cs="Times New Roman"/>
+                <w:sz w:val="24"/>
+                <w:szCs w:val="24"/>
+              </w:rPr>
+            </w:pPr>
+            <w:r>
+              <w:rPr>
+                <w:rFonts w:ascii="Segoe UI Emoji" w:eastAsia="Times New Roman" w:hAnsi="Segoe UI Emoji" w:cs="Segoe UI Emoji"/>
+                <w:sz w:val="24"/>
+                <w:szCs w:val="24"/>
+              </w:rPr>
+              <w:t>✅</w:t>
+            </w:r>
+          </w:p>
+        </w:tc>
+        <w:tc>
+          <w:tcPr>
+            <w:tcW w:w="1296" w:type="dxa"/>
+            <w:hideMark/>
+          </w:tcPr>
+          <w:p>
+            <w:pPr>
+              <w:cnfStyle w:val="000000000000" w:firstRow="0" w:lastRow="0" w:firstColumn="0" w:lastColumn="0" w:oddVBand="0" w:evenVBand="0" w:oddHBand="0" w:evenHBand="0" w:firstRowFirstColumn="0" w:firstRowLastColumn="0" w:lastRowFirstColumn="0" w:lastRowLastColumn="0"/>
+              <w:rPr>
+                <w:rFonts w:ascii="Times New Roman" w:eastAsia="Times New Roman" w:hAnsi="Times New Roman" w:cs="Times New Roman"/>
+                <w:sz w:val="24"/>
+                <w:szCs w:val="24"/>
+              </w:rPr>
+            </w:pPr>
+            <w:r>
+              <w:rPr>
+                <w:rFonts w:ascii="Segoe UI Emoji" w:eastAsia="Times New Roman" w:hAnsi="Segoe UI Emoji" w:cs="Segoe UI Emoji"/>
+                <w:sz w:val="24"/>
+                <w:szCs w:val="24"/>
+              </w:rPr>
+              <w:t>❌</w:t>
+            </w:r>
+          </w:p>
+        </w:tc>
+        <w:tc>
+          <w:tcPr>
+            <w:tcW w:w="1067" w:type="dxa"/>
+            <w:hideMark/>
+          </w:tcPr>
+          <w:p>
+            <w:pPr>
+              <w:cnfStyle w:val="000000000000" w:firstRow="0" w:lastRow="0" w:firstColumn="0" w:lastColumn="0" w:oddVBand="0" w:evenVBand="0" w:oddHBand="0" w:evenHBand="0" w:firstRowFirstColumn="0" w:firstRowLastColumn="0" w:lastRowFirstColumn="0" w:lastRowLastColumn="0"/>
+              <w:rPr>
+                <w:rFonts w:ascii="Times New Roman" w:eastAsia="Times New Roman" w:hAnsi="Times New Roman" w:cs="Times New Roman"/>
+                <w:sz w:val="24"/>
+                <w:szCs w:val="24"/>
+              </w:rPr>
+            </w:pPr>
+            <w:r>
+              <w:rPr>
+                <w:rFonts w:ascii="Segoe UI Emoji" w:eastAsia="Times New Roman" w:hAnsi="Segoe UI Emoji" w:cs="Segoe UI Emoji"/>
+                <w:sz w:val="24"/>
+                <w:szCs w:val="24"/>
+              </w:rPr>
+              <w:t>❌</w:t>
+            </w:r>
+          </w:p>
+        </w:tc>
+        <w:tc>
+          <w:tcPr>
+            <w:tcW w:w="1417" w:type="dxa"/>
+            <w:hideMark/>
+          </w:tcPr>
+          <w:p>
+            <w:pPr>
+              <w:cnfStyle w:val="000000000000" w:firstRow="0" w:lastRow="0" w:firstColumn="0" w:lastColumn="0" w:oddVBand="0" w:evenVBand="0" w:oddHBand="0" w:evenHBand="0" w:firstRowFirstColumn="0" w:firstRowLastColumn="0" w:lastRowFirstColumn="0" w:lastRowLastColumn="0"/>
+              <w:rPr>
+                <w:rFonts w:ascii="Times New Roman" w:eastAsia="Times New Roman" w:hAnsi="Times New Roman" w:cs="Times New Roman"/>
+                <w:sz w:val="24"/>
+                <w:szCs w:val="24"/>
+              </w:rPr>
+            </w:pPr>
+            <w:r>
+              <w:rPr>
+                <w:rFonts w:ascii="Courier New" w:eastAsia="Times New Roman" w:hAnsi="Courier New" w:cs="Courier New"/>
+                <w:sz w:val="20"/>
+                <w:szCs w:val="20"/>
+              </w:rPr>
+              <w:t>[]</w:t>
+            </w:r>
+            <w:r>
+              <w:rPr>
+                <w:rFonts w:ascii="Times New Roman" w:eastAsia="Times New Roman" w:hAnsi="Times New Roman" w:cs="Times New Roman"/>
+                <w:sz w:val="24"/>
+                <w:szCs w:val="24"/>
+              </w:rPr>
+              <w:t xml:space="preserve">, </w:t>
+            </w:r>
+            <w:r>
+              <w:rPr>
+                <w:rFonts w:ascii="Courier New" w:eastAsia="Times New Roman" w:hAnsi="Courier New" w:cs="Courier New"/>
+                <w:sz w:val="20"/>
+                <w:szCs w:val="20"/>
+              </w:rPr>
+              <w:t>["a"]</w:t>
             </w:r>
           </w:p>
         </w:tc>
       </w:tr>
       <w:tr>
         <w:trPr>
-          <w:tblCellSpacing w:w="15" w:type="dxa"/>
+          <w:cnfStyle w:val="000000100000" w:firstRow="0" w:lastRow="0" w:firstColumn="0" w:lastColumn="0" w:oddVBand="0" w:evenVBand="0" w:oddHBand="1" w:evenHBand="0" w:firstRowFirstColumn="0" w:firstRowLastColumn="0" w:lastRowFirstColumn="0" w:lastRowLastColumn="0"/>
         </w:trPr>
         <w:tc>
           <w:tcPr>
+            <w:cnfStyle w:val="001000000000" w:firstRow="0" w:lastRow="0" w:firstColumn="1" w:lastColumn="0" w:oddVBand="0" w:evenVBand="0" w:oddHBand="0" w:evenHBand="0" w:firstRowFirstColumn="0" w:firstRowLastColumn="0" w:lastRowFirstColumn="0" w:lastRowLastColumn="0"/>
             <w:tcW w:w="0" w:type="auto"/>
-            <w:vAlign w:val="center"/>
-            <w:hideMark/>
-          </w:tcPr>
-          <w:p>
-            <w:pPr>
-              <w:spacing w:after="0" w:line="240" w:lineRule="auto"/>
-              <w:rPr>
-                <w:rFonts w:ascii="Times New Roman" w:eastAsia="Times New Roman" w:hAnsi="Times New Roman" w:cs="Times New Roman"/>
-                <w:sz w:val="24"/>
-                <w:szCs w:val="24"/>
-              </w:rPr>
-            </w:pPr>
+            <w:hideMark/>
+          </w:tcPr>
+          <w:p>
+            <w:pPr>
+              <w:rPr>
+                <w:rFonts w:ascii="Times New Roman" w:eastAsia="Times New Roman" w:hAnsi="Times New Roman" w:cs="Times New Roman"/>
+                <w:sz w:val="24"/>
+                <w:szCs w:val="24"/>
+              </w:rPr>
+            </w:pPr>
+            <w:proofErr w:type="gramStart"/>
             <w:r>
               <w:rPr>
                 <w:rFonts w:ascii="Courier New" w:eastAsia="Times New Roman" w:hAnsi="Courier New" w:cs="Courier New"/>
                 <w:sz w:val="20"/>
                 <w:szCs w:val="20"/>
               </w:rPr>
-              <w:t>Optional[bool]</w:t>
-            </w:r>
-          </w:p>
-        </w:tc>
-        <w:tc>
-          <w:tcPr>
-            <w:tcW w:w="0" w:type="auto"/>
-            <w:vAlign w:val="center"/>
-            <w:hideMark/>
-          </w:tcPr>
-          <w:p>
-            <w:pPr>
-              <w:spacing w:after="0" w:line="240" w:lineRule="auto"/>
-              <w:rPr>
-                <w:rFonts w:ascii="Times New Roman" w:eastAsia="Times New Roman" w:hAnsi="Times New Roman" w:cs="Times New Roman"/>
-                <w:sz w:val="24"/>
-                <w:szCs w:val="24"/>
-              </w:rPr>
-            </w:pPr>
-            <w:r>
-              <w:rPr>
-                <w:rFonts w:ascii="Segoe UI Emoji" w:eastAsia="Times New Roman" w:hAnsi="Segoe UI Emoji" w:cs="Segoe UI Emoji"/>
-                <w:sz w:val="24"/>
-                <w:szCs w:val="24"/>
-              </w:rPr>
-              <w:t>❌</w:t>
-            </w:r>
-          </w:p>
-        </w:tc>
-        <w:tc>
-          <w:tcPr>
-            <w:tcW w:w="0" w:type="auto"/>
-            <w:vAlign w:val="center"/>
-            <w:hideMark/>
-          </w:tcPr>
-          <w:p>
-            <w:pPr>
-              <w:spacing w:after="0" w:line="240" w:lineRule="auto"/>
-              <w:rPr>
-                <w:rFonts w:ascii="Times New Roman" w:eastAsia="Times New Roman" w:hAnsi="Times New Roman" w:cs="Times New Roman"/>
-                <w:sz w:val="24"/>
-                <w:szCs w:val="24"/>
-              </w:rPr>
-            </w:pPr>
-            <w:r>
-              <w:rPr>
-                <w:rFonts w:ascii="Segoe UI Emoji" w:eastAsia="Times New Roman" w:hAnsi="Segoe UI Emoji" w:cs="Segoe UI Emoji"/>
-                <w:sz w:val="24"/>
-                <w:szCs w:val="24"/>
-              </w:rPr>
-              <w:t>✅</w:t>
-            </w:r>
-          </w:p>
-        </w:tc>
-        <w:tc>
-          <w:tcPr>
-            <w:tcW w:w="0" w:type="auto"/>
-            <w:vAlign w:val="center"/>
-            <w:hideMark/>
-          </w:tcPr>
-          <w:p>
-            <w:pPr>
-              <w:spacing w:after="0" w:line="240" w:lineRule="auto"/>
-              <w:rPr>
-                <w:rFonts w:ascii="Times New Roman" w:eastAsia="Times New Roman" w:hAnsi="Times New Roman" w:cs="Times New Roman"/>
-                <w:sz w:val="24"/>
-                <w:szCs w:val="24"/>
-              </w:rPr>
-            </w:pPr>
-            <w:r>
-              <w:rPr>
-                <w:rFonts w:ascii="Segoe UI Emoji" w:eastAsia="Times New Roman" w:hAnsi="Segoe UI Emoji" w:cs="Segoe UI Emoji"/>
-                <w:sz w:val="24"/>
-                <w:szCs w:val="24"/>
-              </w:rPr>
-              <w:t>✅</w:t>
-            </w:r>
-          </w:p>
-        </w:tc>
-        <w:tc>
-          <w:tcPr>
-            <w:tcW w:w="0" w:type="auto"/>
-            <w:vAlign w:val="center"/>
-            <w:hideMark/>
-          </w:tcPr>
-          <w:p>
-            <w:pPr>
-              <w:spacing w:after="0" w:line="240" w:lineRule="auto"/>
-              <w:rPr>
-                <w:rFonts w:ascii="Times New Roman" w:eastAsia="Times New Roman" w:hAnsi="Times New Roman" w:cs="Times New Roman"/>
-                <w:sz w:val="24"/>
-                <w:szCs w:val="24"/>
-              </w:rPr>
-            </w:pPr>
+              <w:lastRenderedPageBreak/>
+              <w:t>Optional[</w:t>
+            </w:r>
+            <w:proofErr w:type="gramEnd"/>
             <w:r>
               <w:rPr>
                 <w:rFonts w:ascii="Courier New" w:eastAsia="Times New Roman" w:hAnsi="Courier New" w:cs="Courier New"/>
                 <w:sz w:val="20"/>
                 <w:szCs w:val="20"/>
               </w:rPr>
-              <w:t>True</w:t>
-            </w:r>
-            <w:r>
-              <w:rPr>
-                <w:rFonts w:ascii="Times New Roman" w:eastAsia="Times New Roman" w:hAnsi="Times New Roman" w:cs="Times New Roman"/>
-                <w:sz w:val="24"/>
-                <w:szCs w:val="24"/>
-              </w:rPr>
-              <w:t xml:space="preserve">, </w:t>
-            </w:r>
+              <w:t>List[str]]</w:t>
+            </w:r>
+          </w:p>
+        </w:tc>
+        <w:tc>
+          <w:tcPr>
+            <w:tcW w:w="1129" w:type="dxa"/>
+            <w:hideMark/>
+          </w:tcPr>
+          <w:p>
+            <w:pPr>
+              <w:cnfStyle w:val="000000100000" w:firstRow="0" w:lastRow="0" w:firstColumn="0" w:lastColumn="0" w:oddVBand="0" w:evenVBand="0" w:oddHBand="1" w:evenHBand="0" w:firstRowFirstColumn="0" w:firstRowLastColumn="0" w:lastRowFirstColumn="0" w:lastRowLastColumn="0"/>
+              <w:rPr>
+                <w:rFonts w:ascii="Times New Roman" w:eastAsia="Times New Roman" w:hAnsi="Times New Roman" w:cs="Times New Roman"/>
+                <w:sz w:val="24"/>
+                <w:szCs w:val="24"/>
+              </w:rPr>
+            </w:pPr>
+            <w:r>
+              <w:rPr>
+                <w:rFonts w:ascii="Segoe UI Emoji" w:eastAsia="Times New Roman" w:hAnsi="Segoe UI Emoji" w:cs="Segoe UI Emoji"/>
+                <w:sz w:val="24"/>
+                <w:szCs w:val="24"/>
+              </w:rPr>
+              <w:t>❌</w:t>
+            </w:r>
+          </w:p>
+        </w:tc>
+        <w:tc>
+          <w:tcPr>
+            <w:tcW w:w="1296" w:type="dxa"/>
+            <w:hideMark/>
+          </w:tcPr>
+          <w:p>
+            <w:pPr>
+              <w:cnfStyle w:val="000000100000" w:firstRow="0" w:lastRow="0" w:firstColumn="0" w:lastColumn="0" w:oddVBand="0" w:evenVBand="0" w:oddHBand="1" w:evenHBand="0" w:firstRowFirstColumn="0" w:firstRowLastColumn="0" w:lastRowFirstColumn="0" w:lastRowLastColumn="0"/>
+              <w:rPr>
+                <w:rFonts w:ascii="Times New Roman" w:eastAsia="Times New Roman" w:hAnsi="Times New Roman" w:cs="Times New Roman"/>
+                <w:sz w:val="24"/>
+                <w:szCs w:val="24"/>
+              </w:rPr>
+            </w:pPr>
+            <w:r>
+              <w:rPr>
+                <w:rFonts w:ascii="Segoe UI Emoji" w:eastAsia="Times New Roman" w:hAnsi="Segoe UI Emoji" w:cs="Segoe UI Emoji"/>
+                <w:sz w:val="24"/>
+                <w:szCs w:val="24"/>
+              </w:rPr>
+              <w:t>✅</w:t>
+            </w:r>
+          </w:p>
+        </w:tc>
+        <w:tc>
+          <w:tcPr>
+            <w:tcW w:w="1067" w:type="dxa"/>
+            <w:hideMark/>
+          </w:tcPr>
+          <w:p>
+            <w:pPr>
+              <w:cnfStyle w:val="000000100000" w:firstRow="0" w:lastRow="0" w:firstColumn="0" w:lastColumn="0" w:oddVBand="0" w:evenVBand="0" w:oddHBand="1" w:evenHBand="0" w:firstRowFirstColumn="0" w:firstRowLastColumn="0" w:lastRowFirstColumn="0" w:lastRowLastColumn="0"/>
+              <w:rPr>
+                <w:rFonts w:ascii="Times New Roman" w:eastAsia="Times New Roman" w:hAnsi="Times New Roman" w:cs="Times New Roman"/>
+                <w:sz w:val="24"/>
+                <w:szCs w:val="24"/>
+              </w:rPr>
+            </w:pPr>
+            <w:r>
+              <w:rPr>
+                <w:rFonts w:ascii="Segoe UI Emoji" w:eastAsia="Times New Roman" w:hAnsi="Segoe UI Emoji" w:cs="Segoe UI Emoji"/>
+                <w:sz w:val="24"/>
+                <w:szCs w:val="24"/>
+              </w:rPr>
+              <w:t>✅</w:t>
+            </w:r>
+          </w:p>
+        </w:tc>
+        <w:tc>
+          <w:tcPr>
+            <w:tcW w:w="1417" w:type="dxa"/>
+            <w:hideMark/>
+          </w:tcPr>
+          <w:p>
+            <w:pPr>
+              <w:cnfStyle w:val="000000100000" w:firstRow="0" w:lastRow="0" w:firstColumn="0" w:lastColumn="0" w:oddVBand="0" w:evenVBand="0" w:oddHBand="1" w:evenHBand="0" w:firstRowFirstColumn="0" w:firstRowLastColumn="0" w:lastRowFirstColumn="0" w:lastRowLastColumn="0"/>
+              <w:rPr>
+                <w:rFonts w:ascii="Times New Roman" w:eastAsia="Times New Roman" w:hAnsi="Times New Roman" w:cs="Times New Roman"/>
+                <w:sz w:val="24"/>
+                <w:szCs w:val="24"/>
+              </w:rPr>
+            </w:pPr>
             <w:r>
               <w:rPr>
                 <w:rFonts w:ascii="Courier New" w:eastAsia="Times New Roman" w:hAnsi="Courier New" w:cs="Courier New"/>
                 <w:sz w:val="20"/>
                 <w:szCs w:val="20"/>
               </w:rPr>
-              <w:t>False</w:t>
+              <w:t>["a"]</w:t>
             </w:r>
             <w:r>
               <w:rPr>
@@ -8774,147 +9716,133 @@
         </w:tc>
       </w:tr>
       <w:tr>
-        <w:trPr>
-          <w:tblCellSpacing w:w="15" w:type="dxa"/>
-        </w:trPr>
-        <w:tc>
-          <w:tcPr>
+        <w:tc>
+          <w:tcPr>
+            <w:cnfStyle w:val="001000000000" w:firstRow="0" w:lastRow="0" w:firstColumn="1" w:lastColumn="0" w:oddVBand="0" w:evenVBand="0" w:oddHBand="0" w:evenHBand="0" w:firstRowFirstColumn="0" w:firstRowLastColumn="0" w:lastRowFirstColumn="0" w:lastRowLastColumn="0"/>
             <w:tcW w:w="0" w:type="auto"/>
-            <w:vAlign w:val="center"/>
-            <w:hideMark/>
-          </w:tcPr>
-          <w:p>
-            <w:pPr>
-              <w:spacing w:after="0" w:line="240" w:lineRule="auto"/>
-              <w:rPr>
-                <w:rFonts w:ascii="Times New Roman" w:eastAsia="Times New Roman" w:hAnsi="Times New Roman" w:cs="Times New Roman"/>
-                <w:sz w:val="24"/>
-                <w:szCs w:val="24"/>
-              </w:rPr>
-            </w:pPr>
+            <w:hideMark/>
+          </w:tcPr>
+          <w:p>
+            <w:pPr>
+              <w:rPr>
+                <w:rFonts w:ascii="Times New Roman" w:eastAsia="Times New Roman" w:hAnsi="Times New Roman" w:cs="Times New Roman"/>
+                <w:sz w:val="24"/>
+                <w:szCs w:val="24"/>
+              </w:rPr>
+            </w:pPr>
+            <w:proofErr w:type="gramStart"/>
             <w:r>
               <w:rPr>
                 <w:rFonts w:ascii="Courier New" w:eastAsia="Times New Roman" w:hAnsi="Courier New" w:cs="Courier New"/>
                 <w:sz w:val="20"/>
                 <w:szCs w:val="20"/>
               </w:rPr>
-              <w:t>Optional[bool] = None</w:t>
-            </w:r>
-          </w:p>
-        </w:tc>
-        <w:tc>
-          <w:tcPr>
-            <w:tcW w:w="0" w:type="auto"/>
-            <w:vAlign w:val="center"/>
-            <w:hideMark/>
-          </w:tcPr>
-          <w:p>
-            <w:pPr>
-              <w:spacing w:after="0" w:line="240" w:lineRule="auto"/>
-              <w:rPr>
-                <w:rFonts w:ascii="Times New Roman" w:eastAsia="Times New Roman" w:hAnsi="Times New Roman" w:cs="Times New Roman"/>
-                <w:sz w:val="24"/>
-                <w:szCs w:val="24"/>
-              </w:rPr>
-            </w:pPr>
-            <w:r>
-              <w:rPr>
-                <w:rFonts w:ascii="Segoe UI Emoji" w:eastAsia="Times New Roman" w:hAnsi="Segoe UI Emoji" w:cs="Segoe UI Emoji"/>
-                <w:sz w:val="24"/>
-                <w:szCs w:val="24"/>
-              </w:rPr>
-              <w:t>✅</w:t>
-            </w:r>
-          </w:p>
-        </w:tc>
-        <w:tc>
-          <w:tcPr>
-            <w:tcW w:w="0" w:type="auto"/>
-            <w:vAlign w:val="center"/>
-            <w:hideMark/>
-          </w:tcPr>
-          <w:p>
-            <w:pPr>
-              <w:spacing w:after="0" w:line="240" w:lineRule="auto"/>
-              <w:rPr>
-                <w:rFonts w:ascii="Times New Roman" w:eastAsia="Times New Roman" w:hAnsi="Times New Roman" w:cs="Times New Roman"/>
-                <w:sz w:val="24"/>
-                <w:szCs w:val="24"/>
-              </w:rPr>
-            </w:pPr>
-            <w:r>
-              <w:rPr>
-                <w:rFonts w:ascii="Segoe UI Emoji" w:eastAsia="Times New Roman" w:hAnsi="Segoe UI Emoji" w:cs="Segoe UI Emoji"/>
-                <w:sz w:val="24"/>
-                <w:szCs w:val="24"/>
-              </w:rPr>
-              <w:t>❌</w:t>
-            </w:r>
-          </w:p>
-        </w:tc>
-        <w:tc>
-          <w:tcPr>
-            <w:tcW w:w="0" w:type="auto"/>
-            <w:vAlign w:val="center"/>
-            <w:hideMark/>
-          </w:tcPr>
-          <w:p>
-            <w:pPr>
-              <w:spacing w:after="0" w:line="240" w:lineRule="auto"/>
-              <w:rPr>
-                <w:rFonts w:ascii="Times New Roman" w:eastAsia="Times New Roman" w:hAnsi="Times New Roman" w:cs="Times New Roman"/>
-                <w:sz w:val="24"/>
-                <w:szCs w:val="24"/>
-              </w:rPr>
-            </w:pPr>
-            <w:r>
-              <w:rPr>
-                <w:rFonts w:ascii="Segoe UI Emoji" w:eastAsia="Times New Roman" w:hAnsi="Segoe UI Emoji" w:cs="Segoe UI Emoji"/>
-                <w:sz w:val="24"/>
-                <w:szCs w:val="24"/>
-              </w:rPr>
-              <w:t>✅</w:t>
-            </w:r>
-          </w:p>
-        </w:tc>
-        <w:tc>
-          <w:tcPr>
-            <w:tcW w:w="0" w:type="auto"/>
-            <w:vAlign w:val="center"/>
-            <w:hideMark/>
-          </w:tcPr>
-          <w:p>
-            <w:pPr>
-              <w:spacing w:after="0" w:line="240" w:lineRule="auto"/>
-              <w:rPr>
-                <w:rFonts w:ascii="Times New Roman" w:eastAsia="Times New Roman" w:hAnsi="Times New Roman" w:cs="Times New Roman"/>
-                <w:sz w:val="24"/>
-                <w:szCs w:val="24"/>
-              </w:rPr>
-            </w:pPr>
+              <w:t>Optional[</w:t>
+            </w:r>
+            <w:proofErr w:type="gramEnd"/>
             <w:r>
               <w:rPr>
                 <w:rFonts w:ascii="Courier New" w:eastAsia="Times New Roman" w:hAnsi="Courier New" w:cs="Courier New"/>
                 <w:sz w:val="20"/>
                 <w:szCs w:val="20"/>
               </w:rPr>
-              <w:t>True</w:t>
-            </w:r>
-            <w:r>
-              <w:rPr>
-                <w:rFonts w:ascii="Times New Roman" w:eastAsia="Times New Roman" w:hAnsi="Times New Roman" w:cs="Times New Roman"/>
-                <w:sz w:val="24"/>
-                <w:szCs w:val="24"/>
-              </w:rPr>
-              <w:t xml:space="preserve">, </w:t>
-            </w:r>
+              <w:t>List[str]] = None</w:t>
+            </w:r>
+          </w:p>
+        </w:tc>
+        <w:tc>
+          <w:tcPr>
+            <w:tcW w:w="1129" w:type="dxa"/>
+            <w:hideMark/>
+          </w:tcPr>
+          <w:p>
+            <w:pPr>
+              <w:cnfStyle w:val="000000000000" w:firstRow="0" w:lastRow="0" w:firstColumn="0" w:lastColumn="0" w:oddVBand="0" w:evenVBand="0" w:oddHBand="0" w:evenHBand="0" w:firstRowFirstColumn="0" w:firstRowLastColumn="0" w:lastRowFirstColumn="0" w:lastRowLastColumn="0"/>
+              <w:rPr>
+                <w:rFonts w:ascii="Times New Roman" w:eastAsia="Times New Roman" w:hAnsi="Times New Roman" w:cs="Times New Roman"/>
+                <w:sz w:val="24"/>
+                <w:szCs w:val="24"/>
+              </w:rPr>
+            </w:pPr>
+            <w:r>
+              <w:rPr>
+                <w:rFonts w:ascii="Segoe UI Emoji" w:eastAsia="Times New Roman" w:hAnsi="Segoe UI Emoji" w:cs="Segoe UI Emoji"/>
+                <w:sz w:val="24"/>
+                <w:szCs w:val="24"/>
+              </w:rPr>
+              <w:t>✅</w:t>
+            </w:r>
+          </w:p>
+        </w:tc>
+        <w:tc>
+          <w:tcPr>
+            <w:tcW w:w="1296" w:type="dxa"/>
+            <w:hideMark/>
+          </w:tcPr>
+          <w:p>
+            <w:pPr>
+              <w:cnfStyle w:val="000000000000" w:firstRow="0" w:lastRow="0" w:firstColumn="0" w:lastColumn="0" w:oddVBand="0" w:evenVBand="0" w:oddHBand="0" w:evenHBand="0" w:firstRowFirstColumn="0" w:firstRowLastColumn="0" w:lastRowFirstColumn="0" w:lastRowLastColumn="0"/>
+              <w:rPr>
+                <w:rFonts w:ascii="Times New Roman" w:eastAsia="Times New Roman" w:hAnsi="Times New Roman" w:cs="Times New Roman"/>
+                <w:sz w:val="24"/>
+                <w:szCs w:val="24"/>
+              </w:rPr>
+            </w:pPr>
+            <w:r>
+              <w:rPr>
+                <w:rFonts w:ascii="Segoe UI Emoji" w:eastAsia="Times New Roman" w:hAnsi="Segoe UI Emoji" w:cs="Segoe UI Emoji"/>
+                <w:sz w:val="24"/>
+                <w:szCs w:val="24"/>
+              </w:rPr>
+              <w:t>❌</w:t>
+            </w:r>
+          </w:p>
+        </w:tc>
+        <w:tc>
+          <w:tcPr>
+            <w:tcW w:w="1067" w:type="dxa"/>
+            <w:hideMark/>
+          </w:tcPr>
+          <w:p>
+            <w:pPr>
+              <w:cnfStyle w:val="000000000000" w:firstRow="0" w:lastRow="0" w:firstColumn="0" w:lastColumn="0" w:oddVBand="0" w:evenVBand="0" w:oddHBand="0" w:evenHBand="0" w:firstRowFirstColumn="0" w:firstRowLastColumn="0" w:lastRowFirstColumn="0" w:lastRowLastColumn="0"/>
+              <w:rPr>
+                <w:rFonts w:ascii="Times New Roman" w:eastAsia="Times New Roman" w:hAnsi="Times New Roman" w:cs="Times New Roman"/>
+                <w:sz w:val="24"/>
+                <w:szCs w:val="24"/>
+              </w:rPr>
+            </w:pPr>
+            <w:r>
+              <w:rPr>
+                <w:rFonts w:ascii="Segoe UI Emoji" w:eastAsia="Times New Roman" w:hAnsi="Segoe UI Emoji" w:cs="Segoe UI Emoji"/>
+                <w:sz w:val="24"/>
+                <w:szCs w:val="24"/>
+              </w:rPr>
+              <w:t>✅</w:t>
+            </w:r>
+          </w:p>
+        </w:tc>
+        <w:tc>
+          <w:tcPr>
+            <w:tcW w:w="1417" w:type="dxa"/>
+            <w:hideMark/>
+          </w:tcPr>
+          <w:p>
+            <w:pPr>
+              <w:cnfStyle w:val="000000000000" w:firstRow="0" w:lastRow="0" w:firstColumn="0" w:lastColumn="0" w:oddVBand="0" w:evenVBand="0" w:oddHBand="0" w:evenHBand="0" w:firstRowFirstColumn="0" w:firstRowLastColumn="0" w:lastRowFirstColumn="0" w:lastRowLastColumn="0"/>
+              <w:rPr>
+                <w:rFonts w:ascii="Times New Roman" w:eastAsia="Times New Roman" w:hAnsi="Times New Roman" w:cs="Times New Roman"/>
+                <w:sz w:val="24"/>
+                <w:szCs w:val="24"/>
+              </w:rPr>
+            </w:pPr>
             <w:r>
               <w:rPr>
                 <w:rFonts w:ascii="Courier New" w:eastAsia="Times New Roman" w:hAnsi="Courier New" w:cs="Courier New"/>
                 <w:sz w:val="20"/>
                 <w:szCs w:val="20"/>
               </w:rPr>
-              <w:t>False</w:t>
+              <w:t>["a"]</w:t>
             </w:r>
             <w:r>
               <w:rPr>
@@ -8935,612 +9863,6 @@
           </w:p>
         </w:tc>
       </w:tr>
-      <w:tr>
-        <w:trPr>
-          <w:tblCellSpacing w:w="15" w:type="dxa"/>
-        </w:trPr>
-        <w:tc>
-          <w:tcPr>
-            <w:tcW w:w="0" w:type="auto"/>
-            <w:vAlign w:val="center"/>
-            <w:hideMark/>
-          </w:tcPr>
-          <w:p>
-            <w:pPr>
-              <w:spacing w:after="0" w:line="240" w:lineRule="auto"/>
-              <w:rPr>
-                <w:rFonts w:ascii="Times New Roman" w:eastAsia="Times New Roman" w:hAnsi="Times New Roman" w:cs="Times New Roman"/>
-                <w:sz w:val="24"/>
-                <w:szCs w:val="24"/>
-              </w:rPr>
-            </w:pPr>
-            <w:r>
-              <w:rPr>
-                <w:rFonts w:ascii="Courier New" w:eastAsia="Times New Roman" w:hAnsi="Courier New" w:cs="Courier New"/>
-                <w:sz w:val="20"/>
-                <w:szCs w:val="20"/>
-              </w:rPr>
-              <w:t>List[str]</w:t>
-            </w:r>
-          </w:p>
-        </w:tc>
-        <w:tc>
-          <w:tcPr>
-            <w:tcW w:w="0" w:type="auto"/>
-            <w:vAlign w:val="center"/>
-            <w:hideMark/>
-          </w:tcPr>
-          <w:p>
-            <w:pPr>
-              <w:spacing w:after="0" w:line="240" w:lineRule="auto"/>
-              <w:rPr>
-                <w:rFonts w:ascii="Times New Roman" w:eastAsia="Times New Roman" w:hAnsi="Times New Roman" w:cs="Times New Roman"/>
-                <w:sz w:val="24"/>
-                <w:szCs w:val="24"/>
-              </w:rPr>
-            </w:pPr>
-            <w:r>
-              <w:rPr>
-                <w:rFonts w:ascii="Segoe UI Emoji" w:eastAsia="Times New Roman" w:hAnsi="Segoe UI Emoji" w:cs="Segoe UI Emoji"/>
-                <w:sz w:val="24"/>
-                <w:szCs w:val="24"/>
-              </w:rPr>
-              <w:t>❌</w:t>
-            </w:r>
-          </w:p>
-        </w:tc>
-        <w:tc>
-          <w:tcPr>
-            <w:tcW w:w="0" w:type="auto"/>
-            <w:vAlign w:val="center"/>
-            <w:hideMark/>
-          </w:tcPr>
-          <w:p>
-            <w:pPr>
-              <w:spacing w:after="0" w:line="240" w:lineRule="auto"/>
-              <w:rPr>
-                <w:rFonts w:ascii="Times New Roman" w:eastAsia="Times New Roman" w:hAnsi="Times New Roman" w:cs="Times New Roman"/>
-                <w:sz w:val="24"/>
-                <w:szCs w:val="24"/>
-              </w:rPr>
-            </w:pPr>
-            <w:r>
-              <w:rPr>
-                <w:rFonts w:ascii="Segoe UI Emoji" w:eastAsia="Times New Roman" w:hAnsi="Segoe UI Emoji" w:cs="Segoe UI Emoji"/>
-                <w:sz w:val="24"/>
-                <w:szCs w:val="24"/>
-              </w:rPr>
-              <w:t>✅</w:t>
-            </w:r>
-          </w:p>
-        </w:tc>
-        <w:tc>
-          <w:tcPr>
-            <w:tcW w:w="0" w:type="auto"/>
-            <w:vAlign w:val="center"/>
-            <w:hideMark/>
-          </w:tcPr>
-          <w:p>
-            <w:pPr>
-              <w:spacing w:after="0" w:line="240" w:lineRule="auto"/>
-              <w:rPr>
-                <w:rFonts w:ascii="Times New Roman" w:eastAsia="Times New Roman" w:hAnsi="Times New Roman" w:cs="Times New Roman"/>
-                <w:sz w:val="24"/>
-                <w:szCs w:val="24"/>
-              </w:rPr>
-            </w:pPr>
-            <w:r>
-              <w:rPr>
-                <w:rFonts w:ascii="Segoe UI Emoji" w:eastAsia="Times New Roman" w:hAnsi="Segoe UI Emoji" w:cs="Segoe UI Emoji"/>
-                <w:sz w:val="24"/>
-                <w:szCs w:val="24"/>
-              </w:rPr>
-              <w:t>❌</w:t>
-            </w:r>
-          </w:p>
-        </w:tc>
-        <w:tc>
-          <w:tcPr>
-            <w:tcW w:w="0" w:type="auto"/>
-            <w:vAlign w:val="center"/>
-            <w:hideMark/>
-          </w:tcPr>
-          <w:p>
-            <w:pPr>
-              <w:spacing w:after="0" w:line="240" w:lineRule="auto"/>
-              <w:rPr>
-                <w:rFonts w:ascii="Times New Roman" w:eastAsia="Times New Roman" w:hAnsi="Times New Roman" w:cs="Times New Roman"/>
-                <w:sz w:val="24"/>
-                <w:szCs w:val="24"/>
-              </w:rPr>
-            </w:pPr>
-            <w:r>
-              <w:rPr>
-                <w:rFonts w:ascii="Courier New" w:eastAsia="Times New Roman" w:hAnsi="Courier New" w:cs="Courier New"/>
-                <w:sz w:val="20"/>
-                <w:szCs w:val="20"/>
-              </w:rPr>
-              <w:t>["a", "b"]</w:t>
-            </w:r>
-          </w:p>
-        </w:tc>
-      </w:tr>
-      <w:tr>
-        <w:trPr>
-          <w:tblCellSpacing w:w="15" w:type="dxa"/>
-        </w:trPr>
-        <w:tc>
-          <w:tcPr>
-            <w:tcW w:w="0" w:type="auto"/>
-            <w:vAlign w:val="center"/>
-            <w:hideMark/>
-          </w:tcPr>
-          <w:p>
-            <w:pPr>
-              <w:spacing w:after="0" w:line="240" w:lineRule="auto"/>
-              <w:rPr>
-                <w:rFonts w:ascii="Times New Roman" w:eastAsia="Times New Roman" w:hAnsi="Times New Roman" w:cs="Times New Roman"/>
-                <w:sz w:val="24"/>
-                <w:szCs w:val="24"/>
-              </w:rPr>
-            </w:pPr>
-            <w:r>
-              <w:rPr>
-                <w:rFonts w:ascii="Courier New" w:eastAsia="Times New Roman" w:hAnsi="Courier New" w:cs="Courier New"/>
-                <w:sz w:val="20"/>
-                <w:szCs w:val="20"/>
-              </w:rPr>
-              <w:t>List[str] = Field(</w:t>
-            </w:r>
-            <w:proofErr w:type="spellStart"/>
-            <w:r>
-              <w:rPr>
-                <w:rFonts w:ascii="Courier New" w:eastAsia="Times New Roman" w:hAnsi="Courier New" w:cs="Courier New"/>
-                <w:sz w:val="20"/>
-                <w:szCs w:val="20"/>
-              </w:rPr>
-              <w:t>default_factory</w:t>
-            </w:r>
-            <w:proofErr w:type="spellEnd"/>
-            <w:r>
-              <w:rPr>
-                <w:rFonts w:ascii="Courier New" w:eastAsia="Times New Roman" w:hAnsi="Courier New" w:cs="Courier New"/>
-                <w:sz w:val="20"/>
-                <w:szCs w:val="20"/>
-              </w:rPr>
-              <w:t>=list)</w:t>
-            </w:r>
-          </w:p>
-        </w:tc>
-        <w:tc>
-          <w:tcPr>
-            <w:tcW w:w="0" w:type="auto"/>
-            <w:vAlign w:val="center"/>
-            <w:hideMark/>
-          </w:tcPr>
-          <w:p>
-            <w:pPr>
-              <w:spacing w:after="0" w:line="240" w:lineRule="auto"/>
-              <w:rPr>
-                <w:rFonts w:ascii="Times New Roman" w:eastAsia="Times New Roman" w:hAnsi="Times New Roman" w:cs="Times New Roman"/>
-                <w:sz w:val="24"/>
-                <w:szCs w:val="24"/>
-              </w:rPr>
-            </w:pPr>
-            <w:r>
-              <w:rPr>
-                <w:rFonts w:ascii="Segoe UI Emoji" w:eastAsia="Times New Roman" w:hAnsi="Segoe UI Emoji" w:cs="Segoe UI Emoji"/>
-                <w:sz w:val="24"/>
-                <w:szCs w:val="24"/>
-              </w:rPr>
-              <w:t>✅</w:t>
-            </w:r>
-          </w:p>
-        </w:tc>
-        <w:tc>
-          <w:tcPr>
-            <w:tcW w:w="0" w:type="auto"/>
-            <w:vAlign w:val="center"/>
-            <w:hideMark/>
-          </w:tcPr>
-          <w:p>
-            <w:pPr>
-              <w:spacing w:after="0" w:line="240" w:lineRule="auto"/>
-              <w:rPr>
-                <w:rFonts w:ascii="Times New Roman" w:eastAsia="Times New Roman" w:hAnsi="Times New Roman" w:cs="Times New Roman"/>
-                <w:sz w:val="24"/>
-                <w:szCs w:val="24"/>
-              </w:rPr>
-            </w:pPr>
-            <w:r>
-              <w:rPr>
-                <w:rFonts w:ascii="Segoe UI Emoji" w:eastAsia="Times New Roman" w:hAnsi="Segoe UI Emoji" w:cs="Segoe UI Emoji"/>
-                <w:sz w:val="24"/>
-                <w:szCs w:val="24"/>
-              </w:rPr>
-              <w:t>❌</w:t>
-            </w:r>
-          </w:p>
-        </w:tc>
-        <w:tc>
-          <w:tcPr>
-            <w:tcW w:w="0" w:type="auto"/>
-            <w:vAlign w:val="center"/>
-            <w:hideMark/>
-          </w:tcPr>
-          <w:p>
-            <w:pPr>
-              <w:spacing w:after="0" w:line="240" w:lineRule="auto"/>
-              <w:rPr>
-                <w:rFonts w:ascii="Times New Roman" w:eastAsia="Times New Roman" w:hAnsi="Times New Roman" w:cs="Times New Roman"/>
-                <w:sz w:val="24"/>
-                <w:szCs w:val="24"/>
-              </w:rPr>
-            </w:pPr>
-            <w:r>
-              <w:rPr>
-                <w:rFonts w:ascii="Segoe UI Emoji" w:eastAsia="Times New Roman" w:hAnsi="Segoe UI Emoji" w:cs="Segoe UI Emoji"/>
-                <w:sz w:val="24"/>
-                <w:szCs w:val="24"/>
-              </w:rPr>
-              <w:t>❌</w:t>
-            </w:r>
-          </w:p>
-        </w:tc>
-        <w:tc>
-          <w:tcPr>
-            <w:tcW w:w="0" w:type="auto"/>
-            <w:vAlign w:val="center"/>
-            <w:hideMark/>
-          </w:tcPr>
-          <w:p>
-            <w:pPr>
-              <w:spacing w:after="0" w:line="240" w:lineRule="auto"/>
-              <w:rPr>
-                <w:rFonts w:ascii="Times New Roman" w:eastAsia="Times New Roman" w:hAnsi="Times New Roman" w:cs="Times New Roman"/>
-                <w:sz w:val="24"/>
-                <w:szCs w:val="24"/>
-              </w:rPr>
-            </w:pPr>
-            <w:r>
-              <w:rPr>
-                <w:rFonts w:ascii="Courier New" w:eastAsia="Times New Roman" w:hAnsi="Courier New" w:cs="Courier New"/>
-                <w:sz w:val="20"/>
-                <w:szCs w:val="20"/>
-              </w:rPr>
-              <w:t>[]</w:t>
-            </w:r>
-            <w:r>
-              <w:rPr>
-                <w:rFonts w:ascii="Times New Roman" w:eastAsia="Times New Roman" w:hAnsi="Times New Roman" w:cs="Times New Roman"/>
-                <w:sz w:val="24"/>
-                <w:szCs w:val="24"/>
-              </w:rPr>
-              <w:t xml:space="preserve">, </w:t>
-            </w:r>
-            <w:r>
-              <w:rPr>
-                <w:rFonts w:ascii="Courier New" w:eastAsia="Times New Roman" w:hAnsi="Courier New" w:cs="Courier New"/>
-                <w:sz w:val="20"/>
-                <w:szCs w:val="20"/>
-              </w:rPr>
-              <w:t>["a"]</w:t>
-            </w:r>
-          </w:p>
-        </w:tc>
-      </w:tr>
-      <w:tr>
-        <w:trPr>
-          <w:tblCellSpacing w:w="15" w:type="dxa"/>
-        </w:trPr>
-        <w:tc>
-          <w:tcPr>
-            <w:tcW w:w="0" w:type="auto"/>
-            <w:vAlign w:val="center"/>
-            <w:hideMark/>
-          </w:tcPr>
-          <w:p>
-            <w:pPr>
-              <w:spacing w:after="0" w:line="240" w:lineRule="auto"/>
-              <w:rPr>
-                <w:rFonts w:ascii="Times New Roman" w:eastAsia="Times New Roman" w:hAnsi="Times New Roman" w:cs="Times New Roman"/>
-                <w:sz w:val="24"/>
-                <w:szCs w:val="24"/>
-              </w:rPr>
-            </w:pPr>
-            <w:proofErr w:type="gramStart"/>
-            <w:r>
-              <w:rPr>
-                <w:rFonts w:ascii="Courier New" w:eastAsia="Times New Roman" w:hAnsi="Courier New" w:cs="Courier New"/>
-                <w:sz w:val="20"/>
-                <w:szCs w:val="20"/>
-              </w:rPr>
-              <w:t>Optional[</w:t>
-            </w:r>
-            <w:proofErr w:type="gramEnd"/>
-            <w:r>
-              <w:rPr>
-                <w:rFonts w:ascii="Courier New" w:eastAsia="Times New Roman" w:hAnsi="Courier New" w:cs="Courier New"/>
-                <w:sz w:val="20"/>
-                <w:szCs w:val="20"/>
-              </w:rPr>
-              <w:t>List[str]]</w:t>
-            </w:r>
-          </w:p>
-        </w:tc>
-        <w:tc>
-          <w:tcPr>
-            <w:tcW w:w="0" w:type="auto"/>
-            <w:vAlign w:val="center"/>
-            <w:hideMark/>
-          </w:tcPr>
-          <w:p>
-            <w:pPr>
-              <w:spacing w:after="0" w:line="240" w:lineRule="auto"/>
-              <w:rPr>
-                <w:rFonts w:ascii="Times New Roman" w:eastAsia="Times New Roman" w:hAnsi="Times New Roman" w:cs="Times New Roman"/>
-                <w:sz w:val="24"/>
-                <w:szCs w:val="24"/>
-              </w:rPr>
-            </w:pPr>
-            <w:r>
-              <w:rPr>
-                <w:rFonts w:ascii="Segoe UI Emoji" w:eastAsia="Times New Roman" w:hAnsi="Segoe UI Emoji" w:cs="Segoe UI Emoji"/>
-                <w:sz w:val="24"/>
-                <w:szCs w:val="24"/>
-              </w:rPr>
-              <w:t>❌</w:t>
-            </w:r>
-          </w:p>
-        </w:tc>
-        <w:tc>
-          <w:tcPr>
-            <w:tcW w:w="0" w:type="auto"/>
-            <w:vAlign w:val="center"/>
-            <w:hideMark/>
-          </w:tcPr>
-          <w:p>
-            <w:pPr>
-              <w:spacing w:after="0" w:line="240" w:lineRule="auto"/>
-              <w:rPr>
-                <w:rFonts w:ascii="Times New Roman" w:eastAsia="Times New Roman" w:hAnsi="Times New Roman" w:cs="Times New Roman"/>
-                <w:sz w:val="24"/>
-                <w:szCs w:val="24"/>
-              </w:rPr>
-            </w:pPr>
-            <w:r>
-              <w:rPr>
-                <w:rFonts w:ascii="Segoe UI Emoji" w:eastAsia="Times New Roman" w:hAnsi="Segoe UI Emoji" w:cs="Segoe UI Emoji"/>
-                <w:sz w:val="24"/>
-                <w:szCs w:val="24"/>
-              </w:rPr>
-              <w:t>✅</w:t>
-            </w:r>
-          </w:p>
-        </w:tc>
-        <w:tc>
-          <w:tcPr>
-            <w:tcW w:w="0" w:type="auto"/>
-            <w:vAlign w:val="center"/>
-            <w:hideMark/>
-          </w:tcPr>
-          <w:p>
-            <w:pPr>
-              <w:spacing w:after="0" w:line="240" w:lineRule="auto"/>
-              <w:rPr>
-                <w:rFonts w:ascii="Times New Roman" w:eastAsia="Times New Roman" w:hAnsi="Times New Roman" w:cs="Times New Roman"/>
-                <w:sz w:val="24"/>
-                <w:szCs w:val="24"/>
-              </w:rPr>
-            </w:pPr>
-            <w:r>
-              <w:rPr>
-                <w:rFonts w:ascii="Segoe UI Emoji" w:eastAsia="Times New Roman" w:hAnsi="Segoe UI Emoji" w:cs="Segoe UI Emoji"/>
-                <w:sz w:val="24"/>
-                <w:szCs w:val="24"/>
-              </w:rPr>
-              <w:t>✅</w:t>
-            </w:r>
-          </w:p>
-        </w:tc>
-        <w:tc>
-          <w:tcPr>
-            <w:tcW w:w="0" w:type="auto"/>
-            <w:vAlign w:val="center"/>
-            <w:hideMark/>
-          </w:tcPr>
-          <w:p>
-            <w:pPr>
-              <w:spacing w:after="0" w:line="240" w:lineRule="auto"/>
-              <w:rPr>
-                <w:rFonts w:ascii="Times New Roman" w:eastAsia="Times New Roman" w:hAnsi="Times New Roman" w:cs="Times New Roman"/>
-                <w:sz w:val="24"/>
-                <w:szCs w:val="24"/>
-              </w:rPr>
-            </w:pPr>
-            <w:r>
-              <w:rPr>
-                <w:rFonts w:ascii="Courier New" w:eastAsia="Times New Roman" w:hAnsi="Courier New" w:cs="Courier New"/>
-                <w:sz w:val="20"/>
-                <w:szCs w:val="20"/>
-              </w:rPr>
-              <w:t>["a"]</w:t>
-            </w:r>
-            <w:r>
-              <w:rPr>
-                <w:rFonts w:ascii="Times New Roman" w:eastAsia="Times New Roman" w:hAnsi="Times New Roman" w:cs="Times New Roman"/>
-                <w:sz w:val="24"/>
-                <w:szCs w:val="24"/>
-              </w:rPr>
-              <w:t xml:space="preserve">, </w:t>
-            </w:r>
-            <w:r>
-              <w:rPr>
-                <w:rFonts w:ascii="Courier New" w:eastAsia="Times New Roman" w:hAnsi="Courier New" w:cs="Courier New"/>
-                <w:sz w:val="20"/>
-                <w:szCs w:val="20"/>
-              </w:rPr>
-              <w:t>None</w:t>
-            </w:r>
-          </w:p>
-        </w:tc>
-      </w:tr>
-      <w:tr>
-        <w:trPr>
-          <w:tblCellSpacing w:w="15" w:type="dxa"/>
-        </w:trPr>
-        <w:tc>
-          <w:tcPr>
-            <w:tcW w:w="0" w:type="auto"/>
-            <w:vAlign w:val="center"/>
-            <w:hideMark/>
-          </w:tcPr>
-          <w:p>
-            <w:pPr>
-              <w:spacing w:after="0" w:line="240" w:lineRule="auto"/>
-              <w:rPr>
-                <w:rFonts w:ascii="Times New Roman" w:eastAsia="Times New Roman" w:hAnsi="Times New Roman" w:cs="Times New Roman"/>
-                <w:sz w:val="24"/>
-                <w:szCs w:val="24"/>
-              </w:rPr>
-            </w:pPr>
-            <w:proofErr w:type="gramStart"/>
-            <w:r>
-              <w:rPr>
-                <w:rFonts w:ascii="Courier New" w:eastAsia="Times New Roman" w:hAnsi="Courier New" w:cs="Courier New"/>
-                <w:sz w:val="20"/>
-                <w:szCs w:val="20"/>
-              </w:rPr>
-              <w:t>Optional[</w:t>
-            </w:r>
-            <w:proofErr w:type="gramEnd"/>
-            <w:r>
-              <w:rPr>
-                <w:rFonts w:ascii="Courier New" w:eastAsia="Times New Roman" w:hAnsi="Courier New" w:cs="Courier New"/>
-                <w:sz w:val="20"/>
-                <w:szCs w:val="20"/>
-              </w:rPr>
-              <w:t>List[str]] = None</w:t>
-            </w:r>
-          </w:p>
-        </w:tc>
-        <w:tc>
-          <w:tcPr>
-            <w:tcW w:w="0" w:type="auto"/>
-            <w:vAlign w:val="center"/>
-            <w:hideMark/>
-          </w:tcPr>
-          <w:p>
-            <w:pPr>
-              <w:spacing w:after="0" w:line="240" w:lineRule="auto"/>
-              <w:rPr>
-                <w:rFonts w:ascii="Times New Roman" w:eastAsia="Times New Roman" w:hAnsi="Times New Roman" w:cs="Times New Roman"/>
-                <w:sz w:val="24"/>
-                <w:szCs w:val="24"/>
-              </w:rPr>
-            </w:pPr>
-            <w:r>
-              <w:rPr>
-                <w:rFonts w:ascii="Segoe UI Emoji" w:eastAsia="Times New Roman" w:hAnsi="Segoe UI Emoji" w:cs="Segoe UI Emoji"/>
-                <w:sz w:val="24"/>
-                <w:szCs w:val="24"/>
-              </w:rPr>
-              <w:t>✅</w:t>
-            </w:r>
-          </w:p>
-        </w:tc>
-        <w:tc>
-          <w:tcPr>
-            <w:tcW w:w="0" w:type="auto"/>
-            <w:vAlign w:val="center"/>
-            <w:hideMark/>
-          </w:tcPr>
-          <w:p>
-            <w:pPr>
-              <w:spacing w:after="0" w:line="240" w:lineRule="auto"/>
-              <w:rPr>
-                <w:rFonts w:ascii="Times New Roman" w:eastAsia="Times New Roman" w:hAnsi="Times New Roman" w:cs="Times New Roman"/>
-                <w:sz w:val="24"/>
-                <w:szCs w:val="24"/>
-              </w:rPr>
-            </w:pPr>
-            <w:r>
-              <w:rPr>
-                <w:rFonts w:ascii="Segoe UI Emoji" w:eastAsia="Times New Roman" w:hAnsi="Segoe UI Emoji" w:cs="Segoe UI Emoji"/>
-                <w:sz w:val="24"/>
-                <w:szCs w:val="24"/>
-              </w:rPr>
-              <w:t>❌</w:t>
-            </w:r>
-          </w:p>
-        </w:tc>
-        <w:tc>
-          <w:tcPr>
-            <w:tcW w:w="0" w:type="auto"/>
-            <w:vAlign w:val="center"/>
-            <w:hideMark/>
-          </w:tcPr>
-          <w:p>
-            <w:pPr>
-              <w:spacing w:after="0" w:line="240" w:lineRule="auto"/>
-              <w:rPr>
-                <w:rFonts w:ascii="Times New Roman" w:eastAsia="Times New Roman" w:hAnsi="Times New Roman" w:cs="Times New Roman"/>
-                <w:sz w:val="24"/>
-                <w:szCs w:val="24"/>
-              </w:rPr>
-            </w:pPr>
-            <w:r>
-              <w:rPr>
-                <w:rFonts w:ascii="Segoe UI Emoji" w:eastAsia="Times New Roman" w:hAnsi="Segoe UI Emoji" w:cs="Segoe UI Emoji"/>
-                <w:sz w:val="24"/>
-                <w:szCs w:val="24"/>
-              </w:rPr>
-              <w:t>✅</w:t>
-            </w:r>
-          </w:p>
-        </w:tc>
-        <w:tc>
-          <w:tcPr>
-            <w:tcW w:w="0" w:type="auto"/>
-            <w:vAlign w:val="center"/>
-            <w:hideMark/>
-          </w:tcPr>
-          <w:p>
-            <w:pPr>
-              <w:spacing w:after="0" w:line="240" w:lineRule="auto"/>
-              <w:rPr>
-                <w:rFonts w:ascii="Times New Roman" w:eastAsia="Times New Roman" w:hAnsi="Times New Roman" w:cs="Times New Roman"/>
-                <w:sz w:val="24"/>
-                <w:szCs w:val="24"/>
-              </w:rPr>
-            </w:pPr>
-            <w:r>
-              <w:rPr>
-                <w:rFonts w:ascii="Courier New" w:eastAsia="Times New Roman" w:hAnsi="Courier New" w:cs="Courier New"/>
-                <w:sz w:val="20"/>
-                <w:szCs w:val="20"/>
-              </w:rPr>
-              <w:t>["a"]</w:t>
-            </w:r>
-            <w:r>
-              <w:rPr>
-                <w:rFonts w:ascii="Times New Roman" w:eastAsia="Times New Roman" w:hAnsi="Times New Roman" w:cs="Times New Roman"/>
-                <w:sz w:val="24"/>
-                <w:szCs w:val="24"/>
-              </w:rPr>
-              <w:t xml:space="preserve">, </w:t>
-            </w:r>
-            <w:r>
-              <w:rPr>
-                <w:rFonts w:ascii="Courier New" w:eastAsia="Times New Roman" w:hAnsi="Courier New" w:cs="Courier New"/>
-                <w:sz w:val="20"/>
-                <w:szCs w:val="20"/>
-              </w:rPr>
-              <w:t>None</w:t>
-            </w:r>
-          </w:p>
-        </w:tc>
-      </w:tr>
     </w:tbl>
     <w:p/>
     <w:p>
@@ -9584,7 +9906,23 @@
       </w:r>
       <w:proofErr w:type="gramEnd"/>
       <w:r>
-        <w:t>List[str]] = Field(default=[False, 36.0, None, "Dust"],</w:t>
+        <w:t xml:space="preserve">List[str]] = </w:t>
+      </w:r>
+      <w:proofErr w:type="gramStart"/>
+      <w:r>
+        <w:t>Field(</w:t>
+      </w:r>
+      <w:proofErr w:type="gramEnd"/>
+      <w:r>
+        <w:t>default</w:t>
+      </w:r>
+      <w:proofErr w:type="gramStart"/>
+      <w:r>
+        <w:t>=[</w:t>
+      </w:r>
+      <w:proofErr w:type="gramEnd"/>
+      <w:r>
+        <w:t>False, 36.0, None, "Dust"],</w:t>
       </w:r>
       <w:r>
         <w:t xml:space="preserve"> </w:t>
@@ -10252,6 +10590,7 @@
           <w:sz w:val="21"/>
           <w:szCs w:val="21"/>
         </w:rPr>
+        <w:lastRenderedPageBreak/>
         <w:t xml:space="preserve">allergies: </w:t>
       </w:r>
       <w:proofErr w:type="gramStart"/>
@@ -10292,8 +10631,9 @@
           <w:sz w:val="21"/>
           <w:szCs w:val="21"/>
         </w:rPr>
-        <w:t xml:space="preserve">=list)  # use this not </w:t>
-      </w:r>
+        <w:t>=</w:t>
+      </w:r>
+      <w:proofErr w:type="gramStart"/>
       <w:r>
         <w:rPr>
           <w:rFonts w:ascii="Consolas" w:eastAsia="Times New Roman" w:hAnsi="Consolas" w:cs="Times New Roman"/>
@@ -10301,8 +10641,9 @@
           <w:sz w:val="21"/>
           <w:szCs w:val="21"/>
         </w:rPr>
-        <w:t>Field</w:t>
-      </w:r>
+        <w:t>list)  #</w:t>
+      </w:r>
+      <w:proofErr w:type="gramEnd"/>
       <w:r>
         <w:rPr>
           <w:rFonts w:ascii="Consolas" w:eastAsia="Times New Roman" w:hAnsi="Consolas" w:cs="Times New Roman"/>
@@ -10310,7 +10651,7 @@
           <w:sz w:val="21"/>
           <w:szCs w:val="21"/>
         </w:rPr>
-        <w:t>(</w:t>
+        <w:t xml:space="preserve"> use this not </w:t>
       </w:r>
       <w:r>
         <w:rPr>
@@ -10319,7 +10660,7 @@
           <w:sz w:val="21"/>
           <w:szCs w:val="21"/>
         </w:rPr>
-        <w:t>default=[]</w:t>
+        <w:t>Field</w:t>
       </w:r>
       <w:r>
         <w:rPr>
@@ -10328,7 +10669,7 @@
           <w:sz w:val="21"/>
           <w:szCs w:val="21"/>
         </w:rPr>
-        <w:t>)</w:t>
+        <w:t>(</w:t>
       </w:r>
       <w:r>
         <w:rPr>
@@ -10337,19 +10678,61 @@
           <w:sz w:val="21"/>
           <w:szCs w:val="21"/>
         </w:rPr>
+        <w:t>default</w:t>
+      </w:r>
+      <w:proofErr w:type="gramStart"/>
+      <w:r>
+        <w:rPr>
+          <w:rFonts w:ascii="Consolas" w:eastAsia="Times New Roman" w:hAnsi="Consolas" w:cs="Times New Roman"/>
+          <w:color w:val="6A9955"/>
+          <w:sz w:val="21"/>
+          <w:szCs w:val="21"/>
+        </w:rPr>
+        <w:t>=[</w:t>
+      </w:r>
+      <w:proofErr w:type="gramEnd"/>
+      <w:r>
+        <w:rPr>
+          <w:rFonts w:ascii="Consolas" w:eastAsia="Times New Roman" w:hAnsi="Consolas" w:cs="Times New Roman"/>
+          <w:color w:val="6A9955"/>
+          <w:sz w:val="21"/>
+          <w:szCs w:val="21"/>
+        </w:rPr>
+        <w:t>]</w:t>
+      </w:r>
+      <w:r>
+        <w:rPr>
+          <w:rFonts w:ascii="Consolas" w:eastAsia="Times New Roman" w:hAnsi="Consolas" w:cs="Times New Roman"/>
+          <w:color w:val="6A9955"/>
+          <w:sz w:val="21"/>
+          <w:szCs w:val="21"/>
+        </w:rPr>
+        <w:t>)</w:t>
+      </w:r>
+      <w:r>
+        <w:rPr>
+          <w:rFonts w:ascii="Consolas" w:eastAsia="Times New Roman" w:hAnsi="Consolas" w:cs="Times New Roman"/>
+          <w:color w:val="6A9955"/>
+          <w:sz w:val="21"/>
+          <w:szCs w:val="21"/>
+        </w:rPr>
         <w:t>, to avoid mutable default value passed, so can infect other instances</w:t>
       </w:r>
     </w:p>
     <w:p/>
     <w:p>
       <w:r>
-        <w:lastRenderedPageBreak/>
         <w:t># Even cleaner for Python 3.9+</w:t>
       </w:r>
     </w:p>
     <w:p>
-      <w:r>
-        <w:t xml:space="preserve">you don't even need to import </w:t>
+      <w:proofErr w:type="gramStart"/>
+      <w:r>
+        <w:t>you</w:t>
+      </w:r>
+      <w:proofErr w:type="gramEnd"/>
+      <w:r>
+        <w:t xml:space="preserve"> don't even need to import </w:t>
       </w:r>
       <w:r>
         <w:rPr>
@@ -11292,105 +11675,113 @@
         <w:rPr>
           <w:rStyle w:val="HTMLCode"/>
         </w:rPr>
-        <w:t>, Field(</w:t>
-      </w:r>
-      <w:proofErr w:type="spellStart"/>
-      <w:r>
-        <w:rPr>
-          <w:rStyle w:val="HTMLCode"/>
-        </w:rPr>
-        <w:t>min_length</w:t>
-      </w:r>
-      <w:proofErr w:type="spellEnd"/>
-      <w:r>
-        <w:rPr>
-          <w:rStyle w:val="HTMLCode"/>
-        </w:rPr>
-        <w:t>=</w:t>
-      </w:r>
-      <w:r>
-        <w:rPr>
-          <w:rStyle w:val="hljs-number"/>
-        </w:rPr>
-        <w:t>3</w:t>
-      </w:r>
-      <w:r>
-        <w:rPr>
-          <w:rStyle w:val="HTMLCode"/>
-        </w:rPr>
         <w:t xml:space="preserve">, </w:t>
       </w:r>
-      <w:proofErr w:type="spellStart"/>
-      <w:r>
-        <w:rPr>
-          <w:rStyle w:val="HTMLCode"/>
-        </w:rPr>
-        <w:t>max_length</w:t>
-      </w:r>
-      <w:proofErr w:type="spellEnd"/>
-      <w:r>
-        <w:rPr>
-          <w:rStyle w:val="HTMLCode"/>
-        </w:rPr>
-        <w:t>=</w:t>
-      </w:r>
-      <w:r>
-        <w:rPr>
-          <w:rStyle w:val="hljs-number"/>
-        </w:rPr>
-        <w:t>20</w:t>
-      </w:r>
-      <w:r>
-        <w:rPr>
-          <w:rStyle w:val="HTMLCode"/>
-        </w:rPr>
-        <w:t>)]</w:t>
-      </w:r>
-    </w:p>
-    <w:p>
-      <w:pPr>
-        <w:pStyle w:val="HTMLPreformatted"/>
-        <w:rPr>
-          <w:rStyle w:val="HTMLCode"/>
-        </w:rPr>
-      </w:pPr>
-    </w:p>
-    <w:p>
-      <w:pPr>
-        <w:pStyle w:val="HTMLPreformatted"/>
-        <w:rPr>
-          <w:rStyle w:val="HTMLCode"/>
-        </w:rPr>
-      </w:pPr>
-      <w:r>
-        <w:rPr>
-          <w:rStyle w:val="hljs-keyword"/>
-        </w:rPr>
-        <w:t>class</w:t>
-      </w:r>
-      <w:r>
-        <w:rPr>
-          <w:rStyle w:val="hljs-class"/>
-        </w:rPr>
-        <w:t xml:space="preserve"> </w:t>
-      </w:r>
       <w:proofErr w:type="gramStart"/>
       <w:r>
         <w:rPr>
-          <w:rStyle w:val="hljs-title"/>
-        </w:rPr>
-        <w:t>User</w:t>
-      </w:r>
-      <w:r>
-        <w:rPr>
-          <w:rStyle w:val="hljs-class"/>
-        </w:rPr>
-        <w:t>(</w:t>
+          <w:rStyle w:val="HTMLCode"/>
+        </w:rPr>
+        <w:t>Field(</w:t>
       </w:r>
       <w:proofErr w:type="spellStart"/>
       <w:proofErr w:type="gramEnd"/>
       <w:r>
         <w:rPr>
+          <w:rStyle w:val="HTMLCode"/>
+        </w:rPr>
+        <w:t>min_length</w:t>
+      </w:r>
+      <w:proofErr w:type="spellEnd"/>
+      <w:r>
+        <w:rPr>
+          <w:rStyle w:val="HTMLCode"/>
+        </w:rPr>
+        <w:t>=</w:t>
+      </w:r>
+      <w:r>
+        <w:rPr>
+          <w:rStyle w:val="hljs-number"/>
+        </w:rPr>
+        <w:t>3</w:t>
+      </w:r>
+      <w:r>
+        <w:rPr>
+          <w:rStyle w:val="HTMLCode"/>
+        </w:rPr>
+        <w:t xml:space="preserve">, </w:t>
+      </w:r>
+      <w:proofErr w:type="spellStart"/>
+      <w:r>
+        <w:rPr>
+          <w:rStyle w:val="HTMLCode"/>
+        </w:rPr>
+        <w:t>max_length</w:t>
+      </w:r>
+      <w:proofErr w:type="spellEnd"/>
+      <w:r>
+        <w:rPr>
+          <w:rStyle w:val="HTMLCode"/>
+        </w:rPr>
+        <w:t>=</w:t>
+      </w:r>
+      <w:r>
+        <w:rPr>
+          <w:rStyle w:val="hljs-number"/>
+        </w:rPr>
+        <w:t>20</w:t>
+      </w:r>
+      <w:r>
+        <w:rPr>
+          <w:rStyle w:val="HTMLCode"/>
+        </w:rPr>
+        <w:t>)]</w:t>
+      </w:r>
+    </w:p>
+    <w:p>
+      <w:pPr>
+        <w:pStyle w:val="HTMLPreformatted"/>
+        <w:rPr>
+          <w:rStyle w:val="HTMLCode"/>
+        </w:rPr>
+      </w:pPr>
+    </w:p>
+    <w:p>
+      <w:pPr>
+        <w:pStyle w:val="HTMLPreformatted"/>
+        <w:rPr>
+          <w:rStyle w:val="HTMLCode"/>
+        </w:rPr>
+      </w:pPr>
+      <w:r>
+        <w:rPr>
+          <w:rStyle w:val="hljs-keyword"/>
+        </w:rPr>
+        <w:t>class</w:t>
+      </w:r>
+      <w:r>
+        <w:rPr>
+          <w:rStyle w:val="hljs-class"/>
+        </w:rPr>
+        <w:t xml:space="preserve"> </w:t>
+      </w:r>
+      <w:proofErr w:type="gramStart"/>
+      <w:r>
+        <w:rPr>
+          <w:rStyle w:val="hljs-title"/>
+        </w:rPr>
+        <w:t>User</w:t>
+      </w:r>
+      <w:r>
+        <w:rPr>
+          <w:rStyle w:val="hljs-class"/>
+        </w:rPr>
+        <w:t>(</w:t>
+      </w:r>
+      <w:proofErr w:type="spellStart"/>
+      <w:proofErr w:type="gramEnd"/>
+      <w:r>
+        <w:rPr>
           <w:rStyle w:val="hljs-params"/>
         </w:rPr>
         <w:t>BaseModel</w:t>
@@ -11452,14 +11843,24 @@
       <w:r>
         <w:t xml:space="preserve">The </w:t>
       </w:r>
+      <w:proofErr w:type="gramStart"/>
       <w:r>
         <w:rPr>
           <w:rStyle w:val="HTMLCode"/>
         </w:rPr>
         <w:t>type</w:t>
       </w:r>
-      <w:r>
-        <w:t xml:space="preserve"> keyword explicitly tells Python: "This is a type definition, not a variable." It also supports </w:t>
+      <w:proofErr w:type="gramEnd"/>
+      <w:r>
+        <w:t xml:space="preserve"> keyword explicitly tells Python: "This is a </w:t>
+      </w:r>
+      <w:proofErr w:type="gramStart"/>
+      <w:r>
+        <w:t>type</w:t>
+      </w:r>
+      <w:proofErr w:type="gramEnd"/>
+      <w:r>
+        <w:t xml:space="preserve"> definition, not a variable." It also supports </w:t>
       </w:r>
       <w:r>
         <w:rPr>
@@ -11625,199 +12026,208 @@
         <w:rPr>
           <w:rStyle w:val="HTMLCode"/>
         </w:rPr>
-        <w:t>, Field(</w:t>
-      </w:r>
-      <w:proofErr w:type="spellStart"/>
-      <w:r>
-        <w:rPr>
-          <w:rStyle w:val="HTMLCode"/>
-        </w:rPr>
-        <w:t>min_length</w:t>
-      </w:r>
-      <w:proofErr w:type="spellEnd"/>
-      <w:r>
-        <w:rPr>
-          <w:rStyle w:val="HTMLCode"/>
-        </w:rPr>
-        <w:t>=</w:t>
-      </w:r>
-      <w:r>
-        <w:rPr>
-          <w:rStyle w:val="hljs-number"/>
-        </w:rPr>
-        <w:t>3</w:t>
-      </w:r>
-      <w:r>
-        <w:rPr>
-          <w:rStyle w:val="HTMLCode"/>
-        </w:rPr>
         <w:t xml:space="preserve">, </w:t>
       </w:r>
-      <w:proofErr w:type="spellStart"/>
-      <w:r>
-        <w:rPr>
-          <w:rStyle w:val="HTMLCode"/>
-        </w:rPr>
-        <w:t>max_length</w:t>
-      </w:r>
-      <w:proofErr w:type="spellEnd"/>
-      <w:r>
-        <w:rPr>
-          <w:rStyle w:val="HTMLCode"/>
-        </w:rPr>
-        <w:t>=</w:t>
-      </w:r>
-      <w:r>
-        <w:rPr>
-          <w:rStyle w:val="hljs-number"/>
-        </w:rPr>
-        <w:t>20</w:t>
-      </w:r>
-      <w:r>
-        <w:rPr>
-          <w:rStyle w:val="HTMLCode"/>
-        </w:rPr>
-        <w:t>)]</w:t>
-      </w:r>
-    </w:p>
-    <w:p>
-      <w:pPr>
-        <w:pStyle w:val="HTMLPreformatted"/>
-        <w:rPr>
-          <w:rStyle w:val="HTMLCode"/>
-        </w:rPr>
-      </w:pPr>
-    </w:p>
-    <w:p>
-      <w:pPr>
-        <w:pStyle w:val="HTMLPreformatted"/>
-        <w:rPr>
-          <w:rStyle w:val="HTMLCode"/>
-        </w:rPr>
-      </w:pPr>
-      <w:r>
-        <w:rPr>
-          <w:rStyle w:val="hljs-comment"/>
-        </w:rPr>
-        <w:t># Explicit Generic Type Alias (Very powerful!)</w:t>
-      </w:r>
-    </w:p>
-    <w:p>
-      <w:pPr>
-        <w:pStyle w:val="HTMLPreformatted"/>
-        <w:rPr>
-          <w:rStyle w:val="HTMLCode"/>
-        </w:rPr>
-      </w:pPr>
-      <w:r>
-        <w:rPr>
-          <w:rStyle w:val="hljs-builtin"/>
-        </w:rPr>
-        <w:t>type</w:t>
-      </w:r>
-      <w:r>
-        <w:rPr>
-          <w:rStyle w:val="HTMLCode"/>
-        </w:rPr>
-        <w:t xml:space="preserve"> </w:t>
-      </w:r>
-      <w:proofErr w:type="spellStart"/>
-      <w:r>
-        <w:rPr>
-          <w:rStyle w:val="HTMLCode"/>
-        </w:rPr>
-        <w:t>MaxList</w:t>
-      </w:r>
-      <w:proofErr w:type="spellEnd"/>
-      <w:r>
-        <w:rPr>
-          <w:rStyle w:val="HTMLCode"/>
-        </w:rPr>
-        <w:t>[T] = Annotated[</w:t>
-      </w:r>
-      <w:r>
-        <w:rPr>
-          <w:rStyle w:val="hljs-builtin"/>
-        </w:rPr>
-        <w:t>list</w:t>
-      </w:r>
-      <w:r>
-        <w:rPr>
-          <w:rStyle w:val="HTMLCode"/>
-        </w:rPr>
-        <w:t>[T], Field(</w:t>
-      </w:r>
-      <w:proofErr w:type="spellStart"/>
-      <w:r>
-        <w:rPr>
-          <w:rStyle w:val="HTMLCode"/>
-        </w:rPr>
-        <w:t>max_length</w:t>
-      </w:r>
-      <w:proofErr w:type="spellEnd"/>
-      <w:r>
-        <w:rPr>
-          <w:rStyle w:val="HTMLCode"/>
-        </w:rPr>
-        <w:t>=</w:t>
-      </w:r>
-      <w:r>
-        <w:rPr>
-          <w:rStyle w:val="hljs-number"/>
-        </w:rPr>
-        <w:t>5</w:t>
-      </w:r>
-      <w:r>
-        <w:rPr>
-          <w:rStyle w:val="HTMLCode"/>
-        </w:rPr>
-        <w:t>)]</w:t>
-      </w:r>
-    </w:p>
-    <w:p>
-      <w:pPr>
-        <w:pStyle w:val="HTMLPreformatted"/>
-        <w:rPr>
-          <w:rStyle w:val="HTMLCode"/>
-        </w:rPr>
-      </w:pPr>
-    </w:p>
-    <w:p>
-      <w:pPr>
-        <w:pStyle w:val="HTMLPreformatted"/>
-        <w:rPr>
-          <w:rStyle w:val="HTMLCode"/>
-        </w:rPr>
-      </w:pPr>
-      <w:r>
-        <w:rPr>
-          <w:rStyle w:val="hljs-keyword"/>
-        </w:rPr>
-        <w:t>class</w:t>
-      </w:r>
-      <w:r>
-        <w:rPr>
-          <w:rStyle w:val="hljs-class"/>
-        </w:rPr>
-        <w:t xml:space="preserve"> </w:t>
-      </w:r>
       <w:proofErr w:type="gramStart"/>
       <w:r>
         <w:rPr>
-          <w:rStyle w:val="hljs-title"/>
-        </w:rPr>
-        <w:t>Patient</w:t>
-      </w:r>
-      <w:r>
-        <w:rPr>
-          <w:rStyle w:val="hljs-class"/>
-        </w:rPr>
-        <w:t>(</w:t>
+          <w:rStyle w:val="HTMLCode"/>
+        </w:rPr>
+        <w:t>Field(</w:t>
       </w:r>
       <w:proofErr w:type="spellStart"/>
       <w:proofErr w:type="gramEnd"/>
       <w:r>
         <w:rPr>
+          <w:rStyle w:val="HTMLCode"/>
+        </w:rPr>
+        <w:t>min_length</w:t>
+      </w:r>
+      <w:proofErr w:type="spellEnd"/>
+      <w:r>
+        <w:rPr>
+          <w:rStyle w:val="HTMLCode"/>
+        </w:rPr>
+        <w:t>=</w:t>
+      </w:r>
+      <w:r>
+        <w:rPr>
+          <w:rStyle w:val="hljs-number"/>
+        </w:rPr>
+        <w:t>3</w:t>
+      </w:r>
+      <w:r>
+        <w:rPr>
+          <w:rStyle w:val="HTMLCode"/>
+        </w:rPr>
+        <w:t xml:space="preserve">, </w:t>
+      </w:r>
+      <w:proofErr w:type="spellStart"/>
+      <w:r>
+        <w:rPr>
+          <w:rStyle w:val="HTMLCode"/>
+        </w:rPr>
+        <w:t>max_length</w:t>
+      </w:r>
+      <w:proofErr w:type="spellEnd"/>
+      <w:r>
+        <w:rPr>
+          <w:rStyle w:val="HTMLCode"/>
+        </w:rPr>
+        <w:t>=</w:t>
+      </w:r>
+      <w:r>
+        <w:rPr>
+          <w:rStyle w:val="hljs-number"/>
+        </w:rPr>
+        <w:t>20</w:t>
+      </w:r>
+      <w:r>
+        <w:rPr>
+          <w:rStyle w:val="HTMLCode"/>
+        </w:rPr>
+        <w:t>)]</w:t>
+      </w:r>
+    </w:p>
+    <w:p>
+      <w:pPr>
+        <w:pStyle w:val="HTMLPreformatted"/>
+        <w:rPr>
+          <w:rStyle w:val="HTMLCode"/>
+        </w:rPr>
+      </w:pPr>
+    </w:p>
+    <w:p>
+      <w:pPr>
+        <w:pStyle w:val="HTMLPreformatted"/>
+        <w:rPr>
+          <w:rStyle w:val="HTMLCode"/>
+        </w:rPr>
+      </w:pPr>
+      <w:r>
+        <w:rPr>
+          <w:rStyle w:val="hljs-comment"/>
+        </w:rPr>
+        <w:lastRenderedPageBreak/>
+        <w:t># Explicit Generic Type Alias (Very powerful!)</w:t>
+      </w:r>
+    </w:p>
+    <w:p>
+      <w:pPr>
+        <w:pStyle w:val="HTMLPreformatted"/>
+        <w:rPr>
+          <w:rStyle w:val="HTMLCode"/>
+        </w:rPr>
+      </w:pPr>
+      <w:r>
+        <w:rPr>
+          <w:rStyle w:val="hljs-builtin"/>
+        </w:rPr>
+        <w:t>type</w:t>
+      </w:r>
+      <w:r>
+        <w:rPr>
+          <w:rStyle w:val="HTMLCode"/>
+        </w:rPr>
+        <w:t xml:space="preserve"> </w:t>
+      </w:r>
+      <w:proofErr w:type="spellStart"/>
+      <w:r>
+        <w:rPr>
+          <w:rStyle w:val="HTMLCode"/>
+        </w:rPr>
+        <w:t>MaxList</w:t>
+      </w:r>
+      <w:proofErr w:type="spellEnd"/>
+      <w:r>
+        <w:rPr>
+          <w:rStyle w:val="HTMLCode"/>
+        </w:rPr>
+        <w:t>[T] = Annotated[</w:t>
+      </w:r>
+      <w:r>
+        <w:rPr>
+          <w:rStyle w:val="hljs-builtin"/>
+        </w:rPr>
+        <w:t>list</w:t>
+      </w:r>
+      <w:r>
+        <w:rPr>
+          <w:rStyle w:val="HTMLCode"/>
+        </w:rPr>
+        <w:t>[T], Field(</w:t>
+      </w:r>
+      <w:proofErr w:type="spellStart"/>
+      <w:r>
+        <w:rPr>
+          <w:rStyle w:val="HTMLCode"/>
+        </w:rPr>
+        <w:t>max_length</w:t>
+      </w:r>
+      <w:proofErr w:type="spellEnd"/>
+      <w:r>
+        <w:rPr>
+          <w:rStyle w:val="HTMLCode"/>
+        </w:rPr>
+        <w:t>=</w:t>
+      </w:r>
+      <w:r>
+        <w:rPr>
+          <w:rStyle w:val="hljs-number"/>
+        </w:rPr>
+        <w:t>5</w:t>
+      </w:r>
+      <w:r>
+        <w:rPr>
+          <w:rStyle w:val="HTMLCode"/>
+        </w:rPr>
+        <w:t>)]</w:t>
+      </w:r>
+    </w:p>
+    <w:p>
+      <w:pPr>
+        <w:pStyle w:val="HTMLPreformatted"/>
+        <w:rPr>
+          <w:rStyle w:val="HTMLCode"/>
+        </w:rPr>
+      </w:pPr>
+    </w:p>
+    <w:p>
+      <w:pPr>
+        <w:pStyle w:val="HTMLPreformatted"/>
+        <w:rPr>
+          <w:rStyle w:val="HTMLCode"/>
+        </w:rPr>
+      </w:pPr>
+      <w:r>
+        <w:rPr>
+          <w:rStyle w:val="hljs-keyword"/>
+        </w:rPr>
+        <w:t>class</w:t>
+      </w:r>
+      <w:r>
+        <w:rPr>
+          <w:rStyle w:val="hljs-class"/>
+        </w:rPr>
+        <w:t xml:space="preserve"> </w:t>
+      </w:r>
+      <w:proofErr w:type="gramStart"/>
+      <w:r>
+        <w:rPr>
+          <w:rStyle w:val="hljs-title"/>
+        </w:rPr>
+        <w:t>Patient</w:t>
+      </w:r>
+      <w:r>
+        <w:rPr>
+          <w:rStyle w:val="hljs-class"/>
+        </w:rPr>
+        <w:t>(</w:t>
+      </w:r>
+      <w:proofErr w:type="spellStart"/>
+      <w:proofErr w:type="gramEnd"/>
+      <w:r>
+        <w:rPr>
           <w:rStyle w:val="hljs-params"/>
         </w:rPr>
         <w:t>BaseModel</w:t>
@@ -11901,7 +12311,6 @@
         <w:rPr>
           <w:rStyle w:val="HTMLCode"/>
         </w:rPr>
-        <w:lastRenderedPageBreak/>
         <w:t xml:space="preserve">    </w:t>
       </w:r>
     </w:p>
@@ -12831,6 +13240,7 @@
         <w:t xml:space="preserve">, </w:t>
       </w:r>
       <w:proofErr w:type="spellStart"/>
+      <w:proofErr w:type="gramStart"/>
       <w:r>
         <w:rPr>
           <w:rStyle w:val="HTMLCode"/>
@@ -12842,7 +13252,14 @@
         <w:rPr>
           <w:rStyle w:val="HTMLCode"/>
         </w:rPr>
-        <w:t>[]</w:t>
+        <w:t>[</w:t>
+      </w:r>
+      <w:proofErr w:type="gramEnd"/>
+      <w:r>
+        <w:rPr>
+          <w:rStyle w:val="HTMLCode"/>
+        </w:rPr>
+        <w:t>]</w:t>
       </w:r>
       <w:r>
         <w:t xml:space="preserve">, and </w:t>
@@ -12912,6 +13329,7 @@
           <w:b/>
           <w:bCs/>
         </w:rPr>
+        <w:lastRenderedPageBreak/>
         <w:t>Fields:</w:t>
       </w:r>
       <w:r>
@@ -13039,7 +13457,6 @@
                 <w:sz w:val="24"/>
                 <w:szCs w:val="24"/>
               </w:rPr>
-              <w:lastRenderedPageBreak/>
               <w:t>Source</w:t>
             </w:r>
             <w:r>
@@ -13351,13 +13768,41 @@
               </w:rPr>
               <w:t>”</w:t>
             </w:r>
+            <w:proofErr w:type="gramStart"/>
             <w:r>
               <w:rPr>
                 <w:rFonts w:ascii="Courier New" w:eastAsia="Times New Roman" w:hAnsi="Courier New" w:cs="Courier New"/>
                 <w:sz w:val="20"/>
                 <w:szCs w:val="20"/>
               </w:rPr>
-              <w:t>/”y”/”on”/0.1</w:t>
+              <w:t>/”y</w:t>
+            </w:r>
+            <w:proofErr w:type="gramEnd"/>
+            <w:r>
+              <w:rPr>
+                <w:rFonts w:ascii="Courier New" w:eastAsia="Times New Roman" w:hAnsi="Courier New" w:cs="Courier New"/>
+                <w:sz w:val="20"/>
+                <w:szCs w:val="20"/>
+              </w:rPr>
+              <w:t>”</w:t>
+            </w:r>
+            <w:proofErr w:type="gramStart"/>
+            <w:r>
+              <w:rPr>
+                <w:rFonts w:ascii="Courier New" w:eastAsia="Times New Roman" w:hAnsi="Courier New" w:cs="Courier New"/>
+                <w:sz w:val="20"/>
+                <w:szCs w:val="20"/>
+              </w:rPr>
+              <w:t>/”on</w:t>
+            </w:r>
+            <w:proofErr w:type="gramEnd"/>
+            <w:r>
+              <w:rPr>
+                <w:rFonts w:ascii="Courier New" w:eastAsia="Times New Roman" w:hAnsi="Courier New" w:cs="Courier New"/>
+                <w:sz w:val="20"/>
+                <w:szCs w:val="20"/>
+              </w:rPr>
+              <w:t>”/0.1</w:t>
             </w:r>
             <w:r>
               <w:rPr>
@@ -13616,13 +14061,23 @@
                 <w:szCs w:val="24"/>
               </w:rPr>
             </w:pPr>
-            <w:r>
-              <w:rPr>
-                <w:rFonts w:ascii="Times New Roman" w:eastAsia="Times New Roman" w:hAnsi="Times New Roman" w:cs="Times New Roman"/>
-                <w:sz w:val="24"/>
-                <w:szCs w:val="24"/>
-              </w:rPr>
-              <w:t>str → Enum</w:t>
+            <w:proofErr w:type="gramStart"/>
+            <w:r>
+              <w:rPr>
+                <w:rFonts w:ascii="Times New Roman" w:eastAsia="Times New Roman" w:hAnsi="Times New Roman" w:cs="Times New Roman"/>
+                <w:sz w:val="24"/>
+                <w:szCs w:val="24"/>
+              </w:rPr>
+              <w:t>str →</w:t>
+            </w:r>
+            <w:proofErr w:type="gramEnd"/>
+            <w:r>
+              <w:rPr>
+                <w:rFonts w:ascii="Times New Roman" w:eastAsia="Times New Roman" w:hAnsi="Times New Roman" w:cs="Times New Roman"/>
+                <w:sz w:val="24"/>
+                <w:szCs w:val="24"/>
+              </w:rPr>
+              <w:t xml:space="preserve"> Enum</w:t>
             </w:r>
           </w:p>
         </w:tc>
@@ -13766,7 +14221,23 @@
           <w:b/>
           <w:bCs/>
         </w:rPr>
-        <w:t xml:space="preserve"> does NOT auto-convert</w:t>
+        <w:t xml:space="preserve"> </w:t>
+      </w:r>
+      <w:proofErr w:type="gramStart"/>
+      <w:r>
+        <w:rPr>
+          <w:b/>
+          <w:bCs/>
+        </w:rPr>
+        <w:t>does</w:t>
+      </w:r>
+      <w:proofErr w:type="gramEnd"/>
+      <w:r>
+        <w:rPr>
+          <w:b/>
+          <w:bCs/>
+        </w:rPr>
+        <w:t xml:space="preserve"> NOT auto-convert</w:t>
       </w:r>
     </w:p>
     <w:p>
@@ -13883,15 +14354,7 @@
     </w:p>
     <w:p>
       <w:r>
-        <w:t>(</w:t>
-      </w:r>
-      <w:proofErr w:type="gramStart"/>
-      <w:r>
-        <w:t>e.g.</w:t>
-      </w:r>
-      <w:proofErr w:type="gramEnd"/>
-      <w:r>
-        <w:t xml:space="preserve"> "maybe" → bool)</w:t>
+        <w:t>(e.g. "maybe" → bool)</w:t>
       </w:r>
     </w:p>
     <w:p>
@@ -14078,7 +14541,25 @@
                 <w:sz w:val="20"/>
                 <w:szCs w:val="20"/>
               </w:rPr>
-              <w:t>{"x": "10"})</w:t>
+              <w:t>{"x": "</w:t>
+            </w:r>
+            <w:proofErr w:type="gramStart"/>
+            <w:r>
+              <w:rPr>
+                <w:rFonts w:ascii="Courier New" w:eastAsia="Times New Roman" w:hAnsi="Courier New" w:cs="Courier New"/>
+                <w:sz w:val="20"/>
+                <w:szCs w:val="20"/>
+              </w:rPr>
+              <w:t>10"}</w:t>
+            </w:r>
+            <w:proofErr w:type="gramEnd"/>
+            <w:r>
+              <w:rPr>
+                <w:rFonts w:ascii="Courier New" w:eastAsia="Times New Roman" w:hAnsi="Courier New" w:cs="Courier New"/>
+                <w:sz w:val="20"/>
+                <w:szCs w:val="20"/>
+              </w:rPr>
+              <w:t>)</w:t>
             </w:r>
           </w:p>
         </w:tc>
@@ -14424,6 +14905,7 @@
     </w:p>
     <w:p>
       <w:r>
+        <w:lastRenderedPageBreak/>
         <w:t xml:space="preserve">    # OR below Annotated - recommended for </w:t>
       </w:r>
       <w:proofErr w:type="spellStart"/>
@@ -14453,11 +14935,19 @@
     </w:p>
     <w:p>
       <w:r>
-        <w:t xml:space="preserve">    # Annotated [ </w:t>
+        <w:t xml:space="preserve">    </w:t>
+      </w:r>
+      <w:proofErr w:type="gramStart"/>
+      <w:r>
+        <w:t xml:space="preserve"># Annotated [ </w:t>
       </w:r>
       <w:proofErr w:type="spellStart"/>
       <w:r>
-        <w:t>data_type</w:t>
+        <w:t>data</w:t>
+      </w:r>
+      <w:proofErr w:type="gramEnd"/>
+      <w:r>
+        <w:t>_type</w:t>
       </w:r>
       <w:proofErr w:type="spellEnd"/>
       <w:r>
@@ -14499,7 +14989,6 @@
           <w:sz w:val="24"/>
           <w:szCs w:val="24"/>
         </w:rPr>
-        <w:lastRenderedPageBreak/>
         <w:t></w:t>
       </w:r>
       <w:r>
@@ -14719,9 +15208,9 @@
           <w:sz w:val="20"/>
           <w:szCs w:val="20"/>
         </w:rPr>
-        <w:t xml:space="preserve">int | str]       # list of </w:t>
-      </w:r>
-      <w:proofErr w:type="spellStart"/>
+        <w:t xml:space="preserve">int | </w:t>
+      </w:r>
+      <w:proofErr w:type="gramStart"/>
       <w:r>
         <w:rPr>
           <w:rFonts w:ascii="Courier New" w:hAnsi="Courier New" w:cs="Courier New"/>
@@ -14730,9 +15219,9 @@
           <w:sz w:val="20"/>
           <w:szCs w:val="20"/>
         </w:rPr>
-        <w:t>ints</w:t>
-      </w:r>
-      <w:proofErr w:type="spellEnd"/>
+        <w:t xml:space="preserve">str]   </w:t>
+      </w:r>
+      <w:proofErr w:type="gramEnd"/>
       <w:r>
         <w:rPr>
           <w:rFonts w:ascii="Courier New" w:hAnsi="Courier New" w:cs="Courier New"/>
@@ -14741,6 +15230,28 @@
           <w:sz w:val="20"/>
           <w:szCs w:val="20"/>
         </w:rPr>
+        <w:t xml:space="preserve">    # list of </w:t>
+      </w:r>
+      <w:proofErr w:type="spellStart"/>
+      <w:r>
+        <w:rPr>
+          <w:rFonts w:ascii="Courier New" w:hAnsi="Courier New" w:cs="Courier New"/>
+          <w:b/>
+          <w:bCs/>
+          <w:sz w:val="20"/>
+          <w:szCs w:val="20"/>
+        </w:rPr>
+        <w:t>ints</w:t>
+      </w:r>
+      <w:proofErr w:type="spellEnd"/>
+      <w:r>
+        <w:rPr>
+          <w:rFonts w:ascii="Courier New" w:hAnsi="Courier New" w:cs="Courier New"/>
+          <w:b/>
+          <w:bCs/>
+          <w:sz w:val="20"/>
+          <w:szCs w:val="20"/>
+        </w:rPr>
         <w:t xml:space="preserve"> OR strings</w:t>
       </w:r>
     </w:p>
@@ -14875,13 +15386,23 @@
           <w:szCs w:val="24"/>
         </w:rPr>
       </w:pPr>
+      <w:proofErr w:type="gramStart"/>
       <w:r>
         <w:rPr>
           <w:rFonts w:ascii="Courier New" w:eastAsia="Times New Roman" w:hAnsi="Courier New" w:cs="Courier New"/>
           <w:sz w:val="20"/>
           <w:szCs w:val="20"/>
         </w:rPr>
-        <w:t>@field_</w:t>
+        <w:t>@field</w:t>
+      </w:r>
+      <w:proofErr w:type="gramEnd"/>
+      <w:r>
+        <w:rPr>
+          <w:rFonts w:ascii="Courier New" w:eastAsia="Times New Roman" w:hAnsi="Courier New" w:cs="Courier New"/>
+          <w:sz w:val="20"/>
+          <w:szCs w:val="20"/>
+        </w:rPr>
+        <w:t>_</w:t>
       </w:r>
       <w:proofErr w:type="gramStart"/>
       <w:r>
@@ -14943,7 +15464,25 @@
           <w:sz w:val="24"/>
           <w:szCs w:val="24"/>
         </w:rPr>
-        <w:t xml:space="preserve"> parses it (this is the default).</w:t>
+        <w:t xml:space="preserve"> </w:t>
+      </w:r>
+      <w:proofErr w:type="gramStart"/>
+      <w:r>
+        <w:rPr>
+          <w:rFonts w:ascii="Times New Roman" w:eastAsia="Times New Roman" w:hAnsi="Times New Roman" w:cs="Times New Roman"/>
+          <w:sz w:val="24"/>
+          <w:szCs w:val="24"/>
+        </w:rPr>
+        <w:t>parses</w:t>
+      </w:r>
+      <w:proofErr w:type="gramEnd"/>
+      <w:r>
+        <w:rPr>
+          <w:rFonts w:ascii="Times New Roman" w:eastAsia="Times New Roman" w:hAnsi="Times New Roman" w:cs="Times New Roman"/>
+          <w:sz w:val="24"/>
+          <w:szCs w:val="24"/>
+        </w:rPr>
+        <w:t xml:space="preserve"> it (this is the default).</w:t>
       </w:r>
     </w:p>
     <w:p>
@@ -15609,14 +16148,45 @@
         <w:t xml:space="preserve"> # Now 'name' is automatically uppercased!</w:t>
       </w:r>
     </w:p>
-    <w:p/>
-    <w:p>
-      <w:r>
-        <w:t>---</w:t>
-      </w:r>
-    </w:p>
-    <w:p>
-      <w:pPr>
+    <w:p>
+      <w:pPr>
+        <w:rPr>
+          <w:rFonts w:ascii="Courier New" w:eastAsia="Times New Roman" w:hAnsi="Courier New" w:cs="Courier New"/>
+          <w:sz w:val="20"/>
+          <w:szCs w:val="20"/>
+        </w:rPr>
+      </w:pPr>
+      <w:r>
+        <w:rPr>
+          <w:rFonts w:ascii="Courier New" w:eastAsia="Times New Roman" w:hAnsi="Courier New" w:cs="Courier New"/>
+          <w:sz w:val="20"/>
+          <w:szCs w:val="20"/>
+        </w:rPr>
+        <w:lastRenderedPageBreak/>
+        <w:br w:type="page"/>
+      </w:r>
+    </w:p>
+    <w:p>
+      <w:pPr>
+        <w:tabs>
+          <w:tab w:val="left" w:pos="916"/>
+          <w:tab w:val="left" w:pos="1832"/>
+          <w:tab w:val="left" w:pos="2748"/>
+          <w:tab w:val="left" w:pos="3664"/>
+          <w:tab w:val="left" w:pos="4580"/>
+          <w:tab w:val="left" w:pos="5496"/>
+          <w:tab w:val="left" w:pos="6412"/>
+          <w:tab w:val="left" w:pos="7328"/>
+          <w:tab w:val="left" w:pos="8244"/>
+          <w:tab w:val="left" w:pos="9160"/>
+          <w:tab w:val="left" w:pos="10076"/>
+          <w:tab w:val="left" w:pos="10992"/>
+          <w:tab w:val="left" w:pos="11908"/>
+          <w:tab w:val="left" w:pos="12824"/>
+          <w:tab w:val="left" w:pos="13740"/>
+          <w:tab w:val="left" w:pos="14656"/>
+        </w:tabs>
+        <w:spacing w:after="0" w:line="240" w:lineRule="auto"/>
         <w:rPr>
           <w:sz w:val="32"/>
           <w:szCs w:val="32"/>
@@ -15628,6 +16198,7 @@
           <w:szCs w:val="32"/>
           <w:highlight w:val="yellow"/>
         </w:rPr>
+        <w:lastRenderedPageBreak/>
         <w:t xml:space="preserve">Here's the </w:t>
       </w:r>
       <w:r>
@@ -15649,12 +16220,19 @@
       </w:r>
     </w:p>
     <w:p>
-      <w:r>
-        <w:lastRenderedPageBreak/>
+      <w:pPr>
+        <w:pBdr>
+          <w:bottom w:val="double" w:sz="6" w:space="1" w:color="auto"/>
+        </w:pBdr>
+      </w:pPr>
+      <w:r>
+        <w:rPr>
+          <w:noProof/>
+        </w:rPr>
         <w:drawing>
-          <wp:inline distT="0" distB="0" distL="0" distR="0" wp14:anchorId="2F196E44" wp14:editId="654C4D52">
-            <wp:extent cx="4474548" cy="4094018"/>
-            <wp:effectExtent l="0" t="0" r="2540" b="1905"/>
+          <wp:inline distT="0" distB="0" distL="0" distR="0" wp14:anchorId="2F196E44" wp14:editId="7B46C29D">
+            <wp:extent cx="4471035" cy="3680038"/>
+            <wp:effectExtent l="0" t="0" r="5715" b="0"/>
             <wp:docPr id="1" name="Picture 1"/>
             <wp:cNvGraphicFramePr>
               <a:graphicFrameLocks xmlns:a="http://schemas.openxmlformats.org/drawingml/2006/main" noChangeAspect="1"/>
@@ -15675,7 +16253,7 @@
                   <pic:spPr>
                     <a:xfrm>
                       <a:off x="0" y="0"/>
-                      <a:ext cx="4497132" cy="4114681"/>
+                      <a:ext cx="4501986" cy="3705513"/>
                     </a:xfrm>
                     <a:prstGeom prst="rect">
                       <a:avLst/>
@@ -15687,9 +16265,10 @@
           </wp:inline>
         </w:drawing>
       </w:r>
-    </w:p>
-    <w:p>
-      <w:r>
+      <w:r>
+        <w:rPr>
+          <w:noProof/>
+        </w:rPr>
         <w:drawing>
           <wp:inline distT="0" distB="0" distL="0" distR="0" wp14:anchorId="52E38B63" wp14:editId="65D11465">
             <wp:extent cx="4471406" cy="3969327"/>
@@ -15727,6 +16306,7 @@
         </w:drawing>
       </w:r>
     </w:p>
+    <w:p/>
     <w:sectPr>
       <w:pgSz w:w="12240" w:h="15840"/>
       <w:pgMar w:top="1440" w:right="1440" w:bottom="1440" w:left="1440" w:header="720" w:footer="720" w:gutter="0"/>
@@ -15738,7 +16318,7 @@
 </file>
 
 <file path=word/numbering.xml><?xml version="1.0" encoding="utf-8"?>
-<w:numbering xmlns:wpc="http://schemas.microsoft.com/office/word/2010/wordprocessingCanvas" xmlns:cx="http://schemas.microsoft.com/office/drawing/2014/chartex" xmlns:cx1="http://schemas.microsoft.com/office/drawing/2015/9/8/chartex" xmlns:cx2="http://schemas.microsoft.com/office/drawing/2015/10/21/chartex" xmlns:cx3="http://schemas.microsoft.com/office/drawing/2016/5/9/chartex" xmlns:cx4="http://schemas.microsoft.com/office/drawing/2016/5/10/chartex" xmlns:cx5="http://schemas.microsoft.com/office/drawing/2016/5/11/chartex" xmlns:cx6="http://schemas.microsoft.com/office/drawing/2016/5/12/chartex" xmlns:cx7="http://schemas.microsoft.com/office/drawing/2016/5/13/chartex" xmlns:cx8="http://schemas.microsoft.com/office/drawing/2016/5/14/chartex" xmlns:mc="http://schemas.openxmlformats.org/markup-compatibility/2006" xmlns:aink="http://schemas.microsoft.com/office/drawing/2016/ink" xmlns:am3d="http://schemas.microsoft.com/office/drawing/2017/model3d" xmlns:o="urn:schemas-microsoft-com:office:office" xmlns:r="http://schemas.openxmlformats.org/officeDocument/2006/relationships" xmlns:m="http://schemas.openxmlformats.org/officeDocument/2006/math" xmlns:v="urn:schemas-microsoft-com:vml" xmlns:wp14="http://schemas.microsoft.com/office/word/2010/wordprocessingDrawing" xmlns:wp="http://schemas.openxmlformats.org/drawingml/2006/wordprocessingDrawing" xmlns:w10="urn:schemas-microsoft-com:office:word" xmlns:w="http://schemas.openxmlformats.org/wordprocessingml/2006/main" xmlns:w14="http://schemas.microsoft.com/office/word/2010/wordml" xmlns:w15="http://schemas.microsoft.com/office/word/2012/wordml" xmlns:w16cex="http://schemas.microsoft.com/office/word/2018/wordml/cex" xmlns:w16cid="http://schemas.microsoft.com/office/word/2016/wordml/cid" xmlns:w16="http://schemas.microsoft.com/office/word/2018/wordml" xmlns:w16sdtdh="http://schemas.microsoft.com/office/word/2020/wordml/sdtdatahash" xmlns:w16se="http://schemas.microsoft.com/office/word/2015/wordml/symex" xmlns:wpg="http://schemas.microsoft.com/office/word/2010/wordprocessingGroup" xmlns:wpi="http://schemas.microsoft.com/office/word/2010/wordprocessingInk" xmlns:wne="http://schemas.microsoft.com/office/word/2006/wordml" xmlns:wps="http://schemas.microsoft.com/office/word/2010/wordprocessingShape" mc:Ignorable="w14 w15 w16se w16cid w16 w16cex w16sdtdh wp14">
+<w:numbering xmlns:wpc="http://schemas.microsoft.com/office/word/2010/wordprocessingCanvas" xmlns:cx="http://schemas.microsoft.com/office/drawing/2014/chartex" xmlns:cx1="http://schemas.microsoft.com/office/drawing/2015/9/8/chartex" xmlns:cx2="http://schemas.microsoft.com/office/drawing/2015/10/21/chartex" xmlns:cx3="http://schemas.microsoft.com/office/drawing/2016/5/9/chartex" xmlns:cx4="http://schemas.microsoft.com/office/drawing/2016/5/10/chartex" xmlns:cx5="http://schemas.microsoft.com/office/drawing/2016/5/11/chartex" xmlns:cx6="http://schemas.microsoft.com/office/drawing/2016/5/12/chartex" xmlns:cx7="http://schemas.microsoft.com/office/drawing/2016/5/13/chartex" xmlns:cx8="http://schemas.microsoft.com/office/drawing/2016/5/14/chartex" xmlns:mc="http://schemas.openxmlformats.org/markup-compatibility/2006" xmlns:aink="http://schemas.microsoft.com/office/drawing/2016/ink" xmlns:am3d="http://schemas.microsoft.com/office/drawing/2017/model3d" xmlns:o="urn:schemas-microsoft-com:office:office" xmlns:oel="http://schemas.microsoft.com/office/2019/extlst" xmlns:r="http://schemas.openxmlformats.org/officeDocument/2006/relationships" xmlns:m="http://schemas.openxmlformats.org/officeDocument/2006/math" xmlns:v="urn:schemas-microsoft-com:vml" xmlns:wp14="http://schemas.microsoft.com/office/word/2010/wordprocessingDrawing" xmlns:wp="http://schemas.openxmlformats.org/drawingml/2006/wordprocessingDrawing" xmlns:w10="urn:schemas-microsoft-com:office:word" xmlns:w="http://schemas.openxmlformats.org/wordprocessingml/2006/main" xmlns:w14="http://schemas.microsoft.com/office/word/2010/wordml" xmlns:w15="http://schemas.microsoft.com/office/word/2012/wordml" xmlns:w16cex="http://schemas.microsoft.com/office/word/2018/wordml/cex" xmlns:w16cid="http://schemas.microsoft.com/office/word/2016/wordml/cid" xmlns:w16="http://schemas.microsoft.com/office/word/2018/wordml" xmlns:w16du="http://schemas.microsoft.com/office/word/2023/wordml/word16du" xmlns:w16sdtdh="http://schemas.microsoft.com/office/word/2020/wordml/sdtdatahash" xmlns:w16sdtfl="http://schemas.microsoft.com/office/word/2024/wordml/sdtformatlock" xmlns:w16se="http://schemas.microsoft.com/office/word/2015/wordml/symex" xmlns:wpg="http://schemas.microsoft.com/office/word/2010/wordprocessingGroup" xmlns:wpi="http://schemas.microsoft.com/office/word/2010/wordprocessingInk" xmlns:wne="http://schemas.microsoft.com/office/word/2006/wordml" xmlns:wps="http://schemas.microsoft.com/office/word/2010/wordprocessingShape" mc:Ignorable="w14 w15 w16se w16cid w16 w16cex w16sdtdh w16sdtfl w16du wp14">
   <w:abstractNum w:abstractNumId="0" w15:restartNumberingAfterBreak="0">
     <w:nsid w:val="212417AC"/>
     <w:multiLevelType w:val="multilevel"/>
@@ -17016,38 +17596,38 @@
       </w:rPr>
     </w:lvl>
   </w:abstractNum>
-  <w:num w:numId="1">
+  <w:num w:numId="1" w16cid:durableId="580527208">
     <w:abstractNumId w:val="8"/>
   </w:num>
-  <w:num w:numId="2">
+  <w:num w:numId="2" w16cid:durableId="618606910">
     <w:abstractNumId w:val="6"/>
   </w:num>
-  <w:num w:numId="3">
+  <w:num w:numId="3" w16cid:durableId="1363243576">
     <w:abstractNumId w:val="4"/>
   </w:num>
-  <w:num w:numId="4">
+  <w:num w:numId="4" w16cid:durableId="163595287">
     <w:abstractNumId w:val="5"/>
   </w:num>
-  <w:num w:numId="5">
+  <w:num w:numId="5" w16cid:durableId="1785803088">
     <w:abstractNumId w:val="7"/>
   </w:num>
-  <w:num w:numId="6">
+  <w:num w:numId="6" w16cid:durableId="565918903">
     <w:abstractNumId w:val="2"/>
   </w:num>
-  <w:num w:numId="7">
+  <w:num w:numId="7" w16cid:durableId="1714116514">
     <w:abstractNumId w:val="3"/>
   </w:num>
-  <w:num w:numId="8">
+  <w:num w:numId="8" w16cid:durableId="985745641">
     <w:abstractNumId w:val="0"/>
   </w:num>
-  <w:num w:numId="9">
+  <w:num w:numId="9" w16cid:durableId="349063425">
     <w:abstractNumId w:val="1"/>
   </w:num>
 </w:numbering>
 </file>
 
 <file path=word/styles.xml><?xml version="1.0" encoding="utf-8"?>
-<w:styles xmlns:mc="http://schemas.openxmlformats.org/markup-compatibility/2006" xmlns:r="http://schemas.openxmlformats.org/officeDocument/2006/relationships" xmlns:w="http://schemas.openxmlformats.org/wordprocessingml/2006/main" xmlns:w14="http://schemas.microsoft.com/office/word/2010/wordml" xmlns:w15="http://schemas.microsoft.com/office/word/2012/wordml" xmlns:w16cex="http://schemas.microsoft.com/office/word/2018/wordml/cex" xmlns:w16cid="http://schemas.microsoft.com/office/word/2016/wordml/cid" xmlns:w16="http://schemas.microsoft.com/office/word/2018/wordml" xmlns:w16sdtdh="http://schemas.microsoft.com/office/word/2020/wordml/sdtdatahash" xmlns:w16se="http://schemas.microsoft.com/office/word/2015/wordml/symex" mc:Ignorable="w14 w15 w16se w16cid w16 w16cex w16sdtdh">
+<w:styles xmlns:mc="http://schemas.openxmlformats.org/markup-compatibility/2006" xmlns:r="http://schemas.openxmlformats.org/officeDocument/2006/relationships" xmlns:w="http://schemas.openxmlformats.org/wordprocessingml/2006/main" xmlns:w14="http://schemas.microsoft.com/office/word/2010/wordml" xmlns:w15="http://schemas.microsoft.com/office/word/2012/wordml" xmlns:w16cex="http://schemas.microsoft.com/office/word/2018/wordml/cex" xmlns:w16cid="http://schemas.microsoft.com/office/word/2016/wordml/cid" xmlns:w16="http://schemas.microsoft.com/office/word/2018/wordml" xmlns:w16du="http://schemas.microsoft.com/office/word/2023/wordml/word16du" xmlns:w16sdtdh="http://schemas.microsoft.com/office/word/2020/wordml/sdtdatahash" xmlns:w16sdtfl="http://schemas.microsoft.com/office/word/2024/wordml/sdtformatlock" xmlns:w16se="http://schemas.microsoft.com/office/word/2015/wordml/symex" mc:Ignorable="w14 w15 w16se w16cid w16 w16cex w16sdtdh w16sdtfl w16du">
   <w:docDefaults>
     <w:rPrDefault>
       <w:rPr>
@@ -17534,7 +18114,6 @@
   <w:style w:type="character" w:default="1" w:styleId="DefaultParagraphFont">
     <w:name w:val="Default Paragraph Font"/>
     <w:uiPriority w:val="1"/>
-    <w:semiHidden/>
     <w:unhideWhenUsed/>
   </w:style>
   <w:style w:type="table" w:default="1" w:styleId="TableNormal">
@@ -17903,6 +18482,341 @@
     <w:basedOn w:val="DefaultParagraphFont"/>
     <w:rsid w:val="00CC6644"/>
   </w:style>
+  <w:style w:type="table" w:styleId="GridTable4">
+    <w:name w:val="Grid Table 4"/>
+    <w:basedOn w:val="TableNormal"/>
+    <w:uiPriority w:val="49"/>
+    <w:rsid w:val="00B34060"/>
+    <w:pPr>
+      <w:spacing w:after="0" w:line="240" w:lineRule="auto"/>
+    </w:pPr>
+    <w:tblPr>
+      <w:tblStyleRowBandSize w:val="1"/>
+      <w:tblStyleColBandSize w:val="1"/>
+      <w:tblBorders>
+        <w:top w:val="single" w:sz="4" w:space="0" w:color="666666" w:themeColor="text1" w:themeTint="99"/>
+        <w:left w:val="single" w:sz="4" w:space="0" w:color="666666" w:themeColor="text1" w:themeTint="99"/>
+        <w:bottom w:val="single" w:sz="4" w:space="0" w:color="666666" w:themeColor="text1" w:themeTint="99"/>
+        <w:right w:val="single" w:sz="4" w:space="0" w:color="666666" w:themeColor="text1" w:themeTint="99"/>
+        <w:insideH w:val="single" w:sz="4" w:space="0" w:color="666666" w:themeColor="text1" w:themeTint="99"/>
+        <w:insideV w:val="single" w:sz="4" w:space="0" w:color="666666" w:themeColor="text1" w:themeTint="99"/>
+      </w:tblBorders>
+    </w:tblPr>
+    <w:tblStylePr w:type="firstRow">
+      <w:rPr>
+        <w:b/>
+        <w:bCs/>
+        <w:color w:val="FFFFFF" w:themeColor="background1"/>
+      </w:rPr>
+      <w:tblPr/>
+      <w:tcPr>
+        <w:tcBorders>
+          <w:top w:val="single" w:sz="4" w:space="0" w:color="000000" w:themeColor="text1"/>
+          <w:left w:val="single" w:sz="4" w:space="0" w:color="000000" w:themeColor="text1"/>
+          <w:bottom w:val="single" w:sz="4" w:space="0" w:color="000000" w:themeColor="text1"/>
+          <w:right w:val="single" w:sz="4" w:space="0" w:color="000000" w:themeColor="text1"/>
+          <w:insideH w:val="nil"/>
+          <w:insideV w:val="nil"/>
+        </w:tcBorders>
+        <w:shd w:val="clear" w:color="auto" w:fill="000000" w:themeFill="text1"/>
+      </w:tcPr>
+    </w:tblStylePr>
+    <w:tblStylePr w:type="lastRow">
+      <w:rPr>
+        <w:b/>
+        <w:bCs/>
+      </w:rPr>
+      <w:tblPr/>
+      <w:tcPr>
+        <w:tcBorders>
+          <w:top w:val="double" w:sz="4" w:space="0" w:color="000000" w:themeColor="text1"/>
+        </w:tcBorders>
+      </w:tcPr>
+    </w:tblStylePr>
+    <w:tblStylePr w:type="firstCol">
+      <w:rPr>
+        <w:b/>
+        <w:bCs/>
+      </w:rPr>
+    </w:tblStylePr>
+    <w:tblStylePr w:type="lastCol">
+      <w:rPr>
+        <w:b/>
+        <w:bCs/>
+      </w:rPr>
+    </w:tblStylePr>
+    <w:tblStylePr w:type="band1Vert">
+      <w:tblPr/>
+      <w:tcPr>
+        <w:shd w:val="clear" w:color="auto" w:fill="CCCCCC" w:themeFill="text1" w:themeFillTint="33"/>
+      </w:tcPr>
+    </w:tblStylePr>
+    <w:tblStylePr w:type="band1Horz">
+      <w:tblPr/>
+      <w:tcPr>
+        <w:shd w:val="clear" w:color="auto" w:fill="CCCCCC" w:themeFill="text1" w:themeFillTint="33"/>
+      </w:tcPr>
+    </w:tblStylePr>
+  </w:style>
+  <w:style w:type="table" w:styleId="PlainTable5">
+    <w:name w:val="Plain Table 5"/>
+    <w:basedOn w:val="TableNormal"/>
+    <w:uiPriority w:val="45"/>
+    <w:rsid w:val="00B34060"/>
+    <w:pPr>
+      <w:spacing w:after="0" w:line="240" w:lineRule="auto"/>
+    </w:pPr>
+    <w:tblPr>
+      <w:tblStyleRowBandSize w:val="1"/>
+      <w:tblStyleColBandSize w:val="1"/>
+    </w:tblPr>
+    <w:tblStylePr w:type="firstRow">
+      <w:rPr>
+        <w:rFonts w:asciiTheme="majorHAnsi" w:eastAsiaTheme="majorEastAsia" w:hAnsiTheme="majorHAnsi" w:cstheme="majorBidi"/>
+        <w:i/>
+        <w:iCs/>
+        <w:sz w:val="26"/>
+      </w:rPr>
+      <w:tblPr/>
+      <w:tcPr>
+        <w:tcBorders>
+          <w:bottom w:val="single" w:sz="4" w:space="0" w:color="7F7F7F" w:themeColor="text1" w:themeTint="80"/>
+        </w:tcBorders>
+        <w:shd w:val="clear" w:color="auto" w:fill="FFFFFF" w:themeFill="background1"/>
+      </w:tcPr>
+    </w:tblStylePr>
+    <w:tblStylePr w:type="lastRow">
+      <w:rPr>
+        <w:rFonts w:asciiTheme="majorHAnsi" w:eastAsiaTheme="majorEastAsia" w:hAnsiTheme="majorHAnsi" w:cstheme="majorBidi"/>
+        <w:i/>
+        <w:iCs/>
+        <w:sz w:val="26"/>
+      </w:rPr>
+      <w:tblPr/>
+      <w:tcPr>
+        <w:tcBorders>
+          <w:top w:val="single" w:sz="4" w:space="0" w:color="7F7F7F" w:themeColor="text1" w:themeTint="80"/>
+        </w:tcBorders>
+        <w:shd w:val="clear" w:color="auto" w:fill="FFFFFF" w:themeFill="background1"/>
+      </w:tcPr>
+    </w:tblStylePr>
+    <w:tblStylePr w:type="firstCol">
+      <w:pPr>
+        <w:jc w:val="right"/>
+      </w:pPr>
+      <w:rPr>
+        <w:rFonts w:asciiTheme="majorHAnsi" w:eastAsiaTheme="majorEastAsia" w:hAnsiTheme="majorHAnsi" w:cstheme="majorBidi"/>
+        <w:i/>
+        <w:iCs/>
+        <w:sz w:val="26"/>
+      </w:rPr>
+      <w:tblPr/>
+      <w:tcPr>
+        <w:tcBorders>
+          <w:right w:val="single" w:sz="4" w:space="0" w:color="7F7F7F" w:themeColor="text1" w:themeTint="80"/>
+        </w:tcBorders>
+        <w:shd w:val="clear" w:color="auto" w:fill="FFFFFF" w:themeFill="background1"/>
+      </w:tcPr>
+    </w:tblStylePr>
+    <w:tblStylePr w:type="lastCol">
+      <w:rPr>
+        <w:rFonts w:asciiTheme="majorHAnsi" w:eastAsiaTheme="majorEastAsia" w:hAnsiTheme="majorHAnsi" w:cstheme="majorBidi"/>
+        <w:i/>
+        <w:iCs/>
+        <w:sz w:val="26"/>
+      </w:rPr>
+      <w:tblPr/>
+      <w:tcPr>
+        <w:tcBorders>
+          <w:left w:val="single" w:sz="4" w:space="0" w:color="7F7F7F" w:themeColor="text1" w:themeTint="80"/>
+        </w:tcBorders>
+        <w:shd w:val="clear" w:color="auto" w:fill="FFFFFF" w:themeFill="background1"/>
+      </w:tcPr>
+    </w:tblStylePr>
+    <w:tblStylePr w:type="band1Vert">
+      <w:tblPr/>
+      <w:tcPr>
+        <w:shd w:val="clear" w:color="auto" w:fill="F2F2F2" w:themeFill="background1" w:themeFillShade="F2"/>
+      </w:tcPr>
+    </w:tblStylePr>
+    <w:tblStylePr w:type="band1Horz">
+      <w:tblPr/>
+      <w:tcPr>
+        <w:shd w:val="clear" w:color="auto" w:fill="F2F2F2" w:themeFill="background1" w:themeFillShade="F2"/>
+      </w:tcPr>
+    </w:tblStylePr>
+    <w:tblStylePr w:type="neCell">
+      <w:tblPr/>
+      <w:tcPr>
+        <w:tcBorders>
+          <w:left w:val="nil"/>
+        </w:tcBorders>
+      </w:tcPr>
+    </w:tblStylePr>
+    <w:tblStylePr w:type="nwCell">
+      <w:tblPr/>
+      <w:tcPr>
+        <w:tcBorders>
+          <w:right w:val="nil"/>
+        </w:tcBorders>
+      </w:tcPr>
+    </w:tblStylePr>
+    <w:tblStylePr w:type="seCell">
+      <w:tblPr/>
+      <w:tcPr>
+        <w:tcBorders>
+          <w:left w:val="nil"/>
+        </w:tcBorders>
+      </w:tcPr>
+    </w:tblStylePr>
+    <w:tblStylePr w:type="swCell">
+      <w:tblPr/>
+      <w:tcPr>
+        <w:tcBorders>
+          <w:right w:val="nil"/>
+        </w:tcBorders>
+      </w:tcPr>
+    </w:tblStylePr>
+  </w:style>
+  <w:style w:type="table" w:styleId="GridTable4-Accent5">
+    <w:name w:val="Grid Table 4 Accent 5"/>
+    <w:basedOn w:val="TableNormal"/>
+    <w:uiPriority w:val="49"/>
+    <w:rsid w:val="0040229E"/>
+    <w:pPr>
+      <w:spacing w:after="0" w:line="240" w:lineRule="auto"/>
+    </w:pPr>
+    <w:tblPr>
+      <w:tblStyleRowBandSize w:val="1"/>
+      <w:tblStyleColBandSize w:val="1"/>
+      <w:tblBorders>
+        <w:top w:val="single" w:sz="4" w:space="0" w:color="9CC2E5" w:themeColor="accent5" w:themeTint="99"/>
+        <w:left w:val="single" w:sz="4" w:space="0" w:color="9CC2E5" w:themeColor="accent5" w:themeTint="99"/>
+        <w:bottom w:val="single" w:sz="4" w:space="0" w:color="9CC2E5" w:themeColor="accent5" w:themeTint="99"/>
+        <w:right w:val="single" w:sz="4" w:space="0" w:color="9CC2E5" w:themeColor="accent5" w:themeTint="99"/>
+        <w:insideH w:val="single" w:sz="4" w:space="0" w:color="9CC2E5" w:themeColor="accent5" w:themeTint="99"/>
+        <w:insideV w:val="single" w:sz="4" w:space="0" w:color="9CC2E5" w:themeColor="accent5" w:themeTint="99"/>
+      </w:tblBorders>
+    </w:tblPr>
+    <w:tblStylePr w:type="firstRow">
+      <w:rPr>
+        <w:b/>
+        <w:bCs/>
+        <w:color w:val="FFFFFF" w:themeColor="background1"/>
+      </w:rPr>
+      <w:tblPr/>
+      <w:tcPr>
+        <w:tcBorders>
+          <w:top w:val="single" w:sz="4" w:space="0" w:color="5B9BD5" w:themeColor="accent5"/>
+          <w:left w:val="single" w:sz="4" w:space="0" w:color="5B9BD5" w:themeColor="accent5"/>
+          <w:bottom w:val="single" w:sz="4" w:space="0" w:color="5B9BD5" w:themeColor="accent5"/>
+          <w:right w:val="single" w:sz="4" w:space="0" w:color="5B9BD5" w:themeColor="accent5"/>
+          <w:insideH w:val="nil"/>
+          <w:insideV w:val="nil"/>
+        </w:tcBorders>
+        <w:shd w:val="clear" w:color="auto" w:fill="5B9BD5" w:themeFill="accent5"/>
+      </w:tcPr>
+    </w:tblStylePr>
+    <w:tblStylePr w:type="lastRow">
+      <w:rPr>
+        <w:b/>
+        <w:bCs/>
+      </w:rPr>
+      <w:tblPr/>
+      <w:tcPr>
+        <w:tcBorders>
+          <w:top w:val="double" w:sz="4" w:space="0" w:color="5B9BD5" w:themeColor="accent5"/>
+        </w:tcBorders>
+      </w:tcPr>
+    </w:tblStylePr>
+    <w:tblStylePr w:type="firstCol">
+      <w:rPr>
+        <w:b/>
+        <w:bCs/>
+      </w:rPr>
+    </w:tblStylePr>
+    <w:tblStylePr w:type="lastCol">
+      <w:rPr>
+        <w:b/>
+        <w:bCs/>
+      </w:rPr>
+    </w:tblStylePr>
+    <w:tblStylePr w:type="band1Vert">
+      <w:tblPr/>
+      <w:tcPr>
+        <w:shd w:val="clear" w:color="auto" w:fill="DEEAF6" w:themeFill="accent5" w:themeFillTint="33"/>
+      </w:tcPr>
+    </w:tblStylePr>
+    <w:tblStylePr w:type="band1Horz">
+      <w:tblPr/>
+      <w:tcPr>
+        <w:shd w:val="clear" w:color="auto" w:fill="DEEAF6" w:themeFill="accent5" w:themeFillTint="33"/>
+      </w:tcPr>
+    </w:tblStylePr>
+  </w:style>
+  <w:style w:type="table" w:styleId="PlainTable1">
+    <w:name w:val="Plain Table 1"/>
+    <w:basedOn w:val="TableNormal"/>
+    <w:uiPriority w:val="41"/>
+    <w:rsid w:val="003B1112"/>
+    <w:pPr>
+      <w:spacing w:after="0" w:line="240" w:lineRule="auto"/>
+    </w:pPr>
+    <w:tblPr>
+      <w:tblStyleRowBandSize w:val="1"/>
+      <w:tblStyleColBandSize w:val="1"/>
+      <w:tblBorders>
+        <w:top w:val="single" w:sz="4" w:space="0" w:color="BFBFBF" w:themeColor="background1" w:themeShade="BF"/>
+        <w:left w:val="single" w:sz="4" w:space="0" w:color="BFBFBF" w:themeColor="background1" w:themeShade="BF"/>
+        <w:bottom w:val="single" w:sz="4" w:space="0" w:color="BFBFBF" w:themeColor="background1" w:themeShade="BF"/>
+        <w:right w:val="single" w:sz="4" w:space="0" w:color="BFBFBF" w:themeColor="background1" w:themeShade="BF"/>
+        <w:insideH w:val="single" w:sz="4" w:space="0" w:color="BFBFBF" w:themeColor="background1" w:themeShade="BF"/>
+        <w:insideV w:val="single" w:sz="4" w:space="0" w:color="BFBFBF" w:themeColor="background1" w:themeShade="BF"/>
+      </w:tblBorders>
+    </w:tblPr>
+    <w:tblStylePr w:type="firstRow">
+      <w:rPr>
+        <w:b/>
+        <w:bCs/>
+      </w:rPr>
+    </w:tblStylePr>
+    <w:tblStylePr w:type="lastRow">
+      <w:rPr>
+        <w:b/>
+        <w:bCs/>
+      </w:rPr>
+      <w:tblPr/>
+      <w:tcPr>
+        <w:tcBorders>
+          <w:top w:val="double" w:sz="4" w:space="0" w:color="BFBFBF" w:themeColor="background1" w:themeShade="BF"/>
+        </w:tcBorders>
+      </w:tcPr>
+    </w:tblStylePr>
+    <w:tblStylePr w:type="firstCol">
+      <w:rPr>
+        <w:b/>
+        <w:bCs/>
+      </w:rPr>
+    </w:tblStylePr>
+    <w:tblStylePr w:type="lastCol">
+      <w:rPr>
+        <w:b/>
+        <w:bCs/>
+      </w:rPr>
+    </w:tblStylePr>
+    <w:tblStylePr w:type="band1Vert">
+      <w:tblPr/>
+      <w:tcPr>
+        <w:shd w:val="clear" w:color="auto" w:fill="F2F2F2" w:themeFill="background1" w:themeFillShade="F2"/>
+      </w:tcPr>
+    </w:tblStylePr>
+    <w:tblStylePr w:type="band1Horz">
+      <w:tblPr/>
+      <w:tcPr>
+        <w:shd w:val="clear" w:color="auto" w:fill="F2F2F2" w:themeFill="background1" w:themeFillShade="F2"/>
+      </w:tcPr>
+    </w:tblStylePr>
+  </w:style>
 </w:styles>
 </file>
 

--- a/more.docx
+++ b/more.docx
@@ -16149,6 +16149,152 @@
       </w:r>
     </w:p>
     <w:p>
+      <w:r>
+        <w:lastRenderedPageBreak/>
+        <w:t xml:space="preserve">When </w:t>
+      </w:r>
+      <w:proofErr w:type="spellStart"/>
+      <w:r>
+        <w:t>ConfigDict</w:t>
+      </w:r>
+      <w:proofErr w:type="spellEnd"/>
+      <w:r>
+        <w:t xml:space="preserve">(strict=None) (the default case) is used, </w:t>
+      </w:r>
+      <w:proofErr w:type="spellStart"/>
+      <w:r>
+        <w:t>Pydantic</w:t>
+      </w:r>
+      <w:proofErr w:type="spellEnd"/>
+      <w:r>
+        <w:t xml:space="preserve"> defaults to Lax Mode, meaning it will automatically coerce (cast) input data to match the </w:t>
+      </w:r>
+      <w:proofErr w:type="gramStart"/>
+      <w:r>
+        <w:t>type</w:t>
+      </w:r>
+      <w:proofErr w:type="gramEnd"/>
+      <w:r>
+        <w:t xml:space="preserve"> annotation whenever possible. [</w:t>
+      </w:r>
+      <w:hyperlink r:id="rId5" w:history="1">
+        <w:r>
+          <w:t>1</w:t>
+        </w:r>
+      </w:hyperlink>
+      <w:r>
+        <w:t xml:space="preserve">, </w:t>
+      </w:r>
+      <w:hyperlink r:id="rId6" w:history="1">
+        <w:r>
+          <w:t>2</w:t>
+        </w:r>
+      </w:hyperlink>
+      <w:r>
+        <w:t>]</w:t>
+      </w:r>
+    </w:p>
+    <w:p>
+      <w:r>
+        <w:t>Common data-to-data conversions include:</w:t>
+      </w:r>
+    </w:p>
+    <w:p>
+      <w:pPr>
+        <w:numPr>
+          <w:ilvl w:val="0"/>
+          <w:numId w:val="10"/>
+        </w:numPr>
+      </w:pPr>
+      <w:r>
+        <w:t>String to Numeric: "123" → 123 (int) or 123.45 (float)</w:t>
+      </w:r>
+    </w:p>
+    <w:p>
+      <w:pPr>
+        <w:numPr>
+          <w:ilvl w:val="0"/>
+          <w:numId w:val="10"/>
+        </w:numPr>
+      </w:pPr>
+      <w:r>
+        <w:t>Float to Int: 3.0 → 3</w:t>
+      </w:r>
+    </w:p>
+    <w:p>
+      <w:pPr>
+        <w:numPr>
+          <w:ilvl w:val="0"/>
+          <w:numId w:val="10"/>
+        </w:numPr>
+      </w:pPr>
+      <w:r>
+        <w:t>String to Datetime/Date: "2026-06-16" → datetime or date object</w:t>
+      </w:r>
+    </w:p>
+    <w:p>
+      <w:pPr>
+        <w:numPr>
+          <w:ilvl w:val="0"/>
+          <w:numId w:val="10"/>
+        </w:numPr>
+      </w:pPr>
+      <w:r>
+        <w:t>Tuple/Set to List: (1, 2) → [1, 2]</w:t>
+      </w:r>
+    </w:p>
+    <w:p>
+      <w:pPr>
+        <w:numPr>
+          <w:ilvl w:val="0"/>
+          <w:numId w:val="10"/>
+        </w:numPr>
+      </w:pPr>
+      <w:r>
+        <w:t>String to Boolean: "true", "on", or "1" → True [</w:t>
+      </w:r>
+      <w:hyperlink r:id="rId7" w:history="1">
+        <w:r>
+          <w:t>1</w:t>
+        </w:r>
+      </w:hyperlink>
+      <w:r>
+        <w:t xml:space="preserve">, </w:t>
+      </w:r>
+      <w:hyperlink r:id="rId8" w:history="1">
+        <w:r>
+          <w:t>2</w:t>
+        </w:r>
+      </w:hyperlink>
+      <w:r>
+        <w:t xml:space="preserve">, </w:t>
+      </w:r>
+      <w:hyperlink r:id="rId9" w:history="1">
+        <w:r>
+          <w:t>3</w:t>
+        </w:r>
+      </w:hyperlink>
+      <w:r>
+        <w:t xml:space="preserve">, </w:t>
+      </w:r>
+      <w:hyperlink r:id="rId10" w:history="1">
+        <w:r>
+          <w:t>4</w:t>
+        </w:r>
+      </w:hyperlink>
+      <w:r>
+        <w:t xml:space="preserve">, </w:t>
+      </w:r>
+      <w:hyperlink r:id="rId11" w:history="1">
+        <w:r>
+          <w:t>5</w:t>
+        </w:r>
+      </w:hyperlink>
+      <w:r>
+        <w:t>]</w:t>
+      </w:r>
+    </w:p>
+    <w:p>
       <w:pPr>
         <w:rPr>
           <w:rFonts w:ascii="Courier New" w:eastAsia="Times New Roman" w:hAnsi="Courier New" w:cs="Courier New"/>
@@ -16162,7 +16308,6 @@
           <w:sz w:val="20"/>
           <w:szCs w:val="20"/>
         </w:rPr>
-        <w:lastRenderedPageBreak/>
         <w:br w:type="page"/>
       </w:r>
     </w:p>
@@ -16245,7 +16390,7 @@
                     <pic:cNvPicPr/>
                   </pic:nvPicPr>
                   <pic:blipFill>
-                    <a:blip r:embed="rId5"/>
+                    <a:blip r:embed="rId12"/>
                     <a:stretch>
                       <a:fillRect/>
                     </a:stretch>
@@ -16285,7 +16430,7 @@
                     <pic:cNvPicPr/>
                   </pic:nvPicPr>
                   <pic:blipFill>
-                    <a:blip r:embed="rId6"/>
+                    <a:blip r:embed="rId13"/>
                     <a:stretch>
                       <a:fillRect/>
                     </a:stretch>
@@ -16320,9 +16465,9 @@
 <file path=word/numbering.xml><?xml version="1.0" encoding="utf-8"?>
 <w:numbering xmlns:wpc="http://schemas.microsoft.com/office/word/2010/wordprocessingCanvas" xmlns:cx="http://schemas.microsoft.com/office/drawing/2014/chartex" xmlns:cx1="http://schemas.microsoft.com/office/drawing/2015/9/8/chartex" xmlns:cx2="http://schemas.microsoft.com/office/drawing/2015/10/21/chartex" xmlns:cx3="http://schemas.microsoft.com/office/drawing/2016/5/9/chartex" xmlns:cx4="http://schemas.microsoft.com/office/drawing/2016/5/10/chartex" xmlns:cx5="http://schemas.microsoft.com/office/drawing/2016/5/11/chartex" xmlns:cx6="http://schemas.microsoft.com/office/drawing/2016/5/12/chartex" xmlns:cx7="http://schemas.microsoft.com/office/drawing/2016/5/13/chartex" xmlns:cx8="http://schemas.microsoft.com/office/drawing/2016/5/14/chartex" xmlns:mc="http://schemas.openxmlformats.org/markup-compatibility/2006" xmlns:aink="http://schemas.microsoft.com/office/drawing/2016/ink" xmlns:am3d="http://schemas.microsoft.com/office/drawing/2017/model3d" xmlns:o="urn:schemas-microsoft-com:office:office" xmlns:oel="http://schemas.microsoft.com/office/2019/extlst" xmlns:r="http://schemas.openxmlformats.org/officeDocument/2006/relationships" xmlns:m="http://schemas.openxmlformats.org/officeDocument/2006/math" xmlns:v="urn:schemas-microsoft-com:vml" xmlns:wp14="http://schemas.microsoft.com/office/word/2010/wordprocessingDrawing" xmlns:wp="http://schemas.openxmlformats.org/drawingml/2006/wordprocessingDrawing" xmlns:w10="urn:schemas-microsoft-com:office:word" xmlns:w="http://schemas.openxmlformats.org/wordprocessingml/2006/main" xmlns:w14="http://schemas.microsoft.com/office/word/2010/wordml" xmlns:w15="http://schemas.microsoft.com/office/word/2012/wordml" xmlns:w16cex="http://schemas.microsoft.com/office/word/2018/wordml/cex" xmlns:w16cid="http://schemas.microsoft.com/office/word/2016/wordml/cid" xmlns:w16="http://schemas.microsoft.com/office/word/2018/wordml" xmlns:w16du="http://schemas.microsoft.com/office/word/2023/wordml/word16du" xmlns:w16sdtdh="http://schemas.microsoft.com/office/word/2020/wordml/sdtdatahash" xmlns:w16sdtfl="http://schemas.microsoft.com/office/word/2024/wordml/sdtformatlock" xmlns:w16se="http://schemas.microsoft.com/office/word/2015/wordml/symex" xmlns:wpg="http://schemas.microsoft.com/office/word/2010/wordprocessingGroup" xmlns:wpi="http://schemas.microsoft.com/office/word/2010/wordprocessingInk" xmlns:wne="http://schemas.microsoft.com/office/word/2006/wordml" xmlns:wps="http://schemas.microsoft.com/office/word/2010/wordprocessingShape" mc:Ignorable="w14 w15 w16se w16cid w16 w16cex w16sdtdh w16sdtfl w16du wp14">
   <w:abstractNum w:abstractNumId="0" w15:restartNumberingAfterBreak="0">
-    <w:nsid w:val="212417AC"/>
+    <w:nsid w:val="084154FA"/>
     <w:multiLevelType w:val="multilevel"/>
-    <w:tmpl w:val="A8E04DFE"/>
+    <w:tmpl w:val="71C067C4"/>
     <w:lvl w:ilvl="0">
       <w:start w:val="1"/>
       <w:numFmt w:val="bullet"/>
@@ -16469,6 +16614,155 @@
     </w:lvl>
   </w:abstractNum>
   <w:abstractNum w:abstractNumId="1" w15:restartNumberingAfterBreak="0">
+    <w:nsid w:val="212417AC"/>
+    <w:multiLevelType w:val="multilevel"/>
+    <w:tmpl w:val="A8E04DFE"/>
+    <w:lvl w:ilvl="0">
+      <w:start w:val="1"/>
+      <w:numFmt w:val="bullet"/>
+      <w:lvlText w:val=""/>
+      <w:lvlJc w:val="left"/>
+      <w:pPr>
+        <w:tabs>
+          <w:tab w:val="num" w:pos="720"/>
+        </w:tabs>
+        <w:ind w:left="720" w:hanging="360"/>
+      </w:pPr>
+      <w:rPr>
+        <w:rFonts w:ascii="Symbol" w:hAnsi="Symbol" w:hint="default"/>
+        <w:sz w:val="20"/>
+      </w:rPr>
+    </w:lvl>
+    <w:lvl w:ilvl="1" w:tentative="1">
+      <w:start w:val="1"/>
+      <w:numFmt w:val="bullet"/>
+      <w:lvlText w:val="o"/>
+      <w:lvlJc w:val="left"/>
+      <w:pPr>
+        <w:tabs>
+          <w:tab w:val="num" w:pos="1440"/>
+        </w:tabs>
+        <w:ind w:left="1440" w:hanging="360"/>
+      </w:pPr>
+      <w:rPr>
+        <w:rFonts w:ascii="Courier New" w:hAnsi="Courier New" w:hint="default"/>
+        <w:sz w:val="20"/>
+      </w:rPr>
+    </w:lvl>
+    <w:lvl w:ilvl="2" w:tentative="1">
+      <w:start w:val="1"/>
+      <w:numFmt w:val="bullet"/>
+      <w:lvlText w:val=""/>
+      <w:lvlJc w:val="left"/>
+      <w:pPr>
+        <w:tabs>
+          <w:tab w:val="num" w:pos="2160"/>
+        </w:tabs>
+        <w:ind w:left="2160" w:hanging="360"/>
+      </w:pPr>
+      <w:rPr>
+        <w:rFonts w:ascii="Wingdings" w:hAnsi="Wingdings" w:hint="default"/>
+        <w:sz w:val="20"/>
+      </w:rPr>
+    </w:lvl>
+    <w:lvl w:ilvl="3" w:tentative="1">
+      <w:start w:val="1"/>
+      <w:numFmt w:val="bullet"/>
+      <w:lvlText w:val=""/>
+      <w:lvlJc w:val="left"/>
+      <w:pPr>
+        <w:tabs>
+          <w:tab w:val="num" w:pos="2880"/>
+        </w:tabs>
+        <w:ind w:left="2880" w:hanging="360"/>
+      </w:pPr>
+      <w:rPr>
+        <w:rFonts w:ascii="Wingdings" w:hAnsi="Wingdings" w:hint="default"/>
+        <w:sz w:val="20"/>
+      </w:rPr>
+    </w:lvl>
+    <w:lvl w:ilvl="4" w:tentative="1">
+      <w:start w:val="1"/>
+      <w:numFmt w:val="bullet"/>
+      <w:lvlText w:val=""/>
+      <w:lvlJc w:val="left"/>
+      <w:pPr>
+        <w:tabs>
+          <w:tab w:val="num" w:pos="3600"/>
+        </w:tabs>
+        <w:ind w:left="3600" w:hanging="360"/>
+      </w:pPr>
+      <w:rPr>
+        <w:rFonts w:ascii="Wingdings" w:hAnsi="Wingdings" w:hint="default"/>
+        <w:sz w:val="20"/>
+      </w:rPr>
+    </w:lvl>
+    <w:lvl w:ilvl="5" w:tentative="1">
+      <w:start w:val="1"/>
+      <w:numFmt w:val="bullet"/>
+      <w:lvlText w:val=""/>
+      <w:lvlJc w:val="left"/>
+      <w:pPr>
+        <w:tabs>
+          <w:tab w:val="num" w:pos="4320"/>
+        </w:tabs>
+        <w:ind w:left="4320" w:hanging="360"/>
+      </w:pPr>
+      <w:rPr>
+        <w:rFonts w:ascii="Wingdings" w:hAnsi="Wingdings" w:hint="default"/>
+        <w:sz w:val="20"/>
+      </w:rPr>
+    </w:lvl>
+    <w:lvl w:ilvl="6" w:tentative="1">
+      <w:start w:val="1"/>
+      <w:numFmt w:val="bullet"/>
+      <w:lvlText w:val=""/>
+      <w:lvlJc w:val="left"/>
+      <w:pPr>
+        <w:tabs>
+          <w:tab w:val="num" w:pos="5040"/>
+        </w:tabs>
+        <w:ind w:left="5040" w:hanging="360"/>
+      </w:pPr>
+      <w:rPr>
+        <w:rFonts w:ascii="Wingdings" w:hAnsi="Wingdings" w:hint="default"/>
+        <w:sz w:val="20"/>
+      </w:rPr>
+    </w:lvl>
+    <w:lvl w:ilvl="7" w:tentative="1">
+      <w:start w:val="1"/>
+      <w:numFmt w:val="bullet"/>
+      <w:lvlText w:val=""/>
+      <w:lvlJc w:val="left"/>
+      <w:pPr>
+        <w:tabs>
+          <w:tab w:val="num" w:pos="5760"/>
+        </w:tabs>
+        <w:ind w:left="5760" w:hanging="360"/>
+      </w:pPr>
+      <w:rPr>
+        <w:rFonts w:ascii="Wingdings" w:hAnsi="Wingdings" w:hint="default"/>
+        <w:sz w:val="20"/>
+      </w:rPr>
+    </w:lvl>
+    <w:lvl w:ilvl="8" w:tentative="1">
+      <w:start w:val="1"/>
+      <w:numFmt w:val="bullet"/>
+      <w:lvlText w:val=""/>
+      <w:lvlJc w:val="left"/>
+      <w:pPr>
+        <w:tabs>
+          <w:tab w:val="num" w:pos="6480"/>
+        </w:tabs>
+        <w:ind w:left="6480" w:hanging="360"/>
+      </w:pPr>
+      <w:rPr>
+        <w:rFonts w:ascii="Wingdings" w:hAnsi="Wingdings" w:hint="default"/>
+        <w:sz w:val="20"/>
+      </w:rPr>
+    </w:lvl>
+  </w:abstractNum>
+  <w:abstractNum w:abstractNumId="2" w15:restartNumberingAfterBreak="0">
     <w:nsid w:val="2D8A530C"/>
     <w:multiLevelType w:val="multilevel"/>
     <w:tmpl w:val="637CFF58"/>
@@ -16585,7 +16879,7 @@
       </w:pPr>
     </w:lvl>
   </w:abstractNum>
-  <w:abstractNum w:abstractNumId="2" w15:restartNumberingAfterBreak="0">
+  <w:abstractNum w:abstractNumId="3" w15:restartNumberingAfterBreak="0">
     <w:nsid w:val="36A93A07"/>
     <w:multiLevelType w:val="multilevel"/>
     <w:tmpl w:val="B4EA0A9C"/>
@@ -16734,7 +17028,7 @@
       </w:rPr>
     </w:lvl>
   </w:abstractNum>
-  <w:abstractNum w:abstractNumId="3" w15:restartNumberingAfterBreak="0">
+  <w:abstractNum w:abstractNumId="4" w15:restartNumberingAfterBreak="0">
     <w:nsid w:val="3A614C76"/>
     <w:multiLevelType w:val="multilevel"/>
     <w:tmpl w:val="0C3239BC"/>
@@ -16851,7 +17145,7 @@
       </w:pPr>
     </w:lvl>
   </w:abstractNum>
-  <w:abstractNum w:abstractNumId="4" w15:restartNumberingAfterBreak="0">
+  <w:abstractNum w:abstractNumId="5" w15:restartNumberingAfterBreak="0">
     <w:nsid w:val="52972854"/>
     <w:multiLevelType w:val="multilevel"/>
     <w:tmpl w:val="C26E777E"/>
@@ -17000,7 +17294,7 @@
       </w:rPr>
     </w:lvl>
   </w:abstractNum>
-  <w:abstractNum w:abstractNumId="5" w15:restartNumberingAfterBreak="0">
+  <w:abstractNum w:abstractNumId="6" w15:restartNumberingAfterBreak="0">
     <w:nsid w:val="56F13579"/>
     <w:multiLevelType w:val="multilevel"/>
     <w:tmpl w:val="5974394A"/>
@@ -17149,7 +17443,7 @@
       </w:rPr>
     </w:lvl>
   </w:abstractNum>
-  <w:abstractNum w:abstractNumId="6" w15:restartNumberingAfterBreak="0">
+  <w:abstractNum w:abstractNumId="7" w15:restartNumberingAfterBreak="0">
     <w:nsid w:val="58297146"/>
     <w:multiLevelType w:val="multilevel"/>
     <w:tmpl w:val="C454778C"/>
@@ -17298,7 +17592,7 @@
       </w:rPr>
     </w:lvl>
   </w:abstractNum>
-  <w:abstractNum w:abstractNumId="7" w15:restartNumberingAfterBreak="0">
+  <w:abstractNum w:abstractNumId="8" w15:restartNumberingAfterBreak="0">
     <w:nsid w:val="6835149C"/>
     <w:multiLevelType w:val="multilevel"/>
     <w:tmpl w:val="9182C4DA"/>
@@ -17447,7 +17741,7 @@
       </w:rPr>
     </w:lvl>
   </w:abstractNum>
-  <w:abstractNum w:abstractNumId="8" w15:restartNumberingAfterBreak="0">
+  <w:abstractNum w:abstractNumId="9" w15:restartNumberingAfterBreak="0">
     <w:nsid w:val="7928367D"/>
     <w:multiLevelType w:val="multilevel"/>
     <w:tmpl w:val="1E223FCE"/>
@@ -17597,31 +17891,34 @@
     </w:lvl>
   </w:abstractNum>
   <w:num w:numId="1" w16cid:durableId="580527208">
+    <w:abstractNumId w:val="9"/>
+  </w:num>
+  <w:num w:numId="2" w16cid:durableId="618606910">
+    <w:abstractNumId w:val="7"/>
+  </w:num>
+  <w:num w:numId="3" w16cid:durableId="1363243576">
+    <w:abstractNumId w:val="5"/>
+  </w:num>
+  <w:num w:numId="4" w16cid:durableId="163595287">
+    <w:abstractNumId w:val="6"/>
+  </w:num>
+  <w:num w:numId="5" w16cid:durableId="1785803088">
     <w:abstractNumId w:val="8"/>
   </w:num>
-  <w:num w:numId="2" w16cid:durableId="618606910">
-    <w:abstractNumId w:val="6"/>
+  <w:num w:numId="6" w16cid:durableId="565918903">
+    <w:abstractNumId w:val="3"/>
   </w:num>
-  <w:num w:numId="3" w16cid:durableId="1363243576">
+  <w:num w:numId="7" w16cid:durableId="1714116514">
     <w:abstractNumId w:val="4"/>
   </w:num>
-  <w:num w:numId="4" w16cid:durableId="163595287">
-    <w:abstractNumId w:val="5"/>
+  <w:num w:numId="8" w16cid:durableId="985745641">
+    <w:abstractNumId w:val="1"/>
   </w:num>
-  <w:num w:numId="5" w16cid:durableId="1785803088">
-    <w:abstractNumId w:val="7"/>
-  </w:num>
-  <w:num w:numId="6" w16cid:durableId="565918903">
+  <w:num w:numId="9" w16cid:durableId="349063425">
     <w:abstractNumId w:val="2"/>
   </w:num>
-  <w:num w:numId="7" w16cid:durableId="1714116514">
-    <w:abstractNumId w:val="3"/>
-  </w:num>
-  <w:num w:numId="8" w16cid:durableId="985745641">
+  <w:num w:numId="10" w16cid:durableId="860751102">
     <w:abstractNumId w:val="0"/>
-  </w:num>
-  <w:num w:numId="9" w16cid:durableId="349063425">
-    <w:abstractNumId w:val="1"/>
   </w:num>
 </w:numbering>
 </file>
@@ -18817,6 +19114,29 @@
       </w:tcPr>
     </w:tblStylePr>
   </w:style>
+  <w:style w:type="character" w:styleId="Hyperlink">
+    <w:name w:val="Hyperlink"/>
+    <w:basedOn w:val="DefaultParagraphFont"/>
+    <w:uiPriority w:val="99"/>
+    <w:unhideWhenUsed/>
+    <w:rsid w:val="00337893"/>
+    <w:rPr>
+      <w:color w:val="0563C1" w:themeColor="hyperlink"/>
+      <w:u w:val="single"/>
+    </w:rPr>
+  </w:style>
+  <w:style w:type="character" w:styleId="UnresolvedMention">
+    <w:name w:val="Unresolved Mention"/>
+    <w:basedOn w:val="DefaultParagraphFont"/>
+    <w:uiPriority w:val="99"/>
+    <w:semiHidden/>
+    <w:unhideWhenUsed/>
+    <w:rsid w:val="00337893"/>
+    <w:rPr>
+      <w:color w:val="605E5C"/>
+      <w:shd w:val="clear" w:color="auto" w:fill="E1DFDD"/>
+    </w:rPr>
+  </w:style>
 </w:styles>
 </file>
 
